--- a/lab 12/Report/Звіт лаб12.docx
+++ b/lab 12/Report/Звіт лаб12.docx
@@ -90,14 +90,7 @@
           <w:sz w:val="28"/>
           <w:szCs w:val="28"/>
         </w:rPr>
-        <w:t xml:space="preserve">ПРО ВИКОНАННЯ ЛАБОРАТОРНОЇ РОБОТИ № </w:t>
-      </w:r>
-      <w:r>
-        <w:rPr>
-          <w:sz w:val="28"/>
-          <w:szCs w:val="28"/>
-        </w:rPr>
-        <w:t>12</w:t>
+        <w:t>ПРО ВИКОНАННЯ ЛАБОРАТОРНОЇ РОБОТИ № 12</w:t>
       </w:r>
     </w:p>
     <w:p>
@@ -460,66 +453,38 @@
           <w:sz w:val="28"/>
           <w:szCs w:val="28"/>
         </w:rPr>
+        <w:t xml:space="preserve"> Програмна реалізація абстрактних типів даних.</w:t>
+      </w:r>
+    </w:p>
+    <w:p>
+      <w:pPr>
+        <w:spacing w:line="360" w:lineRule="auto"/>
+        <w:rPr>
+          <w:sz w:val="28"/>
+          <w:szCs w:val="28"/>
+        </w:rPr>
+      </w:pPr>
+      <w:r>
+        <w:rPr>
+          <w:b/>
+          <w:sz w:val="28"/>
+          <w:szCs w:val="28"/>
+        </w:rPr>
+        <w:t>Мета</w:t>
+      </w:r>
+      <w:r>
+        <w:rPr>
+          <w:sz w:val="28"/>
+          <w:szCs w:val="28"/>
+        </w:rPr>
         <w:t xml:space="preserve"> </w:t>
       </w:r>
       <w:r>
         <w:rPr>
-          <w:sz w:val="28"/>
-          <w:szCs w:val="28"/>
-        </w:rPr>
-        <w:t>Програмна реалізація абстрактних</w:t>
-      </w:r>
-      <w:r>
-        <w:rPr>
-          <w:sz w:val="28"/>
-          <w:szCs w:val="28"/>
-        </w:rPr>
-        <w:t xml:space="preserve"> </w:t>
-      </w:r>
-      <w:r>
-        <w:rPr>
-          <w:sz w:val="28"/>
-          <w:szCs w:val="28"/>
-        </w:rPr>
-        <w:t>типів даних</w:t>
-      </w:r>
-      <w:r>
-        <w:rPr>
-          <w:sz w:val="28"/>
-          <w:szCs w:val="28"/>
-        </w:rPr>
-        <w:t>.</w:t>
-      </w:r>
-    </w:p>
-    <w:p>
-      <w:pPr>
-        <w:spacing w:line="360" w:lineRule="auto"/>
-        <w:rPr>
-          <w:sz w:val="28"/>
-          <w:szCs w:val="28"/>
-        </w:rPr>
-      </w:pPr>
-      <w:r>
-        <w:rPr>
           <w:b/>
           <w:sz w:val="28"/>
           <w:szCs w:val="28"/>
         </w:rPr>
-        <w:t>Мета</w:t>
-      </w:r>
-      <w:r>
-        <w:rPr>
-          <w:sz w:val="28"/>
-          <w:szCs w:val="28"/>
-        </w:rPr>
-        <w:t xml:space="preserve"> </w:t>
-      </w:r>
-      <w:r>
-        <w:rPr>
-          <w:b/>
-          <w:sz w:val="28"/>
-          <w:szCs w:val="28"/>
-        </w:rPr>
         <w:t>роботи</w:t>
       </w:r>
       <w:r>
@@ -527,14 +492,7 @@
           <w:sz w:val="28"/>
           <w:szCs w:val="28"/>
         </w:rPr>
-        <w:t xml:space="preserve">- </w:t>
-      </w:r>
-      <w:r>
-        <w:rPr>
-          <w:sz w:val="28"/>
-          <w:szCs w:val="28"/>
-        </w:rPr>
-        <w:t xml:space="preserve">полягає у набутті ґрунтовних вмінь і практичних навичок об’єктного аналізу й </w:t>
+        <w:t xml:space="preserve">- полягає у набутті ґрунтовних вмінь і практичних навичок об’єктного аналізу й </w:t>
       </w:r>
       <w:proofErr w:type="spellStart"/>
       <w:r>
@@ -877,6 +835,1388 @@
         </w:rPr>
         <w:t>Варіант 13</w:t>
       </w:r>
+    </w:p>
+    <w:p>
+      <w:pPr>
+        <w:spacing w:line="360" w:lineRule="auto"/>
+        <w:rPr>
+          <w:b/>
+          <w:sz w:val="28"/>
+          <w:szCs w:val="28"/>
+        </w:rPr>
+      </w:pPr>
+      <w:r>
+        <w:rPr>
+          <w:b/>
+          <w:sz w:val="28"/>
+          <w:szCs w:val="28"/>
+        </w:rPr>
+        <w:t xml:space="preserve">Аналіз та постановка задачі </w:t>
+      </w:r>
+    </w:p>
+    <w:p>
+      <w:pPr>
+        <w:spacing w:line="360" w:lineRule="auto"/>
+        <w:rPr>
+          <w:sz w:val="28"/>
+          <w:szCs w:val="28"/>
+          <w:lang w:eastAsia="ru-RU"/>
+        </w:rPr>
+      </w:pPr>
+      <w:r>
+        <w:rPr>
+          <w:sz w:val="28"/>
+          <w:szCs w:val="28"/>
+          <w:lang w:eastAsia="ru-RU"/>
+        </w:rPr>
+        <w:t>Обчислення площі поверхні кулі здійснюється за класичною формулою евклідової геометрії:</w:t>
+      </w:r>
+    </w:p>
+    <w:p>
+      <w:pPr>
+        <w:spacing w:line="360" w:lineRule="auto"/>
+        <w:outlineLvl w:val="3"/>
+        <w:rPr>
+          <w:b/>
+          <w:bCs/>
+          <w:sz w:val="28"/>
+          <w:szCs w:val="28"/>
+          <w:lang w:eastAsia="ru-RU"/>
+        </w:rPr>
+      </w:pPr>
+      <w:r>
+        <w:rPr>
+          <w:b/>
+          <w:bCs/>
+          <w:sz w:val="28"/>
+          <w:szCs w:val="28"/>
+          <w:lang w:eastAsia="ru-RU"/>
+        </w:rPr>
+        <w:t>1.3. Вхідні та вихідні дані, аналіз обмежень</w:t>
+      </w:r>
+    </w:p>
+    <w:p>
+      <w:pPr>
+        <w:spacing w:line="360" w:lineRule="auto"/>
+        <w:rPr>
+          <w:sz w:val="28"/>
+          <w:szCs w:val="28"/>
+          <w:lang w:eastAsia="ru-RU"/>
+        </w:rPr>
+      </w:pPr>
+      <w:r>
+        <w:rPr>
+          <w:b/>
+          <w:bCs/>
+          <w:sz w:val="28"/>
+          <w:szCs w:val="28"/>
+          <w:lang w:eastAsia="ru-RU"/>
+        </w:rPr>
+        <w:t>Вхідні дані:</w:t>
+      </w:r>
+      <w:r>
+        <w:rPr>
+          <w:sz w:val="28"/>
+          <w:szCs w:val="28"/>
+          <w:lang w:eastAsia="ru-RU"/>
+        </w:rPr>
+        <w:t xml:space="preserve"> Радіус кулі </w:t>
+      </w:r>
+      <w:r>
+        <w:rPr>
+          <w:sz w:val="28"/>
+          <w:szCs w:val="28"/>
+          <w:lang w:val="en-US" w:eastAsia="ru-RU"/>
+        </w:rPr>
+        <w:t>R</w:t>
+      </w:r>
+      <w:r>
+        <w:rPr>
+          <w:sz w:val="28"/>
+          <w:szCs w:val="28"/>
+          <w:lang w:eastAsia="ru-RU"/>
+        </w:rPr>
+        <w:t xml:space="preserve"> </w:t>
+      </w:r>
+      <w:r>
+        <w:rPr>
+          <w:sz w:val="28"/>
+          <w:szCs w:val="28"/>
+          <w:lang w:eastAsia="ru-RU"/>
+        </w:rPr>
+        <w:t xml:space="preserve"> — дійсне число подвійної точності (</w:t>
+      </w:r>
+      <w:proofErr w:type="spellStart"/>
+      <w:r>
+        <w:rPr>
+          <w:sz w:val="28"/>
+          <w:szCs w:val="28"/>
+          <w:lang w:eastAsia="ru-RU"/>
+        </w:rPr>
+        <w:t>double</w:t>
+      </w:r>
+      <w:proofErr w:type="spellEnd"/>
+      <w:r>
+        <w:rPr>
+          <w:sz w:val="28"/>
+          <w:szCs w:val="28"/>
+          <w:lang w:eastAsia="ru-RU"/>
+        </w:rPr>
+        <w:t>).</w:t>
+      </w:r>
+    </w:p>
+    <w:p>
+      <w:pPr>
+        <w:spacing w:line="360" w:lineRule="auto"/>
+        <w:rPr>
+          <w:sz w:val="28"/>
+          <w:szCs w:val="28"/>
+          <w:lang w:eastAsia="ru-RU"/>
+        </w:rPr>
+      </w:pPr>
+      <w:r>
+        <w:rPr>
+          <w:b/>
+          <w:bCs/>
+          <w:sz w:val="28"/>
+          <w:szCs w:val="28"/>
+          <w:lang w:eastAsia="ru-RU"/>
+        </w:rPr>
+        <w:t>Вихідні дані:</w:t>
+      </w:r>
+      <w:r>
+        <w:rPr>
+          <w:sz w:val="28"/>
+          <w:szCs w:val="28"/>
+          <w:lang w:eastAsia="ru-RU"/>
+        </w:rPr>
+        <w:t xml:space="preserve"> Площа поверхні S — дійсне число подвійної точності (</w:t>
+      </w:r>
+      <w:proofErr w:type="spellStart"/>
+      <w:r>
+        <w:rPr>
+          <w:sz w:val="28"/>
+          <w:szCs w:val="28"/>
+          <w:lang w:eastAsia="ru-RU"/>
+        </w:rPr>
+        <w:t>double</w:t>
+      </w:r>
+      <w:proofErr w:type="spellEnd"/>
+      <w:r>
+        <w:rPr>
+          <w:sz w:val="28"/>
+          <w:szCs w:val="28"/>
+          <w:lang w:eastAsia="ru-RU"/>
+        </w:rPr>
+        <w:t>).</w:t>
+      </w:r>
+    </w:p>
+    <w:p>
+      <w:pPr>
+        <w:spacing w:line="360" w:lineRule="auto"/>
+        <w:rPr>
+          <w:sz w:val="28"/>
+          <w:szCs w:val="28"/>
+          <w:lang w:eastAsia="ru-RU"/>
+        </w:rPr>
+      </w:pPr>
+      <w:r>
+        <w:rPr>
+          <w:b/>
+          <w:bCs/>
+          <w:sz w:val="28"/>
+          <w:szCs w:val="28"/>
+          <w:lang w:eastAsia="ru-RU"/>
+        </w:rPr>
+        <w:t>Аналіз обмежень (</w:t>
+      </w:r>
+      <w:proofErr w:type="spellStart"/>
+      <w:r>
+        <w:rPr>
+          <w:b/>
+          <w:bCs/>
+          <w:sz w:val="28"/>
+          <w:szCs w:val="28"/>
+          <w:lang w:eastAsia="ru-RU"/>
+        </w:rPr>
+        <w:t>Валідація</w:t>
+      </w:r>
+      <w:proofErr w:type="spellEnd"/>
+      <w:r>
+        <w:rPr>
+          <w:b/>
+          <w:bCs/>
+          <w:sz w:val="28"/>
+          <w:szCs w:val="28"/>
+          <w:lang w:eastAsia="ru-RU"/>
+        </w:rPr>
+        <w:t>):</w:t>
+      </w:r>
+      <w:r>
+        <w:rPr>
+          <w:sz w:val="28"/>
+          <w:szCs w:val="28"/>
+          <w:lang w:eastAsia="ru-RU"/>
+        </w:rPr>
+        <w:t xml:space="preserve"> З погляду геометрії та фізичного змісту задачі, радіус реального тіла обов'язково має бути строго більшим за нуль (R &gt; 0). Якщо R &lt;  0, стан об'єкта вважається некоректним, а математична </w:t>
+      </w:r>
+      <w:r>
+        <w:rPr>
+          <w:sz w:val="28"/>
+          <w:szCs w:val="28"/>
+          <w:lang w:eastAsia="ru-RU"/>
+        </w:rPr>
+        <w:lastRenderedPageBreak/>
+        <w:t>модель втрачає сенс. Програма повинна реагувати на такі дані генерацією винятку (</w:t>
+      </w:r>
+      <w:proofErr w:type="spellStart"/>
+      <w:r>
+        <w:rPr>
+          <w:sz w:val="28"/>
+          <w:szCs w:val="28"/>
+          <w:lang w:eastAsia="ru-RU"/>
+        </w:rPr>
+        <w:t>Exception</w:t>
+      </w:r>
+      <w:proofErr w:type="spellEnd"/>
+      <w:r>
+        <w:rPr>
+          <w:sz w:val="28"/>
+          <w:szCs w:val="28"/>
+          <w:lang w:eastAsia="ru-RU"/>
+        </w:rPr>
+        <w:t>).</w:t>
+      </w:r>
+    </w:p>
+    <w:p>
+      <w:pPr>
+        <w:spacing w:line="360" w:lineRule="auto"/>
+        <w:outlineLvl w:val="3"/>
+        <w:rPr>
+          <w:b/>
+          <w:bCs/>
+          <w:sz w:val="28"/>
+          <w:szCs w:val="28"/>
+          <w:lang w:eastAsia="ru-RU"/>
+        </w:rPr>
+      </w:pPr>
+      <w:r>
+        <w:rPr>
+          <w:b/>
+          <w:bCs/>
+          <w:sz w:val="28"/>
+          <w:szCs w:val="28"/>
+          <w:lang w:eastAsia="ru-RU"/>
+        </w:rPr>
+        <w:t xml:space="preserve">1.4. </w:t>
+      </w:r>
+      <w:proofErr w:type="spellStart"/>
+      <w:r>
+        <w:rPr>
+          <w:b/>
+          <w:bCs/>
+          <w:sz w:val="28"/>
+          <w:szCs w:val="28"/>
+          <w:lang w:eastAsia="ru-RU"/>
+        </w:rPr>
+        <w:t>Проєктні</w:t>
+      </w:r>
+      <w:proofErr w:type="spellEnd"/>
+      <w:r>
+        <w:rPr>
+          <w:b/>
+          <w:bCs/>
+          <w:sz w:val="28"/>
+          <w:szCs w:val="28"/>
+          <w:lang w:eastAsia="ru-RU"/>
+        </w:rPr>
+        <w:t xml:space="preserve"> вимоги до програмного модуля (класу C++)</w:t>
+      </w:r>
+    </w:p>
+    <w:p>
+      <w:pPr>
+        <w:spacing w:line="360" w:lineRule="auto"/>
+        <w:rPr>
+          <w:sz w:val="28"/>
+          <w:szCs w:val="28"/>
+          <w:lang w:eastAsia="ru-RU"/>
+        </w:rPr>
+      </w:pPr>
+      <w:r>
+        <w:rPr>
+          <w:sz w:val="28"/>
+          <w:szCs w:val="28"/>
+          <w:lang w:eastAsia="ru-RU"/>
+        </w:rPr>
+        <w:t xml:space="preserve">Згідно з вимогами стандарту ISO/IEC 12207 щодо конструювання програмних елементів, </w:t>
+      </w:r>
+      <w:proofErr w:type="spellStart"/>
+      <w:r>
+        <w:rPr>
+          <w:sz w:val="28"/>
+          <w:szCs w:val="28"/>
+          <w:lang w:eastAsia="ru-RU"/>
+        </w:rPr>
+        <w:t>проєкт</w:t>
+      </w:r>
+      <w:proofErr w:type="spellEnd"/>
+      <w:r>
+        <w:rPr>
+          <w:sz w:val="28"/>
+          <w:szCs w:val="28"/>
+          <w:lang w:eastAsia="ru-RU"/>
+        </w:rPr>
+        <w:t xml:space="preserve"> класу має відповідати парадигмі ООП:</w:t>
+      </w:r>
+    </w:p>
+    <w:p>
+      <w:pPr>
+        <w:spacing w:line="360" w:lineRule="auto"/>
+        <w:rPr>
+          <w:sz w:val="28"/>
+          <w:szCs w:val="28"/>
+          <w:lang w:eastAsia="ru-RU"/>
+        </w:rPr>
+      </w:pPr>
+      <w:r>
+        <w:rPr>
+          <w:b/>
+          <w:bCs/>
+          <w:sz w:val="28"/>
+          <w:szCs w:val="28"/>
+          <w:lang w:eastAsia="ru-RU"/>
+        </w:rPr>
+        <w:t>Інкапсуляція:</w:t>
+      </w:r>
+      <w:r>
+        <w:rPr>
+          <w:sz w:val="28"/>
+          <w:szCs w:val="28"/>
+          <w:lang w:eastAsia="ru-RU"/>
+        </w:rPr>
+        <w:t xml:space="preserve"> Поле </w:t>
+      </w:r>
+      <w:proofErr w:type="spellStart"/>
+      <w:r>
+        <w:rPr>
+          <w:sz w:val="28"/>
+          <w:szCs w:val="28"/>
+          <w:lang w:eastAsia="ru-RU"/>
+        </w:rPr>
+        <w:t>radius</w:t>
+      </w:r>
+      <w:proofErr w:type="spellEnd"/>
+      <w:r>
+        <w:rPr>
+          <w:sz w:val="28"/>
+          <w:szCs w:val="28"/>
+          <w:lang w:eastAsia="ru-RU"/>
+        </w:rPr>
+        <w:t xml:space="preserve"> має бути прихованим від прямого доступу (секція </w:t>
+      </w:r>
+      <w:proofErr w:type="spellStart"/>
+      <w:r>
+        <w:rPr>
+          <w:sz w:val="28"/>
+          <w:szCs w:val="28"/>
+          <w:lang w:eastAsia="ru-RU"/>
+        </w:rPr>
+        <w:t>private</w:t>
+      </w:r>
+      <w:proofErr w:type="spellEnd"/>
+      <w:r>
+        <w:rPr>
+          <w:sz w:val="28"/>
+          <w:szCs w:val="28"/>
+          <w:lang w:eastAsia="ru-RU"/>
+        </w:rPr>
+        <w:t>).</w:t>
+      </w:r>
+    </w:p>
+    <w:p>
+      <w:pPr>
+        <w:spacing w:line="360" w:lineRule="auto"/>
+        <w:rPr>
+          <w:sz w:val="28"/>
+          <w:szCs w:val="28"/>
+          <w:lang w:eastAsia="ru-RU"/>
+        </w:rPr>
+      </w:pPr>
+      <w:r>
+        <w:rPr>
+          <w:b/>
+          <w:bCs/>
+          <w:sz w:val="28"/>
+          <w:szCs w:val="28"/>
+          <w:lang w:eastAsia="ru-RU"/>
+        </w:rPr>
+        <w:t>Керування станом:</w:t>
+      </w:r>
+      <w:r>
+        <w:rPr>
+          <w:sz w:val="28"/>
+          <w:szCs w:val="28"/>
+          <w:lang w:eastAsia="ru-RU"/>
+        </w:rPr>
+        <w:t xml:space="preserve"> Доступ до поля реалізується через відкриті функції-члени (секція </w:t>
+      </w:r>
+      <w:proofErr w:type="spellStart"/>
+      <w:r>
+        <w:rPr>
+          <w:sz w:val="28"/>
+          <w:szCs w:val="28"/>
+          <w:lang w:eastAsia="ru-RU"/>
+        </w:rPr>
+        <w:t>public</w:t>
+      </w:r>
+      <w:proofErr w:type="spellEnd"/>
+      <w:r>
+        <w:rPr>
+          <w:sz w:val="28"/>
+          <w:szCs w:val="28"/>
+          <w:lang w:eastAsia="ru-RU"/>
+        </w:rPr>
+        <w:t xml:space="preserve">): </w:t>
+      </w:r>
+      <w:proofErr w:type="spellStart"/>
+      <w:r>
+        <w:rPr>
+          <w:sz w:val="28"/>
+          <w:szCs w:val="28"/>
+          <w:lang w:eastAsia="ru-RU"/>
+        </w:rPr>
+        <w:t>геттер</w:t>
+      </w:r>
+      <w:proofErr w:type="spellEnd"/>
+      <w:r>
+        <w:rPr>
+          <w:sz w:val="28"/>
+          <w:szCs w:val="28"/>
+          <w:lang w:eastAsia="ru-RU"/>
+        </w:rPr>
+        <w:t xml:space="preserve"> </w:t>
+      </w:r>
+      <w:proofErr w:type="spellStart"/>
+      <w:r>
+        <w:rPr>
+          <w:sz w:val="28"/>
+          <w:szCs w:val="28"/>
+          <w:lang w:eastAsia="ru-RU"/>
+        </w:rPr>
+        <w:t>getRadius</w:t>
+      </w:r>
+      <w:proofErr w:type="spellEnd"/>
+      <w:r>
+        <w:rPr>
+          <w:sz w:val="28"/>
+          <w:szCs w:val="28"/>
+          <w:lang w:eastAsia="ru-RU"/>
+        </w:rPr>
+        <w:t xml:space="preserve">() для читання та </w:t>
+      </w:r>
+      <w:proofErr w:type="spellStart"/>
+      <w:r>
+        <w:rPr>
+          <w:sz w:val="28"/>
+          <w:szCs w:val="28"/>
+          <w:lang w:eastAsia="ru-RU"/>
+        </w:rPr>
+        <w:t>сеттер</w:t>
+      </w:r>
+      <w:proofErr w:type="spellEnd"/>
+      <w:r>
+        <w:rPr>
+          <w:sz w:val="28"/>
+          <w:szCs w:val="28"/>
+          <w:lang w:eastAsia="ru-RU"/>
+        </w:rPr>
+        <w:t xml:space="preserve"> </w:t>
+      </w:r>
+      <w:proofErr w:type="spellStart"/>
+      <w:r>
+        <w:rPr>
+          <w:sz w:val="28"/>
+          <w:szCs w:val="28"/>
+          <w:lang w:eastAsia="ru-RU"/>
+        </w:rPr>
+        <w:t>setRadius</w:t>
+      </w:r>
+      <w:proofErr w:type="spellEnd"/>
+      <w:r>
+        <w:rPr>
+          <w:sz w:val="28"/>
+          <w:szCs w:val="28"/>
+          <w:lang w:eastAsia="ru-RU"/>
+        </w:rPr>
+        <w:t>() для запису.</w:t>
+      </w:r>
+    </w:p>
+    <w:p>
+      <w:pPr>
+        <w:spacing w:line="360" w:lineRule="auto"/>
+        <w:rPr>
+          <w:sz w:val="28"/>
+          <w:szCs w:val="28"/>
+          <w:lang w:eastAsia="ru-RU"/>
+        </w:rPr>
+      </w:pPr>
+      <w:r>
+        <w:rPr>
+          <w:b/>
+          <w:bCs/>
+          <w:sz w:val="28"/>
+          <w:szCs w:val="28"/>
+          <w:lang w:eastAsia="ru-RU"/>
+        </w:rPr>
+        <w:t>Надійність:</w:t>
+      </w:r>
+      <w:r>
+        <w:rPr>
+          <w:sz w:val="28"/>
+          <w:szCs w:val="28"/>
+          <w:lang w:eastAsia="ru-RU"/>
+        </w:rPr>
+        <w:t xml:space="preserve"> </w:t>
+      </w:r>
+      <w:proofErr w:type="spellStart"/>
+      <w:r>
+        <w:rPr>
+          <w:sz w:val="28"/>
+          <w:szCs w:val="28"/>
+          <w:lang w:eastAsia="ru-RU"/>
+        </w:rPr>
+        <w:t>Сеттер</w:t>
+      </w:r>
+      <w:proofErr w:type="spellEnd"/>
+      <w:r>
+        <w:rPr>
+          <w:sz w:val="28"/>
+          <w:szCs w:val="28"/>
+          <w:lang w:eastAsia="ru-RU"/>
+        </w:rPr>
+        <w:t xml:space="preserve"> зобов'язаний виконувати </w:t>
+      </w:r>
+      <w:proofErr w:type="spellStart"/>
+      <w:r>
+        <w:rPr>
+          <w:sz w:val="28"/>
+          <w:szCs w:val="28"/>
+          <w:lang w:eastAsia="ru-RU"/>
+        </w:rPr>
+        <w:t>валідацію</w:t>
+      </w:r>
+      <w:proofErr w:type="spellEnd"/>
+      <w:r>
+        <w:rPr>
+          <w:sz w:val="28"/>
+          <w:szCs w:val="28"/>
+          <w:lang w:eastAsia="ru-RU"/>
+        </w:rPr>
+        <w:t xml:space="preserve"> вхідного параметра на відповідність умові R &gt; 0.</w:t>
+      </w:r>
+    </w:p>
+    <w:p>
+      <w:pPr>
+        <w:spacing w:line="360" w:lineRule="auto"/>
+        <w:rPr>
+          <w:sz w:val="28"/>
+          <w:szCs w:val="28"/>
+          <w:lang w:eastAsia="ru-RU"/>
+        </w:rPr>
+      </w:pPr>
+      <w:r>
+        <w:rPr>
+          <w:b/>
+          <w:bCs/>
+          <w:sz w:val="28"/>
+          <w:szCs w:val="28"/>
+          <w:lang w:eastAsia="ru-RU"/>
+        </w:rPr>
+        <w:t>Архітектура коду:</w:t>
+      </w:r>
+      <w:r>
+        <w:rPr>
+          <w:sz w:val="28"/>
+          <w:szCs w:val="28"/>
+          <w:lang w:eastAsia="ru-RU"/>
+        </w:rPr>
+        <w:t xml:space="preserve"> Задля чистоти архітектури, тіла функцій, що містять більше одного рядка коду, мають бути винесені за межі оголошення класу з використанням ключового слова </w:t>
+      </w:r>
+      <w:proofErr w:type="spellStart"/>
+      <w:r>
+        <w:rPr>
+          <w:sz w:val="28"/>
+          <w:szCs w:val="28"/>
+          <w:lang w:eastAsia="ru-RU"/>
+        </w:rPr>
+        <w:t>inline</w:t>
+      </w:r>
+      <w:proofErr w:type="spellEnd"/>
+      <w:r>
+        <w:rPr>
+          <w:sz w:val="28"/>
+          <w:szCs w:val="28"/>
+          <w:lang w:eastAsia="ru-RU"/>
+        </w:rPr>
+        <w:t xml:space="preserve"> для запобігання помилкам компіляції.</w:t>
+      </w:r>
+    </w:p>
+    <w:p>
+      <w:pPr>
+        <w:spacing w:line="360" w:lineRule="auto"/>
+        <w:rPr>
+          <w:rFonts w:eastAsiaTheme="minorHAnsi"/>
+          <w:sz w:val="28"/>
+          <w:szCs w:val="28"/>
+          <w:lang w:eastAsia="en-US"/>
+        </w:rPr>
+      </w:pPr>
+    </w:p>
+    <w:p>
+      <w:pPr>
+        <w:spacing w:line="360" w:lineRule="auto"/>
+        <w:rPr>
+          <w:b/>
+          <w:sz w:val="28"/>
+          <w:szCs w:val="28"/>
+        </w:rPr>
+      </w:pPr>
+      <w:proofErr w:type="spellStart"/>
+      <w:r>
+        <w:rPr>
+          <w:b/>
+          <w:sz w:val="28"/>
+          <w:szCs w:val="28"/>
+        </w:rPr>
+        <w:t>TestSuite</w:t>
+      </w:r>
+      <w:proofErr w:type="spellEnd"/>
+    </w:p>
+    <w:tbl>
+      <w:tblPr>
+        <w:tblStyle w:val="a4"/>
+        <w:tblW w:w="0" w:type="auto"/>
+        <w:tblLook w:val="04A0" w:firstRow="1" w:lastRow="0" w:firstColumn="1" w:lastColumn="0" w:noHBand="0" w:noVBand="1"/>
+      </w:tblPr>
+      <w:tblGrid>
+        <w:gridCol w:w="2336"/>
+        <w:gridCol w:w="2336"/>
+        <w:gridCol w:w="2336"/>
+        <w:gridCol w:w="2337"/>
+      </w:tblGrid>
+      <w:tr>
+        <w:tc>
+          <w:tcPr>
+            <w:tcW w:w="2336" w:type="dxa"/>
+          </w:tcPr>
+          <w:p>
+            <w:pPr>
+              <w:spacing w:after="480"/>
+              <w:jc w:val="center"/>
+              <w:rPr>
+                <w:sz w:val="28"/>
+                <w:szCs w:val="28"/>
+              </w:rPr>
+            </w:pPr>
+            <w:proofErr w:type="spellStart"/>
+            <w:r>
+              <w:rPr>
+                <w:rStyle w:val="a5"/>
+                <w:sz w:val="28"/>
+                <w:szCs w:val="28"/>
+              </w:rPr>
+              <w:t>Test</w:t>
+            </w:r>
+            <w:proofErr w:type="spellEnd"/>
+            <w:r>
+              <w:rPr>
+                <w:rStyle w:val="a5"/>
+                <w:sz w:val="28"/>
+                <w:szCs w:val="28"/>
+              </w:rPr>
+              <w:t xml:space="preserve"> </w:t>
+            </w:r>
+            <w:proofErr w:type="spellStart"/>
+            <w:r>
+              <w:rPr>
+                <w:rStyle w:val="a5"/>
+                <w:sz w:val="28"/>
+                <w:szCs w:val="28"/>
+              </w:rPr>
+              <w:t>Case</w:t>
+            </w:r>
+            <w:proofErr w:type="spellEnd"/>
+            <w:r>
+              <w:rPr>
+                <w:rStyle w:val="a5"/>
+                <w:sz w:val="28"/>
+                <w:szCs w:val="28"/>
+              </w:rPr>
+              <w:t xml:space="preserve"> ID</w:t>
+            </w:r>
+          </w:p>
+          <w:p>
+            <w:pPr>
+              <w:jc w:val="center"/>
+              <w:rPr>
+                <w:sz w:val="28"/>
+                <w:szCs w:val="28"/>
+              </w:rPr>
+            </w:pPr>
+          </w:p>
+        </w:tc>
+        <w:tc>
+          <w:tcPr>
+            <w:tcW w:w="2336" w:type="dxa"/>
+          </w:tcPr>
+          <w:p>
+            <w:pPr>
+              <w:jc w:val="center"/>
+              <w:rPr>
+                <w:sz w:val="28"/>
+                <w:szCs w:val="28"/>
+              </w:rPr>
+            </w:pPr>
+            <w:proofErr w:type="spellStart"/>
+            <w:r>
+              <w:rPr>
+                <w:sz w:val="28"/>
+                <w:szCs w:val="28"/>
+              </w:rPr>
+              <w:t>Action</w:t>
+            </w:r>
+            <w:proofErr w:type="spellEnd"/>
+            <w:r>
+              <w:rPr>
+                <w:sz w:val="28"/>
+                <w:szCs w:val="28"/>
+              </w:rPr>
+              <w:t xml:space="preserve"> (Вхідні дані)</w:t>
+            </w:r>
+          </w:p>
+        </w:tc>
+        <w:tc>
+          <w:tcPr>
+            <w:tcW w:w="2336" w:type="dxa"/>
+          </w:tcPr>
+          <w:p>
+            <w:pPr>
+              <w:jc w:val="center"/>
+              <w:rPr>
+                <w:sz w:val="28"/>
+                <w:szCs w:val="28"/>
+              </w:rPr>
+            </w:pPr>
+            <w:proofErr w:type="spellStart"/>
+            <w:r>
+              <w:rPr>
+                <w:sz w:val="28"/>
+                <w:szCs w:val="28"/>
+              </w:rPr>
+              <w:t>Expected</w:t>
+            </w:r>
+            <w:proofErr w:type="spellEnd"/>
+            <w:r>
+              <w:rPr>
+                <w:sz w:val="28"/>
+                <w:szCs w:val="28"/>
+              </w:rPr>
+              <w:t xml:space="preserve"> </w:t>
+            </w:r>
+            <w:proofErr w:type="spellStart"/>
+            <w:r>
+              <w:rPr>
+                <w:sz w:val="28"/>
+                <w:szCs w:val="28"/>
+              </w:rPr>
+              <w:t>Result</w:t>
+            </w:r>
+            <w:proofErr w:type="spellEnd"/>
+            <w:r>
+              <w:rPr>
+                <w:sz w:val="28"/>
+                <w:szCs w:val="28"/>
+              </w:rPr>
+              <w:t xml:space="preserve"> (Очікуваний результат)</w:t>
+            </w:r>
+          </w:p>
+        </w:tc>
+        <w:tc>
+          <w:tcPr>
+            <w:tcW w:w="2337" w:type="dxa"/>
+          </w:tcPr>
+          <w:p>
+            <w:pPr>
+              <w:jc w:val="center"/>
+              <w:rPr>
+                <w:sz w:val="28"/>
+                <w:szCs w:val="28"/>
+              </w:rPr>
+            </w:pPr>
+            <w:proofErr w:type="spellStart"/>
+            <w:r>
+              <w:rPr>
+                <w:sz w:val="28"/>
+                <w:szCs w:val="28"/>
+              </w:rPr>
+              <w:t>Test</w:t>
+            </w:r>
+            <w:proofErr w:type="spellEnd"/>
+            <w:r>
+              <w:rPr>
+                <w:sz w:val="28"/>
+                <w:szCs w:val="28"/>
+              </w:rPr>
+              <w:t xml:space="preserve"> </w:t>
+            </w:r>
+            <w:proofErr w:type="spellStart"/>
+            <w:r>
+              <w:rPr>
+                <w:sz w:val="28"/>
+                <w:szCs w:val="28"/>
+              </w:rPr>
+              <w:t>Result</w:t>
+            </w:r>
+            <w:proofErr w:type="spellEnd"/>
+            <w:r>
+              <w:rPr>
+                <w:sz w:val="28"/>
+                <w:szCs w:val="28"/>
+              </w:rPr>
+              <w:t xml:space="preserve"> (Результат тесту)</w:t>
+            </w:r>
+          </w:p>
+        </w:tc>
+      </w:tr>
+      <w:tr>
+        <w:tc>
+          <w:tcPr>
+            <w:tcW w:w="2336" w:type="dxa"/>
+          </w:tcPr>
+          <w:p>
+            <w:pPr>
+              <w:jc w:val="center"/>
+              <w:rPr>
+                <w:sz w:val="28"/>
+                <w:szCs w:val="28"/>
+              </w:rPr>
+            </w:pPr>
+            <w:r>
+              <w:rPr>
+                <w:sz w:val="28"/>
+                <w:szCs w:val="28"/>
+              </w:rPr>
+              <w:t>TC01</w:t>
+            </w:r>
+          </w:p>
+        </w:tc>
+        <w:tc>
+          <w:tcPr>
+            <w:tcW w:w="2336" w:type="dxa"/>
+          </w:tcPr>
+          <w:p>
+            <w:pPr>
+              <w:jc w:val="center"/>
+              <w:rPr>
+                <w:sz w:val="28"/>
+                <w:szCs w:val="28"/>
+              </w:rPr>
+            </w:pPr>
+            <w:r>
+              <w:rPr>
+                <w:sz w:val="28"/>
+                <w:szCs w:val="28"/>
+              </w:rPr>
+              <w:t xml:space="preserve">Створення об'єкта та </w:t>
+            </w:r>
+            <w:proofErr w:type="spellStart"/>
+            <w:r>
+              <w:rPr>
+                <w:sz w:val="28"/>
+                <w:szCs w:val="28"/>
+              </w:rPr>
+              <w:t>setRadius</w:t>
+            </w:r>
+            <w:proofErr w:type="spellEnd"/>
+            <w:r>
+              <w:rPr>
+                <w:sz w:val="28"/>
+                <w:szCs w:val="28"/>
+              </w:rPr>
+              <w:t>(5.0)</w:t>
+            </w:r>
+          </w:p>
+        </w:tc>
+        <w:tc>
+          <w:tcPr>
+            <w:tcW w:w="2336" w:type="dxa"/>
+          </w:tcPr>
+          <w:p>
+            <w:pPr>
+              <w:jc w:val="center"/>
+              <w:rPr>
+                <w:sz w:val="28"/>
+                <w:szCs w:val="28"/>
+              </w:rPr>
+            </w:pPr>
+            <w:r>
+              <w:rPr>
+                <w:sz w:val="28"/>
+                <w:szCs w:val="28"/>
+              </w:rPr>
+              <w:t>314.159265</w:t>
+            </w:r>
+          </w:p>
+        </w:tc>
+        <w:tc>
+          <w:tcPr>
+            <w:tcW w:w="2337" w:type="dxa"/>
+          </w:tcPr>
+          <w:p>
+            <w:pPr>
+              <w:jc w:val="center"/>
+              <w:rPr>
+                <w:sz w:val="28"/>
+                <w:szCs w:val="28"/>
+              </w:rPr>
+            </w:pPr>
+            <w:r>
+              <w:rPr>
+                <w:sz w:val="28"/>
+                <w:szCs w:val="28"/>
+              </w:rPr>
+              <w:t>PASSED</w:t>
+            </w:r>
+          </w:p>
+        </w:tc>
+      </w:tr>
+      <w:tr>
+        <w:tc>
+          <w:tcPr>
+            <w:tcW w:w="2336" w:type="dxa"/>
+          </w:tcPr>
+          <w:p>
+            <w:pPr>
+              <w:jc w:val="center"/>
+              <w:rPr>
+                <w:sz w:val="28"/>
+                <w:szCs w:val="28"/>
+              </w:rPr>
+            </w:pPr>
+            <w:r>
+              <w:rPr>
+                <w:sz w:val="28"/>
+                <w:szCs w:val="28"/>
+              </w:rPr>
+              <w:t>TC02</w:t>
+            </w:r>
+          </w:p>
+        </w:tc>
+        <w:tc>
+          <w:tcPr>
+            <w:tcW w:w="2336" w:type="dxa"/>
+          </w:tcPr>
+          <w:p>
+            <w:pPr>
+              <w:jc w:val="center"/>
+              <w:rPr>
+                <w:sz w:val="28"/>
+                <w:szCs w:val="28"/>
+              </w:rPr>
+            </w:pPr>
+            <w:r>
+              <w:rPr>
+                <w:sz w:val="28"/>
+                <w:szCs w:val="28"/>
+              </w:rPr>
+              <w:t xml:space="preserve">Створення об'єкта та </w:t>
+            </w:r>
+            <w:proofErr w:type="spellStart"/>
+            <w:r>
+              <w:rPr>
+                <w:sz w:val="28"/>
+                <w:szCs w:val="28"/>
+              </w:rPr>
+              <w:t>setRadius</w:t>
+            </w:r>
+            <w:proofErr w:type="spellEnd"/>
+            <w:r>
+              <w:rPr>
+                <w:sz w:val="28"/>
+                <w:szCs w:val="28"/>
+              </w:rPr>
+              <w:t>(1.0)</w:t>
+            </w:r>
+          </w:p>
+        </w:tc>
+        <w:tc>
+          <w:tcPr>
+            <w:tcW w:w="2336" w:type="dxa"/>
+          </w:tcPr>
+          <w:p>
+            <w:pPr>
+              <w:jc w:val="center"/>
+              <w:rPr>
+                <w:sz w:val="28"/>
+                <w:szCs w:val="28"/>
+              </w:rPr>
+            </w:pPr>
+            <w:r>
+              <w:rPr>
+                <w:sz w:val="28"/>
+                <w:szCs w:val="28"/>
+              </w:rPr>
+              <w:t>12.566371</w:t>
+            </w:r>
+          </w:p>
+        </w:tc>
+        <w:tc>
+          <w:tcPr>
+            <w:tcW w:w="2337" w:type="dxa"/>
+          </w:tcPr>
+          <w:p>
+            <w:pPr>
+              <w:jc w:val="center"/>
+              <w:rPr>
+                <w:sz w:val="28"/>
+                <w:szCs w:val="28"/>
+              </w:rPr>
+            </w:pPr>
+            <w:r>
+              <w:rPr>
+                <w:sz w:val="28"/>
+                <w:szCs w:val="28"/>
+              </w:rPr>
+              <w:t>PASSED</w:t>
+            </w:r>
+          </w:p>
+        </w:tc>
+      </w:tr>
+      <w:tr>
+        <w:tc>
+          <w:tcPr>
+            <w:tcW w:w="2336" w:type="dxa"/>
+          </w:tcPr>
+          <w:p>
+            <w:pPr>
+              <w:jc w:val="center"/>
+              <w:rPr>
+                <w:sz w:val="28"/>
+                <w:szCs w:val="28"/>
+              </w:rPr>
+            </w:pPr>
+            <w:r>
+              <w:rPr>
+                <w:sz w:val="28"/>
+                <w:szCs w:val="28"/>
+              </w:rPr>
+              <w:t>TC03</w:t>
+            </w:r>
+          </w:p>
+        </w:tc>
+        <w:tc>
+          <w:tcPr>
+            <w:tcW w:w="2336" w:type="dxa"/>
+          </w:tcPr>
+          <w:p>
+            <w:pPr>
+              <w:jc w:val="center"/>
+              <w:rPr>
+                <w:sz w:val="28"/>
+                <w:szCs w:val="28"/>
+              </w:rPr>
+            </w:pPr>
+            <w:r>
+              <w:rPr>
+                <w:sz w:val="28"/>
+                <w:szCs w:val="28"/>
+              </w:rPr>
+              <w:t xml:space="preserve">Створення об'єкта та </w:t>
+            </w:r>
+            <w:proofErr w:type="spellStart"/>
+            <w:r>
+              <w:rPr>
+                <w:sz w:val="28"/>
+                <w:szCs w:val="28"/>
+              </w:rPr>
+              <w:t>setRadius</w:t>
+            </w:r>
+            <w:proofErr w:type="spellEnd"/>
+            <w:r>
+              <w:rPr>
+                <w:sz w:val="28"/>
+                <w:szCs w:val="28"/>
+              </w:rPr>
+              <w:t>(0.5)</w:t>
+            </w:r>
+          </w:p>
+        </w:tc>
+        <w:tc>
+          <w:tcPr>
+            <w:tcW w:w="2336" w:type="dxa"/>
+          </w:tcPr>
+          <w:p>
+            <w:pPr>
+              <w:jc w:val="center"/>
+              <w:rPr>
+                <w:sz w:val="28"/>
+                <w:szCs w:val="28"/>
+              </w:rPr>
+            </w:pPr>
+            <w:r>
+              <w:rPr>
+                <w:sz w:val="28"/>
+                <w:szCs w:val="28"/>
+              </w:rPr>
+              <w:t>3.141593</w:t>
+            </w:r>
+          </w:p>
+        </w:tc>
+        <w:tc>
+          <w:tcPr>
+            <w:tcW w:w="2337" w:type="dxa"/>
+          </w:tcPr>
+          <w:p>
+            <w:pPr>
+              <w:jc w:val="center"/>
+              <w:rPr>
+                <w:sz w:val="28"/>
+                <w:szCs w:val="28"/>
+              </w:rPr>
+            </w:pPr>
+            <w:r>
+              <w:rPr>
+                <w:sz w:val="28"/>
+                <w:szCs w:val="28"/>
+              </w:rPr>
+              <w:t>PASSED</w:t>
+            </w:r>
+          </w:p>
+        </w:tc>
+      </w:tr>
+      <w:tr>
+        <w:tc>
+          <w:tcPr>
+            <w:tcW w:w="2336" w:type="dxa"/>
+          </w:tcPr>
+          <w:p>
+            <w:pPr>
+              <w:jc w:val="center"/>
+              <w:rPr>
+                <w:sz w:val="28"/>
+                <w:szCs w:val="28"/>
+              </w:rPr>
+            </w:pPr>
+            <w:r>
+              <w:rPr>
+                <w:sz w:val="28"/>
+                <w:szCs w:val="28"/>
+              </w:rPr>
+              <w:t>TC04</w:t>
+            </w:r>
+          </w:p>
+        </w:tc>
+        <w:tc>
+          <w:tcPr>
+            <w:tcW w:w="2336" w:type="dxa"/>
+          </w:tcPr>
+          <w:p>
+            <w:pPr>
+              <w:jc w:val="center"/>
+              <w:rPr>
+                <w:sz w:val="28"/>
+                <w:szCs w:val="28"/>
+              </w:rPr>
+            </w:pPr>
+            <w:r>
+              <w:rPr>
+                <w:sz w:val="28"/>
+                <w:szCs w:val="28"/>
+              </w:rPr>
+              <w:t xml:space="preserve">Створення об'єкта та </w:t>
+            </w:r>
+            <w:proofErr w:type="spellStart"/>
+            <w:r>
+              <w:rPr>
+                <w:sz w:val="28"/>
+                <w:szCs w:val="28"/>
+              </w:rPr>
+              <w:t>setRadius</w:t>
+            </w:r>
+            <w:proofErr w:type="spellEnd"/>
+            <w:r>
+              <w:rPr>
+                <w:sz w:val="28"/>
+                <w:szCs w:val="28"/>
+              </w:rPr>
+              <w:t>(0.0)</w:t>
+            </w:r>
+          </w:p>
+        </w:tc>
+        <w:tc>
+          <w:tcPr>
+            <w:tcW w:w="2336" w:type="dxa"/>
+          </w:tcPr>
+          <w:p>
+            <w:pPr>
+              <w:jc w:val="center"/>
+              <w:rPr>
+                <w:sz w:val="28"/>
+                <w:szCs w:val="28"/>
+              </w:rPr>
+            </w:pPr>
+            <w:r>
+              <w:rPr>
+                <w:sz w:val="28"/>
+                <w:szCs w:val="28"/>
+              </w:rPr>
+              <w:t>Виняток: Радіус має бути більшим за 0</w:t>
+            </w:r>
+          </w:p>
+        </w:tc>
+        <w:tc>
+          <w:tcPr>
+            <w:tcW w:w="2337" w:type="dxa"/>
+          </w:tcPr>
+          <w:p>
+            <w:pPr>
+              <w:jc w:val="center"/>
+              <w:rPr>
+                <w:sz w:val="28"/>
+                <w:szCs w:val="28"/>
+              </w:rPr>
+            </w:pPr>
+            <w:r>
+              <w:rPr>
+                <w:sz w:val="28"/>
+                <w:szCs w:val="28"/>
+              </w:rPr>
+              <w:t>PASSED</w:t>
+            </w:r>
+          </w:p>
+        </w:tc>
+      </w:tr>
+      <w:tr>
+        <w:tc>
+          <w:tcPr>
+            <w:tcW w:w="2336" w:type="dxa"/>
+          </w:tcPr>
+          <w:p>
+            <w:pPr>
+              <w:jc w:val="center"/>
+              <w:rPr>
+                <w:sz w:val="28"/>
+                <w:szCs w:val="28"/>
+              </w:rPr>
+            </w:pPr>
+            <w:r>
+              <w:rPr>
+                <w:sz w:val="28"/>
+                <w:szCs w:val="28"/>
+              </w:rPr>
+              <w:t>TC05</w:t>
+            </w:r>
+          </w:p>
+        </w:tc>
+        <w:tc>
+          <w:tcPr>
+            <w:tcW w:w="2336" w:type="dxa"/>
+          </w:tcPr>
+          <w:p>
+            <w:pPr>
+              <w:jc w:val="center"/>
+              <w:rPr>
+                <w:sz w:val="28"/>
+                <w:szCs w:val="28"/>
+              </w:rPr>
+            </w:pPr>
+            <w:r>
+              <w:rPr>
+                <w:sz w:val="28"/>
+                <w:szCs w:val="28"/>
+              </w:rPr>
+              <w:t xml:space="preserve">Створення об'єкта та </w:t>
+            </w:r>
+            <w:proofErr w:type="spellStart"/>
+            <w:r>
+              <w:rPr>
+                <w:sz w:val="28"/>
+                <w:szCs w:val="28"/>
+              </w:rPr>
+              <w:t>setRadius</w:t>
+            </w:r>
+            <w:proofErr w:type="spellEnd"/>
+            <w:r>
+              <w:rPr>
+                <w:sz w:val="28"/>
+                <w:szCs w:val="28"/>
+              </w:rPr>
+              <w:t>(-3.0)</w:t>
+            </w:r>
+          </w:p>
+        </w:tc>
+        <w:tc>
+          <w:tcPr>
+            <w:tcW w:w="2336" w:type="dxa"/>
+          </w:tcPr>
+          <w:p>
+            <w:pPr>
+              <w:jc w:val="center"/>
+              <w:rPr>
+                <w:sz w:val="28"/>
+                <w:szCs w:val="28"/>
+              </w:rPr>
+            </w:pPr>
+            <w:r>
+              <w:rPr>
+                <w:sz w:val="28"/>
+                <w:szCs w:val="28"/>
+              </w:rPr>
+              <w:t>Виняток: Радіус має бути більшим за 0</w:t>
+            </w:r>
+          </w:p>
+        </w:tc>
+        <w:tc>
+          <w:tcPr>
+            <w:tcW w:w="2337" w:type="dxa"/>
+          </w:tcPr>
+          <w:p>
+            <w:pPr>
+              <w:jc w:val="center"/>
+              <w:rPr>
+                <w:sz w:val="28"/>
+                <w:szCs w:val="28"/>
+              </w:rPr>
+            </w:pPr>
+            <w:r>
+              <w:rPr>
+                <w:sz w:val="28"/>
+                <w:szCs w:val="28"/>
+              </w:rPr>
+              <w:t>PASSED</w:t>
+            </w:r>
+          </w:p>
+        </w:tc>
+      </w:tr>
+    </w:tbl>
+    <w:p>
+      <w:pPr>
+        <w:jc w:val="center"/>
+        <w:rPr>
+          <w:sz w:val="28"/>
+          <w:szCs w:val="28"/>
+        </w:rPr>
+      </w:pPr>
+    </w:p>
+    <w:p>
+      <w:pPr>
+        <w:spacing w:line="360" w:lineRule="auto"/>
+        <w:rPr>
+          <w:b/>
+          <w:sz w:val="28"/>
+          <w:szCs w:val="28"/>
+        </w:rPr>
+      </w:pPr>
       <w:bookmarkStart w:id="0" w:name="_GoBack"/>
       <w:bookmarkEnd w:id="0"/>
     </w:p>
@@ -1346,6 +2686,36 @@
       <w:u w:val="single"/>
     </w:rPr>
   </w:style>
+  <w:style w:type="table" w:styleId="a4">
+    <w:name w:val="Table Grid"/>
+    <w:basedOn w:val="a1"/>
+    <w:uiPriority w:val="39"/>
+    <w:rsid w:val="00FC2AA8"/>
+    <w:pPr>
+      <w:spacing w:after="0" w:line="240" w:lineRule="auto"/>
+    </w:pPr>
+    <w:tblPr>
+      <w:tblBorders>
+        <w:top w:val="single" w:sz="4" w:space="0" w:color="auto"/>
+        <w:left w:val="single" w:sz="4" w:space="0" w:color="auto"/>
+        <w:bottom w:val="single" w:sz="4" w:space="0" w:color="auto"/>
+        <w:right w:val="single" w:sz="4" w:space="0" w:color="auto"/>
+        <w:insideH w:val="single" w:sz="4" w:space="0" w:color="auto"/>
+        <w:insideV w:val="single" w:sz="4" w:space="0" w:color="auto"/>
+      </w:tblBorders>
+    </w:tblPr>
+  </w:style>
+  <w:style w:type="character" w:styleId="a5">
+    <w:name w:val="Strong"/>
+    <w:basedOn w:val="a0"/>
+    <w:uiPriority w:val="22"/>
+    <w:qFormat/>
+    <w:rsid w:val="00FC2AA8"/>
+    <w:rPr>
+      <w:b/>
+      <w:bCs/>
+    </w:rPr>
+  </w:style>
 </w:styles>
 </file>
 

--- a/lab 12/Report/Звіт лаб12.docx
+++ b/lab 12/Report/Звіт лаб12.docx
@@ -4,7 +4,7 @@
   <w:body>
     <w:p>
       <w:pPr>
-        <w:spacing w:before="600"/>
+        <w:spacing w:before="100" w:beforeAutospacing="1" w:after="100" w:afterAutospacing="1"/>
         <w:jc w:val="center"/>
         <w:rPr>
           <w:sz w:val="28"/>
@@ -21,6 +21,7 @@
     </w:p>
     <w:p>
       <w:pPr>
+        <w:spacing w:before="100" w:beforeAutospacing="1" w:after="100" w:afterAutospacing="1"/>
         <w:jc w:val="center"/>
         <w:rPr>
           <w:sz w:val="28"/>
@@ -46,6 +47,7 @@
     </w:p>
     <w:p>
       <w:pPr>
+        <w:spacing w:before="100" w:beforeAutospacing="1" w:after="100" w:afterAutospacing="1"/>
         <w:jc w:val="center"/>
         <w:rPr>
           <w:sz w:val="28"/>
@@ -62,7 +64,7 @@
     </w:p>
     <w:p>
       <w:pPr>
-        <w:spacing w:before="2600"/>
+        <w:spacing w:before="100" w:beforeAutospacing="1" w:after="100" w:afterAutospacing="1"/>
         <w:jc w:val="center"/>
         <w:rPr>
           <w:sz w:val="28"/>
@@ -79,6 +81,7 @@
     </w:p>
     <w:p>
       <w:pPr>
+        <w:spacing w:before="100" w:beforeAutospacing="1" w:after="100" w:afterAutospacing="1"/>
         <w:jc w:val="center"/>
         <w:rPr>
           <w:sz w:val="28"/>
@@ -95,6 +98,7 @@
     </w:p>
     <w:p>
       <w:pPr>
+        <w:spacing w:before="100" w:beforeAutospacing="1" w:after="100" w:afterAutospacing="1"/>
         <w:jc w:val="center"/>
         <w:rPr>
           <w:sz w:val="28"/>
@@ -111,6 +115,7 @@
     </w:p>
     <w:p>
       <w:pPr>
+        <w:spacing w:before="100" w:beforeAutospacing="1" w:after="100" w:afterAutospacing="1"/>
         <w:jc w:val="center"/>
         <w:rPr>
           <w:sz w:val="28"/>
@@ -127,6 +132,7 @@
     </w:p>
     <w:p>
       <w:pPr>
+        <w:spacing w:before="100" w:beforeAutospacing="1" w:after="100" w:afterAutospacing="1"/>
         <w:jc w:val="center"/>
         <w:rPr>
           <w:sz w:val="28"/>
@@ -136,6 +142,7 @@
     </w:p>
     <w:p>
       <w:pPr>
+        <w:spacing w:before="100" w:beforeAutospacing="1" w:after="100" w:afterAutospacing="1"/>
         <w:jc w:val="center"/>
         <w:rPr>
           <w:sz w:val="28"/>
@@ -152,6 +159,7 @@
     </w:p>
     <w:p>
       <w:pPr>
+        <w:spacing w:before="100" w:beforeAutospacing="1" w:after="100" w:afterAutospacing="1"/>
         <w:jc w:val="center"/>
         <w:rPr>
           <w:sz w:val="28"/>
@@ -168,6 +176,7 @@
     </w:p>
     <w:p>
       <w:pPr>
+        <w:spacing w:before="100" w:beforeAutospacing="1" w:after="100" w:afterAutospacing="1"/>
         <w:jc w:val="center"/>
         <w:rPr>
           <w:sz w:val="28"/>
@@ -177,7 +186,7 @@
     </w:p>
     <w:p>
       <w:pPr>
-        <w:spacing w:before="1400"/>
+        <w:spacing w:before="100" w:beforeAutospacing="1" w:after="100" w:afterAutospacing="1"/>
         <w:ind w:left="5812"/>
         <w:rPr>
           <w:sz w:val="28"/>
@@ -194,6 +203,7 @@
     </w:p>
     <w:p>
       <w:pPr>
+        <w:spacing w:before="100" w:beforeAutospacing="1" w:after="100" w:afterAutospacing="1"/>
         <w:ind w:left="5812"/>
         <w:rPr>
           <w:sz w:val="28"/>
@@ -226,6 +236,7 @@
     </w:p>
     <w:p>
       <w:pPr>
+        <w:spacing w:before="100" w:beforeAutospacing="1" w:after="100" w:afterAutospacing="1"/>
         <w:ind w:left="5812"/>
         <w:rPr>
           <w:sz w:val="28"/>
@@ -243,6 +254,7 @@
     </w:p>
     <w:p>
       <w:pPr>
+        <w:spacing w:before="100" w:beforeAutospacing="1" w:after="100" w:afterAutospacing="1"/>
         <w:ind w:left="5812"/>
         <w:rPr>
           <w:sz w:val="28"/>
@@ -269,7 +281,7 @@
     </w:p>
     <w:p>
       <w:pPr>
-        <w:spacing w:before="600"/>
+        <w:spacing w:before="100" w:beforeAutospacing="1" w:after="100" w:afterAutospacing="1"/>
         <w:ind w:left="5812"/>
         <w:rPr>
           <w:sz w:val="28"/>
@@ -286,6 +298,7 @@
     </w:p>
     <w:p>
       <w:pPr>
+        <w:spacing w:before="100" w:beforeAutospacing="1" w:after="100" w:afterAutospacing="1"/>
         <w:ind w:left="5812"/>
         <w:rPr>
           <w:sz w:val="28"/>
@@ -311,6 +324,7 @@
     </w:p>
     <w:p>
       <w:pPr>
+        <w:spacing w:before="100" w:beforeAutospacing="1" w:after="100" w:afterAutospacing="1"/>
         <w:ind w:left="5812"/>
         <w:rPr>
           <w:sz w:val="28"/>
@@ -336,7 +350,7 @@
     </w:p>
     <w:p>
       <w:pPr>
-        <w:spacing w:before="600"/>
+        <w:spacing w:before="100" w:beforeAutospacing="1" w:after="100" w:afterAutospacing="1"/>
         <w:ind w:left="5812"/>
         <w:rPr>
           <w:sz w:val="28"/>
@@ -353,6 +367,7 @@
     </w:p>
     <w:p>
       <w:pPr>
+        <w:spacing w:before="100" w:beforeAutospacing="1" w:after="100" w:afterAutospacing="1"/>
         <w:ind w:left="5812"/>
         <w:rPr>
           <w:sz w:val="28"/>
@@ -393,6 +408,7 @@
     </w:p>
     <w:p>
       <w:pPr>
+        <w:spacing w:before="100" w:beforeAutospacing="1" w:after="100" w:afterAutospacing="1"/>
         <w:ind w:left="5812"/>
         <w:rPr>
           <w:sz w:val="28"/>
@@ -409,36 +425,31 @@
     </w:p>
     <w:p>
       <w:pPr>
-        <w:ind w:left="5812"/>
-        <w:rPr>
-          <w:sz w:val="28"/>
-          <w:szCs w:val="28"/>
-        </w:rPr>
-      </w:pPr>
-    </w:p>
-    <w:p>
-      <w:pPr>
-        <w:rPr>
-          <w:sz w:val="28"/>
-          <w:szCs w:val="28"/>
-        </w:rPr>
-      </w:pPr>
-      <w:r>
-        <w:rPr>
-          <w:sz w:val="28"/>
-          <w:szCs w:val="28"/>
-        </w:rPr>
-        <w:t xml:space="preserve">                                                Кропивницький – 2026</w:t>
-      </w:r>
-    </w:p>
-    <w:p>
-      <w:pPr>
-        <w:spacing w:line="360" w:lineRule="auto"/>
-        <w:rPr>
-          <w:sz w:val="28"/>
-          <w:szCs w:val="28"/>
-        </w:rPr>
-      </w:pPr>
+        <w:spacing w:before="100" w:beforeAutospacing="1" w:after="100" w:afterAutospacing="1"/>
+        <w:jc w:val="center"/>
+        <w:rPr>
+          <w:sz w:val="28"/>
+          <w:szCs w:val="28"/>
+        </w:rPr>
+      </w:pPr>
+      <w:r>
+        <w:rPr>
+          <w:sz w:val="28"/>
+          <w:szCs w:val="28"/>
+        </w:rPr>
+        <w:t>Кропивницький – 2026</w:t>
+      </w:r>
+    </w:p>
+    <w:p>
+      <w:pPr>
+        <w:spacing w:line="360" w:lineRule="auto"/>
+        <w:rPr>
+          <w:sz w:val="28"/>
+          <w:szCs w:val="28"/>
+        </w:rPr>
+      </w:pPr>
+      <w:bookmarkStart w:id="0" w:name="_GoBack"/>
+      <w:bookmarkEnd w:id="0"/>
       <w:r>
         <w:rPr>
           <w:b/>
@@ -446,14 +457,14 @@
           <w:szCs w:val="28"/>
         </w:rPr>
         <w:lastRenderedPageBreak/>
-        <w:t>Тема-</w:t>
-      </w:r>
-      <w:r>
-        <w:rPr>
-          <w:sz w:val="28"/>
-          <w:szCs w:val="28"/>
-        </w:rPr>
-        <w:t xml:space="preserve"> Програмна реалізація абстрактних типів даних.</w:t>
+        <w:t>Тема</w:t>
+      </w:r>
+      <w:r>
+        <w:rPr>
+          <w:sz w:val="28"/>
+          <w:szCs w:val="28"/>
+        </w:rPr>
+        <w:t>- Програмна реалізація абстрактних типів даних.</w:t>
       </w:r>
     </w:p>
     <w:p>
@@ -470,8 +481,202 @@
           <w:sz w:val="28"/>
           <w:szCs w:val="28"/>
         </w:rPr>
-        <w:t>Мета</w:t>
-      </w:r>
+        <w:t>Мета роботи</w:t>
+      </w:r>
+      <w:r>
+        <w:rPr>
+          <w:sz w:val="28"/>
+          <w:szCs w:val="28"/>
+        </w:rPr>
+        <w:t xml:space="preserve">- полягає у набутті ґрунтовних вмінь і практичних навичок об’єктного аналізу й </w:t>
+      </w:r>
+      <w:proofErr w:type="spellStart"/>
+      <w:r>
+        <w:rPr>
+          <w:sz w:val="28"/>
+          <w:szCs w:val="28"/>
+        </w:rPr>
+        <w:t>проєктування</w:t>
+      </w:r>
+      <w:proofErr w:type="spellEnd"/>
+      <w:r>
+        <w:rPr>
+          <w:sz w:val="28"/>
+          <w:szCs w:val="28"/>
+        </w:rPr>
+        <w:t xml:space="preserve">, створення класів С++ та тестування їх екземплярів, використання </w:t>
+      </w:r>
+      <w:proofErr w:type="spellStart"/>
+      <w:r>
+        <w:rPr>
+          <w:sz w:val="28"/>
+          <w:szCs w:val="28"/>
+        </w:rPr>
+        <w:t>препроцесорних</w:t>
+      </w:r>
+      <w:proofErr w:type="spellEnd"/>
+      <w:r>
+        <w:rPr>
+          <w:sz w:val="28"/>
+          <w:szCs w:val="28"/>
+        </w:rPr>
+        <w:t xml:space="preserve"> директив, макросів і </w:t>
+      </w:r>
+      <w:proofErr w:type="spellStart"/>
+      <w:r>
+        <w:rPr>
+          <w:sz w:val="28"/>
+          <w:szCs w:val="28"/>
+        </w:rPr>
+        <w:t>макрооператорів</w:t>
+      </w:r>
+      <w:proofErr w:type="spellEnd"/>
+      <w:r>
+        <w:rPr>
+          <w:sz w:val="28"/>
+          <w:szCs w:val="28"/>
+        </w:rPr>
+        <w:t xml:space="preserve"> під час реалізації програмних засобів у </w:t>
+      </w:r>
+      <w:proofErr w:type="spellStart"/>
+      <w:r>
+        <w:rPr>
+          <w:sz w:val="28"/>
+          <w:szCs w:val="28"/>
+        </w:rPr>
+        <w:t>кросплатформовому</w:t>
+      </w:r>
+      <w:proofErr w:type="spellEnd"/>
+      <w:r>
+        <w:rPr>
+          <w:sz w:val="28"/>
+          <w:szCs w:val="28"/>
+        </w:rPr>
+        <w:t xml:space="preserve"> середовищі </w:t>
+      </w:r>
+      <w:proofErr w:type="spellStart"/>
+      <w:r>
+        <w:rPr>
+          <w:sz w:val="28"/>
+          <w:szCs w:val="28"/>
+        </w:rPr>
+        <w:t>Code</w:t>
+      </w:r>
+      <w:proofErr w:type="spellEnd"/>
+      <w:r>
+        <w:rPr>
+          <w:sz w:val="28"/>
+          <w:szCs w:val="28"/>
+        </w:rPr>
+        <w:t>::</w:t>
+      </w:r>
+      <w:proofErr w:type="spellStart"/>
+      <w:r>
+        <w:rPr>
+          <w:sz w:val="28"/>
+          <w:szCs w:val="28"/>
+        </w:rPr>
+        <w:t>Blocks</w:t>
+      </w:r>
+      <w:proofErr w:type="spellEnd"/>
+      <w:r>
+        <w:rPr>
+          <w:sz w:val="28"/>
+          <w:szCs w:val="28"/>
+        </w:rPr>
+        <w:t>.</w:t>
+      </w:r>
+    </w:p>
+    <w:p>
+      <w:pPr>
+        <w:spacing w:line="360" w:lineRule="auto"/>
+        <w:rPr>
+          <w:b/>
+          <w:sz w:val="28"/>
+          <w:szCs w:val="28"/>
+        </w:rPr>
+      </w:pPr>
+      <w:r>
+        <w:rPr>
+          <w:b/>
+          <w:sz w:val="28"/>
+          <w:szCs w:val="28"/>
+        </w:rPr>
+        <w:t>Завдання</w:t>
+      </w:r>
+    </w:p>
+    <w:p>
+      <w:pPr>
+        <w:spacing w:line="360" w:lineRule="auto"/>
+        <w:rPr>
+          <w:sz w:val="28"/>
+          <w:szCs w:val="28"/>
+        </w:rPr>
+      </w:pPr>
+      <w:r>
+        <w:rPr>
+          <w:sz w:val="28"/>
+          <w:szCs w:val="28"/>
+        </w:rPr>
+        <w:t xml:space="preserve">1. Як складову заголовкового файлу </w:t>
+      </w:r>
+      <w:proofErr w:type="spellStart"/>
+      <w:r>
+        <w:rPr>
+          <w:sz w:val="28"/>
+          <w:szCs w:val="28"/>
+        </w:rPr>
+        <w:t>ModulesПрізвище.h</w:t>
+      </w:r>
+      <w:proofErr w:type="spellEnd"/>
+      <w:r>
+        <w:rPr>
+          <w:sz w:val="28"/>
+          <w:szCs w:val="28"/>
+        </w:rPr>
+        <w:t xml:space="preserve"> розробити клас ClassLab12_Прізвище –– формальне представлення абстракції сутності предметної області (об’єкта) за варіантом, ― поведінка об’єкта якого реалізовує розв’язування задачі 12.1. </w:t>
+      </w:r>
+    </w:p>
+    <w:p>
+      <w:pPr>
+        <w:spacing w:line="360" w:lineRule="auto"/>
+        <w:rPr>
+          <w:sz w:val="28"/>
+          <w:szCs w:val="28"/>
+        </w:rPr>
+      </w:pPr>
+      <w:r>
+        <w:rPr>
+          <w:sz w:val="28"/>
+          <w:szCs w:val="28"/>
+        </w:rPr>
+        <w:t xml:space="preserve">2. Реалізувати додаток </w:t>
+      </w:r>
+      <w:proofErr w:type="spellStart"/>
+      <w:r>
+        <w:rPr>
+          <w:sz w:val="28"/>
+          <w:szCs w:val="28"/>
+        </w:rPr>
+        <w:t>Teacher</w:t>
+      </w:r>
+      <w:proofErr w:type="spellEnd"/>
+      <w:r>
+        <w:rPr>
+          <w:sz w:val="28"/>
+          <w:szCs w:val="28"/>
+        </w:rPr>
+        <w:t xml:space="preserve">, який видає 100 звукових сигналів і в текстовий файл TestResults.txt записує рядок “Встановлені вимоги порядку виконання лабораторної роботи порушено!”, якщо файл </w:t>
+      </w:r>
+      <w:proofErr w:type="spellStart"/>
+      <w:r>
+        <w:rPr>
+          <w:sz w:val="28"/>
+          <w:szCs w:val="28"/>
+        </w:rPr>
+        <w:t>проєкта</w:t>
+      </w:r>
+      <w:proofErr w:type="spellEnd"/>
       <w:r>
         <w:rPr>
           <w:sz w:val="28"/>
@@ -479,212 +684,590 @@
         </w:rPr>
         <w:t xml:space="preserve"> </w:t>
       </w:r>
-      <w:r>
+      <w:proofErr w:type="spellStart"/>
+      <w:r>
+        <w:rPr>
+          <w:sz w:val="28"/>
+          <w:szCs w:val="28"/>
+        </w:rPr>
+        <w:t>main.срр</w:t>
+      </w:r>
+      <w:proofErr w:type="spellEnd"/>
+      <w:r>
+        <w:rPr>
+          <w:sz w:val="28"/>
+          <w:szCs w:val="28"/>
+        </w:rPr>
+        <w:t xml:space="preserve"> під час його компіляції знаходився не в \Lab12\</w:t>
+      </w:r>
+      <w:proofErr w:type="spellStart"/>
+      <w:r>
+        <w:rPr>
+          <w:sz w:val="28"/>
+          <w:szCs w:val="28"/>
+        </w:rPr>
+        <w:t>prj</w:t>
+      </w:r>
+      <w:proofErr w:type="spellEnd"/>
+      <w:r>
+        <w:rPr>
+          <w:sz w:val="28"/>
+          <w:szCs w:val="28"/>
+        </w:rPr>
+        <w:t xml:space="preserve">, інакше –– створює об’єкт класу ClassLab12_Прізвище із заголовкового файлу </w:t>
+      </w:r>
+      <w:proofErr w:type="spellStart"/>
+      <w:r>
+        <w:rPr>
+          <w:sz w:val="28"/>
+          <w:szCs w:val="28"/>
+        </w:rPr>
+        <w:t>ModulesПрізвище.h</w:t>
+      </w:r>
+      <w:proofErr w:type="spellEnd"/>
+      <w:r>
+        <w:rPr>
+          <w:sz w:val="28"/>
+          <w:szCs w:val="28"/>
+        </w:rPr>
+        <w:t xml:space="preserve"> та виконує його </w:t>
+      </w:r>
+      <w:proofErr w:type="spellStart"/>
+      <w:r>
+        <w:rPr>
+          <w:sz w:val="28"/>
+          <w:szCs w:val="28"/>
+        </w:rPr>
+        <w:t>unit</w:t>
+      </w:r>
+      <w:proofErr w:type="spellEnd"/>
+      <w:r>
+        <w:rPr>
+          <w:sz w:val="28"/>
+          <w:szCs w:val="28"/>
+        </w:rPr>
+        <w:t>-тестування за тест-</w:t>
+      </w:r>
+      <w:proofErr w:type="spellStart"/>
+      <w:r>
+        <w:rPr>
+          <w:sz w:val="28"/>
+          <w:szCs w:val="28"/>
+        </w:rPr>
+        <w:t>сьютом</w:t>
+      </w:r>
+      <w:proofErr w:type="spellEnd"/>
+      <w:r>
+        <w:rPr>
+          <w:sz w:val="28"/>
+          <w:szCs w:val="28"/>
+        </w:rPr>
+        <w:t>(</w:t>
+      </w:r>
+      <w:proofErr w:type="spellStart"/>
+      <w:r>
+        <w:rPr>
+          <w:sz w:val="28"/>
+          <w:szCs w:val="28"/>
+        </w:rPr>
+        <w:t>ами</w:t>
+      </w:r>
+      <w:proofErr w:type="spellEnd"/>
+      <w:r>
+        <w:rPr>
+          <w:sz w:val="28"/>
+          <w:szCs w:val="28"/>
+        </w:rPr>
+        <w:t>) із \Lab12\</w:t>
+      </w:r>
+      <w:proofErr w:type="spellStart"/>
+      <w:r>
+        <w:rPr>
+          <w:sz w:val="28"/>
+          <w:szCs w:val="28"/>
+        </w:rPr>
+        <w:t>TestSuite</w:t>
+      </w:r>
+      <w:proofErr w:type="spellEnd"/>
+      <w:r>
+        <w:rPr>
+          <w:sz w:val="28"/>
+          <w:szCs w:val="28"/>
+        </w:rPr>
+        <w:t>\, протоколюючи результати тестування в текстовий файл \Lab12\</w:t>
+      </w:r>
+      <w:proofErr w:type="spellStart"/>
+      <w:r>
+        <w:rPr>
+          <w:sz w:val="28"/>
+          <w:szCs w:val="28"/>
+        </w:rPr>
+        <w:t>TestSuite</w:t>
+      </w:r>
+      <w:proofErr w:type="spellEnd"/>
+      <w:r>
+        <w:rPr>
+          <w:sz w:val="28"/>
+          <w:szCs w:val="28"/>
+        </w:rPr>
+        <w:t>\TestResults.txt.</w:t>
+      </w:r>
+    </w:p>
+    <w:p>
+      <w:pPr>
+        <w:spacing w:line="360" w:lineRule="auto"/>
+        <w:jc w:val="center"/>
         <w:rPr>
           <w:b/>
           <w:sz w:val="28"/>
           <w:szCs w:val="28"/>
         </w:rPr>
-        <w:t>роботи</w:t>
-      </w:r>
-      <w:r>
-        <w:rPr>
-          <w:sz w:val="28"/>
-          <w:szCs w:val="28"/>
-        </w:rPr>
-        <w:t xml:space="preserve">- полягає у набутті ґрунтовних вмінь і практичних навичок об’єктного аналізу й </w:t>
-      </w:r>
-      <w:proofErr w:type="spellStart"/>
-      <w:r>
-        <w:rPr>
-          <w:sz w:val="28"/>
-          <w:szCs w:val="28"/>
-        </w:rPr>
-        <w:t>проєктування</w:t>
-      </w:r>
-      <w:proofErr w:type="spellEnd"/>
-      <w:r>
-        <w:rPr>
-          <w:sz w:val="28"/>
-          <w:szCs w:val="28"/>
-        </w:rPr>
-        <w:t xml:space="preserve">, створення класів С++ та тестування їх екземплярів, використання </w:t>
-      </w:r>
-      <w:proofErr w:type="spellStart"/>
-      <w:r>
-        <w:rPr>
-          <w:sz w:val="28"/>
-          <w:szCs w:val="28"/>
-        </w:rPr>
-        <w:t>препроцесорних</w:t>
-      </w:r>
-      <w:proofErr w:type="spellEnd"/>
-      <w:r>
-        <w:rPr>
-          <w:sz w:val="28"/>
-          <w:szCs w:val="28"/>
-        </w:rPr>
-        <w:t xml:space="preserve"> директив, макросів і </w:t>
-      </w:r>
-      <w:proofErr w:type="spellStart"/>
-      <w:r>
-        <w:rPr>
-          <w:sz w:val="28"/>
-          <w:szCs w:val="28"/>
-        </w:rPr>
-        <w:t>макрооператорів</w:t>
-      </w:r>
-      <w:proofErr w:type="spellEnd"/>
-      <w:r>
-        <w:rPr>
-          <w:sz w:val="28"/>
-          <w:szCs w:val="28"/>
-        </w:rPr>
-        <w:t xml:space="preserve"> під час реалізації програмних засобів у </w:t>
-      </w:r>
-      <w:proofErr w:type="spellStart"/>
-      <w:r>
-        <w:rPr>
-          <w:sz w:val="28"/>
-          <w:szCs w:val="28"/>
-        </w:rPr>
-        <w:t>кросплатформовому</w:t>
-      </w:r>
-      <w:proofErr w:type="spellEnd"/>
-      <w:r>
-        <w:rPr>
-          <w:sz w:val="28"/>
-          <w:szCs w:val="28"/>
-        </w:rPr>
-        <w:t xml:space="preserve"> середовищі </w:t>
-      </w:r>
-      <w:proofErr w:type="spellStart"/>
-      <w:r>
-        <w:rPr>
-          <w:sz w:val="28"/>
-          <w:szCs w:val="28"/>
-        </w:rPr>
-        <w:t>Code</w:t>
-      </w:r>
-      <w:proofErr w:type="spellEnd"/>
-      <w:r>
-        <w:rPr>
-          <w:sz w:val="28"/>
-          <w:szCs w:val="28"/>
-        </w:rPr>
-        <w:t>::</w:t>
-      </w:r>
-      <w:proofErr w:type="spellStart"/>
-      <w:r>
-        <w:rPr>
-          <w:sz w:val="28"/>
-          <w:szCs w:val="28"/>
-        </w:rPr>
-        <w:t>Blocks</w:t>
-      </w:r>
-      <w:proofErr w:type="spellEnd"/>
-      <w:r>
-        <w:rPr>
-          <w:sz w:val="28"/>
-          <w:szCs w:val="28"/>
-        </w:rPr>
-        <w:t>.</w:t>
-      </w:r>
-    </w:p>
-    <w:p>
-      <w:pPr>
-        <w:spacing w:line="360" w:lineRule="auto"/>
+      </w:pPr>
+      <w:r>
         <w:rPr>
           <w:b/>
           <w:sz w:val="28"/>
           <w:szCs w:val="28"/>
         </w:rPr>
-      </w:pPr>
-      <w:r>
+        <w:t>Варіант 13</w:t>
+      </w:r>
+    </w:p>
+    <w:p>
+      <w:pPr>
+        <w:spacing w:line="360" w:lineRule="auto"/>
         <w:rPr>
           <w:b/>
           <w:sz w:val="28"/>
           <w:szCs w:val="28"/>
         </w:rPr>
-        <w:t>Завдання</w:t>
-      </w:r>
-    </w:p>
-    <w:p>
-      <w:pPr>
-        <w:spacing w:line="360" w:lineRule="auto"/>
-        <w:rPr>
-          <w:sz w:val="28"/>
-          <w:szCs w:val="28"/>
-        </w:rPr>
-      </w:pPr>
-      <w:r>
-        <w:rPr>
-          <w:sz w:val="28"/>
-          <w:szCs w:val="28"/>
-        </w:rPr>
-        <w:t xml:space="preserve">1. Як складову заголовкового файлу </w:t>
-      </w:r>
-      <w:proofErr w:type="spellStart"/>
-      <w:r>
-        <w:rPr>
-          <w:sz w:val="28"/>
-          <w:szCs w:val="28"/>
-        </w:rPr>
-        <w:t>ModulesПрізвище.h</w:t>
-      </w:r>
-      <w:proofErr w:type="spellEnd"/>
-      <w:r>
-        <w:rPr>
-          <w:sz w:val="28"/>
-          <w:szCs w:val="28"/>
-        </w:rPr>
-        <w:t xml:space="preserve"> розробити клас ClassLab12_Прізвище –– формальне представлення абстракції сутності предметної області (об’єкта) за варіантом, ― поведінка об’єкта якого реалізовує розв’язування задачі 12.1. </w:t>
-      </w:r>
-    </w:p>
-    <w:p>
-      <w:pPr>
-        <w:spacing w:line="360" w:lineRule="auto"/>
-        <w:rPr>
-          <w:sz w:val="28"/>
-          <w:szCs w:val="28"/>
-        </w:rPr>
-      </w:pPr>
-      <w:r>
-        <w:rPr>
-          <w:sz w:val="28"/>
-          <w:szCs w:val="28"/>
-        </w:rPr>
-        <w:t xml:space="preserve">2. Реалізувати додаток </w:t>
-      </w:r>
-      <w:proofErr w:type="spellStart"/>
-      <w:r>
-        <w:rPr>
-          <w:sz w:val="28"/>
-          <w:szCs w:val="28"/>
-        </w:rPr>
-        <w:t>Teacher</w:t>
-      </w:r>
-      <w:proofErr w:type="spellEnd"/>
-      <w:r>
-        <w:rPr>
-          <w:sz w:val="28"/>
-          <w:szCs w:val="28"/>
-        </w:rPr>
-        <w:t xml:space="preserve">, який видає 100 звукових сигналів і в текстовий файл TestResults.txt записує рядок “Встановлені вимоги порядку виконання лабораторної роботи порушено!”, якщо файл </w:t>
-      </w:r>
-      <w:proofErr w:type="spellStart"/>
-      <w:r>
-        <w:rPr>
-          <w:sz w:val="28"/>
-          <w:szCs w:val="28"/>
-        </w:rPr>
-        <w:t>проєкта</w:t>
-      </w:r>
-      <w:proofErr w:type="spellEnd"/>
-      <w:r>
-        <w:rPr>
-          <w:sz w:val="28"/>
-          <w:szCs w:val="28"/>
+      </w:pPr>
+      <w:r>
+        <w:rPr>
+          <w:b/>
+          <w:sz w:val="28"/>
+          <w:szCs w:val="28"/>
+        </w:rPr>
+        <w:t xml:space="preserve">Аналіз та постановка задачі </w:t>
+      </w:r>
+    </w:p>
+    <w:p>
+      <w:pPr>
+        <w:spacing w:line="360" w:lineRule="auto"/>
+        <w:rPr>
+          <w:sz w:val="28"/>
+          <w:szCs w:val="28"/>
+          <w:lang w:eastAsia="ru-RU"/>
+        </w:rPr>
+      </w:pPr>
+      <w:r>
+        <w:rPr>
+          <w:sz w:val="28"/>
+          <w:szCs w:val="28"/>
+          <w:lang w:eastAsia="ru-RU"/>
+        </w:rPr>
+        <w:t>Обчислення площі поверхні кулі здійснюється за класичною формулою евклідової геометрії:</w:t>
+      </w:r>
+    </w:p>
+    <w:p>
+      <w:pPr>
+        <w:spacing w:line="360" w:lineRule="auto"/>
+        <w:outlineLvl w:val="3"/>
+        <w:rPr>
+          <w:bCs/>
+          <w:sz w:val="28"/>
+          <w:szCs w:val="28"/>
+          <w:lang w:eastAsia="ru-RU"/>
+        </w:rPr>
+      </w:pPr>
+      <w:r>
+        <w:rPr>
+          <w:bCs/>
+          <w:sz w:val="28"/>
+          <w:szCs w:val="28"/>
+          <w:lang w:eastAsia="ru-RU"/>
+        </w:rPr>
+        <w:t>1.3. Вхідні та вихідні дані, аналіз обмежень</w:t>
+      </w:r>
+    </w:p>
+    <w:p>
+      <w:pPr>
+        <w:spacing w:line="360" w:lineRule="auto"/>
+        <w:rPr>
+          <w:sz w:val="28"/>
+          <w:szCs w:val="28"/>
+          <w:lang w:eastAsia="ru-RU"/>
+        </w:rPr>
+      </w:pPr>
+      <w:r>
+        <w:rPr>
+          <w:bCs/>
+          <w:sz w:val="28"/>
+          <w:szCs w:val="28"/>
+          <w:lang w:eastAsia="ru-RU"/>
+        </w:rPr>
+        <w:t>Вхідні дані:</w:t>
+      </w:r>
+      <w:r>
+        <w:rPr>
+          <w:sz w:val="28"/>
+          <w:szCs w:val="28"/>
+          <w:lang w:eastAsia="ru-RU"/>
+        </w:rPr>
+        <w:t xml:space="preserve"> Радіус кулі </w:t>
+      </w:r>
+      <w:r>
+        <w:rPr>
+          <w:sz w:val="28"/>
+          <w:szCs w:val="28"/>
+          <w:lang w:val="en-US" w:eastAsia="ru-RU"/>
+        </w:rPr>
+        <w:t>R</w:t>
+      </w:r>
+      <w:r>
+        <w:rPr>
+          <w:sz w:val="28"/>
+          <w:szCs w:val="28"/>
+          <w:lang w:eastAsia="ru-RU"/>
+        </w:rPr>
+        <w:t xml:space="preserve">  — дійсне число подвійної точності (</w:t>
+      </w:r>
+      <w:proofErr w:type="spellStart"/>
+      <w:r>
+        <w:rPr>
+          <w:sz w:val="28"/>
+          <w:szCs w:val="28"/>
+          <w:lang w:eastAsia="ru-RU"/>
+        </w:rPr>
+        <w:t>double</w:t>
+      </w:r>
+      <w:proofErr w:type="spellEnd"/>
+      <w:r>
+        <w:rPr>
+          <w:sz w:val="28"/>
+          <w:szCs w:val="28"/>
+          <w:lang w:eastAsia="ru-RU"/>
+        </w:rPr>
+        <w:t>).</w:t>
+      </w:r>
+    </w:p>
+    <w:p>
+      <w:pPr>
+        <w:spacing w:line="360" w:lineRule="auto"/>
+        <w:rPr>
+          <w:sz w:val="28"/>
+          <w:szCs w:val="28"/>
+          <w:lang w:eastAsia="ru-RU"/>
+        </w:rPr>
+      </w:pPr>
+      <w:r>
+        <w:rPr>
+          <w:bCs/>
+          <w:sz w:val="28"/>
+          <w:szCs w:val="28"/>
+          <w:lang w:eastAsia="ru-RU"/>
+        </w:rPr>
+        <w:t>Вихідні дані:</w:t>
+      </w:r>
+      <w:r>
+        <w:rPr>
+          <w:sz w:val="28"/>
+          <w:szCs w:val="28"/>
+          <w:lang w:eastAsia="ru-RU"/>
+        </w:rPr>
+        <w:t xml:space="preserve"> Площа поверхні S — дійсне число подвійної точності (</w:t>
+      </w:r>
+      <w:proofErr w:type="spellStart"/>
+      <w:r>
+        <w:rPr>
+          <w:sz w:val="28"/>
+          <w:szCs w:val="28"/>
+          <w:lang w:eastAsia="ru-RU"/>
+        </w:rPr>
+        <w:t>double</w:t>
+      </w:r>
+      <w:proofErr w:type="spellEnd"/>
+      <w:r>
+        <w:rPr>
+          <w:sz w:val="28"/>
+          <w:szCs w:val="28"/>
+          <w:lang w:eastAsia="ru-RU"/>
+        </w:rPr>
+        <w:t>).</w:t>
+      </w:r>
+    </w:p>
+    <w:p>
+      <w:pPr>
+        <w:spacing w:line="360" w:lineRule="auto"/>
+        <w:rPr>
+          <w:sz w:val="28"/>
+          <w:szCs w:val="28"/>
+          <w:lang w:eastAsia="ru-RU"/>
+        </w:rPr>
+      </w:pPr>
+      <w:r>
+        <w:rPr>
+          <w:bCs/>
+          <w:sz w:val="28"/>
+          <w:szCs w:val="28"/>
+          <w:lang w:eastAsia="ru-RU"/>
+        </w:rPr>
+        <w:t>Аналіз обмежень (</w:t>
+      </w:r>
+      <w:proofErr w:type="spellStart"/>
+      <w:r>
+        <w:rPr>
+          <w:bCs/>
+          <w:sz w:val="28"/>
+          <w:szCs w:val="28"/>
+          <w:lang w:eastAsia="ru-RU"/>
+        </w:rPr>
+        <w:t>Валідація</w:t>
+      </w:r>
+      <w:proofErr w:type="spellEnd"/>
+      <w:r>
+        <w:rPr>
+          <w:bCs/>
+          <w:sz w:val="28"/>
+          <w:szCs w:val="28"/>
+          <w:lang w:eastAsia="ru-RU"/>
+        </w:rPr>
+        <w:t>):</w:t>
+      </w:r>
+      <w:r>
+        <w:rPr>
+          <w:sz w:val="28"/>
+          <w:szCs w:val="28"/>
+          <w:lang w:eastAsia="ru-RU"/>
+        </w:rPr>
+        <w:t xml:space="preserve"> З погляду геометрії та фізичного змісту задачі, радіус реального тіла обов'язково має бути строго більшим за нуль (R &gt; 0). Якщо R &lt;  0, стан об'єкта вважається некоректним, а математична модель </w:t>
+      </w:r>
+      <w:r>
+        <w:rPr>
+          <w:sz w:val="28"/>
+          <w:szCs w:val="28"/>
+          <w:lang w:eastAsia="ru-RU"/>
+        </w:rPr>
+        <w:lastRenderedPageBreak/>
+        <w:t>втрачає сенс. Програма повинна реагувати на такі дані генерацією винятку (</w:t>
+      </w:r>
+      <w:proofErr w:type="spellStart"/>
+      <w:r>
+        <w:rPr>
+          <w:sz w:val="28"/>
+          <w:szCs w:val="28"/>
+          <w:lang w:eastAsia="ru-RU"/>
+        </w:rPr>
+        <w:t>Exception</w:t>
+      </w:r>
+      <w:proofErr w:type="spellEnd"/>
+      <w:r>
+        <w:rPr>
+          <w:sz w:val="28"/>
+          <w:szCs w:val="28"/>
+          <w:lang w:eastAsia="ru-RU"/>
+        </w:rPr>
+        <w:t>).</w:t>
+      </w:r>
+    </w:p>
+    <w:p>
+      <w:pPr>
+        <w:spacing w:line="360" w:lineRule="auto"/>
+        <w:outlineLvl w:val="3"/>
+        <w:rPr>
+          <w:bCs/>
+          <w:sz w:val="28"/>
+          <w:szCs w:val="28"/>
+          <w:lang w:eastAsia="ru-RU"/>
+        </w:rPr>
+      </w:pPr>
+      <w:r>
+        <w:rPr>
+          <w:bCs/>
+          <w:sz w:val="28"/>
+          <w:szCs w:val="28"/>
+          <w:lang w:eastAsia="ru-RU"/>
+        </w:rPr>
+        <w:t xml:space="preserve">1.4. </w:t>
+      </w:r>
+      <w:proofErr w:type="spellStart"/>
+      <w:r>
+        <w:rPr>
+          <w:bCs/>
+          <w:sz w:val="28"/>
+          <w:szCs w:val="28"/>
+          <w:lang w:eastAsia="ru-RU"/>
+        </w:rPr>
+        <w:t>Проєктні</w:t>
+      </w:r>
+      <w:proofErr w:type="spellEnd"/>
+      <w:r>
+        <w:rPr>
+          <w:bCs/>
+          <w:sz w:val="28"/>
+          <w:szCs w:val="28"/>
+          <w:lang w:eastAsia="ru-RU"/>
+        </w:rPr>
+        <w:t xml:space="preserve"> вимоги до програмного модуля (класу C++)</w:t>
+      </w:r>
+    </w:p>
+    <w:p>
+      <w:pPr>
+        <w:spacing w:line="360" w:lineRule="auto"/>
+        <w:rPr>
+          <w:sz w:val="28"/>
+          <w:szCs w:val="28"/>
+          <w:lang w:eastAsia="ru-RU"/>
+        </w:rPr>
+      </w:pPr>
+      <w:r>
+        <w:rPr>
+          <w:sz w:val="28"/>
+          <w:szCs w:val="28"/>
+          <w:lang w:eastAsia="ru-RU"/>
+        </w:rPr>
+        <w:t xml:space="preserve">Згідно з вимогами стандарту ISO/IEC 12207 щодо конструювання програмних елементів, </w:t>
+      </w:r>
+      <w:proofErr w:type="spellStart"/>
+      <w:r>
+        <w:rPr>
+          <w:sz w:val="28"/>
+          <w:szCs w:val="28"/>
+          <w:lang w:eastAsia="ru-RU"/>
+        </w:rPr>
+        <w:t>проєкт</w:t>
+      </w:r>
+      <w:proofErr w:type="spellEnd"/>
+      <w:r>
+        <w:rPr>
+          <w:sz w:val="28"/>
+          <w:szCs w:val="28"/>
+          <w:lang w:eastAsia="ru-RU"/>
+        </w:rPr>
+        <w:t xml:space="preserve"> класу має відповідати парадигмі ООП:</w:t>
+      </w:r>
+    </w:p>
+    <w:p>
+      <w:pPr>
+        <w:spacing w:line="360" w:lineRule="auto"/>
+        <w:rPr>
+          <w:sz w:val="28"/>
+          <w:szCs w:val="28"/>
+          <w:lang w:eastAsia="ru-RU"/>
+        </w:rPr>
+      </w:pPr>
+      <w:r>
+        <w:rPr>
+          <w:bCs/>
+          <w:sz w:val="28"/>
+          <w:szCs w:val="28"/>
+          <w:lang w:eastAsia="ru-RU"/>
+        </w:rPr>
+        <w:t>Інкапсуляція:</w:t>
+      </w:r>
+      <w:r>
+        <w:rPr>
+          <w:sz w:val="28"/>
+          <w:szCs w:val="28"/>
+          <w:lang w:eastAsia="ru-RU"/>
+        </w:rPr>
+        <w:t xml:space="preserve"> Поле </w:t>
+      </w:r>
+      <w:proofErr w:type="spellStart"/>
+      <w:r>
+        <w:rPr>
+          <w:sz w:val="28"/>
+          <w:szCs w:val="28"/>
+          <w:lang w:eastAsia="ru-RU"/>
+        </w:rPr>
+        <w:t>radius</w:t>
+      </w:r>
+      <w:proofErr w:type="spellEnd"/>
+      <w:r>
+        <w:rPr>
+          <w:sz w:val="28"/>
+          <w:szCs w:val="28"/>
+          <w:lang w:eastAsia="ru-RU"/>
+        </w:rPr>
+        <w:t xml:space="preserve"> має бути прихованим від прямого доступу (секція </w:t>
+      </w:r>
+      <w:proofErr w:type="spellStart"/>
+      <w:r>
+        <w:rPr>
+          <w:sz w:val="28"/>
+          <w:szCs w:val="28"/>
+          <w:lang w:eastAsia="ru-RU"/>
+        </w:rPr>
+        <w:t>private</w:t>
+      </w:r>
+      <w:proofErr w:type="spellEnd"/>
+      <w:r>
+        <w:rPr>
+          <w:sz w:val="28"/>
+          <w:szCs w:val="28"/>
+          <w:lang w:eastAsia="ru-RU"/>
+        </w:rPr>
+        <w:t>).</w:t>
+      </w:r>
+    </w:p>
+    <w:p>
+      <w:pPr>
+        <w:spacing w:line="360" w:lineRule="auto"/>
+        <w:rPr>
+          <w:sz w:val="28"/>
+          <w:szCs w:val="28"/>
+          <w:lang w:eastAsia="ru-RU"/>
+        </w:rPr>
+      </w:pPr>
+      <w:r>
+        <w:rPr>
+          <w:bCs/>
+          <w:sz w:val="28"/>
+          <w:szCs w:val="28"/>
+          <w:lang w:eastAsia="ru-RU"/>
+        </w:rPr>
+        <w:t>Керування станом:</w:t>
+      </w:r>
+      <w:r>
+        <w:rPr>
+          <w:sz w:val="28"/>
+          <w:szCs w:val="28"/>
+          <w:lang w:eastAsia="ru-RU"/>
+        </w:rPr>
+        <w:t xml:space="preserve"> Доступ до поля реалізується через відкриті функції-члени (секція </w:t>
+      </w:r>
+      <w:proofErr w:type="spellStart"/>
+      <w:r>
+        <w:rPr>
+          <w:sz w:val="28"/>
+          <w:szCs w:val="28"/>
+          <w:lang w:eastAsia="ru-RU"/>
+        </w:rPr>
+        <w:t>public</w:t>
+      </w:r>
+      <w:proofErr w:type="spellEnd"/>
+      <w:r>
+        <w:rPr>
+          <w:sz w:val="28"/>
+          <w:szCs w:val="28"/>
+          <w:lang w:eastAsia="ru-RU"/>
+        </w:rPr>
+        <w:t xml:space="preserve">): </w:t>
+      </w:r>
+      <w:proofErr w:type="spellStart"/>
+      <w:r>
+        <w:rPr>
+          <w:sz w:val="28"/>
+          <w:szCs w:val="28"/>
+          <w:lang w:eastAsia="ru-RU"/>
+        </w:rPr>
+        <w:t>геттер</w:t>
+      </w:r>
+      <w:proofErr w:type="spellEnd"/>
+      <w:r>
+        <w:rPr>
+          <w:sz w:val="28"/>
+          <w:szCs w:val="28"/>
+          <w:lang w:eastAsia="ru-RU"/>
         </w:rPr>
         <w:t xml:space="preserve"> </w:t>
       </w:r>
@@ -693,242 +1276,73 @@
         <w:rPr>
           <w:sz w:val="28"/>
           <w:szCs w:val="28"/>
-        </w:rPr>
-        <w:t>main.срр</w:t>
-      </w:r>
-      <w:proofErr w:type="spellEnd"/>
-      <w:r>
-        <w:rPr>
-          <w:sz w:val="28"/>
-          <w:szCs w:val="28"/>
-        </w:rPr>
-        <w:t xml:space="preserve"> під час його компіляції знаходився не в \Lab12\</w:t>
-      </w:r>
-      <w:proofErr w:type="spellStart"/>
-      <w:r>
-        <w:rPr>
-          <w:sz w:val="28"/>
-          <w:szCs w:val="28"/>
-        </w:rPr>
-        <w:t>prj</w:t>
-      </w:r>
-      <w:proofErr w:type="spellEnd"/>
-      <w:r>
-        <w:rPr>
-          <w:sz w:val="28"/>
-          <w:szCs w:val="28"/>
-        </w:rPr>
-        <w:t xml:space="preserve">, інакше –– створює об’єкт класу ClassLab12_Прізвище із заголовкового файлу </w:t>
-      </w:r>
-      <w:proofErr w:type="spellStart"/>
-      <w:r>
-        <w:rPr>
-          <w:sz w:val="28"/>
-          <w:szCs w:val="28"/>
-        </w:rPr>
-        <w:t>ModulesПрізвище.h</w:t>
-      </w:r>
-      <w:proofErr w:type="spellEnd"/>
-      <w:r>
-        <w:rPr>
-          <w:sz w:val="28"/>
-          <w:szCs w:val="28"/>
-        </w:rPr>
-        <w:t xml:space="preserve"> та виконує його </w:t>
-      </w:r>
-      <w:proofErr w:type="spellStart"/>
-      <w:r>
-        <w:rPr>
-          <w:sz w:val="28"/>
-          <w:szCs w:val="28"/>
-        </w:rPr>
-        <w:t>unit</w:t>
-      </w:r>
-      <w:proofErr w:type="spellEnd"/>
-      <w:r>
-        <w:rPr>
-          <w:sz w:val="28"/>
-          <w:szCs w:val="28"/>
-        </w:rPr>
-        <w:t>-тестування за тест-</w:t>
-      </w:r>
-      <w:proofErr w:type="spellStart"/>
-      <w:r>
-        <w:rPr>
-          <w:sz w:val="28"/>
-          <w:szCs w:val="28"/>
-        </w:rPr>
-        <w:t>сьютом</w:t>
-      </w:r>
-      <w:proofErr w:type="spellEnd"/>
-      <w:r>
-        <w:rPr>
-          <w:sz w:val="28"/>
-          <w:szCs w:val="28"/>
-        </w:rPr>
-        <w:t>(</w:t>
-      </w:r>
-      <w:proofErr w:type="spellStart"/>
-      <w:r>
-        <w:rPr>
-          <w:sz w:val="28"/>
-          <w:szCs w:val="28"/>
-        </w:rPr>
-        <w:t>ами</w:t>
-      </w:r>
-      <w:proofErr w:type="spellEnd"/>
-      <w:r>
-        <w:rPr>
-          <w:sz w:val="28"/>
-          <w:szCs w:val="28"/>
-        </w:rPr>
-        <w:t>) із \Lab12\</w:t>
-      </w:r>
-      <w:proofErr w:type="spellStart"/>
-      <w:r>
-        <w:rPr>
-          <w:sz w:val="28"/>
-          <w:szCs w:val="28"/>
-        </w:rPr>
-        <w:t>TestSuite</w:t>
-      </w:r>
-      <w:proofErr w:type="spellEnd"/>
-      <w:r>
-        <w:rPr>
-          <w:sz w:val="28"/>
-          <w:szCs w:val="28"/>
-        </w:rPr>
-        <w:t>\, протоколюючи результати тестування в текстовий файл \Lab12\</w:t>
-      </w:r>
-      <w:proofErr w:type="spellStart"/>
-      <w:r>
-        <w:rPr>
-          <w:sz w:val="28"/>
-          <w:szCs w:val="28"/>
-        </w:rPr>
-        <w:t>TestSuite</w:t>
-      </w:r>
-      <w:proofErr w:type="spellEnd"/>
-      <w:r>
-        <w:rPr>
-          <w:sz w:val="28"/>
-          <w:szCs w:val="28"/>
-        </w:rPr>
-        <w:t>\TestResults.txt.</w:t>
-      </w:r>
-    </w:p>
-    <w:p>
-      <w:pPr>
-        <w:spacing w:line="360" w:lineRule="auto"/>
-        <w:jc w:val="center"/>
-        <w:rPr>
-          <w:b/>
-          <w:sz w:val="28"/>
-          <w:szCs w:val="28"/>
-        </w:rPr>
-      </w:pPr>
-      <w:r>
-        <w:rPr>
-          <w:b/>
-          <w:sz w:val="28"/>
-          <w:szCs w:val="28"/>
-        </w:rPr>
-        <w:t>Варіант 13</w:t>
-      </w:r>
-    </w:p>
-    <w:p>
-      <w:pPr>
-        <w:spacing w:line="360" w:lineRule="auto"/>
-        <w:rPr>
-          <w:b/>
-          <w:sz w:val="28"/>
-          <w:szCs w:val="28"/>
-        </w:rPr>
-      </w:pPr>
-      <w:r>
-        <w:rPr>
-          <w:b/>
-          <w:sz w:val="28"/>
-          <w:szCs w:val="28"/>
-        </w:rPr>
-        <w:t xml:space="preserve">Аналіз та постановка задачі </w:t>
-      </w:r>
-    </w:p>
-    <w:p>
-      <w:pPr>
-        <w:spacing w:line="360" w:lineRule="auto"/>
-        <w:rPr>
-          <w:sz w:val="28"/>
-          <w:szCs w:val="28"/>
-          <w:lang w:eastAsia="ru-RU"/>
-        </w:rPr>
-      </w:pPr>
-      <w:r>
-        <w:rPr>
-          <w:sz w:val="28"/>
-          <w:szCs w:val="28"/>
-          <w:lang w:eastAsia="ru-RU"/>
-        </w:rPr>
-        <w:t>Обчислення площі поверхні кулі здійснюється за класичною формулою евклідової геометрії:</w:t>
-      </w:r>
-    </w:p>
-    <w:p>
-      <w:pPr>
-        <w:spacing w:line="360" w:lineRule="auto"/>
-        <w:outlineLvl w:val="3"/>
-        <w:rPr>
-          <w:b/>
+          <w:lang w:eastAsia="ru-RU"/>
+        </w:rPr>
+        <w:t>getRadius</w:t>
+      </w:r>
+      <w:proofErr w:type="spellEnd"/>
+      <w:r>
+        <w:rPr>
+          <w:sz w:val="28"/>
+          <w:szCs w:val="28"/>
+          <w:lang w:eastAsia="ru-RU"/>
+        </w:rPr>
+        <w:t xml:space="preserve">() для читання та </w:t>
+      </w:r>
+      <w:proofErr w:type="spellStart"/>
+      <w:r>
+        <w:rPr>
+          <w:sz w:val="28"/>
+          <w:szCs w:val="28"/>
+          <w:lang w:eastAsia="ru-RU"/>
+        </w:rPr>
+        <w:t>сеттер</w:t>
+      </w:r>
+      <w:proofErr w:type="spellEnd"/>
+      <w:r>
+        <w:rPr>
+          <w:sz w:val="28"/>
+          <w:szCs w:val="28"/>
+          <w:lang w:eastAsia="ru-RU"/>
+        </w:rPr>
+        <w:t xml:space="preserve"> </w:t>
+      </w:r>
+      <w:proofErr w:type="spellStart"/>
+      <w:r>
+        <w:rPr>
+          <w:sz w:val="28"/>
+          <w:szCs w:val="28"/>
+          <w:lang w:eastAsia="ru-RU"/>
+        </w:rPr>
+        <w:t>setRadius</w:t>
+      </w:r>
+      <w:proofErr w:type="spellEnd"/>
+      <w:r>
+        <w:rPr>
+          <w:sz w:val="28"/>
+          <w:szCs w:val="28"/>
+          <w:lang w:eastAsia="ru-RU"/>
+        </w:rPr>
+        <w:t>() для запису.</w:t>
+      </w:r>
+    </w:p>
+    <w:p>
+      <w:pPr>
+        <w:spacing w:line="360" w:lineRule="auto"/>
+        <w:rPr>
+          <w:sz w:val="28"/>
+          <w:szCs w:val="28"/>
+          <w:lang w:eastAsia="ru-RU"/>
+        </w:rPr>
+      </w:pPr>
+      <w:r>
+        <w:rPr>
           <w:bCs/>
           <w:sz w:val="28"/>
           <w:szCs w:val="28"/>
           <w:lang w:eastAsia="ru-RU"/>
         </w:rPr>
-      </w:pPr>
-      <w:r>
-        <w:rPr>
-          <w:b/>
-          <w:bCs/>
-          <w:sz w:val="28"/>
-          <w:szCs w:val="28"/>
-          <w:lang w:eastAsia="ru-RU"/>
-        </w:rPr>
-        <w:t>1.3. Вхідні та вихідні дані, аналіз обмежень</w:t>
-      </w:r>
-    </w:p>
-    <w:p>
-      <w:pPr>
-        <w:spacing w:line="360" w:lineRule="auto"/>
-        <w:rPr>
-          <w:sz w:val="28"/>
-          <w:szCs w:val="28"/>
-          <w:lang w:eastAsia="ru-RU"/>
-        </w:rPr>
-      </w:pPr>
-      <w:r>
-        <w:rPr>
-          <w:b/>
-          <w:bCs/>
-          <w:sz w:val="28"/>
-          <w:szCs w:val="28"/>
-          <w:lang w:eastAsia="ru-RU"/>
-        </w:rPr>
-        <w:t>Вхідні дані:</w:t>
-      </w:r>
-      <w:r>
-        <w:rPr>
-          <w:sz w:val="28"/>
-          <w:szCs w:val="28"/>
-          <w:lang w:eastAsia="ru-RU"/>
-        </w:rPr>
-        <w:t xml:space="preserve"> Радіус кулі </w:t>
-      </w:r>
-      <w:r>
-        <w:rPr>
-          <w:sz w:val="28"/>
-          <w:szCs w:val="28"/>
-          <w:lang w:val="en-US" w:eastAsia="ru-RU"/>
-        </w:rPr>
-        <w:t>R</w:t>
+        <w:t>Надійність:</w:t>
       </w:r>
       <w:r>
         <w:rPr>
@@ -938,446 +1352,6 @@
         </w:rPr>
         <w:t xml:space="preserve"> </w:t>
       </w:r>
-      <w:r>
-        <w:rPr>
-          <w:sz w:val="28"/>
-          <w:szCs w:val="28"/>
-          <w:lang w:eastAsia="ru-RU"/>
-        </w:rPr>
-        <w:t xml:space="preserve"> — дійсне число подвійної точності (</w:t>
-      </w:r>
-      <w:proofErr w:type="spellStart"/>
-      <w:r>
-        <w:rPr>
-          <w:sz w:val="28"/>
-          <w:szCs w:val="28"/>
-          <w:lang w:eastAsia="ru-RU"/>
-        </w:rPr>
-        <w:t>double</w:t>
-      </w:r>
-      <w:proofErr w:type="spellEnd"/>
-      <w:r>
-        <w:rPr>
-          <w:sz w:val="28"/>
-          <w:szCs w:val="28"/>
-          <w:lang w:eastAsia="ru-RU"/>
-        </w:rPr>
-        <w:t>).</w:t>
-      </w:r>
-    </w:p>
-    <w:p>
-      <w:pPr>
-        <w:spacing w:line="360" w:lineRule="auto"/>
-        <w:rPr>
-          <w:sz w:val="28"/>
-          <w:szCs w:val="28"/>
-          <w:lang w:eastAsia="ru-RU"/>
-        </w:rPr>
-      </w:pPr>
-      <w:r>
-        <w:rPr>
-          <w:b/>
-          <w:bCs/>
-          <w:sz w:val="28"/>
-          <w:szCs w:val="28"/>
-          <w:lang w:eastAsia="ru-RU"/>
-        </w:rPr>
-        <w:t>Вихідні дані:</w:t>
-      </w:r>
-      <w:r>
-        <w:rPr>
-          <w:sz w:val="28"/>
-          <w:szCs w:val="28"/>
-          <w:lang w:eastAsia="ru-RU"/>
-        </w:rPr>
-        <w:t xml:space="preserve"> Площа поверхні S — дійсне число подвійної точності (</w:t>
-      </w:r>
-      <w:proofErr w:type="spellStart"/>
-      <w:r>
-        <w:rPr>
-          <w:sz w:val="28"/>
-          <w:szCs w:val="28"/>
-          <w:lang w:eastAsia="ru-RU"/>
-        </w:rPr>
-        <w:t>double</w:t>
-      </w:r>
-      <w:proofErr w:type="spellEnd"/>
-      <w:r>
-        <w:rPr>
-          <w:sz w:val="28"/>
-          <w:szCs w:val="28"/>
-          <w:lang w:eastAsia="ru-RU"/>
-        </w:rPr>
-        <w:t>).</w:t>
-      </w:r>
-    </w:p>
-    <w:p>
-      <w:pPr>
-        <w:spacing w:line="360" w:lineRule="auto"/>
-        <w:rPr>
-          <w:sz w:val="28"/>
-          <w:szCs w:val="28"/>
-          <w:lang w:eastAsia="ru-RU"/>
-        </w:rPr>
-      </w:pPr>
-      <w:r>
-        <w:rPr>
-          <w:b/>
-          <w:bCs/>
-          <w:sz w:val="28"/>
-          <w:szCs w:val="28"/>
-          <w:lang w:eastAsia="ru-RU"/>
-        </w:rPr>
-        <w:t>Аналіз обмежень (</w:t>
-      </w:r>
-      <w:proofErr w:type="spellStart"/>
-      <w:r>
-        <w:rPr>
-          <w:b/>
-          <w:bCs/>
-          <w:sz w:val="28"/>
-          <w:szCs w:val="28"/>
-          <w:lang w:eastAsia="ru-RU"/>
-        </w:rPr>
-        <w:t>Валідація</w:t>
-      </w:r>
-      <w:proofErr w:type="spellEnd"/>
-      <w:r>
-        <w:rPr>
-          <w:b/>
-          <w:bCs/>
-          <w:sz w:val="28"/>
-          <w:szCs w:val="28"/>
-          <w:lang w:eastAsia="ru-RU"/>
-        </w:rPr>
-        <w:t>):</w:t>
-      </w:r>
-      <w:r>
-        <w:rPr>
-          <w:sz w:val="28"/>
-          <w:szCs w:val="28"/>
-          <w:lang w:eastAsia="ru-RU"/>
-        </w:rPr>
-        <w:t xml:space="preserve"> З погляду геометрії та фізичного змісту задачі, радіус реального тіла обов'язково має бути строго більшим за нуль (R &gt; 0). Якщо R &lt;  0, стан об'єкта вважається некоректним, а математична </w:t>
-      </w:r>
-      <w:r>
-        <w:rPr>
-          <w:sz w:val="28"/>
-          <w:szCs w:val="28"/>
-          <w:lang w:eastAsia="ru-RU"/>
-        </w:rPr>
-        <w:lastRenderedPageBreak/>
-        <w:t>модель втрачає сенс. Програма повинна реагувати на такі дані генерацією винятку (</w:t>
-      </w:r>
-      <w:proofErr w:type="spellStart"/>
-      <w:r>
-        <w:rPr>
-          <w:sz w:val="28"/>
-          <w:szCs w:val="28"/>
-          <w:lang w:eastAsia="ru-RU"/>
-        </w:rPr>
-        <w:t>Exception</w:t>
-      </w:r>
-      <w:proofErr w:type="spellEnd"/>
-      <w:r>
-        <w:rPr>
-          <w:sz w:val="28"/>
-          <w:szCs w:val="28"/>
-          <w:lang w:eastAsia="ru-RU"/>
-        </w:rPr>
-        <w:t>).</w:t>
-      </w:r>
-    </w:p>
-    <w:p>
-      <w:pPr>
-        <w:spacing w:line="360" w:lineRule="auto"/>
-        <w:outlineLvl w:val="3"/>
-        <w:rPr>
-          <w:b/>
-          <w:bCs/>
-          <w:sz w:val="28"/>
-          <w:szCs w:val="28"/>
-          <w:lang w:eastAsia="ru-RU"/>
-        </w:rPr>
-      </w:pPr>
-      <w:r>
-        <w:rPr>
-          <w:b/>
-          <w:bCs/>
-          <w:sz w:val="28"/>
-          <w:szCs w:val="28"/>
-          <w:lang w:eastAsia="ru-RU"/>
-        </w:rPr>
-        <w:t xml:space="preserve">1.4. </w:t>
-      </w:r>
-      <w:proofErr w:type="spellStart"/>
-      <w:r>
-        <w:rPr>
-          <w:b/>
-          <w:bCs/>
-          <w:sz w:val="28"/>
-          <w:szCs w:val="28"/>
-          <w:lang w:eastAsia="ru-RU"/>
-        </w:rPr>
-        <w:t>Проєктні</w:t>
-      </w:r>
-      <w:proofErr w:type="spellEnd"/>
-      <w:r>
-        <w:rPr>
-          <w:b/>
-          <w:bCs/>
-          <w:sz w:val="28"/>
-          <w:szCs w:val="28"/>
-          <w:lang w:eastAsia="ru-RU"/>
-        </w:rPr>
-        <w:t xml:space="preserve"> вимоги до програмного модуля (класу C++)</w:t>
-      </w:r>
-    </w:p>
-    <w:p>
-      <w:pPr>
-        <w:spacing w:line="360" w:lineRule="auto"/>
-        <w:rPr>
-          <w:sz w:val="28"/>
-          <w:szCs w:val="28"/>
-          <w:lang w:eastAsia="ru-RU"/>
-        </w:rPr>
-      </w:pPr>
-      <w:r>
-        <w:rPr>
-          <w:sz w:val="28"/>
-          <w:szCs w:val="28"/>
-          <w:lang w:eastAsia="ru-RU"/>
-        </w:rPr>
-        <w:t xml:space="preserve">Згідно з вимогами стандарту ISO/IEC 12207 щодо конструювання програмних елементів, </w:t>
-      </w:r>
-      <w:proofErr w:type="spellStart"/>
-      <w:r>
-        <w:rPr>
-          <w:sz w:val="28"/>
-          <w:szCs w:val="28"/>
-          <w:lang w:eastAsia="ru-RU"/>
-        </w:rPr>
-        <w:t>проєкт</w:t>
-      </w:r>
-      <w:proofErr w:type="spellEnd"/>
-      <w:r>
-        <w:rPr>
-          <w:sz w:val="28"/>
-          <w:szCs w:val="28"/>
-          <w:lang w:eastAsia="ru-RU"/>
-        </w:rPr>
-        <w:t xml:space="preserve"> класу має відповідати парадигмі ООП:</w:t>
-      </w:r>
-    </w:p>
-    <w:p>
-      <w:pPr>
-        <w:spacing w:line="360" w:lineRule="auto"/>
-        <w:rPr>
-          <w:sz w:val="28"/>
-          <w:szCs w:val="28"/>
-          <w:lang w:eastAsia="ru-RU"/>
-        </w:rPr>
-      </w:pPr>
-      <w:r>
-        <w:rPr>
-          <w:b/>
-          <w:bCs/>
-          <w:sz w:val="28"/>
-          <w:szCs w:val="28"/>
-          <w:lang w:eastAsia="ru-RU"/>
-        </w:rPr>
-        <w:t>Інкапсуляція:</w:t>
-      </w:r>
-      <w:r>
-        <w:rPr>
-          <w:sz w:val="28"/>
-          <w:szCs w:val="28"/>
-          <w:lang w:eastAsia="ru-RU"/>
-        </w:rPr>
-        <w:t xml:space="preserve"> Поле </w:t>
-      </w:r>
-      <w:proofErr w:type="spellStart"/>
-      <w:r>
-        <w:rPr>
-          <w:sz w:val="28"/>
-          <w:szCs w:val="28"/>
-          <w:lang w:eastAsia="ru-RU"/>
-        </w:rPr>
-        <w:t>radius</w:t>
-      </w:r>
-      <w:proofErr w:type="spellEnd"/>
-      <w:r>
-        <w:rPr>
-          <w:sz w:val="28"/>
-          <w:szCs w:val="28"/>
-          <w:lang w:eastAsia="ru-RU"/>
-        </w:rPr>
-        <w:t xml:space="preserve"> має бути прихованим від прямого доступу (секція </w:t>
-      </w:r>
-      <w:proofErr w:type="spellStart"/>
-      <w:r>
-        <w:rPr>
-          <w:sz w:val="28"/>
-          <w:szCs w:val="28"/>
-          <w:lang w:eastAsia="ru-RU"/>
-        </w:rPr>
-        <w:t>private</w:t>
-      </w:r>
-      <w:proofErr w:type="spellEnd"/>
-      <w:r>
-        <w:rPr>
-          <w:sz w:val="28"/>
-          <w:szCs w:val="28"/>
-          <w:lang w:eastAsia="ru-RU"/>
-        </w:rPr>
-        <w:t>).</w:t>
-      </w:r>
-    </w:p>
-    <w:p>
-      <w:pPr>
-        <w:spacing w:line="360" w:lineRule="auto"/>
-        <w:rPr>
-          <w:sz w:val="28"/>
-          <w:szCs w:val="28"/>
-          <w:lang w:eastAsia="ru-RU"/>
-        </w:rPr>
-      </w:pPr>
-      <w:r>
-        <w:rPr>
-          <w:b/>
-          <w:bCs/>
-          <w:sz w:val="28"/>
-          <w:szCs w:val="28"/>
-          <w:lang w:eastAsia="ru-RU"/>
-        </w:rPr>
-        <w:t>Керування станом:</w:t>
-      </w:r>
-      <w:r>
-        <w:rPr>
-          <w:sz w:val="28"/>
-          <w:szCs w:val="28"/>
-          <w:lang w:eastAsia="ru-RU"/>
-        </w:rPr>
-        <w:t xml:space="preserve"> Доступ до поля реалізується через відкриті функції-члени (секція </w:t>
-      </w:r>
-      <w:proofErr w:type="spellStart"/>
-      <w:r>
-        <w:rPr>
-          <w:sz w:val="28"/>
-          <w:szCs w:val="28"/>
-          <w:lang w:eastAsia="ru-RU"/>
-        </w:rPr>
-        <w:t>public</w:t>
-      </w:r>
-      <w:proofErr w:type="spellEnd"/>
-      <w:r>
-        <w:rPr>
-          <w:sz w:val="28"/>
-          <w:szCs w:val="28"/>
-          <w:lang w:eastAsia="ru-RU"/>
-        </w:rPr>
-        <w:t xml:space="preserve">): </w:t>
-      </w:r>
-      <w:proofErr w:type="spellStart"/>
-      <w:r>
-        <w:rPr>
-          <w:sz w:val="28"/>
-          <w:szCs w:val="28"/>
-          <w:lang w:eastAsia="ru-RU"/>
-        </w:rPr>
-        <w:t>геттер</w:t>
-      </w:r>
-      <w:proofErr w:type="spellEnd"/>
-      <w:r>
-        <w:rPr>
-          <w:sz w:val="28"/>
-          <w:szCs w:val="28"/>
-          <w:lang w:eastAsia="ru-RU"/>
-        </w:rPr>
-        <w:t xml:space="preserve"> </w:t>
-      </w:r>
-      <w:proofErr w:type="spellStart"/>
-      <w:r>
-        <w:rPr>
-          <w:sz w:val="28"/>
-          <w:szCs w:val="28"/>
-          <w:lang w:eastAsia="ru-RU"/>
-        </w:rPr>
-        <w:t>getRadius</w:t>
-      </w:r>
-      <w:proofErr w:type="spellEnd"/>
-      <w:r>
-        <w:rPr>
-          <w:sz w:val="28"/>
-          <w:szCs w:val="28"/>
-          <w:lang w:eastAsia="ru-RU"/>
-        </w:rPr>
-        <w:t xml:space="preserve">() для читання та </w:t>
-      </w:r>
-      <w:proofErr w:type="spellStart"/>
-      <w:r>
-        <w:rPr>
-          <w:sz w:val="28"/>
-          <w:szCs w:val="28"/>
-          <w:lang w:eastAsia="ru-RU"/>
-        </w:rPr>
-        <w:t>сеттер</w:t>
-      </w:r>
-      <w:proofErr w:type="spellEnd"/>
-      <w:r>
-        <w:rPr>
-          <w:sz w:val="28"/>
-          <w:szCs w:val="28"/>
-          <w:lang w:eastAsia="ru-RU"/>
-        </w:rPr>
-        <w:t xml:space="preserve"> </w:t>
-      </w:r>
-      <w:proofErr w:type="spellStart"/>
-      <w:r>
-        <w:rPr>
-          <w:sz w:val="28"/>
-          <w:szCs w:val="28"/>
-          <w:lang w:eastAsia="ru-RU"/>
-        </w:rPr>
-        <w:t>setRadius</w:t>
-      </w:r>
-      <w:proofErr w:type="spellEnd"/>
-      <w:r>
-        <w:rPr>
-          <w:sz w:val="28"/>
-          <w:szCs w:val="28"/>
-          <w:lang w:eastAsia="ru-RU"/>
-        </w:rPr>
-        <w:t>() для запису.</w:t>
-      </w:r>
-    </w:p>
-    <w:p>
-      <w:pPr>
-        <w:spacing w:line="360" w:lineRule="auto"/>
-        <w:rPr>
-          <w:sz w:val="28"/>
-          <w:szCs w:val="28"/>
-          <w:lang w:eastAsia="ru-RU"/>
-        </w:rPr>
-      </w:pPr>
-      <w:r>
-        <w:rPr>
-          <w:b/>
-          <w:bCs/>
-          <w:sz w:val="28"/>
-          <w:szCs w:val="28"/>
-          <w:lang w:eastAsia="ru-RU"/>
-        </w:rPr>
-        <w:t>Надійність:</w:t>
-      </w:r>
-      <w:r>
-        <w:rPr>
-          <w:sz w:val="28"/>
-          <w:szCs w:val="28"/>
-          <w:lang w:eastAsia="ru-RU"/>
-        </w:rPr>
-        <w:t xml:space="preserve"> </w:t>
-      </w:r>
       <w:proofErr w:type="spellStart"/>
       <w:r>
         <w:rPr>
@@ -1426,7 +1400,6 @@
       </w:pPr>
       <w:r>
         <w:rPr>
-          <w:b/>
           <w:bCs/>
           <w:sz w:val="28"/>
           <w:szCs w:val="28"/>
@@ -1511,7 +1484,6 @@
           </w:tcPr>
           <w:p>
             <w:pPr>
-              <w:spacing w:after="480"/>
               <w:jc w:val="center"/>
               <w:rPr>
                 <w:sz w:val="28"/>
@@ -1522,6 +1494,7 @@
             <w:r>
               <w:rPr>
                 <w:rStyle w:val="a5"/>
+                <w:b w:val="0"/>
                 <w:sz w:val="28"/>
                 <w:szCs w:val="28"/>
               </w:rPr>
@@ -1531,6 +1504,7 @@
             <w:r>
               <w:rPr>
                 <w:rStyle w:val="a5"/>
+                <w:b w:val="0"/>
                 <w:sz w:val="28"/>
                 <w:szCs w:val="28"/>
               </w:rPr>
@@ -1540,6 +1514,7 @@
             <w:r>
               <w:rPr>
                 <w:rStyle w:val="a5"/>
+                <w:b w:val="0"/>
                 <w:sz w:val="28"/>
                 <w:szCs w:val="28"/>
               </w:rPr>
@@ -1549,6 +1524,7 @@
             <w:r>
               <w:rPr>
                 <w:rStyle w:val="a5"/>
+                <w:b w:val="0"/>
                 <w:sz w:val="28"/>
                 <w:szCs w:val="28"/>
               </w:rPr>
@@ -2217,21 +2193,1557 @@
           <w:szCs w:val="28"/>
         </w:rPr>
       </w:pPr>
-      <w:bookmarkStart w:id="0" w:name="_GoBack"/>
-      <w:bookmarkEnd w:id="0"/>
-    </w:p>
-    <w:p>
-      <w:pPr>
-        <w:rPr>
-          <w:sz w:val="28"/>
-          <w:szCs w:val="28"/>
-        </w:rPr>
-      </w:pPr>
-    </w:p>
-    <w:p>
-      <w:pPr>
+      <w:proofErr w:type="spellStart"/>
+      <w:r>
         <w:rPr>
           <w:b/>
+          <w:sz w:val="28"/>
+          <w:szCs w:val="28"/>
+        </w:rPr>
+        <w:lastRenderedPageBreak/>
+        <w:t>ModulesPrimak.h</w:t>
+      </w:r>
+      <w:proofErr w:type="spellEnd"/>
+    </w:p>
+    <w:p>
+      <w:pPr>
+        <w:spacing w:line="360" w:lineRule="auto"/>
+        <w:rPr>
+          <w:sz w:val="28"/>
+          <w:szCs w:val="28"/>
+        </w:rPr>
+      </w:pPr>
+      <w:r>
+        <w:rPr>
+          <w:sz w:val="28"/>
+          <w:szCs w:val="28"/>
+        </w:rPr>
+        <w:t>#</w:t>
+      </w:r>
+      <w:proofErr w:type="spellStart"/>
+      <w:r>
+        <w:rPr>
+          <w:sz w:val="28"/>
+          <w:szCs w:val="28"/>
+        </w:rPr>
+        <w:t>ifndef</w:t>
+      </w:r>
+      <w:proofErr w:type="spellEnd"/>
+      <w:r>
+        <w:rPr>
+          <w:sz w:val="28"/>
+          <w:szCs w:val="28"/>
+        </w:rPr>
+        <w:t xml:space="preserve"> MODULESPR</w:t>
+      </w:r>
+      <w:r>
+        <w:rPr>
+          <w:sz w:val="28"/>
+          <w:szCs w:val="28"/>
+          <w:lang w:val="en-US"/>
+        </w:rPr>
+        <w:t>IMAK</w:t>
+      </w:r>
+      <w:r>
+        <w:rPr>
+          <w:sz w:val="28"/>
+          <w:szCs w:val="28"/>
+        </w:rPr>
+        <w:t>_H</w:t>
+      </w:r>
+    </w:p>
+    <w:p>
+      <w:pPr>
+        <w:spacing w:line="360" w:lineRule="auto"/>
+        <w:rPr>
+          <w:sz w:val="28"/>
+          <w:szCs w:val="28"/>
+        </w:rPr>
+      </w:pPr>
+      <w:r>
+        <w:rPr>
+          <w:sz w:val="28"/>
+          <w:szCs w:val="28"/>
+        </w:rPr>
+        <w:t>#</w:t>
+      </w:r>
+      <w:proofErr w:type="spellStart"/>
+      <w:r>
+        <w:rPr>
+          <w:sz w:val="28"/>
+          <w:szCs w:val="28"/>
+        </w:rPr>
+        <w:t>define</w:t>
+      </w:r>
+      <w:proofErr w:type="spellEnd"/>
+      <w:r>
+        <w:rPr>
+          <w:sz w:val="28"/>
+          <w:szCs w:val="28"/>
+        </w:rPr>
+        <w:t xml:space="preserve"> MODULESPR</w:t>
+      </w:r>
+      <w:r>
+        <w:rPr>
+          <w:sz w:val="28"/>
+          <w:szCs w:val="28"/>
+          <w:lang w:val="en-US"/>
+        </w:rPr>
+        <w:t>IMAK</w:t>
+      </w:r>
+      <w:r>
+        <w:rPr>
+          <w:sz w:val="28"/>
+          <w:szCs w:val="28"/>
+        </w:rPr>
+        <w:t>_H</w:t>
+      </w:r>
+    </w:p>
+    <w:p>
+      <w:pPr>
+        <w:spacing w:line="360" w:lineRule="auto"/>
+        <w:rPr>
+          <w:sz w:val="28"/>
+          <w:szCs w:val="28"/>
+        </w:rPr>
+      </w:pPr>
+    </w:p>
+    <w:p>
+      <w:pPr>
+        <w:spacing w:line="360" w:lineRule="auto"/>
+        <w:rPr>
+          <w:sz w:val="28"/>
+          <w:szCs w:val="28"/>
+        </w:rPr>
+      </w:pPr>
+      <w:r>
+        <w:rPr>
+          <w:sz w:val="28"/>
+          <w:szCs w:val="28"/>
+        </w:rPr>
+        <w:t>#</w:t>
+      </w:r>
+      <w:proofErr w:type="spellStart"/>
+      <w:r>
+        <w:rPr>
+          <w:sz w:val="28"/>
+          <w:szCs w:val="28"/>
+        </w:rPr>
+        <w:t>include</w:t>
+      </w:r>
+      <w:proofErr w:type="spellEnd"/>
+      <w:r>
+        <w:rPr>
+          <w:sz w:val="28"/>
+          <w:szCs w:val="28"/>
+        </w:rPr>
+        <w:t xml:space="preserve"> &lt;</w:t>
+      </w:r>
+      <w:proofErr w:type="spellStart"/>
+      <w:r>
+        <w:rPr>
+          <w:sz w:val="28"/>
+          <w:szCs w:val="28"/>
+        </w:rPr>
+        <w:t>cmath</w:t>
+      </w:r>
+      <w:proofErr w:type="spellEnd"/>
+      <w:r>
+        <w:rPr>
+          <w:sz w:val="28"/>
+          <w:szCs w:val="28"/>
+        </w:rPr>
+        <w:t>&gt;</w:t>
+      </w:r>
+    </w:p>
+    <w:p>
+      <w:pPr>
+        <w:spacing w:line="360" w:lineRule="auto"/>
+        <w:rPr>
+          <w:sz w:val="28"/>
+          <w:szCs w:val="28"/>
+        </w:rPr>
+      </w:pPr>
+      <w:r>
+        <w:rPr>
+          <w:sz w:val="28"/>
+          <w:szCs w:val="28"/>
+        </w:rPr>
+        <w:t>#</w:t>
+      </w:r>
+      <w:proofErr w:type="spellStart"/>
+      <w:r>
+        <w:rPr>
+          <w:sz w:val="28"/>
+          <w:szCs w:val="28"/>
+        </w:rPr>
+        <w:t>include</w:t>
+      </w:r>
+      <w:proofErr w:type="spellEnd"/>
+      <w:r>
+        <w:rPr>
+          <w:sz w:val="28"/>
+          <w:szCs w:val="28"/>
+        </w:rPr>
+        <w:t xml:space="preserve"> &lt;</w:t>
+      </w:r>
+      <w:proofErr w:type="spellStart"/>
+      <w:r>
+        <w:rPr>
+          <w:sz w:val="28"/>
+          <w:szCs w:val="28"/>
+        </w:rPr>
+        <w:t>stdexcept</w:t>
+      </w:r>
+      <w:proofErr w:type="spellEnd"/>
+      <w:r>
+        <w:rPr>
+          <w:sz w:val="28"/>
+          <w:szCs w:val="28"/>
+        </w:rPr>
+        <w:t>&gt;</w:t>
+      </w:r>
+    </w:p>
+    <w:p>
+      <w:pPr>
+        <w:spacing w:line="360" w:lineRule="auto"/>
+        <w:rPr>
+          <w:sz w:val="28"/>
+          <w:szCs w:val="28"/>
+        </w:rPr>
+      </w:pPr>
+    </w:p>
+    <w:p>
+      <w:pPr>
+        <w:spacing w:line="360" w:lineRule="auto"/>
+        <w:rPr>
+          <w:sz w:val="28"/>
+          <w:szCs w:val="28"/>
+        </w:rPr>
+      </w:pPr>
+      <w:r>
+        <w:rPr>
+          <w:sz w:val="28"/>
+          <w:szCs w:val="28"/>
+        </w:rPr>
+        <w:t>#</w:t>
+      </w:r>
+      <w:proofErr w:type="spellStart"/>
+      <w:r>
+        <w:rPr>
+          <w:sz w:val="28"/>
+          <w:szCs w:val="28"/>
+        </w:rPr>
+        <w:t>ifndef</w:t>
+      </w:r>
+      <w:proofErr w:type="spellEnd"/>
+      <w:r>
+        <w:rPr>
+          <w:sz w:val="28"/>
+          <w:szCs w:val="28"/>
+        </w:rPr>
+        <w:t xml:space="preserve"> M_PI</w:t>
+      </w:r>
+    </w:p>
+    <w:p>
+      <w:pPr>
+        <w:spacing w:line="360" w:lineRule="auto"/>
+        <w:rPr>
+          <w:sz w:val="28"/>
+          <w:szCs w:val="28"/>
+        </w:rPr>
+      </w:pPr>
+      <w:r>
+        <w:rPr>
+          <w:sz w:val="28"/>
+          <w:szCs w:val="28"/>
+        </w:rPr>
+        <w:t>#</w:t>
+      </w:r>
+      <w:proofErr w:type="spellStart"/>
+      <w:r>
+        <w:rPr>
+          <w:sz w:val="28"/>
+          <w:szCs w:val="28"/>
+        </w:rPr>
+        <w:t>define</w:t>
+      </w:r>
+      <w:proofErr w:type="spellEnd"/>
+      <w:r>
+        <w:rPr>
+          <w:sz w:val="28"/>
+          <w:szCs w:val="28"/>
+        </w:rPr>
+        <w:t xml:space="preserve"> M_PI 3.14159265358979323846</w:t>
+      </w:r>
+    </w:p>
+    <w:p>
+      <w:pPr>
+        <w:spacing w:line="360" w:lineRule="auto"/>
+        <w:rPr>
+          <w:sz w:val="28"/>
+          <w:szCs w:val="28"/>
+        </w:rPr>
+      </w:pPr>
+      <w:r>
+        <w:rPr>
+          <w:sz w:val="28"/>
+          <w:szCs w:val="28"/>
+        </w:rPr>
+        <w:t>#</w:t>
+      </w:r>
+      <w:proofErr w:type="spellStart"/>
+      <w:r>
+        <w:rPr>
+          <w:sz w:val="28"/>
+          <w:szCs w:val="28"/>
+        </w:rPr>
+        <w:t>endif</w:t>
+      </w:r>
+      <w:proofErr w:type="spellEnd"/>
+    </w:p>
+    <w:p>
+      <w:pPr>
+        <w:spacing w:line="360" w:lineRule="auto"/>
+        <w:rPr>
+          <w:sz w:val="28"/>
+          <w:szCs w:val="28"/>
+        </w:rPr>
+      </w:pPr>
+    </w:p>
+    <w:p>
+      <w:pPr>
+        <w:spacing w:line="360" w:lineRule="auto"/>
+        <w:rPr>
+          <w:sz w:val="28"/>
+          <w:szCs w:val="28"/>
+        </w:rPr>
+      </w:pPr>
+      <w:r>
+        <w:rPr>
+          <w:sz w:val="28"/>
+          <w:szCs w:val="28"/>
+        </w:rPr>
+        <w:t>// Клас Кулі</w:t>
+      </w:r>
+    </w:p>
+    <w:p>
+      <w:pPr>
+        <w:spacing w:line="360" w:lineRule="auto"/>
+        <w:rPr>
+          <w:sz w:val="28"/>
+          <w:szCs w:val="28"/>
+        </w:rPr>
+      </w:pPr>
+      <w:proofErr w:type="spellStart"/>
+      <w:r>
+        <w:rPr>
+          <w:sz w:val="28"/>
+          <w:szCs w:val="28"/>
+        </w:rPr>
+        <w:t>class</w:t>
+      </w:r>
+      <w:proofErr w:type="spellEnd"/>
+      <w:r>
+        <w:rPr>
+          <w:sz w:val="28"/>
+          <w:szCs w:val="28"/>
+        </w:rPr>
+        <w:t xml:space="preserve"> ClassLab12_Pr</w:t>
+      </w:r>
+      <w:proofErr w:type="spellStart"/>
+      <w:r>
+        <w:rPr>
+          <w:sz w:val="28"/>
+          <w:szCs w:val="28"/>
+          <w:lang w:val="en-US"/>
+        </w:rPr>
+        <w:t>imak</w:t>
+      </w:r>
+      <w:proofErr w:type="spellEnd"/>
+      <w:r>
+        <w:rPr>
+          <w:sz w:val="28"/>
+          <w:szCs w:val="28"/>
+        </w:rPr>
+        <w:t xml:space="preserve"> {</w:t>
+      </w:r>
+    </w:p>
+    <w:p>
+      <w:pPr>
+        <w:spacing w:line="360" w:lineRule="auto"/>
+        <w:rPr>
+          <w:sz w:val="28"/>
+          <w:szCs w:val="28"/>
+        </w:rPr>
+      </w:pPr>
+      <w:proofErr w:type="spellStart"/>
+      <w:r>
+        <w:rPr>
+          <w:sz w:val="28"/>
+          <w:szCs w:val="28"/>
+        </w:rPr>
+        <w:t>private</w:t>
+      </w:r>
+      <w:proofErr w:type="spellEnd"/>
+      <w:r>
+        <w:rPr>
+          <w:sz w:val="28"/>
+          <w:szCs w:val="28"/>
+        </w:rPr>
+        <w:t>:</w:t>
+      </w:r>
+    </w:p>
+    <w:p>
+      <w:pPr>
+        <w:spacing w:line="360" w:lineRule="auto"/>
+        <w:rPr>
+          <w:sz w:val="28"/>
+          <w:szCs w:val="28"/>
+        </w:rPr>
+      </w:pPr>
+      <w:r>
+        <w:rPr>
+          <w:sz w:val="28"/>
+          <w:szCs w:val="28"/>
+        </w:rPr>
+        <w:t xml:space="preserve">    </w:t>
+      </w:r>
+      <w:proofErr w:type="spellStart"/>
+      <w:r>
+        <w:rPr>
+          <w:sz w:val="28"/>
+          <w:szCs w:val="28"/>
+        </w:rPr>
+        <w:t>double</w:t>
+      </w:r>
+      <w:proofErr w:type="spellEnd"/>
+      <w:r>
+        <w:rPr>
+          <w:sz w:val="28"/>
+          <w:szCs w:val="28"/>
+        </w:rPr>
+        <w:t xml:space="preserve"> </w:t>
+      </w:r>
+      <w:proofErr w:type="spellStart"/>
+      <w:r>
+        <w:rPr>
+          <w:sz w:val="28"/>
+          <w:szCs w:val="28"/>
+        </w:rPr>
+        <w:t>radius</w:t>
+      </w:r>
+      <w:proofErr w:type="spellEnd"/>
+      <w:r>
+        <w:rPr>
+          <w:sz w:val="28"/>
+          <w:szCs w:val="28"/>
+        </w:rPr>
+        <w:t>; // інкапсуляція</w:t>
+      </w:r>
+    </w:p>
+    <w:p>
+      <w:pPr>
+        <w:spacing w:line="360" w:lineRule="auto"/>
+        <w:rPr>
+          <w:sz w:val="28"/>
+          <w:szCs w:val="28"/>
+        </w:rPr>
+      </w:pPr>
+    </w:p>
+    <w:p>
+      <w:pPr>
+        <w:spacing w:line="360" w:lineRule="auto"/>
+        <w:rPr>
+          <w:sz w:val="28"/>
+          <w:szCs w:val="28"/>
+        </w:rPr>
+      </w:pPr>
+      <w:proofErr w:type="spellStart"/>
+      <w:r>
+        <w:rPr>
+          <w:sz w:val="28"/>
+          <w:szCs w:val="28"/>
+        </w:rPr>
+        <w:t>public</w:t>
+      </w:r>
+      <w:proofErr w:type="spellEnd"/>
+      <w:r>
+        <w:rPr>
+          <w:sz w:val="28"/>
+          <w:szCs w:val="28"/>
+        </w:rPr>
+        <w:t>:</w:t>
+      </w:r>
+    </w:p>
+    <w:p>
+      <w:pPr>
+        <w:spacing w:line="360" w:lineRule="auto"/>
+        <w:rPr>
+          <w:sz w:val="28"/>
+          <w:szCs w:val="28"/>
+        </w:rPr>
+      </w:pPr>
+      <w:r>
+        <w:rPr>
+          <w:sz w:val="28"/>
+          <w:szCs w:val="28"/>
+        </w:rPr>
+        <w:t xml:space="preserve">    ClassLab12_Pryzvysche(</w:t>
+      </w:r>
+      <w:proofErr w:type="spellStart"/>
+      <w:r>
+        <w:rPr>
+          <w:sz w:val="28"/>
+          <w:szCs w:val="28"/>
+        </w:rPr>
+        <w:t>double</w:t>
+      </w:r>
+      <w:proofErr w:type="spellEnd"/>
+      <w:r>
+        <w:rPr>
+          <w:sz w:val="28"/>
+          <w:szCs w:val="28"/>
+        </w:rPr>
+        <w:t xml:space="preserve"> r = 1.0); // Конструктор</w:t>
+      </w:r>
+    </w:p>
+    <w:p>
+      <w:pPr>
+        <w:spacing w:line="360" w:lineRule="auto"/>
+        <w:rPr>
+          <w:sz w:val="28"/>
+          <w:szCs w:val="28"/>
+        </w:rPr>
+      </w:pPr>
+      <w:r>
+        <w:rPr>
+          <w:sz w:val="28"/>
+          <w:szCs w:val="28"/>
+        </w:rPr>
+        <w:t xml:space="preserve">    </w:t>
+      </w:r>
+      <w:proofErr w:type="spellStart"/>
+      <w:r>
+        <w:rPr>
+          <w:sz w:val="28"/>
+          <w:szCs w:val="28"/>
+        </w:rPr>
+        <w:t>void</w:t>
+      </w:r>
+      <w:proofErr w:type="spellEnd"/>
+      <w:r>
+        <w:rPr>
+          <w:sz w:val="28"/>
+          <w:szCs w:val="28"/>
+        </w:rPr>
+        <w:t xml:space="preserve"> </w:t>
+      </w:r>
+      <w:proofErr w:type="spellStart"/>
+      <w:r>
+        <w:rPr>
+          <w:sz w:val="28"/>
+          <w:szCs w:val="28"/>
+        </w:rPr>
+        <w:t>setRadius</w:t>
+      </w:r>
+      <w:proofErr w:type="spellEnd"/>
+      <w:r>
+        <w:rPr>
+          <w:sz w:val="28"/>
+          <w:szCs w:val="28"/>
+        </w:rPr>
+        <w:t>(</w:t>
+      </w:r>
+      <w:proofErr w:type="spellStart"/>
+      <w:r>
+        <w:rPr>
+          <w:sz w:val="28"/>
+          <w:szCs w:val="28"/>
+        </w:rPr>
+        <w:t>double</w:t>
+      </w:r>
+      <w:proofErr w:type="spellEnd"/>
+      <w:r>
+        <w:rPr>
+          <w:sz w:val="28"/>
+          <w:szCs w:val="28"/>
+        </w:rPr>
+        <w:t xml:space="preserve"> r);              // Сетер</w:t>
+      </w:r>
+    </w:p>
+    <w:p>
+      <w:pPr>
+        <w:spacing w:line="360" w:lineRule="auto"/>
+        <w:rPr>
+          <w:sz w:val="28"/>
+          <w:szCs w:val="28"/>
+        </w:rPr>
+      </w:pPr>
+      <w:r>
+        <w:rPr>
+          <w:sz w:val="28"/>
+          <w:szCs w:val="28"/>
+        </w:rPr>
+        <w:t xml:space="preserve">    </w:t>
+      </w:r>
+      <w:proofErr w:type="spellStart"/>
+      <w:r>
+        <w:rPr>
+          <w:sz w:val="28"/>
+          <w:szCs w:val="28"/>
+        </w:rPr>
+        <w:t>double</w:t>
+      </w:r>
+      <w:proofErr w:type="spellEnd"/>
+      <w:r>
+        <w:rPr>
+          <w:sz w:val="28"/>
+          <w:szCs w:val="28"/>
+        </w:rPr>
+        <w:t xml:space="preserve"> </w:t>
+      </w:r>
+      <w:proofErr w:type="spellStart"/>
+      <w:r>
+        <w:rPr>
+          <w:sz w:val="28"/>
+          <w:szCs w:val="28"/>
+        </w:rPr>
+        <w:t>getRadius</w:t>
+      </w:r>
+      <w:proofErr w:type="spellEnd"/>
+      <w:r>
+        <w:rPr>
+          <w:sz w:val="28"/>
+          <w:szCs w:val="28"/>
+        </w:rPr>
+        <w:t xml:space="preserve">() </w:t>
+      </w:r>
+      <w:proofErr w:type="spellStart"/>
+      <w:r>
+        <w:rPr>
+          <w:sz w:val="28"/>
+          <w:szCs w:val="28"/>
+        </w:rPr>
+        <w:t>const</w:t>
+      </w:r>
+      <w:proofErr w:type="spellEnd"/>
+      <w:r>
+        <w:rPr>
+          <w:sz w:val="28"/>
+          <w:szCs w:val="28"/>
+        </w:rPr>
+        <w:t>;              // Гетер</w:t>
+      </w:r>
+    </w:p>
+    <w:p>
+      <w:pPr>
+        <w:spacing w:line="360" w:lineRule="auto"/>
+        <w:rPr>
+          <w:sz w:val="28"/>
+          <w:szCs w:val="28"/>
+        </w:rPr>
+      </w:pPr>
+      <w:r>
+        <w:rPr>
+          <w:sz w:val="28"/>
+          <w:szCs w:val="28"/>
+        </w:rPr>
+        <w:t xml:space="preserve">    </w:t>
+      </w:r>
+      <w:proofErr w:type="spellStart"/>
+      <w:r>
+        <w:rPr>
+          <w:sz w:val="28"/>
+          <w:szCs w:val="28"/>
+        </w:rPr>
+        <w:t>double</w:t>
+      </w:r>
+      <w:proofErr w:type="spellEnd"/>
+      <w:r>
+        <w:rPr>
+          <w:sz w:val="28"/>
+          <w:szCs w:val="28"/>
+        </w:rPr>
+        <w:t xml:space="preserve"> </w:t>
+      </w:r>
+      <w:proofErr w:type="spellStart"/>
+      <w:r>
+        <w:rPr>
+          <w:sz w:val="28"/>
+          <w:szCs w:val="28"/>
+        </w:rPr>
+        <w:t>calculateSurfaceArea</w:t>
+      </w:r>
+      <w:proofErr w:type="spellEnd"/>
+      <w:r>
+        <w:rPr>
+          <w:sz w:val="28"/>
+          <w:szCs w:val="28"/>
+        </w:rPr>
+        <w:t xml:space="preserve">() </w:t>
+      </w:r>
+      <w:proofErr w:type="spellStart"/>
+      <w:r>
+        <w:rPr>
+          <w:sz w:val="28"/>
+          <w:szCs w:val="28"/>
+        </w:rPr>
+        <w:t>const</w:t>
+      </w:r>
+      <w:proofErr w:type="spellEnd"/>
+      <w:r>
+        <w:rPr>
+          <w:sz w:val="28"/>
+          <w:szCs w:val="28"/>
+        </w:rPr>
+        <w:t>;   // Метод обчислення площі</w:t>
+      </w:r>
+    </w:p>
+    <w:p>
+      <w:pPr>
+        <w:spacing w:line="360" w:lineRule="auto"/>
+        <w:rPr>
+          <w:sz w:val="28"/>
+          <w:szCs w:val="28"/>
+        </w:rPr>
+      </w:pPr>
+      <w:r>
+        <w:rPr>
+          <w:sz w:val="28"/>
+          <w:szCs w:val="28"/>
+        </w:rPr>
+        <w:t>};</w:t>
+      </w:r>
+    </w:p>
+    <w:p>
+      <w:pPr>
+        <w:spacing w:line="360" w:lineRule="auto"/>
+        <w:rPr>
+          <w:sz w:val="28"/>
+          <w:szCs w:val="28"/>
+        </w:rPr>
+      </w:pPr>
+    </w:p>
+    <w:p>
+      <w:pPr>
+        <w:spacing w:line="360" w:lineRule="auto"/>
+        <w:rPr>
+          <w:sz w:val="28"/>
+          <w:szCs w:val="28"/>
+        </w:rPr>
+      </w:pPr>
+      <w:r>
+        <w:rPr>
+          <w:sz w:val="28"/>
+          <w:szCs w:val="28"/>
+        </w:rPr>
+        <w:t xml:space="preserve">// Реалізація методів ПОЗА тілом класу з </w:t>
+      </w:r>
+      <w:proofErr w:type="spellStart"/>
+      <w:r>
+        <w:rPr>
+          <w:sz w:val="28"/>
+          <w:szCs w:val="28"/>
+        </w:rPr>
+        <w:t>inline</w:t>
+      </w:r>
+      <w:proofErr w:type="spellEnd"/>
+    </w:p>
+    <w:p>
+      <w:pPr>
+        <w:spacing w:line="360" w:lineRule="auto"/>
+        <w:rPr>
+          <w:sz w:val="28"/>
+          <w:szCs w:val="28"/>
+        </w:rPr>
+      </w:pPr>
+      <w:proofErr w:type="spellStart"/>
+      <w:r>
+        <w:rPr>
+          <w:sz w:val="28"/>
+          <w:szCs w:val="28"/>
+        </w:rPr>
+        <w:t>inline</w:t>
+      </w:r>
+      <w:proofErr w:type="spellEnd"/>
+      <w:r>
+        <w:rPr>
+          <w:sz w:val="28"/>
+          <w:szCs w:val="28"/>
+        </w:rPr>
+        <w:t xml:space="preserve"> ClassLab12_Pryzvysche::ClassLab12_Pryzvysche(</w:t>
+      </w:r>
+      <w:proofErr w:type="spellStart"/>
+      <w:r>
+        <w:rPr>
+          <w:sz w:val="28"/>
+          <w:szCs w:val="28"/>
+        </w:rPr>
+        <w:t>double</w:t>
+      </w:r>
+      <w:proofErr w:type="spellEnd"/>
+      <w:r>
+        <w:rPr>
+          <w:sz w:val="28"/>
+          <w:szCs w:val="28"/>
+        </w:rPr>
+        <w:t xml:space="preserve"> r) {</w:t>
+      </w:r>
+    </w:p>
+    <w:p>
+      <w:pPr>
+        <w:spacing w:line="360" w:lineRule="auto"/>
+        <w:rPr>
+          <w:sz w:val="28"/>
+          <w:szCs w:val="28"/>
+        </w:rPr>
+      </w:pPr>
+      <w:r>
+        <w:rPr>
+          <w:sz w:val="28"/>
+          <w:szCs w:val="28"/>
+        </w:rPr>
+        <w:t xml:space="preserve">    </w:t>
+      </w:r>
+      <w:proofErr w:type="spellStart"/>
+      <w:r>
+        <w:rPr>
+          <w:sz w:val="28"/>
+          <w:szCs w:val="28"/>
+        </w:rPr>
+        <w:t>setRadius</w:t>
+      </w:r>
+      <w:proofErr w:type="spellEnd"/>
+      <w:r>
+        <w:rPr>
+          <w:sz w:val="28"/>
+          <w:szCs w:val="28"/>
+        </w:rPr>
+        <w:t>(r);</w:t>
+      </w:r>
+    </w:p>
+    <w:p>
+      <w:pPr>
+        <w:spacing w:line="360" w:lineRule="auto"/>
+        <w:rPr>
+          <w:sz w:val="28"/>
+          <w:szCs w:val="28"/>
+        </w:rPr>
+      </w:pPr>
+      <w:r>
+        <w:rPr>
+          <w:sz w:val="28"/>
+          <w:szCs w:val="28"/>
+        </w:rPr>
+        <w:t>}</w:t>
+      </w:r>
+    </w:p>
+    <w:p>
+      <w:pPr>
+        <w:spacing w:line="360" w:lineRule="auto"/>
+        <w:rPr>
+          <w:sz w:val="28"/>
+          <w:szCs w:val="28"/>
+        </w:rPr>
+      </w:pPr>
+    </w:p>
+    <w:p>
+      <w:pPr>
+        <w:spacing w:line="360" w:lineRule="auto"/>
+        <w:rPr>
+          <w:sz w:val="28"/>
+          <w:szCs w:val="28"/>
+        </w:rPr>
+      </w:pPr>
+      <w:proofErr w:type="spellStart"/>
+      <w:r>
+        <w:rPr>
+          <w:sz w:val="28"/>
+          <w:szCs w:val="28"/>
+        </w:rPr>
+        <w:t>inline</w:t>
+      </w:r>
+      <w:proofErr w:type="spellEnd"/>
+      <w:r>
+        <w:rPr>
+          <w:sz w:val="28"/>
+          <w:szCs w:val="28"/>
+        </w:rPr>
+        <w:t xml:space="preserve"> </w:t>
+      </w:r>
+      <w:proofErr w:type="spellStart"/>
+      <w:r>
+        <w:rPr>
+          <w:sz w:val="28"/>
+          <w:szCs w:val="28"/>
+        </w:rPr>
+        <w:t>void</w:t>
+      </w:r>
+      <w:proofErr w:type="spellEnd"/>
+      <w:r>
+        <w:rPr>
+          <w:sz w:val="28"/>
+          <w:szCs w:val="28"/>
+        </w:rPr>
+        <w:t xml:space="preserve"> ClassLab12_Pr</w:t>
+      </w:r>
+      <w:proofErr w:type="spellStart"/>
+      <w:r>
+        <w:rPr>
+          <w:sz w:val="28"/>
+          <w:szCs w:val="28"/>
+          <w:lang w:val="en-US"/>
+        </w:rPr>
+        <w:t>imak</w:t>
+      </w:r>
+      <w:proofErr w:type="spellEnd"/>
+      <w:r>
+        <w:rPr>
+          <w:sz w:val="28"/>
+          <w:szCs w:val="28"/>
+        </w:rPr>
+        <w:t>::</w:t>
+      </w:r>
+      <w:proofErr w:type="spellStart"/>
+      <w:r>
+        <w:rPr>
+          <w:sz w:val="28"/>
+          <w:szCs w:val="28"/>
+        </w:rPr>
+        <w:t>setRadius</w:t>
+      </w:r>
+      <w:proofErr w:type="spellEnd"/>
+      <w:r>
+        <w:rPr>
+          <w:sz w:val="28"/>
+          <w:szCs w:val="28"/>
+        </w:rPr>
+        <w:t>(</w:t>
+      </w:r>
+      <w:proofErr w:type="spellStart"/>
+      <w:r>
+        <w:rPr>
+          <w:sz w:val="28"/>
+          <w:szCs w:val="28"/>
+        </w:rPr>
+        <w:t>double</w:t>
+      </w:r>
+      <w:proofErr w:type="spellEnd"/>
+      <w:r>
+        <w:rPr>
+          <w:sz w:val="28"/>
+          <w:szCs w:val="28"/>
+        </w:rPr>
+        <w:t xml:space="preserve"> r) {</w:t>
+      </w:r>
+    </w:p>
+    <w:p>
+      <w:pPr>
+        <w:spacing w:line="360" w:lineRule="auto"/>
+        <w:rPr>
+          <w:sz w:val="28"/>
+          <w:szCs w:val="28"/>
+        </w:rPr>
+      </w:pPr>
+      <w:r>
+        <w:rPr>
+          <w:sz w:val="28"/>
+          <w:szCs w:val="28"/>
+        </w:rPr>
+        <w:t xml:space="preserve">    </w:t>
+      </w:r>
+      <w:proofErr w:type="spellStart"/>
+      <w:r>
+        <w:rPr>
+          <w:sz w:val="28"/>
+          <w:szCs w:val="28"/>
+        </w:rPr>
+        <w:t>if</w:t>
+      </w:r>
+      <w:proofErr w:type="spellEnd"/>
+      <w:r>
+        <w:rPr>
+          <w:sz w:val="28"/>
+          <w:szCs w:val="28"/>
+        </w:rPr>
+        <w:t xml:space="preserve"> (r &lt;= 0.0) {</w:t>
+      </w:r>
+    </w:p>
+    <w:p>
+      <w:pPr>
+        <w:spacing w:line="360" w:lineRule="auto"/>
+        <w:rPr>
+          <w:sz w:val="28"/>
+          <w:szCs w:val="28"/>
+        </w:rPr>
+      </w:pPr>
+      <w:r>
+        <w:rPr>
+          <w:sz w:val="28"/>
+          <w:szCs w:val="28"/>
+        </w:rPr>
+        <w:lastRenderedPageBreak/>
+        <w:t xml:space="preserve">        </w:t>
+      </w:r>
+      <w:proofErr w:type="spellStart"/>
+      <w:r>
+        <w:rPr>
+          <w:sz w:val="28"/>
+          <w:szCs w:val="28"/>
+        </w:rPr>
+        <w:t>throw</w:t>
+      </w:r>
+      <w:proofErr w:type="spellEnd"/>
+      <w:r>
+        <w:rPr>
+          <w:sz w:val="28"/>
+          <w:szCs w:val="28"/>
+        </w:rPr>
+        <w:t xml:space="preserve"> </w:t>
+      </w:r>
+      <w:proofErr w:type="spellStart"/>
+      <w:r>
+        <w:rPr>
+          <w:sz w:val="28"/>
+          <w:szCs w:val="28"/>
+        </w:rPr>
+        <w:t>std</w:t>
+      </w:r>
+      <w:proofErr w:type="spellEnd"/>
+      <w:r>
+        <w:rPr>
+          <w:sz w:val="28"/>
+          <w:szCs w:val="28"/>
+        </w:rPr>
+        <w:t>::</w:t>
+      </w:r>
+      <w:proofErr w:type="spellStart"/>
+      <w:r>
+        <w:rPr>
+          <w:sz w:val="28"/>
+          <w:szCs w:val="28"/>
+        </w:rPr>
+        <w:t>invalid_argument</w:t>
+      </w:r>
+      <w:proofErr w:type="spellEnd"/>
+      <w:r>
+        <w:rPr>
+          <w:sz w:val="28"/>
+          <w:szCs w:val="28"/>
+        </w:rPr>
+        <w:t>("Радіус має бути більшим за 0!");</w:t>
+      </w:r>
+    </w:p>
+    <w:p>
+      <w:pPr>
+        <w:spacing w:line="360" w:lineRule="auto"/>
+        <w:rPr>
+          <w:sz w:val="28"/>
+          <w:szCs w:val="28"/>
+        </w:rPr>
+      </w:pPr>
+      <w:r>
+        <w:rPr>
+          <w:sz w:val="28"/>
+          <w:szCs w:val="28"/>
+        </w:rPr>
+        <w:t xml:space="preserve">    }</w:t>
+      </w:r>
+    </w:p>
+    <w:p>
+      <w:pPr>
+        <w:spacing w:line="360" w:lineRule="auto"/>
+        <w:rPr>
+          <w:sz w:val="28"/>
+          <w:szCs w:val="28"/>
+        </w:rPr>
+      </w:pPr>
+      <w:r>
+        <w:rPr>
+          <w:sz w:val="28"/>
+          <w:szCs w:val="28"/>
+        </w:rPr>
+        <w:t xml:space="preserve">    </w:t>
+      </w:r>
+      <w:proofErr w:type="spellStart"/>
+      <w:r>
+        <w:rPr>
+          <w:sz w:val="28"/>
+          <w:szCs w:val="28"/>
+        </w:rPr>
+        <w:t>this</w:t>
+      </w:r>
+      <w:proofErr w:type="spellEnd"/>
+      <w:r>
+        <w:rPr>
+          <w:sz w:val="28"/>
+          <w:szCs w:val="28"/>
+        </w:rPr>
+        <w:t>-&gt;</w:t>
+      </w:r>
+      <w:proofErr w:type="spellStart"/>
+      <w:r>
+        <w:rPr>
+          <w:sz w:val="28"/>
+          <w:szCs w:val="28"/>
+        </w:rPr>
+        <w:t>radius</w:t>
+      </w:r>
+      <w:proofErr w:type="spellEnd"/>
+      <w:r>
+        <w:rPr>
+          <w:sz w:val="28"/>
+          <w:szCs w:val="28"/>
+        </w:rPr>
+        <w:t xml:space="preserve"> = r;</w:t>
+      </w:r>
+    </w:p>
+    <w:p>
+      <w:pPr>
+        <w:spacing w:line="360" w:lineRule="auto"/>
+        <w:rPr>
+          <w:sz w:val="28"/>
+          <w:szCs w:val="28"/>
+        </w:rPr>
+      </w:pPr>
+      <w:r>
+        <w:rPr>
+          <w:sz w:val="28"/>
+          <w:szCs w:val="28"/>
+        </w:rPr>
+        <w:t>}</w:t>
+      </w:r>
+    </w:p>
+    <w:p>
+      <w:pPr>
+        <w:spacing w:line="360" w:lineRule="auto"/>
+        <w:rPr>
+          <w:sz w:val="28"/>
+          <w:szCs w:val="28"/>
+        </w:rPr>
+      </w:pPr>
+    </w:p>
+    <w:p>
+      <w:pPr>
+        <w:spacing w:line="360" w:lineRule="auto"/>
+        <w:rPr>
+          <w:sz w:val="28"/>
+          <w:szCs w:val="28"/>
+        </w:rPr>
+      </w:pPr>
+      <w:proofErr w:type="spellStart"/>
+      <w:r>
+        <w:rPr>
+          <w:sz w:val="28"/>
+          <w:szCs w:val="28"/>
+        </w:rPr>
+        <w:t>inl</w:t>
+      </w:r>
+      <w:r>
+        <w:rPr>
+          <w:sz w:val="28"/>
+          <w:szCs w:val="28"/>
+        </w:rPr>
+        <w:t>ine</w:t>
+      </w:r>
+      <w:proofErr w:type="spellEnd"/>
+      <w:r>
+        <w:rPr>
+          <w:sz w:val="28"/>
+          <w:szCs w:val="28"/>
+        </w:rPr>
+        <w:t xml:space="preserve"> </w:t>
+      </w:r>
+      <w:proofErr w:type="spellStart"/>
+      <w:r>
+        <w:rPr>
+          <w:sz w:val="28"/>
+          <w:szCs w:val="28"/>
+        </w:rPr>
+        <w:t>double</w:t>
+      </w:r>
+      <w:proofErr w:type="spellEnd"/>
+      <w:r>
+        <w:rPr>
+          <w:sz w:val="28"/>
+          <w:szCs w:val="28"/>
+        </w:rPr>
+        <w:t xml:space="preserve"> ClassLab12_Primak</w:t>
+      </w:r>
+      <w:r>
+        <w:rPr>
+          <w:sz w:val="28"/>
+          <w:szCs w:val="28"/>
+        </w:rPr>
+        <w:t>::</w:t>
+      </w:r>
+      <w:proofErr w:type="spellStart"/>
+      <w:r>
+        <w:rPr>
+          <w:sz w:val="28"/>
+          <w:szCs w:val="28"/>
+        </w:rPr>
+        <w:t>getRadius</w:t>
+      </w:r>
+      <w:proofErr w:type="spellEnd"/>
+      <w:r>
+        <w:rPr>
+          <w:sz w:val="28"/>
+          <w:szCs w:val="28"/>
+        </w:rPr>
+        <w:t xml:space="preserve">() </w:t>
+      </w:r>
+      <w:proofErr w:type="spellStart"/>
+      <w:r>
+        <w:rPr>
+          <w:sz w:val="28"/>
+          <w:szCs w:val="28"/>
+        </w:rPr>
+        <w:t>const</w:t>
+      </w:r>
+      <w:proofErr w:type="spellEnd"/>
+      <w:r>
+        <w:rPr>
+          <w:sz w:val="28"/>
+          <w:szCs w:val="28"/>
+        </w:rPr>
+        <w:t xml:space="preserve"> {</w:t>
+      </w:r>
+    </w:p>
+    <w:p>
+      <w:pPr>
+        <w:spacing w:line="360" w:lineRule="auto"/>
+        <w:rPr>
+          <w:sz w:val="28"/>
+          <w:szCs w:val="28"/>
+        </w:rPr>
+      </w:pPr>
+      <w:r>
+        <w:rPr>
+          <w:sz w:val="28"/>
+          <w:szCs w:val="28"/>
+        </w:rPr>
+        <w:t xml:space="preserve">    </w:t>
+      </w:r>
+      <w:proofErr w:type="spellStart"/>
+      <w:r>
+        <w:rPr>
+          <w:sz w:val="28"/>
+          <w:szCs w:val="28"/>
+        </w:rPr>
+        <w:t>return</w:t>
+      </w:r>
+      <w:proofErr w:type="spellEnd"/>
+      <w:r>
+        <w:rPr>
+          <w:sz w:val="28"/>
+          <w:szCs w:val="28"/>
+        </w:rPr>
+        <w:t xml:space="preserve"> </w:t>
+      </w:r>
+      <w:proofErr w:type="spellStart"/>
+      <w:r>
+        <w:rPr>
+          <w:sz w:val="28"/>
+          <w:szCs w:val="28"/>
+        </w:rPr>
+        <w:t>this</w:t>
+      </w:r>
+      <w:proofErr w:type="spellEnd"/>
+      <w:r>
+        <w:rPr>
+          <w:sz w:val="28"/>
+          <w:szCs w:val="28"/>
+        </w:rPr>
+        <w:t>-&gt;</w:t>
+      </w:r>
+      <w:proofErr w:type="spellStart"/>
+      <w:r>
+        <w:rPr>
+          <w:sz w:val="28"/>
+          <w:szCs w:val="28"/>
+        </w:rPr>
+        <w:t>radius</w:t>
+      </w:r>
+      <w:proofErr w:type="spellEnd"/>
+      <w:r>
+        <w:rPr>
+          <w:sz w:val="28"/>
+          <w:szCs w:val="28"/>
+        </w:rPr>
+        <w:t>;</w:t>
+      </w:r>
+    </w:p>
+    <w:p>
+      <w:pPr>
+        <w:spacing w:line="360" w:lineRule="auto"/>
+        <w:rPr>
+          <w:sz w:val="28"/>
+          <w:szCs w:val="28"/>
+        </w:rPr>
+      </w:pPr>
+      <w:r>
+        <w:rPr>
+          <w:sz w:val="28"/>
+          <w:szCs w:val="28"/>
+        </w:rPr>
+        <w:t>}</w:t>
+      </w:r>
+    </w:p>
+    <w:p>
+      <w:pPr>
+        <w:spacing w:line="360" w:lineRule="auto"/>
+        <w:rPr>
+          <w:sz w:val="28"/>
+          <w:szCs w:val="28"/>
+        </w:rPr>
+      </w:pPr>
+    </w:p>
+    <w:p>
+      <w:pPr>
+        <w:spacing w:line="360" w:lineRule="auto"/>
+        <w:rPr>
+          <w:sz w:val="28"/>
+          <w:szCs w:val="28"/>
+        </w:rPr>
+      </w:pPr>
+      <w:proofErr w:type="spellStart"/>
+      <w:r>
+        <w:rPr>
+          <w:sz w:val="28"/>
+          <w:szCs w:val="28"/>
+        </w:rPr>
+        <w:t>inl</w:t>
+      </w:r>
+      <w:r>
+        <w:rPr>
+          <w:sz w:val="28"/>
+          <w:szCs w:val="28"/>
+        </w:rPr>
+        <w:t>ine</w:t>
+      </w:r>
+      <w:proofErr w:type="spellEnd"/>
+      <w:r>
+        <w:rPr>
+          <w:sz w:val="28"/>
+          <w:szCs w:val="28"/>
+        </w:rPr>
+        <w:t xml:space="preserve"> </w:t>
+      </w:r>
+      <w:proofErr w:type="spellStart"/>
+      <w:r>
+        <w:rPr>
+          <w:sz w:val="28"/>
+          <w:szCs w:val="28"/>
+        </w:rPr>
+        <w:t>double</w:t>
+      </w:r>
+      <w:proofErr w:type="spellEnd"/>
+      <w:r>
+        <w:rPr>
+          <w:sz w:val="28"/>
+          <w:szCs w:val="28"/>
+        </w:rPr>
+        <w:t xml:space="preserve"> ClassLab12_Primak</w:t>
+      </w:r>
+      <w:r>
+        <w:rPr>
+          <w:sz w:val="28"/>
+          <w:szCs w:val="28"/>
+        </w:rPr>
+        <w:t>::</w:t>
+      </w:r>
+      <w:proofErr w:type="spellStart"/>
+      <w:r>
+        <w:rPr>
+          <w:sz w:val="28"/>
+          <w:szCs w:val="28"/>
+        </w:rPr>
+        <w:t>calculateSurfaceArea</w:t>
+      </w:r>
+      <w:proofErr w:type="spellEnd"/>
+      <w:r>
+        <w:rPr>
+          <w:sz w:val="28"/>
+          <w:szCs w:val="28"/>
+        </w:rPr>
+        <w:t xml:space="preserve">() </w:t>
+      </w:r>
+      <w:proofErr w:type="spellStart"/>
+      <w:r>
+        <w:rPr>
+          <w:sz w:val="28"/>
+          <w:szCs w:val="28"/>
+        </w:rPr>
+        <w:t>const</w:t>
+      </w:r>
+      <w:proofErr w:type="spellEnd"/>
+      <w:r>
+        <w:rPr>
+          <w:sz w:val="28"/>
+          <w:szCs w:val="28"/>
+        </w:rPr>
+        <w:t xml:space="preserve"> {</w:t>
+      </w:r>
+    </w:p>
+    <w:p>
+      <w:pPr>
+        <w:spacing w:line="360" w:lineRule="auto"/>
+        <w:rPr>
+          <w:sz w:val="28"/>
+          <w:szCs w:val="28"/>
+        </w:rPr>
+      </w:pPr>
+      <w:r>
+        <w:rPr>
+          <w:sz w:val="28"/>
+          <w:szCs w:val="28"/>
+        </w:rPr>
+        <w:t xml:space="preserve">    </w:t>
+      </w:r>
+      <w:proofErr w:type="spellStart"/>
+      <w:r>
+        <w:rPr>
+          <w:sz w:val="28"/>
+          <w:szCs w:val="28"/>
+        </w:rPr>
+        <w:t>return</w:t>
+      </w:r>
+      <w:proofErr w:type="spellEnd"/>
+      <w:r>
+        <w:rPr>
+          <w:sz w:val="28"/>
+          <w:szCs w:val="28"/>
+        </w:rPr>
+        <w:t xml:space="preserve"> 4.0 * M_PI * </w:t>
+      </w:r>
+      <w:proofErr w:type="spellStart"/>
+      <w:r>
+        <w:rPr>
+          <w:sz w:val="28"/>
+          <w:szCs w:val="28"/>
+        </w:rPr>
+        <w:t>std</w:t>
+      </w:r>
+      <w:proofErr w:type="spellEnd"/>
+      <w:r>
+        <w:rPr>
+          <w:sz w:val="28"/>
+          <w:szCs w:val="28"/>
+        </w:rPr>
+        <w:t>::</w:t>
+      </w:r>
+      <w:proofErr w:type="spellStart"/>
+      <w:r>
+        <w:rPr>
+          <w:sz w:val="28"/>
+          <w:szCs w:val="28"/>
+        </w:rPr>
+        <w:t>pow</w:t>
+      </w:r>
+      <w:proofErr w:type="spellEnd"/>
+      <w:r>
+        <w:rPr>
+          <w:sz w:val="28"/>
+          <w:szCs w:val="28"/>
+        </w:rPr>
+        <w:t>(</w:t>
+      </w:r>
+      <w:proofErr w:type="spellStart"/>
+      <w:r>
+        <w:rPr>
+          <w:sz w:val="28"/>
+          <w:szCs w:val="28"/>
+        </w:rPr>
+        <w:t>this</w:t>
+      </w:r>
+      <w:proofErr w:type="spellEnd"/>
+      <w:r>
+        <w:rPr>
+          <w:sz w:val="28"/>
+          <w:szCs w:val="28"/>
+        </w:rPr>
+        <w:t>-&gt;</w:t>
+      </w:r>
+      <w:proofErr w:type="spellStart"/>
+      <w:r>
+        <w:rPr>
+          <w:sz w:val="28"/>
+          <w:szCs w:val="28"/>
+        </w:rPr>
+        <w:t>radius</w:t>
+      </w:r>
+      <w:proofErr w:type="spellEnd"/>
+      <w:r>
+        <w:rPr>
+          <w:sz w:val="28"/>
+          <w:szCs w:val="28"/>
+        </w:rPr>
+        <w:t>, 2);</w:t>
+      </w:r>
+    </w:p>
+    <w:p>
+      <w:pPr>
+        <w:spacing w:line="360" w:lineRule="auto"/>
+        <w:rPr>
+          <w:sz w:val="28"/>
+          <w:szCs w:val="28"/>
+        </w:rPr>
+      </w:pPr>
+      <w:r>
+        <w:rPr>
+          <w:sz w:val="28"/>
+          <w:szCs w:val="28"/>
+        </w:rPr>
+        <w:t>}</w:t>
+      </w:r>
+    </w:p>
+    <w:p>
+      <w:pPr>
+        <w:spacing w:line="360" w:lineRule="auto"/>
+        <w:rPr>
+          <w:sz w:val="28"/>
+          <w:szCs w:val="28"/>
+        </w:rPr>
+      </w:pPr>
+    </w:p>
+    <w:p>
+      <w:pPr>
+        <w:spacing w:line="360" w:lineRule="auto"/>
+        <w:rPr>
+          <w:sz w:val="28"/>
+          <w:szCs w:val="28"/>
+        </w:rPr>
+      </w:pPr>
+      <w:r>
+        <w:rPr>
+          <w:sz w:val="28"/>
+          <w:szCs w:val="28"/>
+        </w:rPr>
+        <w:t>#</w:t>
+      </w:r>
+      <w:proofErr w:type="spellStart"/>
+      <w:r>
+        <w:rPr>
+          <w:sz w:val="28"/>
+          <w:szCs w:val="28"/>
+        </w:rPr>
+        <w:t>endif</w:t>
+      </w:r>
+      <w:proofErr w:type="spellEnd"/>
+    </w:p>
+    <w:p>
+      <w:pPr>
+        <w:rPr>
+          <w:sz w:val="28"/>
+          <w:szCs w:val="28"/>
+        </w:rPr>
+      </w:pPr>
+    </w:p>
+    <w:p>
+      <w:pPr>
+        <w:rPr>
           <w:sz w:val="28"/>
           <w:szCs w:val="28"/>
         </w:rPr>

--- a/lab 12/Report/Звіт лаб12.docx
+++ b/lab 12/Report/Звіт лаб12.docx
@@ -448,8 +448,6 @@
           <w:szCs w:val="28"/>
         </w:rPr>
       </w:pPr>
-      <w:bookmarkStart w:id="0" w:name="_GoBack"/>
-      <w:bookmarkEnd w:id="0"/>
       <w:r>
         <w:rPr>
           <w:b/>
@@ -1484,6 +1482,7 @@
           </w:tcPr>
           <w:p>
             <w:pPr>
+              <w:spacing w:line="360" w:lineRule="auto"/>
               <w:jc w:val="center"/>
               <w:rPr>
                 <w:sz w:val="28"/>
@@ -1533,6 +1532,7 @@
           </w:p>
           <w:p>
             <w:pPr>
+              <w:spacing w:line="360" w:lineRule="auto"/>
               <w:jc w:val="center"/>
               <w:rPr>
                 <w:sz w:val="28"/>
@@ -1547,6 +1547,7 @@
           </w:tcPr>
           <w:p>
             <w:pPr>
+              <w:spacing w:line="360" w:lineRule="auto"/>
               <w:jc w:val="center"/>
               <w:rPr>
                 <w:sz w:val="28"/>
@@ -1577,6 +1578,7 @@
           </w:tcPr>
           <w:p>
             <w:pPr>
+              <w:spacing w:line="360" w:lineRule="auto"/>
               <w:jc w:val="center"/>
               <w:rPr>
                 <w:sz w:val="28"/>
@@ -1623,6 +1625,7 @@
           </w:tcPr>
           <w:p>
             <w:pPr>
+              <w:spacing w:line="360" w:lineRule="auto"/>
               <w:jc w:val="center"/>
               <w:rPr>
                 <w:sz w:val="28"/>
@@ -1671,6 +1674,7 @@
           </w:tcPr>
           <w:p>
             <w:pPr>
+              <w:spacing w:line="360" w:lineRule="auto"/>
               <w:jc w:val="center"/>
               <w:rPr>
                 <w:sz w:val="28"/>
@@ -1692,6 +1696,7 @@
           </w:tcPr>
           <w:p>
             <w:pPr>
+              <w:spacing w:line="360" w:lineRule="auto"/>
               <w:jc w:val="center"/>
               <w:rPr>
                 <w:sz w:val="28"/>
@@ -1729,6 +1734,7 @@
           </w:tcPr>
           <w:p>
             <w:pPr>
+              <w:spacing w:line="360" w:lineRule="auto"/>
               <w:jc w:val="center"/>
               <w:rPr>
                 <w:sz w:val="28"/>
@@ -1750,6 +1756,7 @@
           </w:tcPr>
           <w:p>
             <w:pPr>
+              <w:spacing w:line="360" w:lineRule="auto"/>
               <w:jc w:val="center"/>
               <w:rPr>
                 <w:sz w:val="28"/>
@@ -1773,6 +1780,7 @@
           </w:tcPr>
           <w:p>
             <w:pPr>
+              <w:spacing w:line="360" w:lineRule="auto"/>
               <w:jc w:val="center"/>
               <w:rPr>
                 <w:sz w:val="28"/>
@@ -1794,6 +1802,7 @@
           </w:tcPr>
           <w:p>
             <w:pPr>
+              <w:spacing w:line="360" w:lineRule="auto"/>
               <w:jc w:val="center"/>
               <w:rPr>
                 <w:sz w:val="28"/>
@@ -1831,6 +1840,7 @@
           </w:tcPr>
           <w:p>
             <w:pPr>
+              <w:spacing w:line="360" w:lineRule="auto"/>
               <w:jc w:val="center"/>
               <w:rPr>
                 <w:sz w:val="28"/>
@@ -1852,6 +1862,7 @@
           </w:tcPr>
           <w:p>
             <w:pPr>
+              <w:spacing w:line="360" w:lineRule="auto"/>
               <w:jc w:val="center"/>
               <w:rPr>
                 <w:sz w:val="28"/>
@@ -1875,6 +1886,7 @@
           </w:tcPr>
           <w:p>
             <w:pPr>
+              <w:spacing w:line="360" w:lineRule="auto"/>
               <w:jc w:val="center"/>
               <w:rPr>
                 <w:sz w:val="28"/>
@@ -1896,6 +1908,7 @@
           </w:tcPr>
           <w:p>
             <w:pPr>
+              <w:spacing w:line="360" w:lineRule="auto"/>
               <w:jc w:val="center"/>
               <w:rPr>
                 <w:sz w:val="28"/>
@@ -1933,6 +1946,7 @@
           </w:tcPr>
           <w:p>
             <w:pPr>
+              <w:spacing w:line="360" w:lineRule="auto"/>
               <w:jc w:val="center"/>
               <w:rPr>
                 <w:sz w:val="28"/>
@@ -1954,6 +1968,7 @@
           </w:tcPr>
           <w:p>
             <w:pPr>
+              <w:spacing w:line="360" w:lineRule="auto"/>
               <w:jc w:val="center"/>
               <w:rPr>
                 <w:sz w:val="28"/>
@@ -1977,6 +1992,7 @@
           </w:tcPr>
           <w:p>
             <w:pPr>
+              <w:spacing w:line="360" w:lineRule="auto"/>
               <w:jc w:val="center"/>
               <w:rPr>
                 <w:sz w:val="28"/>
@@ -1988,6 +2004,7 @@
                 <w:sz w:val="28"/>
                 <w:szCs w:val="28"/>
               </w:rPr>
+              <w:lastRenderedPageBreak/>
               <w:t>TC04</w:t>
             </w:r>
           </w:p>
@@ -1998,6 +2015,7 @@
           </w:tcPr>
           <w:p>
             <w:pPr>
+              <w:spacing w:line="360" w:lineRule="auto"/>
               <w:jc w:val="center"/>
               <w:rPr>
                 <w:sz w:val="28"/>
@@ -2035,6 +2053,7 @@
           </w:tcPr>
           <w:p>
             <w:pPr>
+              <w:spacing w:line="360" w:lineRule="auto"/>
               <w:jc w:val="center"/>
               <w:rPr>
                 <w:sz w:val="28"/>
@@ -2056,6 +2075,7 @@
           </w:tcPr>
           <w:p>
             <w:pPr>
+              <w:spacing w:line="360" w:lineRule="auto"/>
               <w:jc w:val="center"/>
               <w:rPr>
                 <w:sz w:val="28"/>
@@ -2079,6 +2099,7 @@
           </w:tcPr>
           <w:p>
             <w:pPr>
+              <w:spacing w:line="360" w:lineRule="auto"/>
               <w:jc w:val="center"/>
               <w:rPr>
                 <w:sz w:val="28"/>
@@ -2100,6 +2121,7 @@
           </w:tcPr>
           <w:p>
             <w:pPr>
+              <w:spacing w:line="360" w:lineRule="auto"/>
               <w:jc w:val="center"/>
               <w:rPr>
                 <w:sz w:val="28"/>
@@ -2137,6 +2159,7 @@
           </w:tcPr>
           <w:p>
             <w:pPr>
+              <w:spacing w:line="360" w:lineRule="auto"/>
               <w:jc w:val="center"/>
               <w:rPr>
                 <w:sz w:val="28"/>
@@ -2158,6 +2181,7 @@
           </w:tcPr>
           <w:p>
             <w:pPr>
+              <w:spacing w:line="360" w:lineRule="auto"/>
               <w:jc w:val="center"/>
               <w:rPr>
                 <w:sz w:val="28"/>
@@ -2177,6 +2201,7 @@
     </w:tbl>
     <w:p>
       <w:pPr>
+        <w:spacing w:line="360" w:lineRule="auto"/>
         <w:jc w:val="center"/>
         <w:rPr>
           <w:sz w:val="28"/>
@@ -2200,398 +2225,1794 @@
           <w:sz w:val="28"/>
           <w:szCs w:val="28"/>
         </w:rPr>
+        <w:t>ModulesPrimak.h</w:t>
+      </w:r>
+      <w:proofErr w:type="spellEnd"/>
+    </w:p>
+    <w:p>
+      <w:pPr>
+        <w:spacing w:line="360" w:lineRule="auto"/>
+        <w:rPr>
+          <w:sz w:val="28"/>
+          <w:szCs w:val="28"/>
+        </w:rPr>
+      </w:pPr>
+      <w:r>
+        <w:rPr>
+          <w:sz w:val="28"/>
+          <w:szCs w:val="28"/>
+        </w:rPr>
+        <w:t>#</w:t>
+      </w:r>
+      <w:proofErr w:type="spellStart"/>
+      <w:r>
+        <w:rPr>
+          <w:sz w:val="28"/>
+          <w:szCs w:val="28"/>
+        </w:rPr>
+        <w:t>ifndef</w:t>
+      </w:r>
+      <w:proofErr w:type="spellEnd"/>
+      <w:r>
+        <w:rPr>
+          <w:sz w:val="28"/>
+          <w:szCs w:val="28"/>
+        </w:rPr>
+        <w:t xml:space="preserve"> MODULESPRIMAK_H</w:t>
+      </w:r>
+    </w:p>
+    <w:p>
+      <w:pPr>
+        <w:spacing w:line="360" w:lineRule="auto"/>
+        <w:rPr>
+          <w:sz w:val="28"/>
+          <w:szCs w:val="28"/>
+        </w:rPr>
+      </w:pPr>
+      <w:r>
+        <w:rPr>
+          <w:sz w:val="28"/>
+          <w:szCs w:val="28"/>
+        </w:rPr>
+        <w:t>#</w:t>
+      </w:r>
+      <w:proofErr w:type="spellStart"/>
+      <w:r>
+        <w:rPr>
+          <w:sz w:val="28"/>
+          <w:szCs w:val="28"/>
+        </w:rPr>
+        <w:t>define</w:t>
+      </w:r>
+      <w:proofErr w:type="spellEnd"/>
+      <w:r>
+        <w:rPr>
+          <w:sz w:val="28"/>
+          <w:szCs w:val="28"/>
+        </w:rPr>
+        <w:t xml:space="preserve"> MODULESPRIMAK_H</w:t>
+      </w:r>
+    </w:p>
+    <w:p>
+      <w:pPr>
+        <w:spacing w:line="360" w:lineRule="auto"/>
+        <w:rPr>
+          <w:sz w:val="28"/>
+          <w:szCs w:val="28"/>
+        </w:rPr>
+      </w:pPr>
+    </w:p>
+    <w:p>
+      <w:pPr>
+        <w:spacing w:line="360" w:lineRule="auto"/>
+        <w:rPr>
+          <w:sz w:val="28"/>
+          <w:szCs w:val="28"/>
+        </w:rPr>
+      </w:pPr>
+      <w:r>
+        <w:rPr>
+          <w:sz w:val="28"/>
+          <w:szCs w:val="28"/>
+        </w:rPr>
+        <w:t>#</w:t>
+      </w:r>
+      <w:proofErr w:type="spellStart"/>
+      <w:r>
+        <w:rPr>
+          <w:sz w:val="28"/>
+          <w:szCs w:val="28"/>
+        </w:rPr>
+        <w:t>include</w:t>
+      </w:r>
+      <w:proofErr w:type="spellEnd"/>
+      <w:r>
+        <w:rPr>
+          <w:sz w:val="28"/>
+          <w:szCs w:val="28"/>
+        </w:rPr>
+        <w:t xml:space="preserve"> &lt;</w:t>
+      </w:r>
+      <w:proofErr w:type="spellStart"/>
+      <w:r>
+        <w:rPr>
+          <w:sz w:val="28"/>
+          <w:szCs w:val="28"/>
+        </w:rPr>
+        <w:t>cmath</w:t>
+      </w:r>
+      <w:proofErr w:type="spellEnd"/>
+      <w:r>
+        <w:rPr>
+          <w:sz w:val="28"/>
+          <w:szCs w:val="28"/>
+        </w:rPr>
+        <w:t>&gt;</w:t>
+      </w:r>
+    </w:p>
+    <w:p>
+      <w:pPr>
+        <w:spacing w:line="360" w:lineRule="auto"/>
+        <w:rPr>
+          <w:sz w:val="28"/>
+          <w:szCs w:val="28"/>
+        </w:rPr>
+      </w:pPr>
+      <w:r>
+        <w:rPr>
+          <w:sz w:val="28"/>
+          <w:szCs w:val="28"/>
+        </w:rPr>
+        <w:t>#</w:t>
+      </w:r>
+      <w:proofErr w:type="spellStart"/>
+      <w:r>
+        <w:rPr>
+          <w:sz w:val="28"/>
+          <w:szCs w:val="28"/>
+        </w:rPr>
+        <w:t>include</w:t>
+      </w:r>
+      <w:proofErr w:type="spellEnd"/>
+      <w:r>
+        <w:rPr>
+          <w:sz w:val="28"/>
+          <w:szCs w:val="28"/>
+        </w:rPr>
+        <w:t xml:space="preserve"> &lt;</w:t>
+      </w:r>
+      <w:proofErr w:type="spellStart"/>
+      <w:r>
+        <w:rPr>
+          <w:sz w:val="28"/>
+          <w:szCs w:val="28"/>
+        </w:rPr>
+        <w:t>stdexcept</w:t>
+      </w:r>
+      <w:proofErr w:type="spellEnd"/>
+      <w:r>
+        <w:rPr>
+          <w:sz w:val="28"/>
+          <w:szCs w:val="28"/>
+        </w:rPr>
+        <w:t>&gt;</w:t>
+      </w:r>
+    </w:p>
+    <w:p>
+      <w:pPr>
+        <w:spacing w:line="360" w:lineRule="auto"/>
+        <w:rPr>
+          <w:sz w:val="28"/>
+          <w:szCs w:val="28"/>
+        </w:rPr>
+      </w:pPr>
+    </w:p>
+    <w:p>
+      <w:pPr>
+        <w:spacing w:line="360" w:lineRule="auto"/>
+        <w:rPr>
+          <w:sz w:val="28"/>
+          <w:szCs w:val="28"/>
+        </w:rPr>
+      </w:pPr>
+      <w:r>
+        <w:rPr>
+          <w:sz w:val="28"/>
+          <w:szCs w:val="28"/>
+        </w:rPr>
+        <w:t>#</w:t>
+      </w:r>
+      <w:proofErr w:type="spellStart"/>
+      <w:r>
+        <w:rPr>
+          <w:sz w:val="28"/>
+          <w:szCs w:val="28"/>
+        </w:rPr>
+        <w:t>ifndef</w:t>
+      </w:r>
+      <w:proofErr w:type="spellEnd"/>
+      <w:r>
+        <w:rPr>
+          <w:sz w:val="28"/>
+          <w:szCs w:val="28"/>
+        </w:rPr>
+        <w:t xml:space="preserve"> M_PI</w:t>
+      </w:r>
+    </w:p>
+    <w:p>
+      <w:pPr>
+        <w:spacing w:line="360" w:lineRule="auto"/>
+        <w:rPr>
+          <w:sz w:val="28"/>
+          <w:szCs w:val="28"/>
+        </w:rPr>
+      </w:pPr>
+      <w:r>
+        <w:rPr>
+          <w:sz w:val="28"/>
+          <w:szCs w:val="28"/>
+        </w:rPr>
+        <w:t>#</w:t>
+      </w:r>
+      <w:proofErr w:type="spellStart"/>
+      <w:r>
+        <w:rPr>
+          <w:sz w:val="28"/>
+          <w:szCs w:val="28"/>
+        </w:rPr>
+        <w:t>define</w:t>
+      </w:r>
+      <w:proofErr w:type="spellEnd"/>
+      <w:r>
+        <w:rPr>
+          <w:sz w:val="28"/>
+          <w:szCs w:val="28"/>
+        </w:rPr>
+        <w:t xml:space="preserve"> M_PI 3.14159265358979323846</w:t>
+      </w:r>
+    </w:p>
+    <w:p>
+      <w:pPr>
+        <w:spacing w:line="360" w:lineRule="auto"/>
+        <w:rPr>
+          <w:sz w:val="28"/>
+          <w:szCs w:val="28"/>
+        </w:rPr>
+      </w:pPr>
+      <w:r>
+        <w:rPr>
+          <w:sz w:val="28"/>
+          <w:szCs w:val="28"/>
+        </w:rPr>
+        <w:t>#</w:t>
+      </w:r>
+      <w:proofErr w:type="spellStart"/>
+      <w:r>
+        <w:rPr>
+          <w:sz w:val="28"/>
+          <w:szCs w:val="28"/>
+        </w:rPr>
+        <w:t>endif</w:t>
+      </w:r>
+      <w:proofErr w:type="spellEnd"/>
+    </w:p>
+    <w:p>
+      <w:pPr>
+        <w:spacing w:line="360" w:lineRule="auto"/>
+        <w:rPr>
+          <w:sz w:val="28"/>
+          <w:szCs w:val="28"/>
+        </w:rPr>
+      </w:pPr>
+    </w:p>
+    <w:p>
+      <w:pPr>
+        <w:spacing w:line="360" w:lineRule="auto"/>
+        <w:rPr>
+          <w:sz w:val="28"/>
+          <w:szCs w:val="28"/>
+        </w:rPr>
+      </w:pPr>
+      <w:r>
+        <w:rPr>
+          <w:sz w:val="28"/>
+          <w:szCs w:val="28"/>
+        </w:rPr>
+        <w:t>// Клас Кулі</w:t>
+      </w:r>
+    </w:p>
+    <w:p>
+      <w:pPr>
+        <w:spacing w:line="360" w:lineRule="auto"/>
+        <w:rPr>
+          <w:sz w:val="28"/>
+          <w:szCs w:val="28"/>
+        </w:rPr>
+      </w:pPr>
+      <w:proofErr w:type="spellStart"/>
+      <w:r>
+        <w:rPr>
+          <w:sz w:val="28"/>
+          <w:szCs w:val="28"/>
+        </w:rPr>
+        <w:t>class</w:t>
+      </w:r>
+      <w:proofErr w:type="spellEnd"/>
+      <w:r>
+        <w:rPr>
+          <w:sz w:val="28"/>
+          <w:szCs w:val="28"/>
+        </w:rPr>
+        <w:t xml:space="preserve"> ClassLab12_Primak {</w:t>
+      </w:r>
+    </w:p>
+    <w:p>
+      <w:pPr>
+        <w:spacing w:line="360" w:lineRule="auto"/>
+        <w:rPr>
+          <w:sz w:val="28"/>
+          <w:szCs w:val="28"/>
+        </w:rPr>
+      </w:pPr>
+      <w:proofErr w:type="spellStart"/>
+      <w:r>
+        <w:rPr>
+          <w:sz w:val="28"/>
+          <w:szCs w:val="28"/>
+        </w:rPr>
+        <w:t>private</w:t>
+      </w:r>
+      <w:proofErr w:type="spellEnd"/>
+      <w:r>
+        <w:rPr>
+          <w:sz w:val="28"/>
+          <w:szCs w:val="28"/>
+        </w:rPr>
+        <w:t>:</w:t>
+      </w:r>
+    </w:p>
+    <w:p>
+      <w:pPr>
+        <w:spacing w:line="360" w:lineRule="auto"/>
+        <w:rPr>
+          <w:sz w:val="28"/>
+          <w:szCs w:val="28"/>
+        </w:rPr>
+      </w:pPr>
+      <w:r>
+        <w:rPr>
+          <w:sz w:val="28"/>
+          <w:szCs w:val="28"/>
+        </w:rPr>
+        <w:t xml:space="preserve">    </w:t>
+      </w:r>
+      <w:proofErr w:type="spellStart"/>
+      <w:r>
+        <w:rPr>
+          <w:sz w:val="28"/>
+          <w:szCs w:val="28"/>
+        </w:rPr>
+        <w:t>double</w:t>
+      </w:r>
+      <w:proofErr w:type="spellEnd"/>
+      <w:r>
+        <w:rPr>
+          <w:sz w:val="28"/>
+          <w:szCs w:val="28"/>
+        </w:rPr>
+        <w:t xml:space="preserve"> </w:t>
+      </w:r>
+      <w:proofErr w:type="spellStart"/>
+      <w:r>
+        <w:rPr>
+          <w:sz w:val="28"/>
+          <w:szCs w:val="28"/>
+        </w:rPr>
+        <w:t>radius</w:t>
+      </w:r>
+      <w:proofErr w:type="spellEnd"/>
+      <w:r>
+        <w:rPr>
+          <w:sz w:val="28"/>
+          <w:szCs w:val="28"/>
+        </w:rPr>
+        <w:t>;</w:t>
+      </w:r>
+    </w:p>
+    <w:p>
+      <w:pPr>
+        <w:spacing w:line="360" w:lineRule="auto"/>
+        <w:rPr>
+          <w:sz w:val="28"/>
+          <w:szCs w:val="28"/>
+        </w:rPr>
+      </w:pPr>
+    </w:p>
+    <w:p>
+      <w:pPr>
+        <w:spacing w:line="360" w:lineRule="auto"/>
+        <w:rPr>
+          <w:sz w:val="28"/>
+          <w:szCs w:val="28"/>
+        </w:rPr>
+      </w:pPr>
+      <w:proofErr w:type="spellStart"/>
+      <w:r>
+        <w:rPr>
+          <w:sz w:val="28"/>
+          <w:szCs w:val="28"/>
+        </w:rPr>
+        <w:t>public</w:t>
+      </w:r>
+      <w:proofErr w:type="spellEnd"/>
+      <w:r>
+        <w:rPr>
+          <w:sz w:val="28"/>
+          <w:szCs w:val="28"/>
+        </w:rPr>
+        <w:t>:</w:t>
+      </w:r>
+    </w:p>
+    <w:p>
+      <w:pPr>
+        <w:spacing w:line="360" w:lineRule="auto"/>
+        <w:rPr>
+          <w:sz w:val="28"/>
+          <w:szCs w:val="28"/>
+        </w:rPr>
+      </w:pPr>
+      <w:r>
+        <w:rPr>
+          <w:sz w:val="28"/>
+          <w:szCs w:val="28"/>
+        </w:rPr>
+        <w:t xml:space="preserve">    ClassLab12_Primak(</w:t>
+      </w:r>
+      <w:proofErr w:type="spellStart"/>
+      <w:r>
+        <w:rPr>
+          <w:sz w:val="28"/>
+          <w:szCs w:val="28"/>
+        </w:rPr>
+        <w:t>double</w:t>
+      </w:r>
+      <w:proofErr w:type="spellEnd"/>
+      <w:r>
+        <w:rPr>
+          <w:sz w:val="28"/>
+          <w:szCs w:val="28"/>
+        </w:rPr>
+        <w:t xml:space="preserve"> r = 1.0);</w:t>
+      </w:r>
+    </w:p>
+    <w:p>
+      <w:pPr>
+        <w:spacing w:line="360" w:lineRule="auto"/>
+        <w:rPr>
+          <w:sz w:val="28"/>
+          <w:szCs w:val="28"/>
+        </w:rPr>
+      </w:pPr>
+      <w:r>
+        <w:rPr>
+          <w:sz w:val="28"/>
+          <w:szCs w:val="28"/>
+        </w:rPr>
+        <w:t xml:space="preserve">    </w:t>
+      </w:r>
+      <w:proofErr w:type="spellStart"/>
+      <w:r>
+        <w:rPr>
+          <w:sz w:val="28"/>
+          <w:szCs w:val="28"/>
+        </w:rPr>
+        <w:t>void</w:t>
+      </w:r>
+      <w:proofErr w:type="spellEnd"/>
+      <w:r>
+        <w:rPr>
+          <w:sz w:val="28"/>
+          <w:szCs w:val="28"/>
+        </w:rPr>
+        <w:t xml:space="preserve"> </w:t>
+      </w:r>
+      <w:proofErr w:type="spellStart"/>
+      <w:r>
+        <w:rPr>
+          <w:sz w:val="28"/>
+          <w:szCs w:val="28"/>
+        </w:rPr>
+        <w:t>setRadius</w:t>
+      </w:r>
+      <w:proofErr w:type="spellEnd"/>
+      <w:r>
+        <w:rPr>
+          <w:sz w:val="28"/>
+          <w:szCs w:val="28"/>
+        </w:rPr>
+        <w:t>(</w:t>
+      </w:r>
+      <w:proofErr w:type="spellStart"/>
+      <w:r>
+        <w:rPr>
+          <w:sz w:val="28"/>
+          <w:szCs w:val="28"/>
+        </w:rPr>
+        <w:t>double</w:t>
+      </w:r>
+      <w:proofErr w:type="spellEnd"/>
+      <w:r>
+        <w:rPr>
+          <w:sz w:val="28"/>
+          <w:szCs w:val="28"/>
+        </w:rPr>
+        <w:t xml:space="preserve"> r);</w:t>
+      </w:r>
+    </w:p>
+    <w:p>
+      <w:pPr>
+        <w:spacing w:line="360" w:lineRule="auto"/>
+        <w:rPr>
+          <w:sz w:val="28"/>
+          <w:szCs w:val="28"/>
+        </w:rPr>
+      </w:pPr>
+      <w:r>
+        <w:rPr>
+          <w:sz w:val="28"/>
+          <w:szCs w:val="28"/>
+        </w:rPr>
+        <w:t xml:space="preserve">    </w:t>
+      </w:r>
+      <w:proofErr w:type="spellStart"/>
+      <w:r>
+        <w:rPr>
+          <w:sz w:val="28"/>
+          <w:szCs w:val="28"/>
+        </w:rPr>
+        <w:t>double</w:t>
+      </w:r>
+      <w:proofErr w:type="spellEnd"/>
+      <w:r>
+        <w:rPr>
+          <w:sz w:val="28"/>
+          <w:szCs w:val="28"/>
+        </w:rPr>
+        <w:t xml:space="preserve"> </w:t>
+      </w:r>
+      <w:proofErr w:type="spellStart"/>
+      <w:r>
+        <w:rPr>
+          <w:sz w:val="28"/>
+          <w:szCs w:val="28"/>
+        </w:rPr>
+        <w:t>getRadius</w:t>
+      </w:r>
+      <w:proofErr w:type="spellEnd"/>
+      <w:r>
+        <w:rPr>
+          <w:sz w:val="28"/>
+          <w:szCs w:val="28"/>
+        </w:rPr>
+        <w:t xml:space="preserve">() </w:t>
+      </w:r>
+      <w:proofErr w:type="spellStart"/>
+      <w:r>
+        <w:rPr>
+          <w:sz w:val="28"/>
+          <w:szCs w:val="28"/>
+        </w:rPr>
+        <w:t>const</w:t>
+      </w:r>
+      <w:proofErr w:type="spellEnd"/>
+      <w:r>
+        <w:rPr>
+          <w:sz w:val="28"/>
+          <w:szCs w:val="28"/>
+        </w:rPr>
+        <w:t>;</w:t>
+      </w:r>
+    </w:p>
+    <w:p>
+      <w:pPr>
+        <w:spacing w:line="360" w:lineRule="auto"/>
+        <w:rPr>
+          <w:sz w:val="28"/>
+          <w:szCs w:val="28"/>
+        </w:rPr>
+      </w:pPr>
+      <w:r>
+        <w:rPr>
+          <w:sz w:val="28"/>
+          <w:szCs w:val="28"/>
+        </w:rPr>
+        <w:t xml:space="preserve">    </w:t>
+      </w:r>
+      <w:proofErr w:type="spellStart"/>
+      <w:r>
+        <w:rPr>
+          <w:sz w:val="28"/>
+          <w:szCs w:val="28"/>
+        </w:rPr>
+        <w:t>double</w:t>
+      </w:r>
+      <w:proofErr w:type="spellEnd"/>
+      <w:r>
+        <w:rPr>
+          <w:sz w:val="28"/>
+          <w:szCs w:val="28"/>
+        </w:rPr>
+        <w:t xml:space="preserve"> </w:t>
+      </w:r>
+      <w:proofErr w:type="spellStart"/>
+      <w:r>
+        <w:rPr>
+          <w:sz w:val="28"/>
+          <w:szCs w:val="28"/>
+        </w:rPr>
+        <w:t>calculateSurfaceArea</w:t>
+      </w:r>
+      <w:proofErr w:type="spellEnd"/>
+      <w:r>
+        <w:rPr>
+          <w:sz w:val="28"/>
+          <w:szCs w:val="28"/>
+        </w:rPr>
+        <w:t xml:space="preserve">() </w:t>
+      </w:r>
+      <w:proofErr w:type="spellStart"/>
+      <w:r>
+        <w:rPr>
+          <w:sz w:val="28"/>
+          <w:szCs w:val="28"/>
+        </w:rPr>
+        <w:t>const</w:t>
+      </w:r>
+      <w:proofErr w:type="spellEnd"/>
+      <w:r>
+        <w:rPr>
+          <w:sz w:val="28"/>
+          <w:szCs w:val="28"/>
+        </w:rPr>
+        <w:t>;</w:t>
+      </w:r>
+    </w:p>
+    <w:p>
+      <w:pPr>
+        <w:spacing w:line="360" w:lineRule="auto"/>
+        <w:rPr>
+          <w:sz w:val="28"/>
+          <w:szCs w:val="28"/>
+        </w:rPr>
+      </w:pPr>
+      <w:r>
+        <w:rPr>
+          <w:sz w:val="28"/>
+          <w:szCs w:val="28"/>
+        </w:rPr>
+        <w:t>};</w:t>
+      </w:r>
+    </w:p>
+    <w:p>
+      <w:pPr>
+        <w:spacing w:line="360" w:lineRule="auto"/>
+        <w:rPr>
+          <w:sz w:val="28"/>
+          <w:szCs w:val="28"/>
+        </w:rPr>
+      </w:pPr>
+    </w:p>
+    <w:p>
+      <w:pPr>
+        <w:spacing w:line="360" w:lineRule="auto"/>
+        <w:rPr>
+          <w:sz w:val="28"/>
+          <w:szCs w:val="28"/>
+        </w:rPr>
+      </w:pPr>
+    </w:p>
+    <w:p>
+      <w:pPr>
+        <w:spacing w:line="360" w:lineRule="auto"/>
+        <w:rPr>
+          <w:sz w:val="28"/>
+          <w:szCs w:val="28"/>
+        </w:rPr>
+      </w:pPr>
+      <w:proofErr w:type="spellStart"/>
+      <w:r>
+        <w:rPr>
+          <w:sz w:val="28"/>
+          <w:szCs w:val="28"/>
+        </w:rPr>
+        <w:t>inline</w:t>
+      </w:r>
+      <w:proofErr w:type="spellEnd"/>
+      <w:r>
+        <w:rPr>
+          <w:sz w:val="28"/>
+          <w:szCs w:val="28"/>
+        </w:rPr>
+        <w:t xml:space="preserve"> ClassLab12_Primak::ClassLab12_Primak(</w:t>
+      </w:r>
+      <w:proofErr w:type="spellStart"/>
+      <w:r>
+        <w:rPr>
+          <w:sz w:val="28"/>
+          <w:szCs w:val="28"/>
+        </w:rPr>
+        <w:t>double</w:t>
+      </w:r>
+      <w:proofErr w:type="spellEnd"/>
+      <w:r>
+        <w:rPr>
+          <w:sz w:val="28"/>
+          <w:szCs w:val="28"/>
+        </w:rPr>
+        <w:t xml:space="preserve"> r) {</w:t>
+      </w:r>
+    </w:p>
+    <w:p>
+      <w:pPr>
+        <w:spacing w:line="360" w:lineRule="auto"/>
+        <w:rPr>
+          <w:sz w:val="28"/>
+          <w:szCs w:val="28"/>
+        </w:rPr>
+      </w:pPr>
+      <w:r>
+        <w:rPr>
+          <w:sz w:val="28"/>
+          <w:szCs w:val="28"/>
+        </w:rPr>
+        <w:t xml:space="preserve">    </w:t>
+      </w:r>
+      <w:proofErr w:type="spellStart"/>
+      <w:r>
+        <w:rPr>
+          <w:sz w:val="28"/>
+          <w:szCs w:val="28"/>
+        </w:rPr>
+        <w:t>setRadius</w:t>
+      </w:r>
+      <w:proofErr w:type="spellEnd"/>
+      <w:r>
+        <w:rPr>
+          <w:sz w:val="28"/>
+          <w:szCs w:val="28"/>
+        </w:rPr>
+        <w:t>(r);</w:t>
+      </w:r>
+    </w:p>
+    <w:p>
+      <w:pPr>
+        <w:spacing w:line="360" w:lineRule="auto"/>
+        <w:rPr>
+          <w:sz w:val="28"/>
+          <w:szCs w:val="28"/>
+        </w:rPr>
+      </w:pPr>
+      <w:r>
+        <w:rPr>
+          <w:sz w:val="28"/>
+          <w:szCs w:val="28"/>
+        </w:rPr>
+        <w:t>}</w:t>
+      </w:r>
+    </w:p>
+    <w:p>
+      <w:pPr>
+        <w:spacing w:line="360" w:lineRule="auto"/>
+        <w:rPr>
+          <w:sz w:val="28"/>
+          <w:szCs w:val="28"/>
+        </w:rPr>
+      </w:pPr>
+    </w:p>
+    <w:p>
+      <w:pPr>
+        <w:spacing w:line="360" w:lineRule="auto"/>
+        <w:rPr>
+          <w:sz w:val="28"/>
+          <w:szCs w:val="28"/>
+        </w:rPr>
+      </w:pPr>
+      <w:proofErr w:type="spellStart"/>
+      <w:r>
+        <w:rPr>
+          <w:sz w:val="28"/>
+          <w:szCs w:val="28"/>
+        </w:rPr>
+        <w:t>inline</w:t>
+      </w:r>
+      <w:proofErr w:type="spellEnd"/>
+      <w:r>
+        <w:rPr>
+          <w:sz w:val="28"/>
+          <w:szCs w:val="28"/>
+        </w:rPr>
+        <w:t xml:space="preserve"> </w:t>
+      </w:r>
+      <w:proofErr w:type="spellStart"/>
+      <w:r>
+        <w:rPr>
+          <w:sz w:val="28"/>
+          <w:szCs w:val="28"/>
+        </w:rPr>
+        <w:t>void</w:t>
+      </w:r>
+      <w:proofErr w:type="spellEnd"/>
+      <w:r>
+        <w:rPr>
+          <w:sz w:val="28"/>
+          <w:szCs w:val="28"/>
+        </w:rPr>
+        <w:t xml:space="preserve"> ClassLab12_Primak::</w:t>
+      </w:r>
+      <w:proofErr w:type="spellStart"/>
+      <w:r>
+        <w:rPr>
+          <w:sz w:val="28"/>
+          <w:szCs w:val="28"/>
+        </w:rPr>
+        <w:t>setRadius</w:t>
+      </w:r>
+      <w:proofErr w:type="spellEnd"/>
+      <w:r>
+        <w:rPr>
+          <w:sz w:val="28"/>
+          <w:szCs w:val="28"/>
+        </w:rPr>
+        <w:t>(</w:t>
+      </w:r>
+      <w:proofErr w:type="spellStart"/>
+      <w:r>
+        <w:rPr>
+          <w:sz w:val="28"/>
+          <w:szCs w:val="28"/>
+        </w:rPr>
+        <w:t>double</w:t>
+      </w:r>
+      <w:proofErr w:type="spellEnd"/>
+      <w:r>
+        <w:rPr>
+          <w:sz w:val="28"/>
+          <w:szCs w:val="28"/>
+        </w:rPr>
+        <w:t xml:space="preserve"> r) {</w:t>
+      </w:r>
+    </w:p>
+    <w:p>
+      <w:pPr>
+        <w:spacing w:line="360" w:lineRule="auto"/>
+        <w:rPr>
+          <w:sz w:val="28"/>
+          <w:szCs w:val="28"/>
+        </w:rPr>
+      </w:pPr>
+      <w:r>
+        <w:rPr>
+          <w:sz w:val="28"/>
+          <w:szCs w:val="28"/>
+        </w:rPr>
+        <w:t xml:space="preserve">    </w:t>
+      </w:r>
+      <w:proofErr w:type="spellStart"/>
+      <w:r>
+        <w:rPr>
+          <w:sz w:val="28"/>
+          <w:szCs w:val="28"/>
+        </w:rPr>
+        <w:t>if</w:t>
+      </w:r>
+      <w:proofErr w:type="spellEnd"/>
+      <w:r>
+        <w:rPr>
+          <w:sz w:val="28"/>
+          <w:szCs w:val="28"/>
+        </w:rPr>
+        <w:t xml:space="preserve"> (r &lt;= 0.0) {</w:t>
+      </w:r>
+    </w:p>
+    <w:p>
+      <w:pPr>
+        <w:spacing w:line="360" w:lineRule="auto"/>
+        <w:rPr>
+          <w:sz w:val="28"/>
+          <w:szCs w:val="28"/>
+        </w:rPr>
+      </w:pPr>
+      <w:r>
+        <w:rPr>
+          <w:sz w:val="28"/>
+          <w:szCs w:val="28"/>
+        </w:rPr>
+        <w:t xml:space="preserve">        </w:t>
+      </w:r>
+      <w:proofErr w:type="spellStart"/>
+      <w:r>
+        <w:rPr>
+          <w:sz w:val="28"/>
+          <w:szCs w:val="28"/>
+        </w:rPr>
+        <w:t>throw</w:t>
+      </w:r>
+      <w:proofErr w:type="spellEnd"/>
+      <w:r>
+        <w:rPr>
+          <w:sz w:val="28"/>
+          <w:szCs w:val="28"/>
+        </w:rPr>
+        <w:t xml:space="preserve"> </w:t>
+      </w:r>
+      <w:proofErr w:type="spellStart"/>
+      <w:r>
+        <w:rPr>
+          <w:sz w:val="28"/>
+          <w:szCs w:val="28"/>
+        </w:rPr>
+        <w:t>std</w:t>
+      </w:r>
+      <w:proofErr w:type="spellEnd"/>
+      <w:r>
+        <w:rPr>
+          <w:sz w:val="28"/>
+          <w:szCs w:val="28"/>
+        </w:rPr>
+        <w:t>::</w:t>
+      </w:r>
+      <w:proofErr w:type="spellStart"/>
+      <w:r>
+        <w:rPr>
+          <w:sz w:val="28"/>
+          <w:szCs w:val="28"/>
+        </w:rPr>
+        <w:t>invalid_argument</w:t>
+      </w:r>
+      <w:proofErr w:type="spellEnd"/>
+      <w:r>
+        <w:rPr>
+          <w:sz w:val="28"/>
+          <w:szCs w:val="28"/>
+        </w:rPr>
+        <w:t>("Радіус має бути більшим за 0!");</w:t>
+      </w:r>
+    </w:p>
+    <w:p>
+      <w:pPr>
+        <w:spacing w:line="360" w:lineRule="auto"/>
+        <w:rPr>
+          <w:sz w:val="28"/>
+          <w:szCs w:val="28"/>
+        </w:rPr>
+      </w:pPr>
+      <w:r>
+        <w:rPr>
+          <w:sz w:val="28"/>
+          <w:szCs w:val="28"/>
+        </w:rPr>
+        <w:t xml:space="preserve">    }</w:t>
+      </w:r>
+    </w:p>
+    <w:p>
+      <w:pPr>
+        <w:spacing w:line="360" w:lineRule="auto"/>
+        <w:rPr>
+          <w:sz w:val="28"/>
+          <w:szCs w:val="28"/>
+        </w:rPr>
+      </w:pPr>
+      <w:r>
+        <w:rPr>
+          <w:sz w:val="28"/>
+          <w:szCs w:val="28"/>
+        </w:rPr>
+        <w:t xml:space="preserve">    </w:t>
+      </w:r>
+      <w:proofErr w:type="spellStart"/>
+      <w:r>
+        <w:rPr>
+          <w:sz w:val="28"/>
+          <w:szCs w:val="28"/>
+        </w:rPr>
+        <w:t>this</w:t>
+      </w:r>
+      <w:proofErr w:type="spellEnd"/>
+      <w:r>
+        <w:rPr>
+          <w:sz w:val="28"/>
+          <w:szCs w:val="28"/>
+        </w:rPr>
+        <w:t>-&gt;</w:t>
+      </w:r>
+      <w:proofErr w:type="spellStart"/>
+      <w:r>
+        <w:rPr>
+          <w:sz w:val="28"/>
+          <w:szCs w:val="28"/>
+        </w:rPr>
+        <w:t>radius</w:t>
+      </w:r>
+      <w:proofErr w:type="spellEnd"/>
+      <w:r>
+        <w:rPr>
+          <w:sz w:val="28"/>
+          <w:szCs w:val="28"/>
+        </w:rPr>
+        <w:t xml:space="preserve"> = r;</w:t>
+      </w:r>
+    </w:p>
+    <w:p>
+      <w:pPr>
+        <w:spacing w:line="360" w:lineRule="auto"/>
+        <w:rPr>
+          <w:sz w:val="28"/>
+          <w:szCs w:val="28"/>
+        </w:rPr>
+      </w:pPr>
+      <w:r>
+        <w:rPr>
+          <w:sz w:val="28"/>
+          <w:szCs w:val="28"/>
+        </w:rPr>
+        <w:t>}</w:t>
+      </w:r>
+    </w:p>
+    <w:p>
+      <w:pPr>
+        <w:spacing w:line="360" w:lineRule="auto"/>
+        <w:rPr>
+          <w:sz w:val="28"/>
+          <w:szCs w:val="28"/>
+        </w:rPr>
+      </w:pPr>
+    </w:p>
+    <w:p>
+      <w:pPr>
+        <w:spacing w:line="360" w:lineRule="auto"/>
+        <w:rPr>
+          <w:sz w:val="28"/>
+          <w:szCs w:val="28"/>
+        </w:rPr>
+      </w:pPr>
+      <w:proofErr w:type="spellStart"/>
+      <w:r>
+        <w:rPr>
+          <w:sz w:val="28"/>
+          <w:szCs w:val="28"/>
+        </w:rPr>
+        <w:t>inline</w:t>
+      </w:r>
+      <w:proofErr w:type="spellEnd"/>
+      <w:r>
+        <w:rPr>
+          <w:sz w:val="28"/>
+          <w:szCs w:val="28"/>
+        </w:rPr>
+        <w:t xml:space="preserve"> </w:t>
+      </w:r>
+      <w:proofErr w:type="spellStart"/>
+      <w:r>
+        <w:rPr>
+          <w:sz w:val="28"/>
+          <w:szCs w:val="28"/>
+        </w:rPr>
+        <w:t>double</w:t>
+      </w:r>
+      <w:proofErr w:type="spellEnd"/>
+      <w:r>
+        <w:rPr>
+          <w:sz w:val="28"/>
+          <w:szCs w:val="28"/>
+        </w:rPr>
+        <w:t xml:space="preserve"> ClassLab12_Primak::</w:t>
+      </w:r>
+      <w:proofErr w:type="spellStart"/>
+      <w:r>
+        <w:rPr>
+          <w:sz w:val="28"/>
+          <w:szCs w:val="28"/>
+        </w:rPr>
+        <w:t>getRadius</w:t>
+      </w:r>
+      <w:proofErr w:type="spellEnd"/>
+      <w:r>
+        <w:rPr>
+          <w:sz w:val="28"/>
+          <w:szCs w:val="28"/>
+        </w:rPr>
+        <w:t xml:space="preserve">() </w:t>
+      </w:r>
+      <w:proofErr w:type="spellStart"/>
+      <w:r>
+        <w:rPr>
+          <w:sz w:val="28"/>
+          <w:szCs w:val="28"/>
+        </w:rPr>
+        <w:t>const</w:t>
+      </w:r>
+      <w:proofErr w:type="spellEnd"/>
+      <w:r>
+        <w:rPr>
+          <w:sz w:val="28"/>
+          <w:szCs w:val="28"/>
+        </w:rPr>
+        <w:t xml:space="preserve"> {</w:t>
+      </w:r>
+    </w:p>
+    <w:p>
+      <w:pPr>
+        <w:spacing w:line="360" w:lineRule="auto"/>
+        <w:rPr>
+          <w:sz w:val="28"/>
+          <w:szCs w:val="28"/>
+        </w:rPr>
+      </w:pPr>
+      <w:r>
+        <w:rPr>
+          <w:sz w:val="28"/>
+          <w:szCs w:val="28"/>
+        </w:rPr>
+        <w:t xml:space="preserve">    </w:t>
+      </w:r>
+      <w:proofErr w:type="spellStart"/>
+      <w:r>
+        <w:rPr>
+          <w:sz w:val="28"/>
+          <w:szCs w:val="28"/>
+        </w:rPr>
+        <w:t>return</w:t>
+      </w:r>
+      <w:proofErr w:type="spellEnd"/>
+      <w:r>
+        <w:rPr>
+          <w:sz w:val="28"/>
+          <w:szCs w:val="28"/>
+        </w:rPr>
+        <w:t xml:space="preserve"> </w:t>
+      </w:r>
+      <w:proofErr w:type="spellStart"/>
+      <w:r>
+        <w:rPr>
+          <w:sz w:val="28"/>
+          <w:szCs w:val="28"/>
+        </w:rPr>
+        <w:t>this</w:t>
+      </w:r>
+      <w:proofErr w:type="spellEnd"/>
+      <w:r>
+        <w:rPr>
+          <w:sz w:val="28"/>
+          <w:szCs w:val="28"/>
+        </w:rPr>
+        <w:t>-&gt;</w:t>
+      </w:r>
+      <w:proofErr w:type="spellStart"/>
+      <w:r>
+        <w:rPr>
+          <w:sz w:val="28"/>
+          <w:szCs w:val="28"/>
+        </w:rPr>
+        <w:t>radius</w:t>
+      </w:r>
+      <w:proofErr w:type="spellEnd"/>
+      <w:r>
+        <w:rPr>
+          <w:sz w:val="28"/>
+          <w:szCs w:val="28"/>
+        </w:rPr>
+        <w:t>;</w:t>
+      </w:r>
+    </w:p>
+    <w:p>
+      <w:pPr>
+        <w:spacing w:line="360" w:lineRule="auto"/>
+        <w:rPr>
+          <w:sz w:val="28"/>
+          <w:szCs w:val="28"/>
+        </w:rPr>
+      </w:pPr>
+      <w:r>
+        <w:rPr>
+          <w:sz w:val="28"/>
+          <w:szCs w:val="28"/>
+        </w:rPr>
+        <w:t>}</w:t>
+      </w:r>
+    </w:p>
+    <w:p>
+      <w:pPr>
+        <w:spacing w:line="360" w:lineRule="auto"/>
+        <w:rPr>
+          <w:sz w:val="28"/>
+          <w:szCs w:val="28"/>
+        </w:rPr>
+      </w:pPr>
+    </w:p>
+    <w:p>
+      <w:pPr>
+        <w:spacing w:line="360" w:lineRule="auto"/>
+        <w:rPr>
+          <w:sz w:val="28"/>
+          <w:szCs w:val="28"/>
+        </w:rPr>
+      </w:pPr>
+      <w:proofErr w:type="spellStart"/>
+      <w:r>
+        <w:rPr>
+          <w:sz w:val="28"/>
+          <w:szCs w:val="28"/>
+        </w:rPr>
+        <w:t>inline</w:t>
+      </w:r>
+      <w:proofErr w:type="spellEnd"/>
+      <w:r>
+        <w:rPr>
+          <w:sz w:val="28"/>
+          <w:szCs w:val="28"/>
+        </w:rPr>
+        <w:t xml:space="preserve"> </w:t>
+      </w:r>
+      <w:proofErr w:type="spellStart"/>
+      <w:r>
+        <w:rPr>
+          <w:sz w:val="28"/>
+          <w:szCs w:val="28"/>
+        </w:rPr>
+        <w:t>double</w:t>
+      </w:r>
+      <w:proofErr w:type="spellEnd"/>
+      <w:r>
+        <w:rPr>
+          <w:sz w:val="28"/>
+          <w:szCs w:val="28"/>
+        </w:rPr>
+        <w:t xml:space="preserve"> ClassLab12_Primak::</w:t>
+      </w:r>
+      <w:proofErr w:type="spellStart"/>
+      <w:r>
+        <w:rPr>
+          <w:sz w:val="28"/>
+          <w:szCs w:val="28"/>
+        </w:rPr>
+        <w:t>calculateSurfaceArea</w:t>
+      </w:r>
+      <w:proofErr w:type="spellEnd"/>
+      <w:r>
+        <w:rPr>
+          <w:sz w:val="28"/>
+          <w:szCs w:val="28"/>
+        </w:rPr>
+        <w:t xml:space="preserve">() </w:t>
+      </w:r>
+      <w:proofErr w:type="spellStart"/>
+      <w:r>
+        <w:rPr>
+          <w:sz w:val="28"/>
+          <w:szCs w:val="28"/>
+        </w:rPr>
+        <w:t>const</w:t>
+      </w:r>
+      <w:proofErr w:type="spellEnd"/>
+      <w:r>
+        <w:rPr>
+          <w:sz w:val="28"/>
+          <w:szCs w:val="28"/>
+        </w:rPr>
+        <w:t xml:space="preserve"> {</w:t>
+      </w:r>
+    </w:p>
+    <w:p>
+      <w:pPr>
+        <w:spacing w:line="360" w:lineRule="auto"/>
+        <w:rPr>
+          <w:sz w:val="28"/>
+          <w:szCs w:val="28"/>
+        </w:rPr>
+      </w:pPr>
+      <w:r>
+        <w:rPr>
+          <w:sz w:val="28"/>
+          <w:szCs w:val="28"/>
+        </w:rPr>
+        <w:t xml:space="preserve">    </w:t>
+      </w:r>
+      <w:proofErr w:type="spellStart"/>
+      <w:r>
+        <w:rPr>
+          <w:sz w:val="28"/>
+          <w:szCs w:val="28"/>
+        </w:rPr>
+        <w:t>return</w:t>
+      </w:r>
+      <w:proofErr w:type="spellEnd"/>
+      <w:r>
+        <w:rPr>
+          <w:sz w:val="28"/>
+          <w:szCs w:val="28"/>
+        </w:rPr>
+        <w:t xml:space="preserve"> 4.0 * M_PI * </w:t>
+      </w:r>
+      <w:proofErr w:type="spellStart"/>
+      <w:r>
+        <w:rPr>
+          <w:sz w:val="28"/>
+          <w:szCs w:val="28"/>
+        </w:rPr>
+        <w:t>std</w:t>
+      </w:r>
+      <w:proofErr w:type="spellEnd"/>
+      <w:r>
+        <w:rPr>
+          <w:sz w:val="28"/>
+          <w:szCs w:val="28"/>
+        </w:rPr>
+        <w:t>::</w:t>
+      </w:r>
+      <w:proofErr w:type="spellStart"/>
+      <w:r>
+        <w:rPr>
+          <w:sz w:val="28"/>
+          <w:szCs w:val="28"/>
+        </w:rPr>
+        <w:t>pow</w:t>
+      </w:r>
+      <w:proofErr w:type="spellEnd"/>
+      <w:r>
+        <w:rPr>
+          <w:sz w:val="28"/>
+          <w:szCs w:val="28"/>
+        </w:rPr>
+        <w:t>(</w:t>
+      </w:r>
+      <w:proofErr w:type="spellStart"/>
+      <w:r>
+        <w:rPr>
+          <w:sz w:val="28"/>
+          <w:szCs w:val="28"/>
+        </w:rPr>
+        <w:t>this</w:t>
+      </w:r>
+      <w:proofErr w:type="spellEnd"/>
+      <w:r>
+        <w:rPr>
+          <w:sz w:val="28"/>
+          <w:szCs w:val="28"/>
+        </w:rPr>
+        <w:t>-&gt;</w:t>
+      </w:r>
+      <w:proofErr w:type="spellStart"/>
+      <w:r>
+        <w:rPr>
+          <w:sz w:val="28"/>
+          <w:szCs w:val="28"/>
+        </w:rPr>
+        <w:t>radius</w:t>
+      </w:r>
+      <w:proofErr w:type="spellEnd"/>
+      <w:r>
+        <w:rPr>
+          <w:sz w:val="28"/>
+          <w:szCs w:val="28"/>
+        </w:rPr>
+        <w:t>, 2);</w:t>
+      </w:r>
+    </w:p>
+    <w:p>
+      <w:pPr>
+        <w:spacing w:line="360" w:lineRule="auto"/>
+        <w:rPr>
+          <w:sz w:val="28"/>
+          <w:szCs w:val="28"/>
+        </w:rPr>
+      </w:pPr>
+      <w:r>
+        <w:rPr>
+          <w:sz w:val="28"/>
+          <w:szCs w:val="28"/>
+        </w:rPr>
+        <w:t>}</w:t>
+      </w:r>
+    </w:p>
+    <w:p>
+      <w:pPr>
+        <w:spacing w:line="360" w:lineRule="auto"/>
+        <w:rPr>
+          <w:sz w:val="28"/>
+          <w:szCs w:val="28"/>
+        </w:rPr>
+      </w:pPr>
+    </w:p>
+    <w:p>
+      <w:pPr>
+        <w:spacing w:line="360" w:lineRule="auto"/>
+        <w:rPr>
+          <w:sz w:val="28"/>
+          <w:szCs w:val="28"/>
+        </w:rPr>
+      </w:pPr>
+      <w:r>
+        <w:rPr>
+          <w:sz w:val="28"/>
+          <w:szCs w:val="28"/>
+        </w:rPr>
+        <w:t>#</w:t>
+      </w:r>
+      <w:proofErr w:type="spellStart"/>
+      <w:r>
+        <w:rPr>
+          <w:sz w:val="28"/>
+          <w:szCs w:val="28"/>
+        </w:rPr>
+        <w:t>endif</w:t>
+      </w:r>
+      <w:proofErr w:type="spellEnd"/>
+    </w:p>
+    <w:p>
+      <w:pPr>
+        <w:rPr>
+          <w:b/>
+          <w:sz w:val="28"/>
+          <w:szCs w:val="28"/>
+        </w:rPr>
+      </w:pPr>
+      <w:proofErr w:type="spellStart"/>
+      <w:r>
+        <w:rPr>
+          <w:b/>
+          <w:sz w:val="28"/>
+          <w:szCs w:val="28"/>
+        </w:rPr>
+        <w:t>Teacher</w:t>
+      </w:r>
+      <w:proofErr w:type="spellEnd"/>
+    </w:p>
+    <w:p>
+      <w:pPr>
+        <w:spacing w:line="360" w:lineRule="auto"/>
+        <w:rPr>
+          <w:sz w:val="28"/>
+          <w:szCs w:val="28"/>
+        </w:rPr>
+      </w:pPr>
+      <w:r>
+        <w:rPr>
+          <w:sz w:val="28"/>
+          <w:szCs w:val="28"/>
+        </w:rPr>
+        <w:t>#</w:t>
+      </w:r>
+      <w:proofErr w:type="spellStart"/>
+      <w:r>
+        <w:rPr>
+          <w:sz w:val="28"/>
+          <w:szCs w:val="28"/>
+        </w:rPr>
+        <w:t>include</w:t>
+      </w:r>
+      <w:proofErr w:type="spellEnd"/>
+      <w:r>
+        <w:rPr>
+          <w:sz w:val="28"/>
+          <w:szCs w:val="28"/>
+        </w:rPr>
+        <w:t xml:space="preserve"> &lt;</w:t>
+      </w:r>
+      <w:proofErr w:type="spellStart"/>
+      <w:r>
+        <w:rPr>
+          <w:sz w:val="28"/>
+          <w:szCs w:val="28"/>
+        </w:rPr>
+        <w:t>iostream</w:t>
+      </w:r>
+      <w:proofErr w:type="spellEnd"/>
+      <w:r>
+        <w:rPr>
+          <w:sz w:val="28"/>
+          <w:szCs w:val="28"/>
+        </w:rPr>
+        <w:t>&gt;</w:t>
+      </w:r>
+    </w:p>
+    <w:p>
+      <w:pPr>
+        <w:spacing w:line="360" w:lineRule="auto"/>
+        <w:rPr>
+          <w:sz w:val="28"/>
+          <w:szCs w:val="28"/>
+        </w:rPr>
+      </w:pPr>
+      <w:r>
+        <w:rPr>
+          <w:sz w:val="28"/>
+          <w:szCs w:val="28"/>
+        </w:rPr>
+        <w:t>#</w:t>
+      </w:r>
+      <w:proofErr w:type="spellStart"/>
+      <w:r>
+        <w:rPr>
+          <w:sz w:val="28"/>
+          <w:szCs w:val="28"/>
+        </w:rPr>
+        <w:t>include</w:t>
+      </w:r>
+      <w:proofErr w:type="spellEnd"/>
+      <w:r>
+        <w:rPr>
+          <w:sz w:val="28"/>
+          <w:szCs w:val="28"/>
+        </w:rPr>
+        <w:t xml:space="preserve"> &lt;</w:t>
+      </w:r>
+      <w:proofErr w:type="spellStart"/>
+      <w:r>
+        <w:rPr>
+          <w:sz w:val="28"/>
+          <w:szCs w:val="28"/>
+        </w:rPr>
+        <w:t>fstream</w:t>
+      </w:r>
+      <w:proofErr w:type="spellEnd"/>
+      <w:r>
+        <w:rPr>
+          <w:sz w:val="28"/>
+          <w:szCs w:val="28"/>
+        </w:rPr>
+        <w:t>&gt;</w:t>
+      </w:r>
+    </w:p>
+    <w:p>
+      <w:pPr>
+        <w:spacing w:line="360" w:lineRule="auto"/>
+        <w:rPr>
+          <w:sz w:val="28"/>
+          <w:szCs w:val="28"/>
+        </w:rPr>
+      </w:pPr>
+      <w:r>
+        <w:rPr>
+          <w:sz w:val="28"/>
+          <w:szCs w:val="28"/>
+        </w:rPr>
+        <w:t>#</w:t>
+      </w:r>
+      <w:proofErr w:type="spellStart"/>
+      <w:r>
+        <w:rPr>
+          <w:sz w:val="28"/>
+          <w:szCs w:val="28"/>
+        </w:rPr>
+        <w:t>include</w:t>
+      </w:r>
+      <w:proofErr w:type="spellEnd"/>
+      <w:r>
+        <w:rPr>
+          <w:sz w:val="28"/>
+          <w:szCs w:val="28"/>
+        </w:rPr>
+        <w:t xml:space="preserve"> &lt;</w:t>
+      </w:r>
+      <w:proofErr w:type="spellStart"/>
+      <w:r>
+        <w:rPr>
+          <w:sz w:val="28"/>
+          <w:szCs w:val="28"/>
+        </w:rPr>
+        <w:t>string</w:t>
+      </w:r>
+      <w:proofErr w:type="spellEnd"/>
+      <w:r>
+        <w:rPr>
+          <w:sz w:val="28"/>
+          <w:szCs w:val="28"/>
+        </w:rPr>
+        <w:t>&gt;</w:t>
+      </w:r>
+    </w:p>
+    <w:p>
+      <w:pPr>
+        <w:spacing w:line="360" w:lineRule="auto"/>
+        <w:rPr>
+          <w:sz w:val="28"/>
+          <w:szCs w:val="28"/>
+        </w:rPr>
+      </w:pPr>
+      <w:r>
+        <w:rPr>
+          <w:sz w:val="28"/>
+          <w:szCs w:val="28"/>
+        </w:rPr>
+        <w:t>#</w:t>
+      </w:r>
+      <w:proofErr w:type="spellStart"/>
+      <w:r>
+        <w:rPr>
+          <w:sz w:val="28"/>
+          <w:szCs w:val="28"/>
+        </w:rPr>
+        <w:t>include</w:t>
+      </w:r>
+      <w:proofErr w:type="spellEnd"/>
+      <w:r>
+        <w:rPr>
+          <w:sz w:val="28"/>
+          <w:szCs w:val="28"/>
+        </w:rPr>
+        <w:t xml:space="preserve"> &lt;</w:t>
+      </w:r>
+      <w:proofErr w:type="spellStart"/>
+      <w:r>
+        <w:rPr>
+          <w:sz w:val="28"/>
+          <w:szCs w:val="28"/>
+        </w:rPr>
+        <w:t>chrono</w:t>
+      </w:r>
+      <w:proofErr w:type="spellEnd"/>
+      <w:r>
+        <w:rPr>
+          <w:sz w:val="28"/>
+          <w:szCs w:val="28"/>
+        </w:rPr>
+        <w:t>&gt;</w:t>
+      </w:r>
+    </w:p>
+    <w:p>
+      <w:pPr>
+        <w:spacing w:line="360" w:lineRule="auto"/>
+        <w:rPr>
+          <w:sz w:val="28"/>
+          <w:szCs w:val="28"/>
+        </w:rPr>
+      </w:pPr>
+      <w:r>
+        <w:rPr>
+          <w:sz w:val="28"/>
+          <w:szCs w:val="28"/>
+        </w:rPr>
+        <w:t>#</w:t>
+      </w:r>
+      <w:proofErr w:type="spellStart"/>
+      <w:r>
+        <w:rPr>
+          <w:sz w:val="28"/>
+          <w:szCs w:val="28"/>
+        </w:rPr>
+        <w:t>include</w:t>
+      </w:r>
+      <w:proofErr w:type="spellEnd"/>
+      <w:r>
+        <w:rPr>
+          <w:sz w:val="28"/>
+          <w:szCs w:val="28"/>
+        </w:rPr>
+        <w:t xml:space="preserve"> &lt;</w:t>
+      </w:r>
+      <w:proofErr w:type="spellStart"/>
+      <w:r>
+        <w:rPr>
+          <w:sz w:val="28"/>
+          <w:szCs w:val="28"/>
+        </w:rPr>
+        <w:t>thread</w:t>
+      </w:r>
+      <w:proofErr w:type="spellEnd"/>
+      <w:r>
+        <w:rPr>
+          <w:sz w:val="28"/>
+          <w:szCs w:val="28"/>
+        </w:rPr>
+        <w:t>&gt;</w:t>
+      </w:r>
+    </w:p>
+    <w:p>
+      <w:pPr>
+        <w:spacing w:line="360" w:lineRule="auto"/>
+        <w:rPr>
+          <w:sz w:val="28"/>
+          <w:szCs w:val="28"/>
+        </w:rPr>
+      </w:pPr>
+    </w:p>
+    <w:p>
+      <w:pPr>
+        <w:spacing w:line="360" w:lineRule="auto"/>
+        <w:rPr>
+          <w:sz w:val="28"/>
+          <w:szCs w:val="28"/>
+        </w:rPr>
+      </w:pPr>
+      <w:r>
+        <w:rPr>
+          <w:sz w:val="28"/>
+          <w:szCs w:val="28"/>
+        </w:rPr>
+        <w:t>#</w:t>
+      </w:r>
+      <w:proofErr w:type="spellStart"/>
+      <w:r>
+        <w:rPr>
+          <w:sz w:val="28"/>
+          <w:szCs w:val="28"/>
+        </w:rPr>
+        <w:t>include</w:t>
+      </w:r>
+      <w:proofErr w:type="spellEnd"/>
+      <w:r>
+        <w:rPr>
+          <w:sz w:val="28"/>
+          <w:szCs w:val="28"/>
+        </w:rPr>
+        <w:t xml:space="preserve"> "../</w:t>
+      </w:r>
+      <w:proofErr w:type="spellStart"/>
+      <w:r>
+        <w:rPr>
+          <w:sz w:val="28"/>
+          <w:szCs w:val="28"/>
+        </w:rPr>
+        <w:t>ModulesPrimak.h</w:t>
+      </w:r>
+      <w:proofErr w:type="spellEnd"/>
+      <w:r>
+        <w:rPr>
+          <w:sz w:val="28"/>
+          <w:szCs w:val="28"/>
+        </w:rPr>
+        <w:t>"</w:t>
+      </w:r>
+    </w:p>
+    <w:p>
+      <w:pPr>
+        <w:spacing w:line="360" w:lineRule="auto"/>
+        <w:rPr>
+          <w:sz w:val="28"/>
+          <w:szCs w:val="28"/>
+        </w:rPr>
+      </w:pPr>
+    </w:p>
+    <w:p>
+      <w:pPr>
+        <w:spacing w:line="360" w:lineRule="auto"/>
+        <w:rPr>
+          <w:sz w:val="28"/>
+          <w:szCs w:val="28"/>
+        </w:rPr>
+      </w:pPr>
+      <w:proofErr w:type="spellStart"/>
+      <w:r>
+        <w:rPr>
+          <w:sz w:val="28"/>
+          <w:szCs w:val="28"/>
+        </w:rPr>
         <w:lastRenderedPageBreak/>
-        <w:t>ModulesPrimak.h</w:t>
-      </w:r>
-      <w:proofErr w:type="spellEnd"/>
-    </w:p>
-    <w:p>
-      <w:pPr>
-        <w:spacing w:line="360" w:lineRule="auto"/>
-        <w:rPr>
-          <w:sz w:val="28"/>
-          <w:szCs w:val="28"/>
-        </w:rPr>
-      </w:pPr>
-      <w:r>
-        <w:rPr>
-          <w:sz w:val="28"/>
-          <w:szCs w:val="28"/>
-        </w:rPr>
-        <w:t>#</w:t>
-      </w:r>
-      <w:proofErr w:type="spellStart"/>
-      <w:r>
-        <w:rPr>
-          <w:sz w:val="28"/>
-          <w:szCs w:val="28"/>
-        </w:rPr>
-        <w:t>ifndef</w:t>
-      </w:r>
-      <w:proofErr w:type="spellEnd"/>
-      <w:r>
-        <w:rPr>
-          <w:sz w:val="28"/>
-          <w:szCs w:val="28"/>
-        </w:rPr>
-        <w:t xml:space="preserve"> MODULESPR</w:t>
-      </w:r>
-      <w:r>
-        <w:rPr>
-          <w:sz w:val="28"/>
-          <w:szCs w:val="28"/>
-          <w:lang w:val="en-US"/>
-        </w:rPr>
-        <w:t>IMAK</w:t>
-      </w:r>
-      <w:r>
-        <w:rPr>
-          <w:sz w:val="28"/>
-          <w:szCs w:val="28"/>
-        </w:rPr>
-        <w:t>_H</w:t>
-      </w:r>
-    </w:p>
-    <w:p>
-      <w:pPr>
-        <w:spacing w:line="360" w:lineRule="auto"/>
-        <w:rPr>
-          <w:sz w:val="28"/>
-          <w:szCs w:val="28"/>
-        </w:rPr>
-      </w:pPr>
-      <w:r>
-        <w:rPr>
-          <w:sz w:val="28"/>
-          <w:szCs w:val="28"/>
-        </w:rPr>
-        <w:t>#</w:t>
-      </w:r>
-      <w:proofErr w:type="spellStart"/>
-      <w:r>
-        <w:rPr>
-          <w:sz w:val="28"/>
-          <w:szCs w:val="28"/>
-        </w:rPr>
-        <w:t>define</w:t>
-      </w:r>
-      <w:proofErr w:type="spellEnd"/>
-      <w:r>
-        <w:rPr>
-          <w:sz w:val="28"/>
-          <w:szCs w:val="28"/>
-        </w:rPr>
-        <w:t xml:space="preserve"> MODULESPR</w:t>
-      </w:r>
-      <w:r>
-        <w:rPr>
-          <w:sz w:val="28"/>
-          <w:szCs w:val="28"/>
-          <w:lang w:val="en-US"/>
-        </w:rPr>
-        <w:t>IMAK</w:t>
-      </w:r>
-      <w:r>
-        <w:rPr>
-          <w:sz w:val="28"/>
-          <w:szCs w:val="28"/>
-        </w:rPr>
-        <w:t>_H</w:t>
-      </w:r>
-    </w:p>
-    <w:p>
-      <w:pPr>
-        <w:spacing w:line="360" w:lineRule="auto"/>
-        <w:rPr>
-          <w:sz w:val="28"/>
-          <w:szCs w:val="28"/>
-        </w:rPr>
-      </w:pPr>
-    </w:p>
-    <w:p>
-      <w:pPr>
-        <w:spacing w:line="360" w:lineRule="auto"/>
-        <w:rPr>
-          <w:sz w:val="28"/>
-          <w:szCs w:val="28"/>
-        </w:rPr>
-      </w:pPr>
-      <w:r>
-        <w:rPr>
-          <w:sz w:val="28"/>
-          <w:szCs w:val="28"/>
-        </w:rPr>
-        <w:t>#</w:t>
-      </w:r>
-      <w:proofErr w:type="spellStart"/>
-      <w:r>
-        <w:rPr>
-          <w:sz w:val="28"/>
-          <w:szCs w:val="28"/>
-        </w:rPr>
-        <w:t>include</w:t>
-      </w:r>
-      <w:proofErr w:type="spellEnd"/>
-      <w:r>
-        <w:rPr>
-          <w:sz w:val="28"/>
-          <w:szCs w:val="28"/>
-        </w:rPr>
-        <w:t xml:space="preserve"> &lt;</w:t>
-      </w:r>
-      <w:proofErr w:type="spellStart"/>
-      <w:r>
-        <w:rPr>
-          <w:sz w:val="28"/>
-          <w:szCs w:val="28"/>
-        </w:rPr>
-        <w:t>cmath</w:t>
-      </w:r>
-      <w:proofErr w:type="spellEnd"/>
-      <w:r>
-        <w:rPr>
-          <w:sz w:val="28"/>
-          <w:szCs w:val="28"/>
-        </w:rPr>
-        <w:t>&gt;</w:t>
-      </w:r>
-    </w:p>
-    <w:p>
-      <w:pPr>
-        <w:spacing w:line="360" w:lineRule="auto"/>
-        <w:rPr>
-          <w:sz w:val="28"/>
-          <w:szCs w:val="28"/>
-        </w:rPr>
-      </w:pPr>
-      <w:r>
-        <w:rPr>
-          <w:sz w:val="28"/>
-          <w:szCs w:val="28"/>
-        </w:rPr>
-        <w:t>#</w:t>
-      </w:r>
-      <w:proofErr w:type="spellStart"/>
-      <w:r>
-        <w:rPr>
-          <w:sz w:val="28"/>
-          <w:szCs w:val="28"/>
-        </w:rPr>
-        <w:t>include</w:t>
-      </w:r>
-      <w:proofErr w:type="spellEnd"/>
-      <w:r>
-        <w:rPr>
-          <w:sz w:val="28"/>
-          <w:szCs w:val="28"/>
-        </w:rPr>
-        <w:t xml:space="preserve"> &lt;</w:t>
-      </w:r>
-      <w:proofErr w:type="spellStart"/>
-      <w:r>
-        <w:rPr>
-          <w:sz w:val="28"/>
-          <w:szCs w:val="28"/>
-        </w:rPr>
-        <w:t>stdexcept</w:t>
-      </w:r>
-      <w:proofErr w:type="spellEnd"/>
-      <w:r>
-        <w:rPr>
-          <w:sz w:val="28"/>
-          <w:szCs w:val="28"/>
-        </w:rPr>
-        <w:t>&gt;</w:t>
-      </w:r>
-    </w:p>
-    <w:p>
-      <w:pPr>
-        <w:spacing w:line="360" w:lineRule="auto"/>
-        <w:rPr>
-          <w:sz w:val="28"/>
-          <w:szCs w:val="28"/>
-        </w:rPr>
-      </w:pPr>
-    </w:p>
-    <w:p>
-      <w:pPr>
-        <w:spacing w:line="360" w:lineRule="auto"/>
-        <w:rPr>
-          <w:sz w:val="28"/>
-          <w:szCs w:val="28"/>
-        </w:rPr>
-      </w:pPr>
-      <w:r>
-        <w:rPr>
-          <w:sz w:val="28"/>
-          <w:szCs w:val="28"/>
-        </w:rPr>
-        <w:t>#</w:t>
-      </w:r>
-      <w:proofErr w:type="spellStart"/>
-      <w:r>
-        <w:rPr>
-          <w:sz w:val="28"/>
-          <w:szCs w:val="28"/>
-        </w:rPr>
-        <w:t>ifndef</w:t>
-      </w:r>
-      <w:proofErr w:type="spellEnd"/>
-      <w:r>
-        <w:rPr>
-          <w:sz w:val="28"/>
-          <w:szCs w:val="28"/>
-        </w:rPr>
-        <w:t xml:space="preserve"> M_PI</w:t>
-      </w:r>
-    </w:p>
-    <w:p>
-      <w:pPr>
-        <w:spacing w:line="360" w:lineRule="auto"/>
-        <w:rPr>
-          <w:sz w:val="28"/>
-          <w:szCs w:val="28"/>
-        </w:rPr>
-      </w:pPr>
-      <w:r>
-        <w:rPr>
-          <w:sz w:val="28"/>
-          <w:szCs w:val="28"/>
-        </w:rPr>
-        <w:t>#</w:t>
-      </w:r>
-      <w:proofErr w:type="spellStart"/>
-      <w:r>
-        <w:rPr>
-          <w:sz w:val="28"/>
-          <w:szCs w:val="28"/>
-        </w:rPr>
-        <w:t>define</w:t>
-      </w:r>
-      <w:proofErr w:type="spellEnd"/>
-      <w:r>
-        <w:rPr>
-          <w:sz w:val="28"/>
-          <w:szCs w:val="28"/>
-        </w:rPr>
-        <w:t xml:space="preserve"> M_PI 3.14159265358979323846</w:t>
-      </w:r>
-    </w:p>
-    <w:p>
-      <w:pPr>
-        <w:spacing w:line="360" w:lineRule="auto"/>
-        <w:rPr>
-          <w:sz w:val="28"/>
-          <w:szCs w:val="28"/>
-        </w:rPr>
-      </w:pPr>
-      <w:r>
-        <w:rPr>
-          <w:sz w:val="28"/>
-          <w:szCs w:val="28"/>
-        </w:rPr>
-        <w:t>#</w:t>
-      </w:r>
-      <w:proofErr w:type="spellStart"/>
-      <w:r>
-        <w:rPr>
-          <w:sz w:val="28"/>
-          <w:szCs w:val="28"/>
-        </w:rPr>
-        <w:t>endif</w:t>
-      </w:r>
-      <w:proofErr w:type="spellEnd"/>
-    </w:p>
-    <w:p>
-      <w:pPr>
-        <w:spacing w:line="360" w:lineRule="auto"/>
-        <w:rPr>
-          <w:sz w:val="28"/>
-          <w:szCs w:val="28"/>
-        </w:rPr>
-      </w:pPr>
-    </w:p>
-    <w:p>
-      <w:pPr>
-        <w:spacing w:line="360" w:lineRule="auto"/>
-        <w:rPr>
-          <w:sz w:val="28"/>
-          <w:szCs w:val="28"/>
-        </w:rPr>
-      </w:pPr>
-      <w:r>
-        <w:rPr>
-          <w:sz w:val="28"/>
-          <w:szCs w:val="28"/>
-        </w:rPr>
-        <w:t>// Клас Кулі</w:t>
-      </w:r>
-    </w:p>
-    <w:p>
-      <w:pPr>
-        <w:spacing w:line="360" w:lineRule="auto"/>
-        <w:rPr>
-          <w:sz w:val="28"/>
-          <w:szCs w:val="28"/>
-        </w:rPr>
-      </w:pPr>
-      <w:proofErr w:type="spellStart"/>
-      <w:r>
-        <w:rPr>
-          <w:sz w:val="28"/>
-          <w:szCs w:val="28"/>
-        </w:rPr>
-        <w:t>class</w:t>
-      </w:r>
-      <w:proofErr w:type="spellEnd"/>
-      <w:r>
-        <w:rPr>
-          <w:sz w:val="28"/>
-          <w:szCs w:val="28"/>
-        </w:rPr>
-        <w:t xml:space="preserve"> ClassLab12_Pr</w:t>
-      </w:r>
-      <w:proofErr w:type="spellStart"/>
-      <w:r>
-        <w:rPr>
-          <w:sz w:val="28"/>
-          <w:szCs w:val="28"/>
-          <w:lang w:val="en-US"/>
-        </w:rPr>
-        <w:t>imak</w:t>
-      </w:r>
-      <w:proofErr w:type="spellEnd"/>
-      <w:r>
-        <w:rPr>
-          <w:sz w:val="28"/>
-          <w:szCs w:val="28"/>
-        </w:rPr>
-        <w:t xml:space="preserve"> {</w:t>
-      </w:r>
-    </w:p>
-    <w:p>
-      <w:pPr>
-        <w:spacing w:line="360" w:lineRule="auto"/>
-        <w:rPr>
-          <w:sz w:val="28"/>
-          <w:szCs w:val="28"/>
-        </w:rPr>
-      </w:pPr>
-      <w:proofErr w:type="spellStart"/>
-      <w:r>
-        <w:rPr>
-          <w:sz w:val="28"/>
-          <w:szCs w:val="28"/>
-        </w:rPr>
-        <w:t>private</w:t>
-      </w:r>
-      <w:proofErr w:type="spellEnd"/>
-      <w:r>
-        <w:rPr>
-          <w:sz w:val="28"/>
-          <w:szCs w:val="28"/>
-        </w:rPr>
-        <w:t>:</w:t>
+        <w:t>bool</w:t>
+      </w:r>
+      <w:proofErr w:type="spellEnd"/>
+      <w:r>
+        <w:rPr>
+          <w:sz w:val="28"/>
+          <w:szCs w:val="28"/>
+        </w:rPr>
+        <w:t xml:space="preserve"> </w:t>
+      </w:r>
+      <w:proofErr w:type="spellStart"/>
+      <w:r>
+        <w:rPr>
+          <w:sz w:val="28"/>
+          <w:szCs w:val="28"/>
+        </w:rPr>
+        <w:t>isCorrectPath</w:t>
+      </w:r>
+      <w:proofErr w:type="spellEnd"/>
+      <w:r>
+        <w:rPr>
+          <w:sz w:val="28"/>
+          <w:szCs w:val="28"/>
+        </w:rPr>
+        <w:t>() {</w:t>
       </w:r>
     </w:p>
     <w:p>
@@ -2615,7 +4036,23 @@
           <w:sz w:val="28"/>
           <w:szCs w:val="28"/>
         </w:rPr>
-        <w:t>double</w:t>
+        <w:t>std</w:t>
+      </w:r>
+      <w:proofErr w:type="spellEnd"/>
+      <w:r>
+        <w:rPr>
+          <w:sz w:val="28"/>
+          <w:szCs w:val="28"/>
+        </w:rPr>
+        <w:t>::</w:t>
+      </w:r>
+      <w:proofErr w:type="spellStart"/>
+      <w:r>
+        <w:rPr>
+          <w:sz w:val="28"/>
+          <w:szCs w:val="28"/>
+        </w:rPr>
+        <w:t>string</w:t>
       </w:r>
       <w:proofErr w:type="spellEnd"/>
       <w:r>
@@ -2631,81 +4068,15 @@
           <w:sz w:val="28"/>
           <w:szCs w:val="28"/>
         </w:rPr>
-        <w:t>radius</w:t>
-      </w:r>
-      <w:proofErr w:type="spellEnd"/>
-      <w:r>
-        <w:rPr>
-          <w:sz w:val="28"/>
-          <w:szCs w:val="28"/>
-        </w:rPr>
-        <w:t>; // інкапсуляція</w:t>
-      </w:r>
-    </w:p>
-    <w:p>
-      <w:pPr>
-        <w:spacing w:line="360" w:lineRule="auto"/>
-        <w:rPr>
-          <w:sz w:val="28"/>
-          <w:szCs w:val="28"/>
-        </w:rPr>
-      </w:pPr>
-    </w:p>
-    <w:p>
-      <w:pPr>
-        <w:spacing w:line="360" w:lineRule="auto"/>
-        <w:rPr>
-          <w:sz w:val="28"/>
-          <w:szCs w:val="28"/>
-        </w:rPr>
-      </w:pPr>
-      <w:proofErr w:type="spellStart"/>
-      <w:r>
-        <w:rPr>
-          <w:sz w:val="28"/>
-          <w:szCs w:val="28"/>
-        </w:rPr>
-        <w:t>public</w:t>
-      </w:r>
-      <w:proofErr w:type="spellEnd"/>
-      <w:r>
-        <w:rPr>
-          <w:sz w:val="28"/>
-          <w:szCs w:val="28"/>
-        </w:rPr>
-        <w:t>:</w:t>
-      </w:r>
-    </w:p>
-    <w:p>
-      <w:pPr>
-        <w:spacing w:line="360" w:lineRule="auto"/>
-        <w:rPr>
-          <w:sz w:val="28"/>
-          <w:szCs w:val="28"/>
-        </w:rPr>
-      </w:pPr>
-      <w:r>
-        <w:rPr>
-          <w:sz w:val="28"/>
-          <w:szCs w:val="28"/>
-        </w:rPr>
-        <w:t xml:space="preserve">    ClassLab12_Pryzvysche(</w:t>
-      </w:r>
-      <w:proofErr w:type="spellStart"/>
-      <w:r>
-        <w:rPr>
-          <w:sz w:val="28"/>
-          <w:szCs w:val="28"/>
-        </w:rPr>
-        <w:t>double</w:t>
-      </w:r>
-      <w:proofErr w:type="spellEnd"/>
-      <w:r>
-        <w:rPr>
-          <w:sz w:val="28"/>
-          <w:szCs w:val="28"/>
-        </w:rPr>
-        <w:t xml:space="preserve"> r = 1.0); // Конструктор</w:t>
+        <w:t>compile_path</w:t>
+      </w:r>
+      <w:proofErr w:type="spellEnd"/>
+      <w:r>
+        <w:rPr>
+          <w:sz w:val="28"/>
+          <w:szCs w:val="28"/>
+        </w:rPr>
+        <w:t xml:space="preserve"> = __FILE__;</w:t>
       </w:r>
     </w:p>
     <w:p>
@@ -2729,7 +4100,199 @@
           <w:sz w:val="28"/>
           <w:szCs w:val="28"/>
         </w:rPr>
-        <w:t>void</w:t>
+        <w:t>if</w:t>
+      </w:r>
+      <w:proofErr w:type="spellEnd"/>
+      <w:r>
+        <w:rPr>
+          <w:sz w:val="28"/>
+          <w:szCs w:val="28"/>
+        </w:rPr>
+        <w:t xml:space="preserve"> (</w:t>
+      </w:r>
+      <w:proofErr w:type="spellStart"/>
+      <w:r>
+        <w:rPr>
+          <w:sz w:val="28"/>
+          <w:szCs w:val="28"/>
+        </w:rPr>
+        <w:t>compile_path.find</w:t>
+      </w:r>
+      <w:proofErr w:type="spellEnd"/>
+      <w:r>
+        <w:rPr>
+          <w:sz w:val="28"/>
+          <w:szCs w:val="28"/>
+        </w:rPr>
+        <w:t xml:space="preserve">("\\Lab12\\prj") != </w:t>
+      </w:r>
+      <w:proofErr w:type="spellStart"/>
+      <w:r>
+        <w:rPr>
+          <w:sz w:val="28"/>
+          <w:szCs w:val="28"/>
+        </w:rPr>
+        <w:t>std</w:t>
+      </w:r>
+      <w:proofErr w:type="spellEnd"/>
+      <w:r>
+        <w:rPr>
+          <w:sz w:val="28"/>
+          <w:szCs w:val="28"/>
+        </w:rPr>
+        <w:t>::</w:t>
+      </w:r>
+      <w:proofErr w:type="spellStart"/>
+      <w:r>
+        <w:rPr>
+          <w:sz w:val="28"/>
+          <w:szCs w:val="28"/>
+        </w:rPr>
+        <w:t>string</w:t>
+      </w:r>
+      <w:proofErr w:type="spellEnd"/>
+      <w:r>
+        <w:rPr>
+          <w:sz w:val="28"/>
+          <w:szCs w:val="28"/>
+        </w:rPr>
+        <w:t>::</w:t>
+      </w:r>
+      <w:proofErr w:type="spellStart"/>
+      <w:r>
+        <w:rPr>
+          <w:sz w:val="28"/>
+          <w:szCs w:val="28"/>
+        </w:rPr>
+        <w:t>npos</w:t>
+      </w:r>
+      <w:proofErr w:type="spellEnd"/>
+      <w:r>
+        <w:rPr>
+          <w:sz w:val="28"/>
+          <w:szCs w:val="28"/>
+        </w:rPr>
+        <w:t xml:space="preserve"> ||</w:t>
+      </w:r>
+    </w:p>
+    <w:p>
+      <w:pPr>
+        <w:spacing w:line="360" w:lineRule="auto"/>
+        <w:rPr>
+          <w:sz w:val="28"/>
+          <w:szCs w:val="28"/>
+        </w:rPr>
+      </w:pPr>
+      <w:r>
+        <w:rPr>
+          <w:sz w:val="28"/>
+          <w:szCs w:val="28"/>
+        </w:rPr>
+        <w:t xml:space="preserve">        </w:t>
+      </w:r>
+      <w:proofErr w:type="spellStart"/>
+      <w:r>
+        <w:rPr>
+          <w:sz w:val="28"/>
+          <w:szCs w:val="28"/>
+        </w:rPr>
+        <w:t>compile_path.find</w:t>
+      </w:r>
+      <w:proofErr w:type="spellEnd"/>
+      <w:r>
+        <w:rPr>
+          <w:sz w:val="28"/>
+          <w:szCs w:val="28"/>
+        </w:rPr>
+        <w:t>("/Lab12/</w:t>
+      </w:r>
+      <w:proofErr w:type="spellStart"/>
+      <w:r>
+        <w:rPr>
+          <w:sz w:val="28"/>
+          <w:szCs w:val="28"/>
+        </w:rPr>
+        <w:t>prj</w:t>
+      </w:r>
+      <w:proofErr w:type="spellEnd"/>
+      <w:r>
+        <w:rPr>
+          <w:sz w:val="28"/>
+          <w:szCs w:val="28"/>
+        </w:rPr>
+        <w:t xml:space="preserve">") != </w:t>
+      </w:r>
+      <w:proofErr w:type="spellStart"/>
+      <w:r>
+        <w:rPr>
+          <w:sz w:val="28"/>
+          <w:szCs w:val="28"/>
+        </w:rPr>
+        <w:t>std</w:t>
+      </w:r>
+      <w:proofErr w:type="spellEnd"/>
+      <w:r>
+        <w:rPr>
+          <w:sz w:val="28"/>
+          <w:szCs w:val="28"/>
+        </w:rPr>
+        <w:t>::</w:t>
+      </w:r>
+      <w:proofErr w:type="spellStart"/>
+      <w:r>
+        <w:rPr>
+          <w:sz w:val="28"/>
+          <w:szCs w:val="28"/>
+        </w:rPr>
+        <w:t>string</w:t>
+      </w:r>
+      <w:proofErr w:type="spellEnd"/>
+      <w:r>
+        <w:rPr>
+          <w:sz w:val="28"/>
+          <w:szCs w:val="28"/>
+        </w:rPr>
+        <w:t>::</w:t>
+      </w:r>
+      <w:proofErr w:type="spellStart"/>
+      <w:r>
+        <w:rPr>
+          <w:sz w:val="28"/>
+          <w:szCs w:val="28"/>
+        </w:rPr>
+        <w:t>npos</w:t>
+      </w:r>
+      <w:proofErr w:type="spellEnd"/>
+      <w:r>
+        <w:rPr>
+          <w:sz w:val="28"/>
+          <w:szCs w:val="28"/>
+        </w:rPr>
+        <w:t>) {</w:t>
+      </w:r>
+    </w:p>
+    <w:p>
+      <w:pPr>
+        <w:spacing w:line="360" w:lineRule="auto"/>
+        <w:rPr>
+          <w:sz w:val="28"/>
+          <w:szCs w:val="28"/>
+        </w:rPr>
+      </w:pPr>
+      <w:r>
+        <w:rPr>
+          <w:sz w:val="28"/>
+          <w:szCs w:val="28"/>
+        </w:rPr>
+        <w:t xml:space="preserve">        </w:t>
+      </w:r>
+      <w:proofErr w:type="spellStart"/>
+      <w:r>
+        <w:rPr>
+          <w:sz w:val="28"/>
+          <w:szCs w:val="28"/>
+        </w:rPr>
+        <w:t>return</w:t>
       </w:r>
       <w:proofErr w:type="spellEnd"/>
       <w:r>
@@ -2745,7 +4308,658 @@
           <w:sz w:val="28"/>
           <w:szCs w:val="28"/>
         </w:rPr>
-        <w:t>setRadius</w:t>
+        <w:t>true</w:t>
+      </w:r>
+      <w:proofErr w:type="spellEnd"/>
+      <w:r>
+        <w:rPr>
+          <w:sz w:val="28"/>
+          <w:szCs w:val="28"/>
+        </w:rPr>
+        <w:t>;</w:t>
+      </w:r>
+    </w:p>
+    <w:p>
+      <w:pPr>
+        <w:spacing w:line="360" w:lineRule="auto"/>
+        <w:rPr>
+          <w:sz w:val="28"/>
+          <w:szCs w:val="28"/>
+        </w:rPr>
+      </w:pPr>
+      <w:r>
+        <w:rPr>
+          <w:sz w:val="28"/>
+          <w:szCs w:val="28"/>
+        </w:rPr>
+        <w:t xml:space="preserve">    }</w:t>
+      </w:r>
+    </w:p>
+    <w:p>
+      <w:pPr>
+        <w:spacing w:line="360" w:lineRule="auto"/>
+        <w:rPr>
+          <w:sz w:val="28"/>
+          <w:szCs w:val="28"/>
+        </w:rPr>
+      </w:pPr>
+      <w:r>
+        <w:rPr>
+          <w:sz w:val="28"/>
+          <w:szCs w:val="28"/>
+        </w:rPr>
+        <w:t xml:space="preserve">    </w:t>
+      </w:r>
+      <w:proofErr w:type="spellStart"/>
+      <w:r>
+        <w:rPr>
+          <w:sz w:val="28"/>
+          <w:szCs w:val="28"/>
+        </w:rPr>
+        <w:t>return</w:t>
+      </w:r>
+      <w:proofErr w:type="spellEnd"/>
+      <w:r>
+        <w:rPr>
+          <w:sz w:val="28"/>
+          <w:szCs w:val="28"/>
+        </w:rPr>
+        <w:t xml:space="preserve"> </w:t>
+      </w:r>
+      <w:proofErr w:type="spellStart"/>
+      <w:r>
+        <w:rPr>
+          <w:sz w:val="28"/>
+          <w:szCs w:val="28"/>
+        </w:rPr>
+        <w:t>false</w:t>
+      </w:r>
+      <w:proofErr w:type="spellEnd"/>
+      <w:r>
+        <w:rPr>
+          <w:sz w:val="28"/>
+          <w:szCs w:val="28"/>
+        </w:rPr>
+        <w:t>;</w:t>
+      </w:r>
+    </w:p>
+    <w:p>
+      <w:pPr>
+        <w:spacing w:line="360" w:lineRule="auto"/>
+        <w:rPr>
+          <w:sz w:val="28"/>
+          <w:szCs w:val="28"/>
+        </w:rPr>
+      </w:pPr>
+      <w:r>
+        <w:rPr>
+          <w:sz w:val="28"/>
+          <w:szCs w:val="28"/>
+        </w:rPr>
+        <w:t>}</w:t>
+      </w:r>
+    </w:p>
+    <w:p>
+      <w:pPr>
+        <w:spacing w:line="360" w:lineRule="auto"/>
+        <w:rPr>
+          <w:sz w:val="28"/>
+          <w:szCs w:val="28"/>
+        </w:rPr>
+      </w:pPr>
+    </w:p>
+    <w:p>
+      <w:pPr>
+        <w:spacing w:line="360" w:lineRule="auto"/>
+        <w:rPr>
+          <w:sz w:val="28"/>
+          <w:szCs w:val="28"/>
+        </w:rPr>
+      </w:pPr>
+      <w:proofErr w:type="spellStart"/>
+      <w:r>
+        <w:rPr>
+          <w:sz w:val="28"/>
+          <w:szCs w:val="28"/>
+        </w:rPr>
+        <w:t>int</w:t>
+      </w:r>
+      <w:proofErr w:type="spellEnd"/>
+      <w:r>
+        <w:rPr>
+          <w:sz w:val="28"/>
+          <w:szCs w:val="28"/>
+        </w:rPr>
+        <w:t xml:space="preserve"> </w:t>
+      </w:r>
+      <w:proofErr w:type="spellStart"/>
+      <w:r>
+        <w:rPr>
+          <w:sz w:val="28"/>
+          <w:szCs w:val="28"/>
+        </w:rPr>
+        <w:t>main</w:t>
+      </w:r>
+      <w:proofErr w:type="spellEnd"/>
+      <w:r>
+        <w:rPr>
+          <w:sz w:val="28"/>
+          <w:szCs w:val="28"/>
+        </w:rPr>
+        <w:t>() {</w:t>
+      </w:r>
+    </w:p>
+    <w:p>
+      <w:pPr>
+        <w:spacing w:line="360" w:lineRule="auto"/>
+        <w:rPr>
+          <w:sz w:val="28"/>
+          <w:szCs w:val="28"/>
+        </w:rPr>
+      </w:pPr>
+      <w:r>
+        <w:rPr>
+          <w:sz w:val="28"/>
+          <w:szCs w:val="28"/>
+        </w:rPr>
+        <w:t xml:space="preserve">    </w:t>
+      </w:r>
+      <w:proofErr w:type="spellStart"/>
+      <w:r>
+        <w:rPr>
+          <w:sz w:val="28"/>
+          <w:szCs w:val="28"/>
+        </w:rPr>
+        <w:t>std</w:t>
+      </w:r>
+      <w:proofErr w:type="spellEnd"/>
+      <w:r>
+        <w:rPr>
+          <w:sz w:val="28"/>
+          <w:szCs w:val="28"/>
+        </w:rPr>
+        <w:t>::</w:t>
+      </w:r>
+      <w:proofErr w:type="spellStart"/>
+      <w:r>
+        <w:rPr>
+          <w:sz w:val="28"/>
+          <w:szCs w:val="28"/>
+        </w:rPr>
+        <w:t>setlocale</w:t>
+      </w:r>
+      <w:proofErr w:type="spellEnd"/>
+      <w:r>
+        <w:rPr>
+          <w:sz w:val="28"/>
+          <w:szCs w:val="28"/>
+        </w:rPr>
+        <w:t>(LC_ALL, "</w:t>
+      </w:r>
+      <w:proofErr w:type="spellStart"/>
+      <w:r>
+        <w:rPr>
+          <w:sz w:val="28"/>
+          <w:szCs w:val="28"/>
+        </w:rPr>
+        <w:t>Ukranian</w:t>
+      </w:r>
+      <w:proofErr w:type="spellEnd"/>
+      <w:r>
+        <w:rPr>
+          <w:sz w:val="28"/>
+          <w:szCs w:val="28"/>
+        </w:rPr>
+        <w:t>");</w:t>
+      </w:r>
+    </w:p>
+    <w:p>
+      <w:pPr>
+        <w:spacing w:line="360" w:lineRule="auto"/>
+        <w:rPr>
+          <w:sz w:val="28"/>
+          <w:szCs w:val="28"/>
+        </w:rPr>
+      </w:pPr>
+    </w:p>
+    <w:p>
+      <w:pPr>
+        <w:spacing w:line="360" w:lineRule="auto"/>
+        <w:rPr>
+          <w:sz w:val="28"/>
+          <w:szCs w:val="28"/>
+        </w:rPr>
+      </w:pPr>
+      <w:r>
+        <w:rPr>
+          <w:sz w:val="28"/>
+          <w:szCs w:val="28"/>
+        </w:rPr>
+        <w:t xml:space="preserve">    </w:t>
+      </w:r>
+      <w:proofErr w:type="spellStart"/>
+      <w:r>
+        <w:rPr>
+          <w:sz w:val="28"/>
+          <w:szCs w:val="28"/>
+        </w:rPr>
+        <w:t>if</w:t>
+      </w:r>
+      <w:proofErr w:type="spellEnd"/>
+      <w:r>
+        <w:rPr>
+          <w:sz w:val="28"/>
+          <w:szCs w:val="28"/>
+        </w:rPr>
+        <w:t xml:space="preserve"> (!</w:t>
+      </w:r>
+      <w:proofErr w:type="spellStart"/>
+      <w:r>
+        <w:rPr>
+          <w:sz w:val="28"/>
+          <w:szCs w:val="28"/>
+        </w:rPr>
+        <w:t>isCorrectPath</w:t>
+      </w:r>
+      <w:proofErr w:type="spellEnd"/>
+      <w:r>
+        <w:rPr>
+          <w:sz w:val="28"/>
+          <w:szCs w:val="28"/>
+        </w:rPr>
+        <w:t>()) {</w:t>
+      </w:r>
+    </w:p>
+    <w:p>
+      <w:pPr>
+        <w:spacing w:line="360" w:lineRule="auto"/>
+        <w:rPr>
+          <w:sz w:val="28"/>
+          <w:szCs w:val="28"/>
+        </w:rPr>
+      </w:pPr>
+      <w:r>
+        <w:rPr>
+          <w:sz w:val="28"/>
+          <w:szCs w:val="28"/>
+        </w:rPr>
+        <w:t xml:space="preserve">        </w:t>
+      </w:r>
+      <w:proofErr w:type="spellStart"/>
+      <w:r>
+        <w:rPr>
+          <w:sz w:val="28"/>
+          <w:szCs w:val="28"/>
+        </w:rPr>
+        <w:t>std</w:t>
+      </w:r>
+      <w:proofErr w:type="spellEnd"/>
+      <w:r>
+        <w:rPr>
+          <w:sz w:val="28"/>
+          <w:szCs w:val="28"/>
+        </w:rPr>
+        <w:t>::</w:t>
+      </w:r>
+      <w:proofErr w:type="spellStart"/>
+      <w:r>
+        <w:rPr>
+          <w:sz w:val="28"/>
+          <w:szCs w:val="28"/>
+        </w:rPr>
+        <w:t>ofstream</w:t>
+      </w:r>
+      <w:proofErr w:type="spellEnd"/>
+      <w:r>
+        <w:rPr>
+          <w:sz w:val="28"/>
+          <w:szCs w:val="28"/>
+        </w:rPr>
+        <w:t xml:space="preserve"> </w:t>
+      </w:r>
+      <w:proofErr w:type="spellStart"/>
+      <w:r>
+        <w:rPr>
+          <w:sz w:val="28"/>
+          <w:szCs w:val="28"/>
+        </w:rPr>
+        <w:t>errFile</w:t>
+      </w:r>
+      <w:proofErr w:type="spellEnd"/>
+      <w:r>
+        <w:rPr>
+          <w:sz w:val="28"/>
+          <w:szCs w:val="28"/>
+        </w:rPr>
+        <w:t>("TestResults.txt");</w:t>
+      </w:r>
+    </w:p>
+    <w:p>
+      <w:pPr>
+        <w:spacing w:line="360" w:lineRule="auto"/>
+        <w:rPr>
+          <w:sz w:val="28"/>
+          <w:szCs w:val="28"/>
+        </w:rPr>
+      </w:pPr>
+      <w:r>
+        <w:rPr>
+          <w:sz w:val="28"/>
+          <w:szCs w:val="28"/>
+        </w:rPr>
+        <w:t xml:space="preserve">        </w:t>
+      </w:r>
+      <w:proofErr w:type="spellStart"/>
+      <w:r>
+        <w:rPr>
+          <w:sz w:val="28"/>
+          <w:szCs w:val="28"/>
+        </w:rPr>
+        <w:t>if</w:t>
+      </w:r>
+      <w:proofErr w:type="spellEnd"/>
+      <w:r>
+        <w:rPr>
+          <w:sz w:val="28"/>
+          <w:szCs w:val="28"/>
+        </w:rPr>
+        <w:t xml:space="preserve"> (</w:t>
+      </w:r>
+      <w:proofErr w:type="spellStart"/>
+      <w:r>
+        <w:rPr>
+          <w:sz w:val="28"/>
+          <w:szCs w:val="28"/>
+        </w:rPr>
+        <w:t>errFile.is_open</w:t>
+      </w:r>
+      <w:proofErr w:type="spellEnd"/>
+      <w:r>
+        <w:rPr>
+          <w:sz w:val="28"/>
+          <w:szCs w:val="28"/>
+        </w:rPr>
+        <w:t>()) {</w:t>
+      </w:r>
+    </w:p>
+    <w:p>
+      <w:pPr>
+        <w:spacing w:line="360" w:lineRule="auto"/>
+        <w:rPr>
+          <w:sz w:val="28"/>
+          <w:szCs w:val="28"/>
+        </w:rPr>
+      </w:pPr>
+      <w:r>
+        <w:rPr>
+          <w:sz w:val="28"/>
+          <w:szCs w:val="28"/>
+        </w:rPr>
+        <w:t xml:space="preserve">            </w:t>
+      </w:r>
+      <w:proofErr w:type="spellStart"/>
+      <w:r>
+        <w:rPr>
+          <w:sz w:val="28"/>
+          <w:szCs w:val="28"/>
+        </w:rPr>
+        <w:t>errFile</w:t>
+      </w:r>
+      <w:proofErr w:type="spellEnd"/>
+      <w:r>
+        <w:rPr>
+          <w:sz w:val="28"/>
+          <w:szCs w:val="28"/>
+        </w:rPr>
+        <w:t xml:space="preserve"> &lt;&lt; "Встановлені вимоги порядку виконання лабораторної роботи порушено!";</w:t>
+      </w:r>
+    </w:p>
+    <w:p>
+      <w:pPr>
+        <w:spacing w:line="360" w:lineRule="auto"/>
+        <w:rPr>
+          <w:sz w:val="28"/>
+          <w:szCs w:val="28"/>
+        </w:rPr>
+      </w:pPr>
+      <w:r>
+        <w:rPr>
+          <w:sz w:val="28"/>
+          <w:szCs w:val="28"/>
+        </w:rPr>
+        <w:t xml:space="preserve">            </w:t>
+      </w:r>
+      <w:proofErr w:type="spellStart"/>
+      <w:r>
+        <w:rPr>
+          <w:sz w:val="28"/>
+          <w:szCs w:val="28"/>
+        </w:rPr>
+        <w:t>errFile.close</w:t>
+      </w:r>
+      <w:proofErr w:type="spellEnd"/>
+      <w:r>
+        <w:rPr>
+          <w:sz w:val="28"/>
+          <w:szCs w:val="28"/>
+        </w:rPr>
+        <w:t>();</w:t>
+      </w:r>
+    </w:p>
+    <w:p>
+      <w:pPr>
+        <w:spacing w:line="360" w:lineRule="auto"/>
+        <w:rPr>
+          <w:sz w:val="28"/>
+          <w:szCs w:val="28"/>
+        </w:rPr>
+      </w:pPr>
+      <w:r>
+        <w:rPr>
+          <w:sz w:val="28"/>
+          <w:szCs w:val="28"/>
+        </w:rPr>
+        <w:t xml:space="preserve">        }</w:t>
+      </w:r>
+    </w:p>
+    <w:p>
+      <w:pPr>
+        <w:spacing w:line="360" w:lineRule="auto"/>
+        <w:rPr>
+          <w:sz w:val="28"/>
+          <w:szCs w:val="28"/>
+        </w:rPr>
+      </w:pPr>
+      <w:r>
+        <w:rPr>
+          <w:sz w:val="28"/>
+          <w:szCs w:val="28"/>
+        </w:rPr>
+        <w:t xml:space="preserve">        // 100 звукових сигналів у разі порушення структури папок</w:t>
+      </w:r>
+    </w:p>
+    <w:p>
+      <w:pPr>
+        <w:spacing w:line="360" w:lineRule="auto"/>
+        <w:rPr>
+          <w:sz w:val="28"/>
+          <w:szCs w:val="28"/>
+        </w:rPr>
+      </w:pPr>
+      <w:r>
+        <w:rPr>
+          <w:sz w:val="28"/>
+          <w:szCs w:val="28"/>
+        </w:rPr>
+        <w:t xml:space="preserve">        </w:t>
+      </w:r>
+      <w:proofErr w:type="spellStart"/>
+      <w:r>
+        <w:rPr>
+          <w:sz w:val="28"/>
+          <w:szCs w:val="28"/>
+        </w:rPr>
+        <w:t>for</w:t>
+      </w:r>
+      <w:proofErr w:type="spellEnd"/>
+      <w:r>
+        <w:rPr>
+          <w:sz w:val="28"/>
+          <w:szCs w:val="28"/>
+        </w:rPr>
+        <w:t xml:space="preserve"> (</w:t>
+      </w:r>
+      <w:proofErr w:type="spellStart"/>
+      <w:r>
+        <w:rPr>
+          <w:sz w:val="28"/>
+          <w:szCs w:val="28"/>
+        </w:rPr>
+        <w:t>int</w:t>
+      </w:r>
+      <w:proofErr w:type="spellEnd"/>
+      <w:r>
+        <w:rPr>
+          <w:sz w:val="28"/>
+          <w:szCs w:val="28"/>
+        </w:rPr>
+        <w:t xml:space="preserve"> i = 0; i &lt; 100; ++i) {</w:t>
+      </w:r>
+    </w:p>
+    <w:p>
+      <w:pPr>
+        <w:spacing w:line="360" w:lineRule="auto"/>
+        <w:rPr>
+          <w:sz w:val="28"/>
+          <w:szCs w:val="28"/>
+        </w:rPr>
+      </w:pPr>
+      <w:r>
+        <w:rPr>
+          <w:sz w:val="28"/>
+          <w:szCs w:val="28"/>
+        </w:rPr>
+        <w:t xml:space="preserve">            </w:t>
+      </w:r>
+      <w:proofErr w:type="spellStart"/>
+      <w:r>
+        <w:rPr>
+          <w:sz w:val="28"/>
+          <w:szCs w:val="28"/>
+        </w:rPr>
+        <w:t>std</w:t>
+      </w:r>
+      <w:proofErr w:type="spellEnd"/>
+      <w:r>
+        <w:rPr>
+          <w:sz w:val="28"/>
+          <w:szCs w:val="28"/>
+        </w:rPr>
+        <w:t>::</w:t>
+      </w:r>
+      <w:proofErr w:type="spellStart"/>
+      <w:r>
+        <w:rPr>
+          <w:sz w:val="28"/>
+          <w:szCs w:val="28"/>
+        </w:rPr>
+        <w:t>cout</w:t>
+      </w:r>
+      <w:proofErr w:type="spellEnd"/>
+      <w:r>
+        <w:rPr>
+          <w:sz w:val="28"/>
+          <w:szCs w:val="28"/>
+        </w:rPr>
+        <w:t xml:space="preserve"> &lt;&lt; "\a" &lt;&lt; </w:t>
+      </w:r>
+      <w:proofErr w:type="spellStart"/>
+      <w:r>
+        <w:rPr>
+          <w:sz w:val="28"/>
+          <w:szCs w:val="28"/>
+        </w:rPr>
+        <w:t>std</w:t>
+      </w:r>
+      <w:proofErr w:type="spellEnd"/>
+      <w:r>
+        <w:rPr>
+          <w:sz w:val="28"/>
+          <w:szCs w:val="28"/>
+        </w:rPr>
+        <w:t>::</w:t>
+      </w:r>
+      <w:proofErr w:type="spellStart"/>
+      <w:r>
+        <w:rPr>
+          <w:sz w:val="28"/>
+          <w:szCs w:val="28"/>
+        </w:rPr>
+        <w:t>flush</w:t>
+      </w:r>
+      <w:proofErr w:type="spellEnd"/>
+      <w:r>
+        <w:rPr>
+          <w:sz w:val="28"/>
+          <w:szCs w:val="28"/>
+        </w:rPr>
+        <w:t>;</w:t>
+      </w:r>
+    </w:p>
+    <w:p>
+      <w:pPr>
+        <w:spacing w:line="360" w:lineRule="auto"/>
+        <w:rPr>
+          <w:sz w:val="28"/>
+          <w:szCs w:val="28"/>
+        </w:rPr>
+      </w:pPr>
+      <w:r>
+        <w:rPr>
+          <w:sz w:val="28"/>
+          <w:szCs w:val="28"/>
+        </w:rPr>
+        <w:t xml:space="preserve">            </w:t>
+      </w:r>
+      <w:proofErr w:type="spellStart"/>
+      <w:r>
+        <w:rPr>
+          <w:sz w:val="28"/>
+          <w:szCs w:val="28"/>
+        </w:rPr>
+        <w:t>std</w:t>
+      </w:r>
+      <w:proofErr w:type="spellEnd"/>
+      <w:r>
+        <w:rPr>
+          <w:sz w:val="28"/>
+          <w:szCs w:val="28"/>
+        </w:rPr>
+        <w:t>::</w:t>
+      </w:r>
+      <w:proofErr w:type="spellStart"/>
+      <w:r>
+        <w:rPr>
+          <w:sz w:val="28"/>
+          <w:szCs w:val="28"/>
+        </w:rPr>
+        <w:t>this_thread</w:t>
+      </w:r>
+      <w:proofErr w:type="spellEnd"/>
+      <w:r>
+        <w:rPr>
+          <w:sz w:val="28"/>
+          <w:szCs w:val="28"/>
+        </w:rPr>
+        <w:t>::</w:t>
+      </w:r>
+      <w:proofErr w:type="spellStart"/>
+      <w:r>
+        <w:rPr>
+          <w:sz w:val="28"/>
+          <w:szCs w:val="28"/>
+        </w:rPr>
+        <w:t>sleep_for</w:t>
       </w:r>
       <w:proofErr w:type="spellEnd"/>
       <w:r>
@@ -2761,16 +4975,121 @@
           <w:sz w:val="28"/>
           <w:szCs w:val="28"/>
         </w:rPr>
-        <w:t>double</w:t>
-      </w:r>
-      <w:proofErr w:type="spellEnd"/>
-      <w:r>
-        <w:rPr>
-          <w:sz w:val="28"/>
-          <w:szCs w:val="28"/>
-        </w:rPr>
-        <w:t xml:space="preserve"> r);              // Сетер</w:t>
-      </w:r>
+        <w:t>std</w:t>
+      </w:r>
+      <w:proofErr w:type="spellEnd"/>
+      <w:r>
+        <w:rPr>
+          <w:sz w:val="28"/>
+          <w:szCs w:val="28"/>
+        </w:rPr>
+        <w:t>::</w:t>
+      </w:r>
+      <w:proofErr w:type="spellStart"/>
+      <w:r>
+        <w:rPr>
+          <w:sz w:val="28"/>
+          <w:szCs w:val="28"/>
+        </w:rPr>
+        <w:t>chrono</w:t>
+      </w:r>
+      <w:proofErr w:type="spellEnd"/>
+      <w:r>
+        <w:rPr>
+          <w:sz w:val="28"/>
+          <w:szCs w:val="28"/>
+        </w:rPr>
+        <w:t>::</w:t>
+      </w:r>
+      <w:proofErr w:type="spellStart"/>
+      <w:r>
+        <w:rPr>
+          <w:sz w:val="28"/>
+          <w:szCs w:val="28"/>
+        </w:rPr>
+        <w:t>milliseconds</w:t>
+      </w:r>
+      <w:proofErr w:type="spellEnd"/>
+      <w:r>
+        <w:rPr>
+          <w:sz w:val="28"/>
+          <w:szCs w:val="28"/>
+        </w:rPr>
+        <w:t>(40));</w:t>
+      </w:r>
+    </w:p>
+    <w:p>
+      <w:pPr>
+        <w:spacing w:line="360" w:lineRule="auto"/>
+        <w:rPr>
+          <w:sz w:val="28"/>
+          <w:szCs w:val="28"/>
+        </w:rPr>
+      </w:pPr>
+      <w:r>
+        <w:rPr>
+          <w:sz w:val="28"/>
+          <w:szCs w:val="28"/>
+        </w:rPr>
+        <w:t xml:space="preserve">        }</w:t>
+      </w:r>
+    </w:p>
+    <w:p>
+      <w:pPr>
+        <w:spacing w:line="360" w:lineRule="auto"/>
+        <w:rPr>
+          <w:sz w:val="28"/>
+          <w:szCs w:val="28"/>
+        </w:rPr>
+      </w:pPr>
+      <w:r>
+        <w:rPr>
+          <w:sz w:val="28"/>
+          <w:szCs w:val="28"/>
+        </w:rPr>
+        <w:t xml:space="preserve">        </w:t>
+      </w:r>
+      <w:proofErr w:type="spellStart"/>
+      <w:r>
+        <w:rPr>
+          <w:sz w:val="28"/>
+          <w:szCs w:val="28"/>
+        </w:rPr>
+        <w:t>return</w:t>
+      </w:r>
+      <w:proofErr w:type="spellEnd"/>
+      <w:r>
+        <w:rPr>
+          <w:sz w:val="28"/>
+          <w:szCs w:val="28"/>
+        </w:rPr>
+        <w:t xml:space="preserve"> 1;</w:t>
+      </w:r>
+    </w:p>
+    <w:p>
+      <w:pPr>
+        <w:spacing w:line="360" w:lineRule="auto"/>
+        <w:rPr>
+          <w:sz w:val="28"/>
+          <w:szCs w:val="28"/>
+        </w:rPr>
+      </w:pPr>
+      <w:r>
+        <w:rPr>
+          <w:sz w:val="28"/>
+          <w:szCs w:val="28"/>
+        </w:rPr>
+        <w:t xml:space="preserve">    }</w:t>
+      </w:r>
+    </w:p>
+    <w:p>
+      <w:pPr>
+        <w:spacing w:line="360" w:lineRule="auto"/>
+        <w:rPr>
+          <w:sz w:val="28"/>
+          <w:szCs w:val="28"/>
+        </w:rPr>
+      </w:pPr>
     </w:p>
     <w:p>
       <w:pPr>
@@ -2793,47 +5112,63 @@
           <w:sz w:val="28"/>
           <w:szCs w:val="28"/>
         </w:rPr>
-        <w:t>double</w:t>
-      </w:r>
-      <w:proofErr w:type="spellEnd"/>
-      <w:r>
-        <w:rPr>
-          <w:sz w:val="28"/>
-          <w:szCs w:val="28"/>
-        </w:rPr>
-        <w:t xml:space="preserve"> </w:t>
-      </w:r>
-      <w:proofErr w:type="spellStart"/>
-      <w:r>
-        <w:rPr>
-          <w:sz w:val="28"/>
-          <w:szCs w:val="28"/>
-        </w:rPr>
-        <w:t>getRadius</w:t>
-      </w:r>
-      <w:proofErr w:type="spellEnd"/>
-      <w:r>
-        <w:rPr>
-          <w:sz w:val="28"/>
-          <w:szCs w:val="28"/>
-        </w:rPr>
-        <w:t xml:space="preserve">() </w:t>
-      </w:r>
-      <w:proofErr w:type="spellStart"/>
-      <w:r>
-        <w:rPr>
-          <w:sz w:val="28"/>
-          <w:szCs w:val="28"/>
-        </w:rPr>
-        <w:t>const</w:t>
-      </w:r>
-      <w:proofErr w:type="spellEnd"/>
-      <w:r>
-        <w:rPr>
-          <w:sz w:val="28"/>
-          <w:szCs w:val="28"/>
-        </w:rPr>
-        <w:t>;              // Гетер</w:t>
+        <w:t>std</w:t>
+      </w:r>
+      <w:proofErr w:type="spellEnd"/>
+      <w:r>
+        <w:rPr>
+          <w:sz w:val="28"/>
+          <w:szCs w:val="28"/>
+        </w:rPr>
+        <w:t>::</w:t>
+      </w:r>
+      <w:proofErr w:type="spellStart"/>
+      <w:r>
+        <w:rPr>
+          <w:sz w:val="28"/>
+          <w:szCs w:val="28"/>
+        </w:rPr>
+        <w:t>cout</w:t>
+      </w:r>
+      <w:proofErr w:type="spellEnd"/>
+      <w:r>
+        <w:rPr>
+          <w:sz w:val="28"/>
+          <w:szCs w:val="28"/>
+        </w:rPr>
+        <w:t xml:space="preserve"> &lt;&lt; "Перевірку шляху пройдено. Готові до тестів." &lt;&lt; </w:t>
+      </w:r>
+      <w:proofErr w:type="spellStart"/>
+      <w:r>
+        <w:rPr>
+          <w:sz w:val="28"/>
+          <w:szCs w:val="28"/>
+        </w:rPr>
+        <w:t>std</w:t>
+      </w:r>
+      <w:proofErr w:type="spellEnd"/>
+      <w:r>
+        <w:rPr>
+          <w:sz w:val="28"/>
+          <w:szCs w:val="28"/>
+        </w:rPr>
+        <w:t>::</w:t>
+      </w:r>
+      <w:proofErr w:type="spellStart"/>
+      <w:r>
+        <w:rPr>
+          <w:sz w:val="28"/>
+          <w:szCs w:val="28"/>
+        </w:rPr>
+        <w:t>endl</w:t>
+      </w:r>
+      <w:proofErr w:type="spellEnd"/>
+      <w:r>
+        <w:rPr>
+          <w:sz w:val="28"/>
+          <w:szCs w:val="28"/>
+        </w:rPr>
+        <w:t>;</w:t>
       </w:r>
     </w:p>
     <w:p>
@@ -2857,170 +5192,15 @@
           <w:sz w:val="28"/>
           <w:szCs w:val="28"/>
         </w:rPr>
-        <w:t>double</w:t>
-      </w:r>
-      <w:proofErr w:type="spellEnd"/>
-      <w:r>
-        <w:rPr>
-          <w:sz w:val="28"/>
-          <w:szCs w:val="28"/>
-        </w:rPr>
-        <w:t xml:space="preserve"> </w:t>
-      </w:r>
-      <w:proofErr w:type="spellStart"/>
-      <w:r>
-        <w:rPr>
-          <w:sz w:val="28"/>
-          <w:szCs w:val="28"/>
-        </w:rPr>
-        <w:t>calculateSurfaceArea</w:t>
-      </w:r>
-      <w:proofErr w:type="spellEnd"/>
-      <w:r>
-        <w:rPr>
-          <w:sz w:val="28"/>
-          <w:szCs w:val="28"/>
-        </w:rPr>
-        <w:t xml:space="preserve">() </w:t>
-      </w:r>
-      <w:proofErr w:type="spellStart"/>
-      <w:r>
-        <w:rPr>
-          <w:sz w:val="28"/>
-          <w:szCs w:val="28"/>
-        </w:rPr>
-        <w:t>const</w:t>
-      </w:r>
-      <w:proofErr w:type="spellEnd"/>
-      <w:r>
-        <w:rPr>
-          <w:sz w:val="28"/>
-          <w:szCs w:val="28"/>
-        </w:rPr>
-        <w:t>;   // Метод обчислення площі</w:t>
-      </w:r>
-    </w:p>
-    <w:p>
-      <w:pPr>
-        <w:spacing w:line="360" w:lineRule="auto"/>
-        <w:rPr>
-          <w:sz w:val="28"/>
-          <w:szCs w:val="28"/>
-        </w:rPr>
-      </w:pPr>
-      <w:r>
-        <w:rPr>
-          <w:sz w:val="28"/>
-          <w:szCs w:val="28"/>
-        </w:rPr>
-        <w:t>};</w:t>
-      </w:r>
-    </w:p>
-    <w:p>
-      <w:pPr>
-        <w:spacing w:line="360" w:lineRule="auto"/>
-        <w:rPr>
-          <w:sz w:val="28"/>
-          <w:szCs w:val="28"/>
-        </w:rPr>
-      </w:pPr>
-    </w:p>
-    <w:p>
-      <w:pPr>
-        <w:spacing w:line="360" w:lineRule="auto"/>
-        <w:rPr>
-          <w:sz w:val="28"/>
-          <w:szCs w:val="28"/>
-        </w:rPr>
-      </w:pPr>
-      <w:r>
-        <w:rPr>
-          <w:sz w:val="28"/>
-          <w:szCs w:val="28"/>
-        </w:rPr>
-        <w:t xml:space="preserve">// Реалізація методів ПОЗА тілом класу з </w:t>
-      </w:r>
-      <w:proofErr w:type="spellStart"/>
-      <w:r>
-        <w:rPr>
-          <w:sz w:val="28"/>
-          <w:szCs w:val="28"/>
-        </w:rPr>
-        <w:t>inline</w:t>
-      </w:r>
-      <w:proofErr w:type="spellEnd"/>
-    </w:p>
-    <w:p>
-      <w:pPr>
-        <w:spacing w:line="360" w:lineRule="auto"/>
-        <w:rPr>
-          <w:sz w:val="28"/>
-          <w:szCs w:val="28"/>
-        </w:rPr>
-      </w:pPr>
-      <w:proofErr w:type="spellStart"/>
-      <w:r>
-        <w:rPr>
-          <w:sz w:val="28"/>
-          <w:szCs w:val="28"/>
-        </w:rPr>
-        <w:t>inline</w:t>
-      </w:r>
-      <w:proofErr w:type="spellEnd"/>
-      <w:r>
-        <w:rPr>
-          <w:sz w:val="28"/>
-          <w:szCs w:val="28"/>
-        </w:rPr>
-        <w:t xml:space="preserve"> ClassLab12_Pryzvysche::ClassLab12_Pryzvysche(</w:t>
-      </w:r>
-      <w:proofErr w:type="spellStart"/>
-      <w:r>
-        <w:rPr>
-          <w:sz w:val="28"/>
-          <w:szCs w:val="28"/>
-        </w:rPr>
-        <w:t>double</w:t>
-      </w:r>
-      <w:proofErr w:type="spellEnd"/>
-      <w:r>
-        <w:rPr>
-          <w:sz w:val="28"/>
-          <w:szCs w:val="28"/>
-        </w:rPr>
-        <w:t xml:space="preserve"> r) {</w:t>
-      </w:r>
-    </w:p>
-    <w:p>
-      <w:pPr>
-        <w:spacing w:line="360" w:lineRule="auto"/>
-        <w:rPr>
-          <w:sz w:val="28"/>
-          <w:szCs w:val="28"/>
-        </w:rPr>
-      </w:pPr>
-      <w:r>
-        <w:rPr>
-          <w:sz w:val="28"/>
-          <w:szCs w:val="28"/>
-        </w:rPr>
-        <w:t xml:space="preserve">    </w:t>
-      </w:r>
-      <w:proofErr w:type="spellStart"/>
-      <w:r>
-        <w:rPr>
-          <w:sz w:val="28"/>
-          <w:szCs w:val="28"/>
-        </w:rPr>
-        <w:t>setRadius</w:t>
-      </w:r>
-      <w:proofErr w:type="spellEnd"/>
-      <w:r>
-        <w:rPr>
-          <w:sz w:val="28"/>
-          <w:szCs w:val="28"/>
-        </w:rPr>
-        <w:t>(r);</w:t>
+        <w:t>return</w:t>
+      </w:r>
+      <w:proofErr w:type="spellEnd"/>
+      <w:r>
+        <w:rPr>
+          <w:sz w:val="28"/>
+          <w:szCs w:val="28"/>
+        </w:rPr>
+        <w:t xml:space="preserve"> 0;</w:t>
       </w:r>
     </w:p>
     <w:p>
@@ -3038,716 +5218,8 @@
         </w:rPr>
         <w:t>}</w:t>
       </w:r>
-    </w:p>
-    <w:p>
-      <w:pPr>
-        <w:spacing w:line="360" w:lineRule="auto"/>
-        <w:rPr>
-          <w:sz w:val="28"/>
-          <w:szCs w:val="28"/>
-        </w:rPr>
-      </w:pPr>
-    </w:p>
-    <w:p>
-      <w:pPr>
-        <w:spacing w:line="360" w:lineRule="auto"/>
-        <w:rPr>
-          <w:sz w:val="28"/>
-          <w:szCs w:val="28"/>
-        </w:rPr>
-      </w:pPr>
-      <w:proofErr w:type="spellStart"/>
-      <w:r>
-        <w:rPr>
-          <w:sz w:val="28"/>
-          <w:szCs w:val="28"/>
-        </w:rPr>
-        <w:t>inline</w:t>
-      </w:r>
-      <w:proofErr w:type="spellEnd"/>
-      <w:r>
-        <w:rPr>
-          <w:sz w:val="28"/>
-          <w:szCs w:val="28"/>
-        </w:rPr>
-        <w:t xml:space="preserve"> </w:t>
-      </w:r>
-      <w:proofErr w:type="spellStart"/>
-      <w:r>
-        <w:rPr>
-          <w:sz w:val="28"/>
-          <w:szCs w:val="28"/>
-        </w:rPr>
-        <w:t>void</w:t>
-      </w:r>
-      <w:proofErr w:type="spellEnd"/>
-      <w:r>
-        <w:rPr>
-          <w:sz w:val="28"/>
-          <w:szCs w:val="28"/>
-        </w:rPr>
-        <w:t xml:space="preserve"> ClassLab12_Pr</w:t>
-      </w:r>
-      <w:proofErr w:type="spellStart"/>
-      <w:r>
-        <w:rPr>
-          <w:sz w:val="28"/>
-          <w:szCs w:val="28"/>
-          <w:lang w:val="en-US"/>
-        </w:rPr>
-        <w:t>imak</w:t>
-      </w:r>
-      <w:proofErr w:type="spellEnd"/>
-      <w:r>
-        <w:rPr>
-          <w:sz w:val="28"/>
-          <w:szCs w:val="28"/>
-        </w:rPr>
-        <w:t>::</w:t>
-      </w:r>
-      <w:proofErr w:type="spellStart"/>
-      <w:r>
-        <w:rPr>
-          <w:sz w:val="28"/>
-          <w:szCs w:val="28"/>
-        </w:rPr>
-        <w:t>setRadius</w:t>
-      </w:r>
-      <w:proofErr w:type="spellEnd"/>
-      <w:r>
-        <w:rPr>
-          <w:sz w:val="28"/>
-          <w:szCs w:val="28"/>
-        </w:rPr>
-        <w:t>(</w:t>
-      </w:r>
-      <w:proofErr w:type="spellStart"/>
-      <w:r>
-        <w:rPr>
-          <w:sz w:val="28"/>
-          <w:szCs w:val="28"/>
-        </w:rPr>
-        <w:t>double</w:t>
-      </w:r>
-      <w:proofErr w:type="spellEnd"/>
-      <w:r>
-        <w:rPr>
-          <w:sz w:val="28"/>
-          <w:szCs w:val="28"/>
-        </w:rPr>
-        <w:t xml:space="preserve"> r) {</w:t>
-      </w:r>
-    </w:p>
-    <w:p>
-      <w:pPr>
-        <w:spacing w:line="360" w:lineRule="auto"/>
-        <w:rPr>
-          <w:sz w:val="28"/>
-          <w:szCs w:val="28"/>
-        </w:rPr>
-      </w:pPr>
-      <w:r>
-        <w:rPr>
-          <w:sz w:val="28"/>
-          <w:szCs w:val="28"/>
-        </w:rPr>
-        <w:t xml:space="preserve">    </w:t>
-      </w:r>
-      <w:proofErr w:type="spellStart"/>
-      <w:r>
-        <w:rPr>
-          <w:sz w:val="28"/>
-          <w:szCs w:val="28"/>
-        </w:rPr>
-        <w:t>if</w:t>
-      </w:r>
-      <w:proofErr w:type="spellEnd"/>
-      <w:r>
-        <w:rPr>
-          <w:sz w:val="28"/>
-          <w:szCs w:val="28"/>
-        </w:rPr>
-        <w:t xml:space="preserve"> (r &lt;= 0.0) {</w:t>
-      </w:r>
-    </w:p>
-    <w:p>
-      <w:pPr>
-        <w:spacing w:line="360" w:lineRule="auto"/>
-        <w:rPr>
-          <w:sz w:val="28"/>
-          <w:szCs w:val="28"/>
-        </w:rPr>
-      </w:pPr>
-      <w:r>
-        <w:rPr>
-          <w:sz w:val="28"/>
-          <w:szCs w:val="28"/>
-        </w:rPr>
-        <w:lastRenderedPageBreak/>
-        <w:t xml:space="preserve">        </w:t>
-      </w:r>
-      <w:proofErr w:type="spellStart"/>
-      <w:r>
-        <w:rPr>
-          <w:sz w:val="28"/>
-          <w:szCs w:val="28"/>
-        </w:rPr>
-        <w:t>throw</w:t>
-      </w:r>
-      <w:proofErr w:type="spellEnd"/>
-      <w:r>
-        <w:rPr>
-          <w:sz w:val="28"/>
-          <w:szCs w:val="28"/>
-        </w:rPr>
-        <w:t xml:space="preserve"> </w:t>
-      </w:r>
-      <w:proofErr w:type="spellStart"/>
-      <w:r>
-        <w:rPr>
-          <w:sz w:val="28"/>
-          <w:szCs w:val="28"/>
-        </w:rPr>
-        <w:t>std</w:t>
-      </w:r>
-      <w:proofErr w:type="spellEnd"/>
-      <w:r>
-        <w:rPr>
-          <w:sz w:val="28"/>
-          <w:szCs w:val="28"/>
-        </w:rPr>
-        <w:t>::</w:t>
-      </w:r>
-      <w:proofErr w:type="spellStart"/>
-      <w:r>
-        <w:rPr>
-          <w:sz w:val="28"/>
-          <w:szCs w:val="28"/>
-        </w:rPr>
-        <w:t>invalid_argument</w:t>
-      </w:r>
-      <w:proofErr w:type="spellEnd"/>
-      <w:r>
-        <w:rPr>
-          <w:sz w:val="28"/>
-          <w:szCs w:val="28"/>
-        </w:rPr>
-        <w:t>("Радіус має бути більшим за 0!");</w:t>
-      </w:r>
-    </w:p>
-    <w:p>
-      <w:pPr>
-        <w:spacing w:line="360" w:lineRule="auto"/>
-        <w:rPr>
-          <w:sz w:val="28"/>
-          <w:szCs w:val="28"/>
-        </w:rPr>
-      </w:pPr>
-      <w:r>
-        <w:rPr>
-          <w:sz w:val="28"/>
-          <w:szCs w:val="28"/>
-        </w:rPr>
-        <w:t xml:space="preserve">    }</w:t>
-      </w:r>
-    </w:p>
-    <w:p>
-      <w:pPr>
-        <w:spacing w:line="360" w:lineRule="auto"/>
-        <w:rPr>
-          <w:sz w:val="28"/>
-          <w:szCs w:val="28"/>
-        </w:rPr>
-      </w:pPr>
-      <w:r>
-        <w:rPr>
-          <w:sz w:val="28"/>
-          <w:szCs w:val="28"/>
-        </w:rPr>
-        <w:t xml:space="preserve">    </w:t>
-      </w:r>
-      <w:proofErr w:type="spellStart"/>
-      <w:r>
-        <w:rPr>
-          <w:sz w:val="28"/>
-          <w:szCs w:val="28"/>
-        </w:rPr>
-        <w:t>this</w:t>
-      </w:r>
-      <w:proofErr w:type="spellEnd"/>
-      <w:r>
-        <w:rPr>
-          <w:sz w:val="28"/>
-          <w:szCs w:val="28"/>
-        </w:rPr>
-        <w:t>-&gt;</w:t>
-      </w:r>
-      <w:proofErr w:type="spellStart"/>
-      <w:r>
-        <w:rPr>
-          <w:sz w:val="28"/>
-          <w:szCs w:val="28"/>
-        </w:rPr>
-        <w:t>radius</w:t>
-      </w:r>
-      <w:proofErr w:type="spellEnd"/>
-      <w:r>
-        <w:rPr>
-          <w:sz w:val="28"/>
-          <w:szCs w:val="28"/>
-        </w:rPr>
-        <w:t xml:space="preserve"> = r;</w:t>
-      </w:r>
-    </w:p>
-    <w:p>
-      <w:pPr>
-        <w:spacing w:line="360" w:lineRule="auto"/>
-        <w:rPr>
-          <w:sz w:val="28"/>
-          <w:szCs w:val="28"/>
-        </w:rPr>
-      </w:pPr>
-      <w:r>
-        <w:rPr>
-          <w:sz w:val="28"/>
-          <w:szCs w:val="28"/>
-        </w:rPr>
-        <w:t>}</w:t>
-      </w:r>
-    </w:p>
-    <w:p>
-      <w:pPr>
-        <w:spacing w:line="360" w:lineRule="auto"/>
-        <w:rPr>
-          <w:sz w:val="28"/>
-          <w:szCs w:val="28"/>
-        </w:rPr>
-      </w:pPr>
-    </w:p>
-    <w:p>
-      <w:pPr>
-        <w:spacing w:line="360" w:lineRule="auto"/>
-        <w:rPr>
-          <w:sz w:val="28"/>
-          <w:szCs w:val="28"/>
-        </w:rPr>
-      </w:pPr>
-      <w:proofErr w:type="spellStart"/>
-      <w:r>
-        <w:rPr>
-          <w:sz w:val="28"/>
-          <w:szCs w:val="28"/>
-        </w:rPr>
-        <w:t>inl</w:t>
-      </w:r>
-      <w:r>
-        <w:rPr>
-          <w:sz w:val="28"/>
-          <w:szCs w:val="28"/>
-        </w:rPr>
-        <w:t>ine</w:t>
-      </w:r>
-      <w:proofErr w:type="spellEnd"/>
-      <w:r>
-        <w:rPr>
-          <w:sz w:val="28"/>
-          <w:szCs w:val="28"/>
-        </w:rPr>
-        <w:t xml:space="preserve"> </w:t>
-      </w:r>
-      <w:proofErr w:type="spellStart"/>
-      <w:r>
-        <w:rPr>
-          <w:sz w:val="28"/>
-          <w:szCs w:val="28"/>
-        </w:rPr>
-        <w:t>double</w:t>
-      </w:r>
-      <w:proofErr w:type="spellEnd"/>
-      <w:r>
-        <w:rPr>
-          <w:sz w:val="28"/>
-          <w:szCs w:val="28"/>
-        </w:rPr>
-        <w:t xml:space="preserve"> ClassLab12_Primak</w:t>
-      </w:r>
-      <w:r>
-        <w:rPr>
-          <w:sz w:val="28"/>
-          <w:szCs w:val="28"/>
-        </w:rPr>
-        <w:t>::</w:t>
-      </w:r>
-      <w:proofErr w:type="spellStart"/>
-      <w:r>
-        <w:rPr>
-          <w:sz w:val="28"/>
-          <w:szCs w:val="28"/>
-        </w:rPr>
-        <w:t>getRadius</w:t>
-      </w:r>
-      <w:proofErr w:type="spellEnd"/>
-      <w:r>
-        <w:rPr>
-          <w:sz w:val="28"/>
-          <w:szCs w:val="28"/>
-        </w:rPr>
-        <w:t xml:space="preserve">() </w:t>
-      </w:r>
-      <w:proofErr w:type="spellStart"/>
-      <w:r>
-        <w:rPr>
-          <w:sz w:val="28"/>
-          <w:szCs w:val="28"/>
-        </w:rPr>
-        <w:t>const</w:t>
-      </w:r>
-      <w:proofErr w:type="spellEnd"/>
-      <w:r>
-        <w:rPr>
-          <w:sz w:val="28"/>
-          <w:szCs w:val="28"/>
-        </w:rPr>
-        <w:t xml:space="preserve"> {</w:t>
-      </w:r>
-    </w:p>
-    <w:p>
-      <w:pPr>
-        <w:spacing w:line="360" w:lineRule="auto"/>
-        <w:rPr>
-          <w:sz w:val="28"/>
-          <w:szCs w:val="28"/>
-        </w:rPr>
-      </w:pPr>
-      <w:r>
-        <w:rPr>
-          <w:sz w:val="28"/>
-          <w:szCs w:val="28"/>
-        </w:rPr>
-        <w:t xml:space="preserve">    </w:t>
-      </w:r>
-      <w:proofErr w:type="spellStart"/>
-      <w:r>
-        <w:rPr>
-          <w:sz w:val="28"/>
-          <w:szCs w:val="28"/>
-        </w:rPr>
-        <w:t>return</w:t>
-      </w:r>
-      <w:proofErr w:type="spellEnd"/>
-      <w:r>
-        <w:rPr>
-          <w:sz w:val="28"/>
-          <w:szCs w:val="28"/>
-        </w:rPr>
-        <w:t xml:space="preserve"> </w:t>
-      </w:r>
-      <w:proofErr w:type="spellStart"/>
-      <w:r>
-        <w:rPr>
-          <w:sz w:val="28"/>
-          <w:szCs w:val="28"/>
-        </w:rPr>
-        <w:t>this</w:t>
-      </w:r>
-      <w:proofErr w:type="spellEnd"/>
-      <w:r>
-        <w:rPr>
-          <w:sz w:val="28"/>
-          <w:szCs w:val="28"/>
-        </w:rPr>
-        <w:t>-&gt;</w:t>
-      </w:r>
-      <w:proofErr w:type="spellStart"/>
-      <w:r>
-        <w:rPr>
-          <w:sz w:val="28"/>
-          <w:szCs w:val="28"/>
-        </w:rPr>
-        <w:t>radius</w:t>
-      </w:r>
-      <w:proofErr w:type="spellEnd"/>
-      <w:r>
-        <w:rPr>
-          <w:sz w:val="28"/>
-          <w:szCs w:val="28"/>
-        </w:rPr>
-        <w:t>;</w:t>
-      </w:r>
-    </w:p>
-    <w:p>
-      <w:pPr>
-        <w:spacing w:line="360" w:lineRule="auto"/>
-        <w:rPr>
-          <w:sz w:val="28"/>
-          <w:szCs w:val="28"/>
-        </w:rPr>
-      </w:pPr>
-      <w:r>
-        <w:rPr>
-          <w:sz w:val="28"/>
-          <w:szCs w:val="28"/>
-        </w:rPr>
-        <w:t>}</w:t>
-      </w:r>
-    </w:p>
-    <w:p>
-      <w:pPr>
-        <w:spacing w:line="360" w:lineRule="auto"/>
-        <w:rPr>
-          <w:sz w:val="28"/>
-          <w:szCs w:val="28"/>
-        </w:rPr>
-      </w:pPr>
-    </w:p>
-    <w:p>
-      <w:pPr>
-        <w:spacing w:line="360" w:lineRule="auto"/>
-        <w:rPr>
-          <w:sz w:val="28"/>
-          <w:szCs w:val="28"/>
-        </w:rPr>
-      </w:pPr>
-      <w:proofErr w:type="spellStart"/>
-      <w:r>
-        <w:rPr>
-          <w:sz w:val="28"/>
-          <w:szCs w:val="28"/>
-        </w:rPr>
-        <w:t>inl</w:t>
-      </w:r>
-      <w:r>
-        <w:rPr>
-          <w:sz w:val="28"/>
-          <w:szCs w:val="28"/>
-        </w:rPr>
-        <w:t>ine</w:t>
-      </w:r>
-      <w:proofErr w:type="spellEnd"/>
-      <w:r>
-        <w:rPr>
-          <w:sz w:val="28"/>
-          <w:szCs w:val="28"/>
-        </w:rPr>
-        <w:t xml:space="preserve"> </w:t>
-      </w:r>
-      <w:proofErr w:type="spellStart"/>
-      <w:r>
-        <w:rPr>
-          <w:sz w:val="28"/>
-          <w:szCs w:val="28"/>
-        </w:rPr>
-        <w:t>double</w:t>
-      </w:r>
-      <w:proofErr w:type="spellEnd"/>
-      <w:r>
-        <w:rPr>
-          <w:sz w:val="28"/>
-          <w:szCs w:val="28"/>
-        </w:rPr>
-        <w:t xml:space="preserve"> ClassLab12_Primak</w:t>
-      </w:r>
-      <w:r>
-        <w:rPr>
-          <w:sz w:val="28"/>
-          <w:szCs w:val="28"/>
-        </w:rPr>
-        <w:t>::</w:t>
-      </w:r>
-      <w:proofErr w:type="spellStart"/>
-      <w:r>
-        <w:rPr>
-          <w:sz w:val="28"/>
-          <w:szCs w:val="28"/>
-        </w:rPr>
-        <w:t>calculateSurfaceArea</w:t>
-      </w:r>
-      <w:proofErr w:type="spellEnd"/>
-      <w:r>
-        <w:rPr>
-          <w:sz w:val="28"/>
-          <w:szCs w:val="28"/>
-        </w:rPr>
-        <w:t xml:space="preserve">() </w:t>
-      </w:r>
-      <w:proofErr w:type="spellStart"/>
-      <w:r>
-        <w:rPr>
-          <w:sz w:val="28"/>
-          <w:szCs w:val="28"/>
-        </w:rPr>
-        <w:t>const</w:t>
-      </w:r>
-      <w:proofErr w:type="spellEnd"/>
-      <w:r>
-        <w:rPr>
-          <w:sz w:val="28"/>
-          <w:szCs w:val="28"/>
-        </w:rPr>
-        <w:t xml:space="preserve"> {</w:t>
-      </w:r>
-    </w:p>
-    <w:p>
-      <w:pPr>
-        <w:spacing w:line="360" w:lineRule="auto"/>
-        <w:rPr>
-          <w:sz w:val="28"/>
-          <w:szCs w:val="28"/>
-        </w:rPr>
-      </w:pPr>
-      <w:r>
-        <w:rPr>
-          <w:sz w:val="28"/>
-          <w:szCs w:val="28"/>
-        </w:rPr>
-        <w:t xml:space="preserve">    </w:t>
-      </w:r>
-      <w:proofErr w:type="spellStart"/>
-      <w:r>
-        <w:rPr>
-          <w:sz w:val="28"/>
-          <w:szCs w:val="28"/>
-        </w:rPr>
-        <w:t>return</w:t>
-      </w:r>
-      <w:proofErr w:type="spellEnd"/>
-      <w:r>
-        <w:rPr>
-          <w:sz w:val="28"/>
-          <w:szCs w:val="28"/>
-        </w:rPr>
-        <w:t xml:space="preserve"> 4.0 * M_PI * </w:t>
-      </w:r>
-      <w:proofErr w:type="spellStart"/>
-      <w:r>
-        <w:rPr>
-          <w:sz w:val="28"/>
-          <w:szCs w:val="28"/>
-        </w:rPr>
-        <w:t>std</w:t>
-      </w:r>
-      <w:proofErr w:type="spellEnd"/>
-      <w:r>
-        <w:rPr>
-          <w:sz w:val="28"/>
-          <w:szCs w:val="28"/>
-        </w:rPr>
-        <w:t>::</w:t>
-      </w:r>
-      <w:proofErr w:type="spellStart"/>
-      <w:r>
-        <w:rPr>
-          <w:sz w:val="28"/>
-          <w:szCs w:val="28"/>
-        </w:rPr>
-        <w:t>pow</w:t>
-      </w:r>
-      <w:proofErr w:type="spellEnd"/>
-      <w:r>
-        <w:rPr>
-          <w:sz w:val="28"/>
-          <w:szCs w:val="28"/>
-        </w:rPr>
-        <w:t>(</w:t>
-      </w:r>
-      <w:proofErr w:type="spellStart"/>
-      <w:r>
-        <w:rPr>
-          <w:sz w:val="28"/>
-          <w:szCs w:val="28"/>
-        </w:rPr>
-        <w:t>this</w:t>
-      </w:r>
-      <w:proofErr w:type="spellEnd"/>
-      <w:r>
-        <w:rPr>
-          <w:sz w:val="28"/>
-          <w:szCs w:val="28"/>
-        </w:rPr>
-        <w:t>-&gt;</w:t>
-      </w:r>
-      <w:proofErr w:type="spellStart"/>
-      <w:r>
-        <w:rPr>
-          <w:sz w:val="28"/>
-          <w:szCs w:val="28"/>
-        </w:rPr>
-        <w:t>radius</w:t>
-      </w:r>
-      <w:proofErr w:type="spellEnd"/>
-      <w:r>
-        <w:rPr>
-          <w:sz w:val="28"/>
-          <w:szCs w:val="28"/>
-        </w:rPr>
-        <w:t>, 2);</w:t>
-      </w:r>
-    </w:p>
-    <w:p>
-      <w:pPr>
-        <w:spacing w:line="360" w:lineRule="auto"/>
-        <w:rPr>
-          <w:sz w:val="28"/>
-          <w:szCs w:val="28"/>
-        </w:rPr>
-      </w:pPr>
-      <w:r>
-        <w:rPr>
-          <w:sz w:val="28"/>
-          <w:szCs w:val="28"/>
-        </w:rPr>
-        <w:t>}</w:t>
-      </w:r>
-    </w:p>
-    <w:p>
-      <w:pPr>
-        <w:spacing w:line="360" w:lineRule="auto"/>
-        <w:rPr>
-          <w:sz w:val="28"/>
-          <w:szCs w:val="28"/>
-        </w:rPr>
-      </w:pPr>
-    </w:p>
-    <w:p>
-      <w:pPr>
-        <w:spacing w:line="360" w:lineRule="auto"/>
-        <w:rPr>
-          <w:sz w:val="28"/>
-          <w:szCs w:val="28"/>
-        </w:rPr>
-      </w:pPr>
-      <w:r>
-        <w:rPr>
-          <w:sz w:val="28"/>
-          <w:szCs w:val="28"/>
-        </w:rPr>
-        <w:t>#</w:t>
-      </w:r>
-      <w:proofErr w:type="spellStart"/>
-      <w:r>
-        <w:rPr>
-          <w:sz w:val="28"/>
-          <w:szCs w:val="28"/>
-        </w:rPr>
-        <w:t>endif</w:t>
-      </w:r>
-      <w:proofErr w:type="spellEnd"/>
-    </w:p>
-    <w:p>
-      <w:pPr>
-        <w:rPr>
-          <w:sz w:val="28"/>
-          <w:szCs w:val="28"/>
-        </w:rPr>
-      </w:pPr>
-    </w:p>
-    <w:p>
-      <w:pPr>
-        <w:rPr>
-          <w:sz w:val="28"/>
-          <w:szCs w:val="28"/>
-        </w:rPr>
-      </w:pPr>
+      <w:bookmarkStart w:id="0" w:name="_GoBack"/>
+      <w:bookmarkEnd w:id="0"/>
     </w:p>
     <w:sectPr>
       <w:pgSz w:w="11906" w:h="16838"/>

--- a/lab 12/Report/Звіт лаб12.docx
+++ b/lab 12/Report/Звіт лаб12.docx
@@ -5218,8 +5218,5957 @@
         </w:rPr>
         <w:t>}</w:t>
       </w:r>
+    </w:p>
+    <w:p>
+      <w:pPr>
+        <w:rPr>
+          <w:b/>
+          <w:sz w:val="28"/>
+          <w:szCs w:val="28"/>
+        </w:rPr>
+      </w:pPr>
+      <w:r>
+        <w:rPr>
+          <w:b/>
+          <w:sz w:val="28"/>
+          <w:szCs w:val="28"/>
+        </w:rPr>
+        <w:lastRenderedPageBreak/>
+        <w:t>Оновлений</w:t>
+      </w:r>
+      <w:r>
+        <w:rPr>
+          <w:sz w:val="28"/>
+          <w:szCs w:val="28"/>
+        </w:rPr>
+        <w:t xml:space="preserve"> </w:t>
+      </w:r>
+      <w:proofErr w:type="spellStart"/>
+      <w:r>
+        <w:rPr>
+          <w:b/>
+          <w:sz w:val="28"/>
+          <w:szCs w:val="28"/>
+        </w:rPr>
+        <w:t>Teacher</w:t>
+      </w:r>
+      <w:proofErr w:type="spellEnd"/>
+    </w:p>
+    <w:p>
+      <w:pPr>
+        <w:spacing w:after="160" w:line="259" w:lineRule="auto"/>
+        <w:rPr>
+          <w:sz w:val="28"/>
+          <w:szCs w:val="28"/>
+        </w:rPr>
+      </w:pPr>
+      <w:r>
+        <w:rPr>
+          <w:sz w:val="28"/>
+          <w:szCs w:val="28"/>
+        </w:rPr>
+        <w:t>#</w:t>
+      </w:r>
+      <w:proofErr w:type="spellStart"/>
+      <w:r>
+        <w:rPr>
+          <w:sz w:val="28"/>
+          <w:szCs w:val="28"/>
+        </w:rPr>
+        <w:t>include</w:t>
+      </w:r>
+      <w:proofErr w:type="spellEnd"/>
+      <w:r>
+        <w:rPr>
+          <w:sz w:val="28"/>
+          <w:szCs w:val="28"/>
+        </w:rPr>
+        <w:t xml:space="preserve"> &lt;</w:t>
+      </w:r>
+      <w:proofErr w:type="spellStart"/>
+      <w:r>
+        <w:rPr>
+          <w:sz w:val="28"/>
+          <w:szCs w:val="28"/>
+        </w:rPr>
+        <w:t>iostream</w:t>
+      </w:r>
+      <w:proofErr w:type="spellEnd"/>
+      <w:r>
+        <w:rPr>
+          <w:sz w:val="28"/>
+          <w:szCs w:val="28"/>
+        </w:rPr>
+        <w:t>&gt;</w:t>
+      </w:r>
+    </w:p>
+    <w:p>
+      <w:pPr>
+        <w:spacing w:after="160" w:line="259" w:lineRule="auto"/>
+        <w:rPr>
+          <w:sz w:val="28"/>
+          <w:szCs w:val="28"/>
+        </w:rPr>
+      </w:pPr>
+      <w:r>
+        <w:rPr>
+          <w:sz w:val="28"/>
+          <w:szCs w:val="28"/>
+        </w:rPr>
+        <w:t>#</w:t>
+      </w:r>
+      <w:proofErr w:type="spellStart"/>
+      <w:r>
+        <w:rPr>
+          <w:sz w:val="28"/>
+          <w:szCs w:val="28"/>
+        </w:rPr>
+        <w:t>include</w:t>
+      </w:r>
+      <w:proofErr w:type="spellEnd"/>
+      <w:r>
+        <w:rPr>
+          <w:sz w:val="28"/>
+          <w:szCs w:val="28"/>
+        </w:rPr>
+        <w:t xml:space="preserve"> &lt;</w:t>
+      </w:r>
+      <w:proofErr w:type="spellStart"/>
+      <w:r>
+        <w:rPr>
+          <w:sz w:val="28"/>
+          <w:szCs w:val="28"/>
+        </w:rPr>
+        <w:t>fstream</w:t>
+      </w:r>
+      <w:proofErr w:type="spellEnd"/>
+      <w:r>
+        <w:rPr>
+          <w:sz w:val="28"/>
+          <w:szCs w:val="28"/>
+        </w:rPr>
+        <w:t>&gt;</w:t>
+      </w:r>
+    </w:p>
+    <w:p>
+      <w:pPr>
+        <w:spacing w:after="160" w:line="259" w:lineRule="auto"/>
+        <w:rPr>
+          <w:sz w:val="28"/>
+          <w:szCs w:val="28"/>
+        </w:rPr>
+      </w:pPr>
+      <w:r>
+        <w:rPr>
+          <w:sz w:val="28"/>
+          <w:szCs w:val="28"/>
+        </w:rPr>
+        <w:t>#</w:t>
+      </w:r>
+      <w:proofErr w:type="spellStart"/>
+      <w:r>
+        <w:rPr>
+          <w:sz w:val="28"/>
+          <w:szCs w:val="28"/>
+        </w:rPr>
+        <w:t>include</w:t>
+      </w:r>
+      <w:proofErr w:type="spellEnd"/>
+      <w:r>
+        <w:rPr>
+          <w:sz w:val="28"/>
+          <w:szCs w:val="28"/>
+        </w:rPr>
+        <w:t xml:space="preserve"> &lt;</w:t>
+      </w:r>
+      <w:proofErr w:type="spellStart"/>
+      <w:r>
+        <w:rPr>
+          <w:sz w:val="28"/>
+          <w:szCs w:val="28"/>
+        </w:rPr>
+        <w:t>string</w:t>
+      </w:r>
+      <w:proofErr w:type="spellEnd"/>
+      <w:r>
+        <w:rPr>
+          <w:sz w:val="28"/>
+          <w:szCs w:val="28"/>
+        </w:rPr>
+        <w:t>&gt;</w:t>
+      </w:r>
+    </w:p>
+    <w:p>
+      <w:pPr>
+        <w:spacing w:after="160" w:line="259" w:lineRule="auto"/>
+        <w:rPr>
+          <w:sz w:val="28"/>
+          <w:szCs w:val="28"/>
+        </w:rPr>
+      </w:pPr>
+      <w:r>
+        <w:rPr>
+          <w:sz w:val="28"/>
+          <w:szCs w:val="28"/>
+        </w:rPr>
+        <w:t>#</w:t>
+      </w:r>
+      <w:proofErr w:type="spellStart"/>
+      <w:r>
+        <w:rPr>
+          <w:sz w:val="28"/>
+          <w:szCs w:val="28"/>
+        </w:rPr>
+        <w:t>include</w:t>
+      </w:r>
+      <w:proofErr w:type="spellEnd"/>
+      <w:r>
+        <w:rPr>
+          <w:sz w:val="28"/>
+          <w:szCs w:val="28"/>
+        </w:rPr>
+        <w:t xml:space="preserve"> &lt;</w:t>
+      </w:r>
+      <w:proofErr w:type="spellStart"/>
+      <w:r>
+        <w:rPr>
+          <w:sz w:val="28"/>
+          <w:szCs w:val="28"/>
+        </w:rPr>
+        <w:t>sstream</w:t>
+      </w:r>
+      <w:proofErr w:type="spellEnd"/>
+      <w:r>
+        <w:rPr>
+          <w:sz w:val="28"/>
+          <w:szCs w:val="28"/>
+        </w:rPr>
+        <w:t>&gt;</w:t>
+      </w:r>
       <w:bookmarkStart w:id="0" w:name="_GoBack"/>
       <w:bookmarkEnd w:id="0"/>
+    </w:p>
+    <w:p>
+      <w:pPr>
+        <w:spacing w:after="160" w:line="259" w:lineRule="auto"/>
+        <w:rPr>
+          <w:sz w:val="28"/>
+          <w:szCs w:val="28"/>
+        </w:rPr>
+      </w:pPr>
+      <w:r>
+        <w:rPr>
+          <w:sz w:val="28"/>
+          <w:szCs w:val="28"/>
+        </w:rPr>
+        <w:t>#</w:t>
+      </w:r>
+      <w:proofErr w:type="spellStart"/>
+      <w:r>
+        <w:rPr>
+          <w:sz w:val="28"/>
+          <w:szCs w:val="28"/>
+        </w:rPr>
+        <w:t>include</w:t>
+      </w:r>
+      <w:proofErr w:type="spellEnd"/>
+      <w:r>
+        <w:rPr>
+          <w:sz w:val="28"/>
+          <w:szCs w:val="28"/>
+        </w:rPr>
+        <w:t xml:space="preserve"> &lt;</w:t>
+      </w:r>
+      <w:proofErr w:type="spellStart"/>
+      <w:r>
+        <w:rPr>
+          <w:sz w:val="28"/>
+          <w:szCs w:val="28"/>
+        </w:rPr>
+        <w:t>cmath</w:t>
+      </w:r>
+      <w:proofErr w:type="spellEnd"/>
+      <w:r>
+        <w:rPr>
+          <w:sz w:val="28"/>
+          <w:szCs w:val="28"/>
+        </w:rPr>
+        <w:t>&gt;</w:t>
+      </w:r>
+    </w:p>
+    <w:p>
+      <w:pPr>
+        <w:spacing w:after="160" w:line="259" w:lineRule="auto"/>
+        <w:rPr>
+          <w:sz w:val="28"/>
+          <w:szCs w:val="28"/>
+        </w:rPr>
+      </w:pPr>
+      <w:r>
+        <w:rPr>
+          <w:sz w:val="28"/>
+          <w:szCs w:val="28"/>
+        </w:rPr>
+        <w:t>#</w:t>
+      </w:r>
+      <w:proofErr w:type="spellStart"/>
+      <w:r>
+        <w:rPr>
+          <w:sz w:val="28"/>
+          <w:szCs w:val="28"/>
+        </w:rPr>
+        <w:t>include</w:t>
+      </w:r>
+      <w:proofErr w:type="spellEnd"/>
+      <w:r>
+        <w:rPr>
+          <w:sz w:val="28"/>
+          <w:szCs w:val="28"/>
+        </w:rPr>
+        <w:t xml:space="preserve"> &lt;</w:t>
+      </w:r>
+      <w:proofErr w:type="spellStart"/>
+      <w:r>
+        <w:rPr>
+          <w:sz w:val="28"/>
+          <w:szCs w:val="28"/>
+        </w:rPr>
+        <w:t>chrono</w:t>
+      </w:r>
+      <w:proofErr w:type="spellEnd"/>
+      <w:r>
+        <w:rPr>
+          <w:sz w:val="28"/>
+          <w:szCs w:val="28"/>
+        </w:rPr>
+        <w:t>&gt;</w:t>
+      </w:r>
+    </w:p>
+    <w:p>
+      <w:pPr>
+        <w:spacing w:after="160" w:line="259" w:lineRule="auto"/>
+        <w:rPr>
+          <w:sz w:val="28"/>
+          <w:szCs w:val="28"/>
+        </w:rPr>
+      </w:pPr>
+      <w:r>
+        <w:rPr>
+          <w:sz w:val="28"/>
+          <w:szCs w:val="28"/>
+        </w:rPr>
+        <w:t>#</w:t>
+      </w:r>
+      <w:proofErr w:type="spellStart"/>
+      <w:r>
+        <w:rPr>
+          <w:sz w:val="28"/>
+          <w:szCs w:val="28"/>
+        </w:rPr>
+        <w:t>include</w:t>
+      </w:r>
+      <w:proofErr w:type="spellEnd"/>
+      <w:r>
+        <w:rPr>
+          <w:sz w:val="28"/>
+          <w:szCs w:val="28"/>
+        </w:rPr>
+        <w:t xml:space="preserve"> &lt;</w:t>
+      </w:r>
+      <w:proofErr w:type="spellStart"/>
+      <w:r>
+        <w:rPr>
+          <w:sz w:val="28"/>
+          <w:szCs w:val="28"/>
+        </w:rPr>
+        <w:t>thread</w:t>
+      </w:r>
+      <w:proofErr w:type="spellEnd"/>
+      <w:r>
+        <w:rPr>
+          <w:sz w:val="28"/>
+          <w:szCs w:val="28"/>
+        </w:rPr>
+        <w:t>&gt;</w:t>
+      </w:r>
+    </w:p>
+    <w:p>
+      <w:pPr>
+        <w:spacing w:after="160" w:line="259" w:lineRule="auto"/>
+        <w:rPr>
+          <w:sz w:val="28"/>
+          <w:szCs w:val="28"/>
+        </w:rPr>
+      </w:pPr>
+      <w:r>
+        <w:rPr>
+          <w:sz w:val="28"/>
+          <w:szCs w:val="28"/>
+        </w:rPr>
+        <w:t>#</w:t>
+      </w:r>
+      <w:proofErr w:type="spellStart"/>
+      <w:r>
+        <w:rPr>
+          <w:sz w:val="28"/>
+          <w:szCs w:val="28"/>
+        </w:rPr>
+        <w:t>include</w:t>
+      </w:r>
+      <w:proofErr w:type="spellEnd"/>
+      <w:r>
+        <w:rPr>
+          <w:sz w:val="28"/>
+          <w:szCs w:val="28"/>
+        </w:rPr>
+        <w:t xml:space="preserve"> &lt;</w:t>
+      </w:r>
+      <w:proofErr w:type="spellStart"/>
+      <w:r>
+        <w:rPr>
+          <w:sz w:val="28"/>
+          <w:szCs w:val="28"/>
+        </w:rPr>
+        <w:t>windows.h</w:t>
+      </w:r>
+      <w:proofErr w:type="spellEnd"/>
+      <w:r>
+        <w:rPr>
+          <w:sz w:val="28"/>
+          <w:szCs w:val="28"/>
+        </w:rPr>
+        <w:t>&gt;</w:t>
+      </w:r>
+    </w:p>
+    <w:p>
+      <w:pPr>
+        <w:spacing w:after="160" w:line="259" w:lineRule="auto"/>
+        <w:rPr>
+          <w:sz w:val="28"/>
+          <w:szCs w:val="28"/>
+        </w:rPr>
+      </w:pPr>
+    </w:p>
+    <w:p>
+      <w:pPr>
+        <w:spacing w:after="160" w:line="259" w:lineRule="auto"/>
+        <w:rPr>
+          <w:sz w:val="28"/>
+          <w:szCs w:val="28"/>
+        </w:rPr>
+      </w:pPr>
+      <w:r>
+        <w:rPr>
+          <w:sz w:val="28"/>
+          <w:szCs w:val="28"/>
+        </w:rPr>
+        <w:t>#</w:t>
+      </w:r>
+      <w:proofErr w:type="spellStart"/>
+      <w:r>
+        <w:rPr>
+          <w:sz w:val="28"/>
+          <w:szCs w:val="28"/>
+        </w:rPr>
+        <w:t>include</w:t>
+      </w:r>
+      <w:proofErr w:type="spellEnd"/>
+      <w:r>
+        <w:rPr>
+          <w:sz w:val="28"/>
+          <w:szCs w:val="28"/>
+        </w:rPr>
+        <w:t xml:space="preserve"> "</w:t>
+      </w:r>
+      <w:proofErr w:type="spellStart"/>
+      <w:r>
+        <w:rPr>
+          <w:sz w:val="28"/>
+          <w:szCs w:val="28"/>
+        </w:rPr>
+        <w:t>ModulesPrimak.h</w:t>
+      </w:r>
+      <w:proofErr w:type="spellEnd"/>
+      <w:r>
+        <w:rPr>
+          <w:sz w:val="28"/>
+          <w:szCs w:val="28"/>
+        </w:rPr>
+        <w:t>"</w:t>
+      </w:r>
+    </w:p>
+    <w:p>
+      <w:pPr>
+        <w:spacing w:after="160" w:line="259" w:lineRule="auto"/>
+        <w:rPr>
+          <w:sz w:val="28"/>
+          <w:szCs w:val="28"/>
+        </w:rPr>
+      </w:pPr>
+    </w:p>
+    <w:p>
+      <w:pPr>
+        <w:spacing w:after="160" w:line="259" w:lineRule="auto"/>
+        <w:rPr>
+          <w:sz w:val="28"/>
+          <w:szCs w:val="28"/>
+        </w:rPr>
+      </w:pPr>
+      <w:proofErr w:type="spellStart"/>
+      <w:r>
+        <w:rPr>
+          <w:sz w:val="28"/>
+          <w:szCs w:val="28"/>
+        </w:rPr>
+        <w:t>bool</w:t>
+      </w:r>
+      <w:proofErr w:type="spellEnd"/>
+      <w:r>
+        <w:rPr>
+          <w:sz w:val="28"/>
+          <w:szCs w:val="28"/>
+        </w:rPr>
+        <w:t xml:space="preserve"> </w:t>
+      </w:r>
+      <w:proofErr w:type="spellStart"/>
+      <w:r>
+        <w:rPr>
+          <w:sz w:val="28"/>
+          <w:szCs w:val="28"/>
+        </w:rPr>
+        <w:t>isCorrectPath</w:t>
+      </w:r>
+      <w:proofErr w:type="spellEnd"/>
+      <w:r>
+        <w:rPr>
+          <w:sz w:val="28"/>
+          <w:szCs w:val="28"/>
+        </w:rPr>
+        <w:t>() {</w:t>
+      </w:r>
+    </w:p>
+    <w:p>
+      <w:pPr>
+        <w:spacing w:after="160" w:line="259" w:lineRule="auto"/>
+        <w:rPr>
+          <w:sz w:val="28"/>
+          <w:szCs w:val="28"/>
+        </w:rPr>
+      </w:pPr>
+      <w:r>
+        <w:rPr>
+          <w:sz w:val="28"/>
+          <w:szCs w:val="28"/>
+        </w:rPr>
+        <w:t xml:space="preserve">    </w:t>
+      </w:r>
+      <w:proofErr w:type="spellStart"/>
+      <w:r>
+        <w:rPr>
+          <w:sz w:val="28"/>
+          <w:szCs w:val="28"/>
+        </w:rPr>
+        <w:t>std</w:t>
+      </w:r>
+      <w:proofErr w:type="spellEnd"/>
+      <w:r>
+        <w:rPr>
+          <w:sz w:val="28"/>
+          <w:szCs w:val="28"/>
+        </w:rPr>
+        <w:t>::</w:t>
+      </w:r>
+      <w:proofErr w:type="spellStart"/>
+      <w:r>
+        <w:rPr>
+          <w:sz w:val="28"/>
+          <w:szCs w:val="28"/>
+        </w:rPr>
+        <w:t>string</w:t>
+      </w:r>
+      <w:proofErr w:type="spellEnd"/>
+      <w:r>
+        <w:rPr>
+          <w:sz w:val="28"/>
+          <w:szCs w:val="28"/>
+        </w:rPr>
+        <w:t xml:space="preserve"> </w:t>
+      </w:r>
+      <w:proofErr w:type="spellStart"/>
+      <w:r>
+        <w:rPr>
+          <w:sz w:val="28"/>
+          <w:szCs w:val="28"/>
+        </w:rPr>
+        <w:t>compile_path</w:t>
+      </w:r>
+      <w:proofErr w:type="spellEnd"/>
+      <w:r>
+        <w:rPr>
+          <w:sz w:val="28"/>
+          <w:szCs w:val="28"/>
+        </w:rPr>
+        <w:t xml:space="preserve"> = __FILE__;</w:t>
+      </w:r>
+    </w:p>
+    <w:p>
+      <w:pPr>
+        <w:spacing w:after="160" w:line="259" w:lineRule="auto"/>
+        <w:rPr>
+          <w:sz w:val="28"/>
+          <w:szCs w:val="28"/>
+        </w:rPr>
+      </w:pPr>
+      <w:r>
+        <w:rPr>
+          <w:sz w:val="28"/>
+          <w:szCs w:val="28"/>
+        </w:rPr>
+        <w:t xml:space="preserve">    </w:t>
+      </w:r>
+      <w:proofErr w:type="spellStart"/>
+      <w:r>
+        <w:rPr>
+          <w:sz w:val="28"/>
+          <w:szCs w:val="28"/>
+        </w:rPr>
+        <w:t>if</w:t>
+      </w:r>
+      <w:proofErr w:type="spellEnd"/>
+      <w:r>
+        <w:rPr>
+          <w:sz w:val="28"/>
+          <w:szCs w:val="28"/>
+        </w:rPr>
+        <w:t xml:space="preserve"> (</w:t>
+      </w:r>
+      <w:proofErr w:type="spellStart"/>
+      <w:r>
+        <w:rPr>
+          <w:sz w:val="28"/>
+          <w:szCs w:val="28"/>
+        </w:rPr>
+        <w:t>compile_path.find</w:t>
+      </w:r>
+      <w:proofErr w:type="spellEnd"/>
+      <w:r>
+        <w:rPr>
+          <w:sz w:val="28"/>
+          <w:szCs w:val="28"/>
+        </w:rPr>
+        <w:t xml:space="preserve">("\\Lab12\\prj") != </w:t>
+      </w:r>
+      <w:proofErr w:type="spellStart"/>
+      <w:r>
+        <w:rPr>
+          <w:sz w:val="28"/>
+          <w:szCs w:val="28"/>
+        </w:rPr>
+        <w:t>std</w:t>
+      </w:r>
+      <w:proofErr w:type="spellEnd"/>
+      <w:r>
+        <w:rPr>
+          <w:sz w:val="28"/>
+          <w:szCs w:val="28"/>
+        </w:rPr>
+        <w:t>::</w:t>
+      </w:r>
+      <w:proofErr w:type="spellStart"/>
+      <w:r>
+        <w:rPr>
+          <w:sz w:val="28"/>
+          <w:szCs w:val="28"/>
+        </w:rPr>
+        <w:t>string</w:t>
+      </w:r>
+      <w:proofErr w:type="spellEnd"/>
+      <w:r>
+        <w:rPr>
+          <w:sz w:val="28"/>
+          <w:szCs w:val="28"/>
+        </w:rPr>
+        <w:t>::</w:t>
+      </w:r>
+      <w:proofErr w:type="spellStart"/>
+      <w:r>
+        <w:rPr>
+          <w:sz w:val="28"/>
+          <w:szCs w:val="28"/>
+        </w:rPr>
+        <w:t>npos</w:t>
+      </w:r>
+      <w:proofErr w:type="spellEnd"/>
+      <w:r>
+        <w:rPr>
+          <w:sz w:val="28"/>
+          <w:szCs w:val="28"/>
+        </w:rPr>
+        <w:t xml:space="preserve"> ||</w:t>
+      </w:r>
+    </w:p>
+    <w:p>
+      <w:pPr>
+        <w:spacing w:after="160" w:line="259" w:lineRule="auto"/>
+        <w:rPr>
+          <w:sz w:val="28"/>
+          <w:szCs w:val="28"/>
+        </w:rPr>
+      </w:pPr>
+      <w:r>
+        <w:rPr>
+          <w:sz w:val="28"/>
+          <w:szCs w:val="28"/>
+        </w:rPr>
+        <w:t xml:space="preserve">        </w:t>
+      </w:r>
+      <w:proofErr w:type="spellStart"/>
+      <w:r>
+        <w:rPr>
+          <w:sz w:val="28"/>
+          <w:szCs w:val="28"/>
+        </w:rPr>
+        <w:t>compile_path.find</w:t>
+      </w:r>
+      <w:proofErr w:type="spellEnd"/>
+      <w:r>
+        <w:rPr>
+          <w:sz w:val="28"/>
+          <w:szCs w:val="28"/>
+        </w:rPr>
+        <w:t>("/Lab12/</w:t>
+      </w:r>
+      <w:proofErr w:type="spellStart"/>
+      <w:r>
+        <w:rPr>
+          <w:sz w:val="28"/>
+          <w:szCs w:val="28"/>
+        </w:rPr>
+        <w:t>prj</w:t>
+      </w:r>
+      <w:proofErr w:type="spellEnd"/>
+      <w:r>
+        <w:rPr>
+          <w:sz w:val="28"/>
+          <w:szCs w:val="28"/>
+        </w:rPr>
+        <w:t xml:space="preserve">") != </w:t>
+      </w:r>
+      <w:proofErr w:type="spellStart"/>
+      <w:r>
+        <w:rPr>
+          <w:sz w:val="28"/>
+          <w:szCs w:val="28"/>
+        </w:rPr>
+        <w:t>std</w:t>
+      </w:r>
+      <w:proofErr w:type="spellEnd"/>
+      <w:r>
+        <w:rPr>
+          <w:sz w:val="28"/>
+          <w:szCs w:val="28"/>
+        </w:rPr>
+        <w:t>::</w:t>
+      </w:r>
+      <w:proofErr w:type="spellStart"/>
+      <w:r>
+        <w:rPr>
+          <w:sz w:val="28"/>
+          <w:szCs w:val="28"/>
+        </w:rPr>
+        <w:t>string</w:t>
+      </w:r>
+      <w:proofErr w:type="spellEnd"/>
+      <w:r>
+        <w:rPr>
+          <w:sz w:val="28"/>
+          <w:szCs w:val="28"/>
+        </w:rPr>
+        <w:t>::</w:t>
+      </w:r>
+      <w:proofErr w:type="spellStart"/>
+      <w:r>
+        <w:rPr>
+          <w:sz w:val="28"/>
+          <w:szCs w:val="28"/>
+        </w:rPr>
+        <w:t>npos</w:t>
+      </w:r>
+      <w:proofErr w:type="spellEnd"/>
+      <w:r>
+        <w:rPr>
+          <w:sz w:val="28"/>
+          <w:szCs w:val="28"/>
+        </w:rPr>
+        <w:t xml:space="preserve"> ||</w:t>
+      </w:r>
+    </w:p>
+    <w:p>
+      <w:pPr>
+        <w:spacing w:after="160" w:line="259" w:lineRule="auto"/>
+        <w:rPr>
+          <w:sz w:val="28"/>
+          <w:szCs w:val="28"/>
+        </w:rPr>
+      </w:pPr>
+      <w:r>
+        <w:rPr>
+          <w:sz w:val="28"/>
+          <w:szCs w:val="28"/>
+        </w:rPr>
+        <w:t xml:space="preserve">        </w:t>
+      </w:r>
+      <w:proofErr w:type="spellStart"/>
+      <w:r>
+        <w:rPr>
+          <w:sz w:val="28"/>
+          <w:szCs w:val="28"/>
+        </w:rPr>
+        <w:t>compile_path.find</w:t>
+      </w:r>
+      <w:proofErr w:type="spellEnd"/>
+      <w:r>
+        <w:rPr>
+          <w:sz w:val="28"/>
+          <w:szCs w:val="28"/>
+        </w:rPr>
+        <w:t>("\\lab 12\\</w:t>
+      </w:r>
+      <w:proofErr w:type="spellStart"/>
+      <w:r>
+        <w:rPr>
+          <w:sz w:val="28"/>
+          <w:szCs w:val="28"/>
+        </w:rPr>
+        <w:t>prj</w:t>
+      </w:r>
+      <w:proofErr w:type="spellEnd"/>
+      <w:r>
+        <w:rPr>
+          <w:sz w:val="28"/>
+          <w:szCs w:val="28"/>
+        </w:rPr>
+        <w:t xml:space="preserve">") != </w:t>
+      </w:r>
+      <w:proofErr w:type="spellStart"/>
+      <w:r>
+        <w:rPr>
+          <w:sz w:val="28"/>
+          <w:szCs w:val="28"/>
+        </w:rPr>
+        <w:t>std</w:t>
+      </w:r>
+      <w:proofErr w:type="spellEnd"/>
+      <w:r>
+        <w:rPr>
+          <w:sz w:val="28"/>
+          <w:szCs w:val="28"/>
+        </w:rPr>
+        <w:t>::</w:t>
+      </w:r>
+      <w:proofErr w:type="spellStart"/>
+      <w:r>
+        <w:rPr>
+          <w:sz w:val="28"/>
+          <w:szCs w:val="28"/>
+        </w:rPr>
+        <w:t>string</w:t>
+      </w:r>
+      <w:proofErr w:type="spellEnd"/>
+      <w:r>
+        <w:rPr>
+          <w:sz w:val="28"/>
+          <w:szCs w:val="28"/>
+        </w:rPr>
+        <w:t>::</w:t>
+      </w:r>
+      <w:proofErr w:type="spellStart"/>
+      <w:r>
+        <w:rPr>
+          <w:sz w:val="28"/>
+          <w:szCs w:val="28"/>
+        </w:rPr>
+        <w:t>npos</w:t>
+      </w:r>
+      <w:proofErr w:type="spellEnd"/>
+      <w:r>
+        <w:rPr>
+          <w:sz w:val="28"/>
+          <w:szCs w:val="28"/>
+        </w:rPr>
+        <w:t>) {</w:t>
+      </w:r>
+    </w:p>
+    <w:p>
+      <w:pPr>
+        <w:spacing w:after="160" w:line="259" w:lineRule="auto"/>
+        <w:rPr>
+          <w:sz w:val="28"/>
+          <w:szCs w:val="28"/>
+        </w:rPr>
+      </w:pPr>
+      <w:r>
+        <w:rPr>
+          <w:sz w:val="28"/>
+          <w:szCs w:val="28"/>
+        </w:rPr>
+        <w:t xml:space="preserve">        </w:t>
+      </w:r>
+      <w:proofErr w:type="spellStart"/>
+      <w:r>
+        <w:rPr>
+          <w:sz w:val="28"/>
+          <w:szCs w:val="28"/>
+        </w:rPr>
+        <w:t>return</w:t>
+      </w:r>
+      <w:proofErr w:type="spellEnd"/>
+      <w:r>
+        <w:rPr>
+          <w:sz w:val="28"/>
+          <w:szCs w:val="28"/>
+        </w:rPr>
+        <w:t xml:space="preserve"> </w:t>
+      </w:r>
+      <w:proofErr w:type="spellStart"/>
+      <w:r>
+        <w:rPr>
+          <w:sz w:val="28"/>
+          <w:szCs w:val="28"/>
+        </w:rPr>
+        <w:t>true</w:t>
+      </w:r>
+      <w:proofErr w:type="spellEnd"/>
+      <w:r>
+        <w:rPr>
+          <w:sz w:val="28"/>
+          <w:szCs w:val="28"/>
+        </w:rPr>
+        <w:t>;</w:t>
+      </w:r>
+    </w:p>
+    <w:p>
+      <w:pPr>
+        <w:spacing w:after="160" w:line="259" w:lineRule="auto"/>
+        <w:rPr>
+          <w:sz w:val="28"/>
+          <w:szCs w:val="28"/>
+        </w:rPr>
+      </w:pPr>
+      <w:r>
+        <w:rPr>
+          <w:sz w:val="28"/>
+          <w:szCs w:val="28"/>
+        </w:rPr>
+        <w:t xml:space="preserve">    }</w:t>
+      </w:r>
+    </w:p>
+    <w:p>
+      <w:pPr>
+        <w:spacing w:after="160" w:line="259" w:lineRule="auto"/>
+        <w:rPr>
+          <w:sz w:val="28"/>
+          <w:szCs w:val="28"/>
+        </w:rPr>
+      </w:pPr>
+      <w:r>
+        <w:rPr>
+          <w:sz w:val="28"/>
+          <w:szCs w:val="28"/>
+        </w:rPr>
+        <w:t xml:space="preserve">    </w:t>
+      </w:r>
+      <w:proofErr w:type="spellStart"/>
+      <w:r>
+        <w:rPr>
+          <w:sz w:val="28"/>
+          <w:szCs w:val="28"/>
+        </w:rPr>
+        <w:t>return</w:t>
+      </w:r>
+      <w:proofErr w:type="spellEnd"/>
+      <w:r>
+        <w:rPr>
+          <w:sz w:val="28"/>
+          <w:szCs w:val="28"/>
+        </w:rPr>
+        <w:t xml:space="preserve"> </w:t>
+      </w:r>
+      <w:proofErr w:type="spellStart"/>
+      <w:r>
+        <w:rPr>
+          <w:sz w:val="28"/>
+          <w:szCs w:val="28"/>
+        </w:rPr>
+        <w:t>false</w:t>
+      </w:r>
+      <w:proofErr w:type="spellEnd"/>
+      <w:r>
+        <w:rPr>
+          <w:sz w:val="28"/>
+          <w:szCs w:val="28"/>
+        </w:rPr>
+        <w:t>;</w:t>
+      </w:r>
+    </w:p>
+    <w:p>
+      <w:pPr>
+        <w:spacing w:after="160" w:line="259" w:lineRule="auto"/>
+        <w:rPr>
+          <w:sz w:val="28"/>
+          <w:szCs w:val="28"/>
+        </w:rPr>
+      </w:pPr>
+      <w:r>
+        <w:rPr>
+          <w:sz w:val="28"/>
+          <w:szCs w:val="28"/>
+        </w:rPr>
+        <w:t>}</w:t>
+      </w:r>
+    </w:p>
+    <w:p>
+      <w:pPr>
+        <w:spacing w:after="160" w:line="259" w:lineRule="auto"/>
+        <w:rPr>
+          <w:sz w:val="28"/>
+          <w:szCs w:val="28"/>
+        </w:rPr>
+      </w:pPr>
+    </w:p>
+    <w:p>
+      <w:pPr>
+        <w:spacing w:after="160" w:line="259" w:lineRule="auto"/>
+        <w:rPr>
+          <w:sz w:val="28"/>
+          <w:szCs w:val="28"/>
+        </w:rPr>
+      </w:pPr>
+      <w:proofErr w:type="spellStart"/>
+      <w:r>
+        <w:rPr>
+          <w:sz w:val="28"/>
+          <w:szCs w:val="28"/>
+        </w:rPr>
+        <w:t>int</w:t>
+      </w:r>
+      <w:proofErr w:type="spellEnd"/>
+      <w:r>
+        <w:rPr>
+          <w:sz w:val="28"/>
+          <w:szCs w:val="28"/>
+        </w:rPr>
+        <w:t xml:space="preserve"> </w:t>
+      </w:r>
+      <w:proofErr w:type="spellStart"/>
+      <w:r>
+        <w:rPr>
+          <w:sz w:val="28"/>
+          <w:szCs w:val="28"/>
+        </w:rPr>
+        <w:t>main</w:t>
+      </w:r>
+      <w:proofErr w:type="spellEnd"/>
+      <w:r>
+        <w:rPr>
+          <w:sz w:val="28"/>
+          <w:szCs w:val="28"/>
+        </w:rPr>
+        <w:t>() {</w:t>
+      </w:r>
+    </w:p>
+    <w:p>
+      <w:pPr>
+        <w:spacing w:after="160" w:line="259" w:lineRule="auto"/>
+        <w:rPr>
+          <w:sz w:val="28"/>
+          <w:szCs w:val="28"/>
+        </w:rPr>
+      </w:pPr>
+      <w:r>
+        <w:rPr>
+          <w:sz w:val="28"/>
+          <w:szCs w:val="28"/>
+        </w:rPr>
+        <w:t xml:space="preserve">    </w:t>
+      </w:r>
+      <w:proofErr w:type="spellStart"/>
+      <w:r>
+        <w:rPr>
+          <w:sz w:val="28"/>
+          <w:szCs w:val="28"/>
+        </w:rPr>
+        <w:t>std</w:t>
+      </w:r>
+      <w:proofErr w:type="spellEnd"/>
+      <w:r>
+        <w:rPr>
+          <w:sz w:val="28"/>
+          <w:szCs w:val="28"/>
+        </w:rPr>
+        <w:t>::</w:t>
+      </w:r>
+      <w:proofErr w:type="spellStart"/>
+      <w:r>
+        <w:rPr>
+          <w:sz w:val="28"/>
+          <w:szCs w:val="28"/>
+        </w:rPr>
+        <w:t>setlocale</w:t>
+      </w:r>
+      <w:proofErr w:type="spellEnd"/>
+      <w:r>
+        <w:rPr>
+          <w:sz w:val="28"/>
+          <w:szCs w:val="28"/>
+        </w:rPr>
+        <w:t>(LC_ALL, "C");</w:t>
+      </w:r>
+    </w:p>
+    <w:p>
+      <w:pPr>
+        <w:spacing w:after="160" w:line="259" w:lineRule="auto"/>
+        <w:rPr>
+          <w:sz w:val="28"/>
+          <w:szCs w:val="28"/>
+        </w:rPr>
+      </w:pPr>
+    </w:p>
+    <w:p>
+      <w:pPr>
+        <w:spacing w:after="160" w:line="259" w:lineRule="auto"/>
+        <w:rPr>
+          <w:sz w:val="28"/>
+          <w:szCs w:val="28"/>
+        </w:rPr>
+      </w:pPr>
+      <w:r>
+        <w:rPr>
+          <w:sz w:val="28"/>
+          <w:szCs w:val="28"/>
+        </w:rPr>
+        <w:t xml:space="preserve">    </w:t>
+      </w:r>
+      <w:proofErr w:type="spellStart"/>
+      <w:r>
+        <w:rPr>
+          <w:sz w:val="28"/>
+          <w:szCs w:val="28"/>
+        </w:rPr>
+        <w:t>if</w:t>
+      </w:r>
+      <w:proofErr w:type="spellEnd"/>
+      <w:r>
+        <w:rPr>
+          <w:sz w:val="28"/>
+          <w:szCs w:val="28"/>
+        </w:rPr>
+        <w:t xml:space="preserve"> (!</w:t>
+      </w:r>
+      <w:proofErr w:type="spellStart"/>
+      <w:r>
+        <w:rPr>
+          <w:sz w:val="28"/>
+          <w:szCs w:val="28"/>
+        </w:rPr>
+        <w:t>isCorrectPath</w:t>
+      </w:r>
+      <w:proofErr w:type="spellEnd"/>
+      <w:r>
+        <w:rPr>
+          <w:sz w:val="28"/>
+          <w:szCs w:val="28"/>
+        </w:rPr>
+        <w:t>()) {</w:t>
+      </w:r>
+    </w:p>
+    <w:p>
+      <w:pPr>
+        <w:spacing w:after="160" w:line="259" w:lineRule="auto"/>
+        <w:rPr>
+          <w:sz w:val="28"/>
+          <w:szCs w:val="28"/>
+        </w:rPr>
+      </w:pPr>
+      <w:r>
+        <w:rPr>
+          <w:sz w:val="28"/>
+          <w:szCs w:val="28"/>
+        </w:rPr>
+        <w:t xml:space="preserve">        </w:t>
+      </w:r>
+      <w:proofErr w:type="spellStart"/>
+      <w:r>
+        <w:rPr>
+          <w:sz w:val="28"/>
+          <w:szCs w:val="28"/>
+        </w:rPr>
+        <w:t>std</w:t>
+      </w:r>
+      <w:proofErr w:type="spellEnd"/>
+      <w:r>
+        <w:rPr>
+          <w:sz w:val="28"/>
+          <w:szCs w:val="28"/>
+        </w:rPr>
+        <w:t>::</w:t>
+      </w:r>
+      <w:proofErr w:type="spellStart"/>
+      <w:r>
+        <w:rPr>
+          <w:sz w:val="28"/>
+          <w:szCs w:val="28"/>
+        </w:rPr>
+        <w:t>ofstream</w:t>
+      </w:r>
+      <w:proofErr w:type="spellEnd"/>
+      <w:r>
+        <w:rPr>
+          <w:sz w:val="28"/>
+          <w:szCs w:val="28"/>
+        </w:rPr>
+        <w:t xml:space="preserve"> </w:t>
+      </w:r>
+      <w:proofErr w:type="spellStart"/>
+      <w:r>
+        <w:rPr>
+          <w:sz w:val="28"/>
+          <w:szCs w:val="28"/>
+        </w:rPr>
+        <w:t>errFile</w:t>
+      </w:r>
+      <w:proofErr w:type="spellEnd"/>
+      <w:r>
+        <w:rPr>
+          <w:sz w:val="28"/>
+          <w:szCs w:val="28"/>
+        </w:rPr>
+        <w:t>("TestResults.txt");</w:t>
+      </w:r>
+    </w:p>
+    <w:p>
+      <w:pPr>
+        <w:spacing w:after="160" w:line="259" w:lineRule="auto"/>
+        <w:rPr>
+          <w:sz w:val="28"/>
+          <w:szCs w:val="28"/>
+        </w:rPr>
+      </w:pPr>
+      <w:r>
+        <w:rPr>
+          <w:sz w:val="28"/>
+          <w:szCs w:val="28"/>
+        </w:rPr>
+        <w:t xml:space="preserve">        </w:t>
+      </w:r>
+      <w:proofErr w:type="spellStart"/>
+      <w:r>
+        <w:rPr>
+          <w:sz w:val="28"/>
+          <w:szCs w:val="28"/>
+        </w:rPr>
+        <w:t>if</w:t>
+      </w:r>
+      <w:proofErr w:type="spellEnd"/>
+      <w:r>
+        <w:rPr>
+          <w:sz w:val="28"/>
+          <w:szCs w:val="28"/>
+        </w:rPr>
+        <w:t xml:space="preserve"> (</w:t>
+      </w:r>
+      <w:proofErr w:type="spellStart"/>
+      <w:r>
+        <w:rPr>
+          <w:sz w:val="28"/>
+          <w:szCs w:val="28"/>
+        </w:rPr>
+        <w:t>errFile.is_open</w:t>
+      </w:r>
+      <w:proofErr w:type="spellEnd"/>
+      <w:r>
+        <w:rPr>
+          <w:sz w:val="28"/>
+          <w:szCs w:val="28"/>
+        </w:rPr>
+        <w:t>()) {</w:t>
+      </w:r>
+    </w:p>
+    <w:p>
+      <w:pPr>
+        <w:spacing w:after="160" w:line="259" w:lineRule="auto"/>
+        <w:rPr>
+          <w:sz w:val="28"/>
+          <w:szCs w:val="28"/>
+        </w:rPr>
+      </w:pPr>
+      <w:r>
+        <w:rPr>
+          <w:sz w:val="28"/>
+          <w:szCs w:val="28"/>
+        </w:rPr>
+        <w:lastRenderedPageBreak/>
+        <w:t xml:space="preserve">            </w:t>
+      </w:r>
+      <w:proofErr w:type="spellStart"/>
+      <w:r>
+        <w:rPr>
+          <w:sz w:val="28"/>
+          <w:szCs w:val="28"/>
+        </w:rPr>
+        <w:t>errFile</w:t>
+      </w:r>
+      <w:proofErr w:type="spellEnd"/>
+      <w:r>
+        <w:rPr>
+          <w:sz w:val="28"/>
+          <w:szCs w:val="28"/>
+        </w:rPr>
+        <w:t xml:space="preserve"> &lt;&lt; "Встановлені вимоги порядку виконання лабораторної роботи порушено!";</w:t>
+      </w:r>
+    </w:p>
+    <w:p>
+      <w:pPr>
+        <w:spacing w:after="160" w:line="259" w:lineRule="auto"/>
+        <w:rPr>
+          <w:sz w:val="28"/>
+          <w:szCs w:val="28"/>
+        </w:rPr>
+      </w:pPr>
+      <w:r>
+        <w:rPr>
+          <w:sz w:val="28"/>
+          <w:szCs w:val="28"/>
+        </w:rPr>
+        <w:t xml:space="preserve">            </w:t>
+      </w:r>
+      <w:proofErr w:type="spellStart"/>
+      <w:r>
+        <w:rPr>
+          <w:sz w:val="28"/>
+          <w:szCs w:val="28"/>
+        </w:rPr>
+        <w:t>errFile.close</w:t>
+      </w:r>
+      <w:proofErr w:type="spellEnd"/>
+      <w:r>
+        <w:rPr>
+          <w:sz w:val="28"/>
+          <w:szCs w:val="28"/>
+        </w:rPr>
+        <w:t>();</w:t>
+      </w:r>
+    </w:p>
+    <w:p>
+      <w:pPr>
+        <w:spacing w:after="160" w:line="259" w:lineRule="auto"/>
+        <w:rPr>
+          <w:sz w:val="28"/>
+          <w:szCs w:val="28"/>
+        </w:rPr>
+      </w:pPr>
+      <w:r>
+        <w:rPr>
+          <w:sz w:val="28"/>
+          <w:szCs w:val="28"/>
+        </w:rPr>
+        <w:t xml:space="preserve">        }</w:t>
+      </w:r>
+    </w:p>
+    <w:p>
+      <w:pPr>
+        <w:spacing w:after="160" w:line="259" w:lineRule="auto"/>
+        <w:rPr>
+          <w:sz w:val="28"/>
+          <w:szCs w:val="28"/>
+        </w:rPr>
+      </w:pPr>
+      <w:r>
+        <w:rPr>
+          <w:sz w:val="28"/>
+          <w:szCs w:val="28"/>
+        </w:rPr>
+        <w:t xml:space="preserve">        </w:t>
+      </w:r>
+      <w:proofErr w:type="spellStart"/>
+      <w:r>
+        <w:rPr>
+          <w:sz w:val="28"/>
+          <w:szCs w:val="28"/>
+        </w:rPr>
+        <w:t>std</w:t>
+      </w:r>
+      <w:proofErr w:type="spellEnd"/>
+      <w:r>
+        <w:rPr>
+          <w:sz w:val="28"/>
+          <w:szCs w:val="28"/>
+        </w:rPr>
+        <w:t>::</w:t>
+      </w:r>
+      <w:proofErr w:type="spellStart"/>
+      <w:r>
+        <w:rPr>
+          <w:sz w:val="28"/>
+          <w:szCs w:val="28"/>
+        </w:rPr>
+        <w:t>cout</w:t>
+      </w:r>
+      <w:proofErr w:type="spellEnd"/>
+      <w:r>
+        <w:rPr>
+          <w:sz w:val="28"/>
+          <w:szCs w:val="28"/>
+        </w:rPr>
+        <w:t xml:space="preserve"> &lt;&lt; "ERROR: </w:t>
+      </w:r>
+      <w:proofErr w:type="spellStart"/>
+      <w:r>
+        <w:rPr>
+          <w:sz w:val="28"/>
+          <w:szCs w:val="28"/>
+        </w:rPr>
+        <w:t>Nepravilniy</w:t>
+      </w:r>
+      <w:proofErr w:type="spellEnd"/>
+      <w:r>
+        <w:rPr>
+          <w:sz w:val="28"/>
+          <w:szCs w:val="28"/>
+        </w:rPr>
+        <w:t xml:space="preserve"> </w:t>
+      </w:r>
+      <w:proofErr w:type="spellStart"/>
+      <w:r>
+        <w:rPr>
+          <w:sz w:val="28"/>
+          <w:szCs w:val="28"/>
+        </w:rPr>
+        <w:t>shlyah</w:t>
+      </w:r>
+      <w:proofErr w:type="spellEnd"/>
+      <w:r>
+        <w:rPr>
+          <w:sz w:val="28"/>
+          <w:szCs w:val="28"/>
+        </w:rPr>
+        <w:t xml:space="preserve"> </w:t>
+      </w:r>
+      <w:proofErr w:type="spellStart"/>
+      <w:r>
+        <w:rPr>
+          <w:sz w:val="28"/>
+          <w:szCs w:val="28"/>
+        </w:rPr>
+        <w:t>do</w:t>
+      </w:r>
+      <w:proofErr w:type="spellEnd"/>
+      <w:r>
+        <w:rPr>
+          <w:sz w:val="28"/>
+          <w:szCs w:val="28"/>
+        </w:rPr>
+        <w:t xml:space="preserve"> </w:t>
+      </w:r>
+      <w:proofErr w:type="spellStart"/>
+      <w:r>
+        <w:rPr>
+          <w:sz w:val="28"/>
+          <w:szCs w:val="28"/>
+        </w:rPr>
+        <w:t>papki</w:t>
+      </w:r>
+      <w:proofErr w:type="spellEnd"/>
+      <w:r>
+        <w:rPr>
+          <w:sz w:val="28"/>
+          <w:szCs w:val="28"/>
+        </w:rPr>
+        <w:t xml:space="preserve"> </w:t>
+      </w:r>
+      <w:proofErr w:type="spellStart"/>
+      <w:r>
+        <w:rPr>
+          <w:sz w:val="28"/>
+          <w:szCs w:val="28"/>
+        </w:rPr>
+        <w:t>proektu</w:t>
+      </w:r>
+      <w:proofErr w:type="spellEnd"/>
+      <w:r>
+        <w:rPr>
+          <w:sz w:val="28"/>
+          <w:szCs w:val="28"/>
+        </w:rPr>
+        <w:t xml:space="preserve">!" &lt;&lt; </w:t>
+      </w:r>
+      <w:proofErr w:type="spellStart"/>
+      <w:r>
+        <w:rPr>
+          <w:sz w:val="28"/>
+          <w:szCs w:val="28"/>
+        </w:rPr>
+        <w:t>std</w:t>
+      </w:r>
+      <w:proofErr w:type="spellEnd"/>
+      <w:r>
+        <w:rPr>
+          <w:sz w:val="28"/>
+          <w:szCs w:val="28"/>
+        </w:rPr>
+        <w:t>::</w:t>
+      </w:r>
+      <w:proofErr w:type="spellStart"/>
+      <w:r>
+        <w:rPr>
+          <w:sz w:val="28"/>
+          <w:szCs w:val="28"/>
+        </w:rPr>
+        <w:t>endl</w:t>
+      </w:r>
+      <w:proofErr w:type="spellEnd"/>
+      <w:r>
+        <w:rPr>
+          <w:sz w:val="28"/>
+          <w:szCs w:val="28"/>
+        </w:rPr>
+        <w:t>;</w:t>
+      </w:r>
+    </w:p>
+    <w:p>
+      <w:pPr>
+        <w:spacing w:after="160" w:line="259" w:lineRule="auto"/>
+        <w:rPr>
+          <w:sz w:val="28"/>
+          <w:szCs w:val="28"/>
+        </w:rPr>
+      </w:pPr>
+      <w:r>
+        <w:rPr>
+          <w:sz w:val="28"/>
+          <w:szCs w:val="28"/>
+        </w:rPr>
+        <w:t xml:space="preserve">        </w:t>
+      </w:r>
+      <w:proofErr w:type="spellStart"/>
+      <w:r>
+        <w:rPr>
+          <w:sz w:val="28"/>
+          <w:szCs w:val="28"/>
+        </w:rPr>
+        <w:t>for</w:t>
+      </w:r>
+      <w:proofErr w:type="spellEnd"/>
+      <w:r>
+        <w:rPr>
+          <w:sz w:val="28"/>
+          <w:szCs w:val="28"/>
+        </w:rPr>
+        <w:t xml:space="preserve"> (</w:t>
+      </w:r>
+      <w:proofErr w:type="spellStart"/>
+      <w:r>
+        <w:rPr>
+          <w:sz w:val="28"/>
+          <w:szCs w:val="28"/>
+        </w:rPr>
+        <w:t>int</w:t>
+      </w:r>
+      <w:proofErr w:type="spellEnd"/>
+      <w:r>
+        <w:rPr>
+          <w:sz w:val="28"/>
+          <w:szCs w:val="28"/>
+        </w:rPr>
+        <w:t xml:space="preserve"> i = 0; i &lt; 100; ++i) {</w:t>
+      </w:r>
+    </w:p>
+    <w:p>
+      <w:pPr>
+        <w:spacing w:after="160" w:line="259" w:lineRule="auto"/>
+        <w:rPr>
+          <w:sz w:val="28"/>
+          <w:szCs w:val="28"/>
+        </w:rPr>
+      </w:pPr>
+      <w:r>
+        <w:rPr>
+          <w:sz w:val="28"/>
+          <w:szCs w:val="28"/>
+        </w:rPr>
+        <w:t xml:space="preserve">            </w:t>
+      </w:r>
+      <w:proofErr w:type="spellStart"/>
+      <w:r>
+        <w:rPr>
+          <w:sz w:val="28"/>
+          <w:szCs w:val="28"/>
+        </w:rPr>
+        <w:t>std</w:t>
+      </w:r>
+      <w:proofErr w:type="spellEnd"/>
+      <w:r>
+        <w:rPr>
+          <w:sz w:val="28"/>
+          <w:szCs w:val="28"/>
+        </w:rPr>
+        <w:t>::</w:t>
+      </w:r>
+      <w:proofErr w:type="spellStart"/>
+      <w:r>
+        <w:rPr>
+          <w:sz w:val="28"/>
+          <w:szCs w:val="28"/>
+        </w:rPr>
+        <w:t>cout</w:t>
+      </w:r>
+      <w:proofErr w:type="spellEnd"/>
+      <w:r>
+        <w:rPr>
+          <w:sz w:val="28"/>
+          <w:szCs w:val="28"/>
+        </w:rPr>
+        <w:t xml:space="preserve"> &lt;&lt; "\a" &lt;&lt; </w:t>
+      </w:r>
+      <w:proofErr w:type="spellStart"/>
+      <w:r>
+        <w:rPr>
+          <w:sz w:val="28"/>
+          <w:szCs w:val="28"/>
+        </w:rPr>
+        <w:t>std</w:t>
+      </w:r>
+      <w:proofErr w:type="spellEnd"/>
+      <w:r>
+        <w:rPr>
+          <w:sz w:val="28"/>
+          <w:szCs w:val="28"/>
+        </w:rPr>
+        <w:t>::</w:t>
+      </w:r>
+      <w:proofErr w:type="spellStart"/>
+      <w:r>
+        <w:rPr>
+          <w:sz w:val="28"/>
+          <w:szCs w:val="28"/>
+        </w:rPr>
+        <w:t>flush</w:t>
+      </w:r>
+      <w:proofErr w:type="spellEnd"/>
+      <w:r>
+        <w:rPr>
+          <w:sz w:val="28"/>
+          <w:szCs w:val="28"/>
+        </w:rPr>
+        <w:t>;</w:t>
+      </w:r>
+    </w:p>
+    <w:p>
+      <w:pPr>
+        <w:spacing w:after="160" w:line="259" w:lineRule="auto"/>
+        <w:rPr>
+          <w:sz w:val="28"/>
+          <w:szCs w:val="28"/>
+        </w:rPr>
+      </w:pPr>
+      <w:r>
+        <w:rPr>
+          <w:sz w:val="28"/>
+          <w:szCs w:val="28"/>
+        </w:rPr>
+        <w:t xml:space="preserve">            </w:t>
+      </w:r>
+      <w:proofErr w:type="spellStart"/>
+      <w:r>
+        <w:rPr>
+          <w:sz w:val="28"/>
+          <w:szCs w:val="28"/>
+        </w:rPr>
+        <w:t>std</w:t>
+      </w:r>
+      <w:proofErr w:type="spellEnd"/>
+      <w:r>
+        <w:rPr>
+          <w:sz w:val="28"/>
+          <w:szCs w:val="28"/>
+        </w:rPr>
+        <w:t>::</w:t>
+      </w:r>
+      <w:proofErr w:type="spellStart"/>
+      <w:r>
+        <w:rPr>
+          <w:sz w:val="28"/>
+          <w:szCs w:val="28"/>
+        </w:rPr>
+        <w:t>this_thread</w:t>
+      </w:r>
+      <w:proofErr w:type="spellEnd"/>
+      <w:r>
+        <w:rPr>
+          <w:sz w:val="28"/>
+          <w:szCs w:val="28"/>
+        </w:rPr>
+        <w:t>::</w:t>
+      </w:r>
+      <w:proofErr w:type="spellStart"/>
+      <w:r>
+        <w:rPr>
+          <w:sz w:val="28"/>
+          <w:szCs w:val="28"/>
+        </w:rPr>
+        <w:t>sleep_for</w:t>
+      </w:r>
+      <w:proofErr w:type="spellEnd"/>
+      <w:r>
+        <w:rPr>
+          <w:sz w:val="28"/>
+          <w:szCs w:val="28"/>
+        </w:rPr>
+        <w:t>(</w:t>
+      </w:r>
+      <w:proofErr w:type="spellStart"/>
+      <w:r>
+        <w:rPr>
+          <w:sz w:val="28"/>
+          <w:szCs w:val="28"/>
+        </w:rPr>
+        <w:t>std</w:t>
+      </w:r>
+      <w:proofErr w:type="spellEnd"/>
+      <w:r>
+        <w:rPr>
+          <w:sz w:val="28"/>
+          <w:szCs w:val="28"/>
+        </w:rPr>
+        <w:t>::</w:t>
+      </w:r>
+      <w:proofErr w:type="spellStart"/>
+      <w:r>
+        <w:rPr>
+          <w:sz w:val="28"/>
+          <w:szCs w:val="28"/>
+        </w:rPr>
+        <w:t>chrono</w:t>
+      </w:r>
+      <w:proofErr w:type="spellEnd"/>
+      <w:r>
+        <w:rPr>
+          <w:sz w:val="28"/>
+          <w:szCs w:val="28"/>
+        </w:rPr>
+        <w:t>::</w:t>
+      </w:r>
+      <w:proofErr w:type="spellStart"/>
+      <w:r>
+        <w:rPr>
+          <w:sz w:val="28"/>
+          <w:szCs w:val="28"/>
+        </w:rPr>
+        <w:t>milliseconds</w:t>
+      </w:r>
+      <w:proofErr w:type="spellEnd"/>
+      <w:r>
+        <w:rPr>
+          <w:sz w:val="28"/>
+          <w:szCs w:val="28"/>
+        </w:rPr>
+        <w:t>(40));</w:t>
+      </w:r>
+    </w:p>
+    <w:p>
+      <w:pPr>
+        <w:spacing w:after="160" w:line="259" w:lineRule="auto"/>
+        <w:rPr>
+          <w:sz w:val="28"/>
+          <w:szCs w:val="28"/>
+        </w:rPr>
+      </w:pPr>
+      <w:r>
+        <w:rPr>
+          <w:sz w:val="28"/>
+          <w:szCs w:val="28"/>
+        </w:rPr>
+        <w:t xml:space="preserve">        }</w:t>
+      </w:r>
+    </w:p>
+    <w:p>
+      <w:pPr>
+        <w:spacing w:after="160" w:line="259" w:lineRule="auto"/>
+        <w:rPr>
+          <w:sz w:val="28"/>
+          <w:szCs w:val="28"/>
+        </w:rPr>
+      </w:pPr>
+      <w:r>
+        <w:rPr>
+          <w:sz w:val="28"/>
+          <w:szCs w:val="28"/>
+        </w:rPr>
+        <w:t xml:space="preserve">        </w:t>
+      </w:r>
+      <w:proofErr w:type="spellStart"/>
+      <w:r>
+        <w:rPr>
+          <w:sz w:val="28"/>
+          <w:szCs w:val="28"/>
+        </w:rPr>
+        <w:t>return</w:t>
+      </w:r>
+      <w:proofErr w:type="spellEnd"/>
+      <w:r>
+        <w:rPr>
+          <w:sz w:val="28"/>
+          <w:szCs w:val="28"/>
+        </w:rPr>
+        <w:t xml:space="preserve"> 1;</w:t>
+      </w:r>
+    </w:p>
+    <w:p>
+      <w:pPr>
+        <w:spacing w:after="160" w:line="259" w:lineRule="auto"/>
+        <w:rPr>
+          <w:sz w:val="28"/>
+          <w:szCs w:val="28"/>
+        </w:rPr>
+      </w:pPr>
+      <w:r>
+        <w:rPr>
+          <w:sz w:val="28"/>
+          <w:szCs w:val="28"/>
+        </w:rPr>
+        <w:t xml:space="preserve">    }</w:t>
+      </w:r>
+    </w:p>
+    <w:p>
+      <w:pPr>
+        <w:spacing w:after="160" w:line="259" w:lineRule="auto"/>
+        <w:rPr>
+          <w:sz w:val="28"/>
+          <w:szCs w:val="28"/>
+        </w:rPr>
+      </w:pPr>
+    </w:p>
+    <w:p>
+      <w:pPr>
+        <w:spacing w:after="160" w:line="259" w:lineRule="auto"/>
+        <w:rPr>
+          <w:sz w:val="28"/>
+          <w:szCs w:val="28"/>
+        </w:rPr>
+      </w:pPr>
+      <w:r>
+        <w:rPr>
+          <w:sz w:val="28"/>
+          <w:szCs w:val="28"/>
+        </w:rPr>
+        <w:t xml:space="preserve">    </w:t>
+      </w:r>
+      <w:proofErr w:type="spellStart"/>
+      <w:r>
+        <w:rPr>
+          <w:sz w:val="28"/>
+          <w:szCs w:val="28"/>
+        </w:rPr>
+        <w:t>std</w:t>
+      </w:r>
+      <w:proofErr w:type="spellEnd"/>
+      <w:r>
+        <w:rPr>
+          <w:sz w:val="28"/>
+          <w:szCs w:val="28"/>
+        </w:rPr>
+        <w:t>::</w:t>
+      </w:r>
+      <w:proofErr w:type="spellStart"/>
+      <w:r>
+        <w:rPr>
+          <w:sz w:val="28"/>
+          <w:szCs w:val="28"/>
+        </w:rPr>
+        <w:t>string</w:t>
+      </w:r>
+      <w:proofErr w:type="spellEnd"/>
+      <w:r>
+        <w:rPr>
+          <w:sz w:val="28"/>
+          <w:szCs w:val="28"/>
+        </w:rPr>
+        <w:t xml:space="preserve"> </w:t>
+      </w:r>
+      <w:proofErr w:type="spellStart"/>
+      <w:r>
+        <w:rPr>
+          <w:sz w:val="28"/>
+          <w:szCs w:val="28"/>
+        </w:rPr>
+        <w:t>paths</w:t>
+      </w:r>
+      <w:proofErr w:type="spellEnd"/>
+      <w:r>
+        <w:rPr>
+          <w:sz w:val="28"/>
+          <w:szCs w:val="28"/>
+        </w:rPr>
+        <w:t>[] = {</w:t>
+      </w:r>
+    </w:p>
+    <w:p>
+      <w:pPr>
+        <w:spacing w:after="160" w:line="259" w:lineRule="auto"/>
+        <w:rPr>
+          <w:sz w:val="28"/>
+          <w:szCs w:val="28"/>
+        </w:rPr>
+      </w:pPr>
+      <w:r>
+        <w:rPr>
+          <w:sz w:val="28"/>
+          <w:szCs w:val="28"/>
+        </w:rPr>
+        <w:t xml:space="preserve">        "TestSuite.txt",</w:t>
+      </w:r>
+    </w:p>
+    <w:p>
+      <w:pPr>
+        <w:spacing w:after="160" w:line="259" w:lineRule="auto"/>
+        <w:rPr>
+          <w:sz w:val="28"/>
+          <w:szCs w:val="28"/>
+        </w:rPr>
+      </w:pPr>
+      <w:r>
+        <w:rPr>
+          <w:sz w:val="28"/>
+          <w:szCs w:val="28"/>
+        </w:rPr>
+        <w:t xml:space="preserve">        "../</w:t>
+      </w:r>
+      <w:proofErr w:type="spellStart"/>
+      <w:r>
+        <w:rPr>
+          <w:sz w:val="28"/>
+          <w:szCs w:val="28"/>
+        </w:rPr>
+        <w:t>TestSuite</w:t>
+      </w:r>
+      <w:proofErr w:type="spellEnd"/>
+      <w:r>
+        <w:rPr>
+          <w:sz w:val="28"/>
+          <w:szCs w:val="28"/>
+        </w:rPr>
+        <w:t>/TestSuite.txt",</w:t>
+      </w:r>
+    </w:p>
+    <w:p>
+      <w:pPr>
+        <w:spacing w:after="160" w:line="259" w:lineRule="auto"/>
+        <w:rPr>
+          <w:sz w:val="28"/>
+          <w:szCs w:val="28"/>
+        </w:rPr>
+      </w:pPr>
+      <w:r>
+        <w:rPr>
+          <w:sz w:val="28"/>
+          <w:szCs w:val="28"/>
+        </w:rPr>
+        <w:t xml:space="preserve">        "../../</w:t>
+      </w:r>
+      <w:proofErr w:type="spellStart"/>
+      <w:r>
+        <w:rPr>
+          <w:sz w:val="28"/>
+          <w:szCs w:val="28"/>
+        </w:rPr>
+        <w:t>TestSuite</w:t>
+      </w:r>
+      <w:proofErr w:type="spellEnd"/>
+      <w:r>
+        <w:rPr>
+          <w:sz w:val="28"/>
+          <w:szCs w:val="28"/>
+        </w:rPr>
+        <w:t>/TestSuite.txt"</w:t>
+      </w:r>
+    </w:p>
+    <w:p>
+      <w:pPr>
+        <w:spacing w:after="160" w:line="259" w:lineRule="auto"/>
+        <w:rPr>
+          <w:sz w:val="28"/>
+          <w:szCs w:val="28"/>
+        </w:rPr>
+      </w:pPr>
+      <w:r>
+        <w:rPr>
+          <w:sz w:val="28"/>
+          <w:szCs w:val="28"/>
+        </w:rPr>
+        <w:t xml:space="preserve">    };</w:t>
+      </w:r>
+    </w:p>
+    <w:p>
+      <w:pPr>
+        <w:spacing w:after="160" w:line="259" w:lineRule="auto"/>
+        <w:rPr>
+          <w:sz w:val="28"/>
+          <w:szCs w:val="28"/>
+        </w:rPr>
+      </w:pPr>
+    </w:p>
+    <w:p>
+      <w:pPr>
+        <w:spacing w:after="160" w:line="259" w:lineRule="auto"/>
+        <w:rPr>
+          <w:sz w:val="28"/>
+          <w:szCs w:val="28"/>
+        </w:rPr>
+      </w:pPr>
+      <w:r>
+        <w:rPr>
+          <w:sz w:val="28"/>
+          <w:szCs w:val="28"/>
+        </w:rPr>
+        <w:t xml:space="preserve">    </w:t>
+      </w:r>
+      <w:proofErr w:type="spellStart"/>
+      <w:r>
+        <w:rPr>
+          <w:sz w:val="28"/>
+          <w:szCs w:val="28"/>
+        </w:rPr>
+        <w:t>std</w:t>
+      </w:r>
+      <w:proofErr w:type="spellEnd"/>
+      <w:r>
+        <w:rPr>
+          <w:sz w:val="28"/>
+          <w:szCs w:val="28"/>
+        </w:rPr>
+        <w:t>::</w:t>
+      </w:r>
+      <w:proofErr w:type="spellStart"/>
+      <w:r>
+        <w:rPr>
+          <w:sz w:val="28"/>
+          <w:szCs w:val="28"/>
+        </w:rPr>
+        <w:t>ifstream</w:t>
+      </w:r>
+      <w:proofErr w:type="spellEnd"/>
+      <w:r>
+        <w:rPr>
+          <w:sz w:val="28"/>
+          <w:szCs w:val="28"/>
+        </w:rPr>
+        <w:t xml:space="preserve"> </w:t>
+      </w:r>
+      <w:proofErr w:type="spellStart"/>
+      <w:r>
+        <w:rPr>
+          <w:sz w:val="28"/>
+          <w:szCs w:val="28"/>
+        </w:rPr>
+        <w:t>inFile</w:t>
+      </w:r>
+      <w:proofErr w:type="spellEnd"/>
+      <w:r>
+        <w:rPr>
+          <w:sz w:val="28"/>
+          <w:szCs w:val="28"/>
+        </w:rPr>
+        <w:t>;</w:t>
+      </w:r>
+    </w:p>
+    <w:p>
+      <w:pPr>
+        <w:spacing w:after="160" w:line="259" w:lineRule="auto"/>
+        <w:rPr>
+          <w:sz w:val="28"/>
+          <w:szCs w:val="28"/>
+        </w:rPr>
+      </w:pPr>
+      <w:r>
+        <w:rPr>
+          <w:sz w:val="28"/>
+          <w:szCs w:val="28"/>
+        </w:rPr>
+        <w:t xml:space="preserve">    </w:t>
+      </w:r>
+      <w:proofErr w:type="spellStart"/>
+      <w:r>
+        <w:rPr>
+          <w:sz w:val="28"/>
+          <w:szCs w:val="28"/>
+        </w:rPr>
+        <w:t>std</w:t>
+      </w:r>
+      <w:proofErr w:type="spellEnd"/>
+      <w:r>
+        <w:rPr>
+          <w:sz w:val="28"/>
+          <w:szCs w:val="28"/>
+        </w:rPr>
+        <w:t>::</w:t>
+      </w:r>
+      <w:proofErr w:type="spellStart"/>
+      <w:r>
+        <w:rPr>
+          <w:sz w:val="28"/>
+          <w:szCs w:val="28"/>
+        </w:rPr>
+        <w:t>string</w:t>
+      </w:r>
+      <w:proofErr w:type="spellEnd"/>
+      <w:r>
+        <w:rPr>
+          <w:sz w:val="28"/>
+          <w:szCs w:val="28"/>
+        </w:rPr>
+        <w:t xml:space="preserve"> </w:t>
+      </w:r>
+      <w:proofErr w:type="spellStart"/>
+      <w:r>
+        <w:rPr>
+          <w:sz w:val="28"/>
+          <w:szCs w:val="28"/>
+        </w:rPr>
+        <w:t>currentSuitePath</w:t>
+      </w:r>
+      <w:proofErr w:type="spellEnd"/>
+      <w:r>
+        <w:rPr>
+          <w:sz w:val="28"/>
+          <w:szCs w:val="28"/>
+        </w:rPr>
+        <w:t xml:space="preserve"> = "";</w:t>
+      </w:r>
+    </w:p>
+    <w:p>
+      <w:pPr>
+        <w:spacing w:after="160" w:line="259" w:lineRule="auto"/>
+        <w:rPr>
+          <w:sz w:val="28"/>
+          <w:szCs w:val="28"/>
+        </w:rPr>
+      </w:pPr>
+    </w:p>
+    <w:p>
+      <w:pPr>
+        <w:spacing w:after="160" w:line="259" w:lineRule="auto"/>
+        <w:rPr>
+          <w:sz w:val="28"/>
+          <w:szCs w:val="28"/>
+        </w:rPr>
+      </w:pPr>
+      <w:r>
+        <w:rPr>
+          <w:sz w:val="28"/>
+          <w:szCs w:val="28"/>
+        </w:rPr>
+        <w:t xml:space="preserve">    </w:t>
+      </w:r>
+      <w:proofErr w:type="spellStart"/>
+      <w:r>
+        <w:rPr>
+          <w:sz w:val="28"/>
+          <w:szCs w:val="28"/>
+        </w:rPr>
+        <w:t>for</w:t>
+      </w:r>
+      <w:proofErr w:type="spellEnd"/>
+      <w:r>
+        <w:rPr>
+          <w:sz w:val="28"/>
+          <w:szCs w:val="28"/>
+        </w:rPr>
+        <w:t xml:space="preserve"> (</w:t>
+      </w:r>
+      <w:proofErr w:type="spellStart"/>
+      <w:r>
+        <w:rPr>
+          <w:sz w:val="28"/>
+          <w:szCs w:val="28"/>
+        </w:rPr>
+        <w:t>const</w:t>
+      </w:r>
+      <w:proofErr w:type="spellEnd"/>
+      <w:r>
+        <w:rPr>
+          <w:sz w:val="28"/>
+          <w:szCs w:val="28"/>
+        </w:rPr>
+        <w:t xml:space="preserve"> </w:t>
+      </w:r>
+      <w:proofErr w:type="spellStart"/>
+      <w:r>
+        <w:rPr>
+          <w:sz w:val="28"/>
+          <w:szCs w:val="28"/>
+        </w:rPr>
+        <w:t>auto</w:t>
+      </w:r>
+      <w:proofErr w:type="spellEnd"/>
+      <w:r>
+        <w:rPr>
+          <w:sz w:val="28"/>
+          <w:szCs w:val="28"/>
+        </w:rPr>
+        <w:t xml:space="preserve">&amp; p : </w:t>
+      </w:r>
+      <w:proofErr w:type="spellStart"/>
+      <w:r>
+        <w:rPr>
+          <w:sz w:val="28"/>
+          <w:szCs w:val="28"/>
+        </w:rPr>
+        <w:t>paths</w:t>
+      </w:r>
+      <w:proofErr w:type="spellEnd"/>
+      <w:r>
+        <w:rPr>
+          <w:sz w:val="28"/>
+          <w:szCs w:val="28"/>
+        </w:rPr>
+        <w:t>) {</w:t>
+      </w:r>
+    </w:p>
+    <w:p>
+      <w:pPr>
+        <w:spacing w:after="160" w:line="259" w:lineRule="auto"/>
+        <w:rPr>
+          <w:sz w:val="28"/>
+          <w:szCs w:val="28"/>
+        </w:rPr>
+      </w:pPr>
+      <w:r>
+        <w:rPr>
+          <w:sz w:val="28"/>
+          <w:szCs w:val="28"/>
+        </w:rPr>
+        <w:t xml:space="preserve">        </w:t>
+      </w:r>
+      <w:proofErr w:type="spellStart"/>
+      <w:r>
+        <w:rPr>
+          <w:sz w:val="28"/>
+          <w:szCs w:val="28"/>
+        </w:rPr>
+        <w:t>inFile.open</w:t>
+      </w:r>
+      <w:proofErr w:type="spellEnd"/>
+      <w:r>
+        <w:rPr>
+          <w:sz w:val="28"/>
+          <w:szCs w:val="28"/>
+        </w:rPr>
+        <w:t>(p);</w:t>
+      </w:r>
+    </w:p>
+    <w:p>
+      <w:pPr>
+        <w:spacing w:after="160" w:line="259" w:lineRule="auto"/>
+        <w:rPr>
+          <w:sz w:val="28"/>
+          <w:szCs w:val="28"/>
+        </w:rPr>
+      </w:pPr>
+      <w:r>
+        <w:rPr>
+          <w:sz w:val="28"/>
+          <w:szCs w:val="28"/>
+        </w:rPr>
+        <w:t xml:space="preserve">        </w:t>
+      </w:r>
+      <w:proofErr w:type="spellStart"/>
+      <w:r>
+        <w:rPr>
+          <w:sz w:val="28"/>
+          <w:szCs w:val="28"/>
+        </w:rPr>
+        <w:t>if</w:t>
+      </w:r>
+      <w:proofErr w:type="spellEnd"/>
+      <w:r>
+        <w:rPr>
+          <w:sz w:val="28"/>
+          <w:szCs w:val="28"/>
+        </w:rPr>
+        <w:t xml:space="preserve"> (</w:t>
+      </w:r>
+      <w:proofErr w:type="spellStart"/>
+      <w:r>
+        <w:rPr>
+          <w:sz w:val="28"/>
+          <w:szCs w:val="28"/>
+        </w:rPr>
+        <w:t>inFile.is_open</w:t>
+      </w:r>
+      <w:proofErr w:type="spellEnd"/>
+      <w:r>
+        <w:rPr>
+          <w:sz w:val="28"/>
+          <w:szCs w:val="28"/>
+        </w:rPr>
+        <w:t>()) {</w:t>
+      </w:r>
+    </w:p>
+    <w:p>
+      <w:pPr>
+        <w:spacing w:after="160" w:line="259" w:lineRule="auto"/>
+        <w:rPr>
+          <w:sz w:val="28"/>
+          <w:szCs w:val="28"/>
+        </w:rPr>
+      </w:pPr>
+      <w:r>
+        <w:rPr>
+          <w:sz w:val="28"/>
+          <w:szCs w:val="28"/>
+        </w:rPr>
+        <w:t xml:space="preserve">            </w:t>
+      </w:r>
+      <w:proofErr w:type="spellStart"/>
+      <w:r>
+        <w:rPr>
+          <w:sz w:val="28"/>
+          <w:szCs w:val="28"/>
+        </w:rPr>
+        <w:t>currentSuitePath</w:t>
+      </w:r>
+      <w:proofErr w:type="spellEnd"/>
+      <w:r>
+        <w:rPr>
+          <w:sz w:val="28"/>
+          <w:szCs w:val="28"/>
+        </w:rPr>
+        <w:t xml:space="preserve"> = p;</w:t>
+      </w:r>
+    </w:p>
+    <w:p>
+      <w:pPr>
+        <w:spacing w:after="160" w:line="259" w:lineRule="auto"/>
+        <w:rPr>
+          <w:sz w:val="28"/>
+          <w:szCs w:val="28"/>
+        </w:rPr>
+      </w:pPr>
+      <w:r>
+        <w:rPr>
+          <w:sz w:val="28"/>
+          <w:szCs w:val="28"/>
+        </w:rPr>
+        <w:t xml:space="preserve">            </w:t>
+      </w:r>
+      <w:proofErr w:type="spellStart"/>
+      <w:r>
+        <w:rPr>
+          <w:sz w:val="28"/>
+          <w:szCs w:val="28"/>
+        </w:rPr>
+        <w:t>break</w:t>
+      </w:r>
+      <w:proofErr w:type="spellEnd"/>
+      <w:r>
+        <w:rPr>
+          <w:sz w:val="28"/>
+          <w:szCs w:val="28"/>
+        </w:rPr>
+        <w:t>;</w:t>
+      </w:r>
+    </w:p>
+    <w:p>
+      <w:pPr>
+        <w:spacing w:after="160" w:line="259" w:lineRule="auto"/>
+        <w:rPr>
+          <w:sz w:val="28"/>
+          <w:szCs w:val="28"/>
+        </w:rPr>
+      </w:pPr>
+      <w:r>
+        <w:rPr>
+          <w:sz w:val="28"/>
+          <w:szCs w:val="28"/>
+        </w:rPr>
+        <w:t xml:space="preserve">        }</w:t>
+      </w:r>
+    </w:p>
+    <w:p>
+      <w:pPr>
+        <w:spacing w:after="160" w:line="259" w:lineRule="auto"/>
+        <w:rPr>
+          <w:sz w:val="28"/>
+          <w:szCs w:val="28"/>
+        </w:rPr>
+      </w:pPr>
+      <w:r>
+        <w:rPr>
+          <w:sz w:val="28"/>
+          <w:szCs w:val="28"/>
+        </w:rPr>
+        <w:t xml:space="preserve">        </w:t>
+      </w:r>
+      <w:proofErr w:type="spellStart"/>
+      <w:r>
+        <w:rPr>
+          <w:sz w:val="28"/>
+          <w:szCs w:val="28"/>
+        </w:rPr>
+        <w:t>inFile.clear</w:t>
+      </w:r>
+      <w:proofErr w:type="spellEnd"/>
+      <w:r>
+        <w:rPr>
+          <w:sz w:val="28"/>
+          <w:szCs w:val="28"/>
+        </w:rPr>
+        <w:t>();</w:t>
+      </w:r>
+    </w:p>
+    <w:p>
+      <w:pPr>
+        <w:spacing w:after="160" w:line="259" w:lineRule="auto"/>
+        <w:rPr>
+          <w:sz w:val="28"/>
+          <w:szCs w:val="28"/>
+        </w:rPr>
+      </w:pPr>
+      <w:r>
+        <w:rPr>
+          <w:sz w:val="28"/>
+          <w:szCs w:val="28"/>
+        </w:rPr>
+        <w:t xml:space="preserve">    }</w:t>
+      </w:r>
+    </w:p>
+    <w:p>
+      <w:pPr>
+        <w:spacing w:after="160" w:line="259" w:lineRule="auto"/>
+        <w:rPr>
+          <w:sz w:val="28"/>
+          <w:szCs w:val="28"/>
+        </w:rPr>
+      </w:pPr>
+    </w:p>
+    <w:p>
+      <w:pPr>
+        <w:spacing w:after="160" w:line="259" w:lineRule="auto"/>
+        <w:rPr>
+          <w:sz w:val="28"/>
+          <w:szCs w:val="28"/>
+        </w:rPr>
+      </w:pPr>
+      <w:r>
+        <w:rPr>
+          <w:sz w:val="28"/>
+          <w:szCs w:val="28"/>
+        </w:rPr>
+        <w:t xml:space="preserve">    </w:t>
+      </w:r>
+      <w:proofErr w:type="spellStart"/>
+      <w:r>
+        <w:rPr>
+          <w:sz w:val="28"/>
+          <w:szCs w:val="28"/>
+        </w:rPr>
+        <w:t>if</w:t>
+      </w:r>
+      <w:proofErr w:type="spellEnd"/>
+      <w:r>
+        <w:rPr>
+          <w:sz w:val="28"/>
+          <w:szCs w:val="28"/>
+        </w:rPr>
+        <w:t xml:space="preserve"> (!</w:t>
+      </w:r>
+      <w:proofErr w:type="spellStart"/>
+      <w:r>
+        <w:rPr>
+          <w:sz w:val="28"/>
+          <w:szCs w:val="28"/>
+        </w:rPr>
+        <w:t>inFile.is_open</w:t>
+      </w:r>
+      <w:proofErr w:type="spellEnd"/>
+      <w:r>
+        <w:rPr>
+          <w:sz w:val="28"/>
+          <w:szCs w:val="28"/>
+        </w:rPr>
+        <w:t>()) {</w:t>
+      </w:r>
+    </w:p>
+    <w:p>
+      <w:pPr>
+        <w:spacing w:after="160" w:line="259" w:lineRule="auto"/>
+        <w:rPr>
+          <w:sz w:val="28"/>
+          <w:szCs w:val="28"/>
+        </w:rPr>
+      </w:pPr>
+      <w:r>
+        <w:rPr>
+          <w:sz w:val="28"/>
+          <w:szCs w:val="28"/>
+        </w:rPr>
+        <w:t xml:space="preserve">        </w:t>
+      </w:r>
+      <w:proofErr w:type="spellStart"/>
+      <w:r>
+        <w:rPr>
+          <w:sz w:val="28"/>
+          <w:szCs w:val="28"/>
+        </w:rPr>
+        <w:t>std</w:t>
+      </w:r>
+      <w:proofErr w:type="spellEnd"/>
+      <w:r>
+        <w:rPr>
+          <w:sz w:val="28"/>
+          <w:szCs w:val="28"/>
+        </w:rPr>
+        <w:t>::</w:t>
+      </w:r>
+      <w:proofErr w:type="spellStart"/>
+      <w:r>
+        <w:rPr>
+          <w:sz w:val="28"/>
+          <w:szCs w:val="28"/>
+        </w:rPr>
+        <w:t>cout</w:t>
+      </w:r>
+      <w:proofErr w:type="spellEnd"/>
+      <w:r>
+        <w:rPr>
+          <w:sz w:val="28"/>
+          <w:szCs w:val="28"/>
+        </w:rPr>
+        <w:t xml:space="preserve"> &lt;&lt; "==================================================" &lt;&lt; </w:t>
+      </w:r>
+      <w:proofErr w:type="spellStart"/>
+      <w:r>
+        <w:rPr>
+          <w:sz w:val="28"/>
+          <w:szCs w:val="28"/>
+        </w:rPr>
+        <w:t>std</w:t>
+      </w:r>
+      <w:proofErr w:type="spellEnd"/>
+      <w:r>
+        <w:rPr>
+          <w:sz w:val="28"/>
+          <w:szCs w:val="28"/>
+        </w:rPr>
+        <w:t>::</w:t>
+      </w:r>
+      <w:proofErr w:type="spellStart"/>
+      <w:r>
+        <w:rPr>
+          <w:sz w:val="28"/>
+          <w:szCs w:val="28"/>
+        </w:rPr>
+        <w:t>endl</w:t>
+      </w:r>
+      <w:proofErr w:type="spellEnd"/>
+      <w:r>
+        <w:rPr>
+          <w:sz w:val="28"/>
+          <w:szCs w:val="28"/>
+        </w:rPr>
+        <w:t>;</w:t>
+      </w:r>
+    </w:p>
+    <w:p>
+      <w:pPr>
+        <w:spacing w:after="160" w:line="259" w:lineRule="auto"/>
+        <w:rPr>
+          <w:sz w:val="28"/>
+          <w:szCs w:val="28"/>
+        </w:rPr>
+      </w:pPr>
+      <w:r>
+        <w:rPr>
+          <w:sz w:val="28"/>
+          <w:szCs w:val="28"/>
+        </w:rPr>
+        <w:t xml:space="preserve">        </w:t>
+      </w:r>
+      <w:proofErr w:type="spellStart"/>
+      <w:r>
+        <w:rPr>
+          <w:sz w:val="28"/>
+          <w:szCs w:val="28"/>
+        </w:rPr>
+        <w:t>std</w:t>
+      </w:r>
+      <w:proofErr w:type="spellEnd"/>
+      <w:r>
+        <w:rPr>
+          <w:sz w:val="28"/>
+          <w:szCs w:val="28"/>
+        </w:rPr>
+        <w:t>::</w:t>
+      </w:r>
+      <w:proofErr w:type="spellStart"/>
+      <w:r>
+        <w:rPr>
+          <w:sz w:val="28"/>
+          <w:szCs w:val="28"/>
+        </w:rPr>
+        <w:t>cout</w:t>
+      </w:r>
+      <w:proofErr w:type="spellEnd"/>
+      <w:r>
+        <w:rPr>
+          <w:sz w:val="28"/>
+          <w:szCs w:val="28"/>
+        </w:rPr>
+        <w:t xml:space="preserve"> &lt;&lt; "CRITICAL ERROR: </w:t>
+      </w:r>
+      <w:proofErr w:type="spellStart"/>
+      <w:r>
+        <w:rPr>
+          <w:sz w:val="28"/>
+          <w:szCs w:val="28"/>
+        </w:rPr>
+        <w:t>Kumpilyator</w:t>
+      </w:r>
+      <w:proofErr w:type="spellEnd"/>
+      <w:r>
+        <w:rPr>
+          <w:sz w:val="28"/>
+          <w:szCs w:val="28"/>
+        </w:rPr>
+        <w:t xml:space="preserve"> </w:t>
+      </w:r>
+      <w:proofErr w:type="spellStart"/>
+      <w:r>
+        <w:rPr>
+          <w:sz w:val="28"/>
+          <w:szCs w:val="28"/>
+        </w:rPr>
+        <w:t>ne</w:t>
+      </w:r>
+      <w:proofErr w:type="spellEnd"/>
+      <w:r>
+        <w:rPr>
+          <w:sz w:val="28"/>
+          <w:szCs w:val="28"/>
+        </w:rPr>
+        <w:t xml:space="preserve"> </w:t>
+      </w:r>
+      <w:proofErr w:type="spellStart"/>
+      <w:r>
+        <w:rPr>
+          <w:sz w:val="28"/>
+          <w:szCs w:val="28"/>
+        </w:rPr>
+        <w:t>bachat</w:t>
+      </w:r>
+      <w:proofErr w:type="spellEnd"/>
+      <w:r>
+        <w:rPr>
+          <w:sz w:val="28"/>
+          <w:szCs w:val="28"/>
+        </w:rPr>
+        <w:t xml:space="preserve"> </w:t>
+      </w:r>
+      <w:proofErr w:type="spellStart"/>
+      <w:r>
+        <w:rPr>
+          <w:sz w:val="28"/>
+          <w:szCs w:val="28"/>
+        </w:rPr>
+        <w:t>fail</w:t>
+      </w:r>
+      <w:proofErr w:type="spellEnd"/>
+      <w:r>
+        <w:rPr>
+          <w:sz w:val="28"/>
+          <w:szCs w:val="28"/>
+        </w:rPr>
+        <w:t xml:space="preserve"> s </w:t>
+      </w:r>
+      <w:proofErr w:type="spellStart"/>
+      <w:r>
+        <w:rPr>
+          <w:sz w:val="28"/>
+          <w:szCs w:val="28"/>
+        </w:rPr>
+        <w:t>testami</w:t>
+      </w:r>
+      <w:proofErr w:type="spellEnd"/>
+      <w:r>
+        <w:rPr>
+          <w:sz w:val="28"/>
+          <w:szCs w:val="28"/>
+        </w:rPr>
+        <w:t xml:space="preserve">!" &lt;&lt; </w:t>
+      </w:r>
+      <w:proofErr w:type="spellStart"/>
+      <w:r>
+        <w:rPr>
+          <w:sz w:val="28"/>
+          <w:szCs w:val="28"/>
+        </w:rPr>
+        <w:t>std</w:t>
+      </w:r>
+      <w:proofErr w:type="spellEnd"/>
+      <w:r>
+        <w:rPr>
+          <w:sz w:val="28"/>
+          <w:szCs w:val="28"/>
+        </w:rPr>
+        <w:t>::</w:t>
+      </w:r>
+      <w:proofErr w:type="spellStart"/>
+      <w:r>
+        <w:rPr>
+          <w:sz w:val="28"/>
+          <w:szCs w:val="28"/>
+        </w:rPr>
+        <w:t>endl</w:t>
+      </w:r>
+      <w:proofErr w:type="spellEnd"/>
+      <w:r>
+        <w:rPr>
+          <w:sz w:val="28"/>
+          <w:szCs w:val="28"/>
+        </w:rPr>
+        <w:t>;</w:t>
+      </w:r>
+    </w:p>
+    <w:p>
+      <w:pPr>
+        <w:spacing w:after="160" w:line="259" w:lineRule="auto"/>
+        <w:rPr>
+          <w:sz w:val="28"/>
+          <w:szCs w:val="28"/>
+        </w:rPr>
+      </w:pPr>
+      <w:r>
+        <w:rPr>
+          <w:sz w:val="28"/>
+          <w:szCs w:val="28"/>
+        </w:rPr>
+        <w:t xml:space="preserve">        </w:t>
+      </w:r>
+      <w:proofErr w:type="spellStart"/>
+      <w:r>
+        <w:rPr>
+          <w:sz w:val="28"/>
+          <w:szCs w:val="28"/>
+        </w:rPr>
+        <w:t>std</w:t>
+      </w:r>
+      <w:proofErr w:type="spellEnd"/>
+      <w:r>
+        <w:rPr>
+          <w:sz w:val="28"/>
+          <w:szCs w:val="28"/>
+        </w:rPr>
+        <w:t>::</w:t>
+      </w:r>
+      <w:proofErr w:type="spellStart"/>
+      <w:r>
+        <w:rPr>
+          <w:sz w:val="28"/>
+          <w:szCs w:val="28"/>
+        </w:rPr>
+        <w:t>cout</w:t>
+      </w:r>
+      <w:proofErr w:type="spellEnd"/>
+      <w:r>
+        <w:rPr>
+          <w:sz w:val="28"/>
+          <w:szCs w:val="28"/>
+        </w:rPr>
+        <w:t xml:space="preserve"> &lt;&lt; "==================================================" &lt;&lt; </w:t>
+      </w:r>
+      <w:proofErr w:type="spellStart"/>
+      <w:r>
+        <w:rPr>
+          <w:sz w:val="28"/>
+          <w:szCs w:val="28"/>
+        </w:rPr>
+        <w:t>std</w:t>
+      </w:r>
+      <w:proofErr w:type="spellEnd"/>
+      <w:r>
+        <w:rPr>
+          <w:sz w:val="28"/>
+          <w:szCs w:val="28"/>
+        </w:rPr>
+        <w:t>::</w:t>
+      </w:r>
+      <w:proofErr w:type="spellStart"/>
+      <w:r>
+        <w:rPr>
+          <w:sz w:val="28"/>
+          <w:szCs w:val="28"/>
+        </w:rPr>
+        <w:t>endl</w:t>
+      </w:r>
+      <w:proofErr w:type="spellEnd"/>
+      <w:r>
+        <w:rPr>
+          <w:sz w:val="28"/>
+          <w:szCs w:val="28"/>
+        </w:rPr>
+        <w:t>;</w:t>
+      </w:r>
+    </w:p>
+    <w:p>
+      <w:pPr>
+        <w:spacing w:after="160" w:line="259" w:lineRule="auto"/>
+        <w:rPr>
+          <w:sz w:val="28"/>
+          <w:szCs w:val="28"/>
+        </w:rPr>
+      </w:pPr>
+      <w:r>
+        <w:rPr>
+          <w:sz w:val="28"/>
+          <w:szCs w:val="28"/>
+        </w:rPr>
+        <w:t xml:space="preserve">        </w:t>
+      </w:r>
+      <w:proofErr w:type="spellStart"/>
+      <w:r>
+        <w:rPr>
+          <w:sz w:val="28"/>
+          <w:szCs w:val="28"/>
+        </w:rPr>
+        <w:t>std</w:t>
+      </w:r>
+      <w:proofErr w:type="spellEnd"/>
+      <w:r>
+        <w:rPr>
+          <w:sz w:val="28"/>
+          <w:szCs w:val="28"/>
+        </w:rPr>
+        <w:t>::</w:t>
+      </w:r>
+      <w:proofErr w:type="spellStart"/>
+      <w:r>
+        <w:rPr>
+          <w:sz w:val="28"/>
+          <w:szCs w:val="28"/>
+        </w:rPr>
+        <w:t>cout</w:t>
+      </w:r>
+      <w:proofErr w:type="spellEnd"/>
+      <w:r>
+        <w:rPr>
+          <w:sz w:val="28"/>
+          <w:szCs w:val="28"/>
+        </w:rPr>
+        <w:t xml:space="preserve"> &lt;&lt; "\</w:t>
+      </w:r>
+      <w:proofErr w:type="spellStart"/>
+      <w:r>
+        <w:rPr>
+          <w:sz w:val="28"/>
+          <w:szCs w:val="28"/>
+        </w:rPr>
+        <w:t>nNatisnit</w:t>
+      </w:r>
+      <w:proofErr w:type="spellEnd"/>
+      <w:r>
+        <w:rPr>
+          <w:sz w:val="28"/>
+          <w:szCs w:val="28"/>
+        </w:rPr>
+        <w:t xml:space="preserve"> ENTER </w:t>
+      </w:r>
+      <w:proofErr w:type="spellStart"/>
+      <w:r>
+        <w:rPr>
+          <w:sz w:val="28"/>
+          <w:szCs w:val="28"/>
+        </w:rPr>
+        <w:t>dlya</w:t>
+      </w:r>
+      <w:proofErr w:type="spellEnd"/>
+      <w:r>
+        <w:rPr>
+          <w:sz w:val="28"/>
+          <w:szCs w:val="28"/>
+        </w:rPr>
+        <w:t xml:space="preserve"> </w:t>
+      </w:r>
+      <w:proofErr w:type="spellStart"/>
+      <w:r>
+        <w:rPr>
+          <w:sz w:val="28"/>
+          <w:szCs w:val="28"/>
+        </w:rPr>
+        <w:t>vihodu</w:t>
+      </w:r>
+      <w:proofErr w:type="spellEnd"/>
+      <w:r>
+        <w:rPr>
+          <w:sz w:val="28"/>
+          <w:szCs w:val="28"/>
+        </w:rPr>
+        <w:t>...";</w:t>
+      </w:r>
+    </w:p>
+    <w:p>
+      <w:pPr>
+        <w:spacing w:after="160" w:line="259" w:lineRule="auto"/>
+        <w:rPr>
+          <w:sz w:val="28"/>
+          <w:szCs w:val="28"/>
+        </w:rPr>
+      </w:pPr>
+      <w:r>
+        <w:rPr>
+          <w:sz w:val="28"/>
+          <w:szCs w:val="28"/>
+        </w:rPr>
+        <w:t xml:space="preserve">        </w:t>
+      </w:r>
+      <w:proofErr w:type="spellStart"/>
+      <w:r>
+        <w:rPr>
+          <w:sz w:val="28"/>
+          <w:szCs w:val="28"/>
+        </w:rPr>
+        <w:t>std</w:t>
+      </w:r>
+      <w:proofErr w:type="spellEnd"/>
+      <w:r>
+        <w:rPr>
+          <w:sz w:val="28"/>
+          <w:szCs w:val="28"/>
+        </w:rPr>
+        <w:t>::</w:t>
+      </w:r>
+      <w:proofErr w:type="spellStart"/>
+      <w:r>
+        <w:rPr>
+          <w:sz w:val="28"/>
+          <w:szCs w:val="28"/>
+        </w:rPr>
+        <w:t>cin.get</w:t>
+      </w:r>
+      <w:proofErr w:type="spellEnd"/>
+      <w:r>
+        <w:rPr>
+          <w:sz w:val="28"/>
+          <w:szCs w:val="28"/>
+        </w:rPr>
+        <w:t>();</w:t>
+      </w:r>
+    </w:p>
+    <w:p>
+      <w:pPr>
+        <w:spacing w:after="160" w:line="259" w:lineRule="auto"/>
+        <w:rPr>
+          <w:sz w:val="28"/>
+          <w:szCs w:val="28"/>
+        </w:rPr>
+      </w:pPr>
+      <w:r>
+        <w:rPr>
+          <w:sz w:val="28"/>
+          <w:szCs w:val="28"/>
+        </w:rPr>
+        <w:t xml:space="preserve">        </w:t>
+      </w:r>
+      <w:proofErr w:type="spellStart"/>
+      <w:r>
+        <w:rPr>
+          <w:sz w:val="28"/>
+          <w:szCs w:val="28"/>
+        </w:rPr>
+        <w:t>return</w:t>
+      </w:r>
+      <w:proofErr w:type="spellEnd"/>
+      <w:r>
+        <w:rPr>
+          <w:sz w:val="28"/>
+          <w:szCs w:val="28"/>
+        </w:rPr>
+        <w:t xml:space="preserve"> 1;</w:t>
+      </w:r>
+    </w:p>
+    <w:p>
+      <w:pPr>
+        <w:spacing w:after="160" w:line="259" w:lineRule="auto"/>
+        <w:rPr>
+          <w:sz w:val="28"/>
+          <w:szCs w:val="28"/>
+        </w:rPr>
+      </w:pPr>
+      <w:r>
+        <w:rPr>
+          <w:sz w:val="28"/>
+          <w:szCs w:val="28"/>
+        </w:rPr>
+        <w:t xml:space="preserve">    }</w:t>
+      </w:r>
+    </w:p>
+    <w:p>
+      <w:pPr>
+        <w:spacing w:after="160" w:line="259" w:lineRule="auto"/>
+        <w:rPr>
+          <w:sz w:val="28"/>
+          <w:szCs w:val="28"/>
+        </w:rPr>
+      </w:pPr>
+    </w:p>
+    <w:p>
+      <w:pPr>
+        <w:spacing w:after="160" w:line="259" w:lineRule="auto"/>
+        <w:rPr>
+          <w:sz w:val="28"/>
+          <w:szCs w:val="28"/>
+        </w:rPr>
+      </w:pPr>
+      <w:r>
+        <w:rPr>
+          <w:sz w:val="28"/>
+          <w:szCs w:val="28"/>
+        </w:rPr>
+        <w:t xml:space="preserve">    </w:t>
+      </w:r>
+      <w:proofErr w:type="spellStart"/>
+      <w:r>
+        <w:rPr>
+          <w:sz w:val="28"/>
+          <w:szCs w:val="28"/>
+        </w:rPr>
+        <w:t>std</w:t>
+      </w:r>
+      <w:proofErr w:type="spellEnd"/>
+      <w:r>
+        <w:rPr>
+          <w:sz w:val="28"/>
+          <w:szCs w:val="28"/>
+        </w:rPr>
+        <w:t>::</w:t>
+      </w:r>
+      <w:proofErr w:type="spellStart"/>
+      <w:r>
+        <w:rPr>
+          <w:sz w:val="28"/>
+          <w:szCs w:val="28"/>
+        </w:rPr>
+        <w:t>string</w:t>
+      </w:r>
+      <w:proofErr w:type="spellEnd"/>
+      <w:r>
+        <w:rPr>
+          <w:sz w:val="28"/>
+          <w:szCs w:val="28"/>
+        </w:rPr>
+        <w:t xml:space="preserve"> </w:t>
+      </w:r>
+      <w:proofErr w:type="spellStart"/>
+      <w:r>
+        <w:rPr>
+          <w:sz w:val="28"/>
+          <w:szCs w:val="28"/>
+        </w:rPr>
+        <w:t>resultsPath</w:t>
+      </w:r>
+      <w:proofErr w:type="spellEnd"/>
+      <w:r>
+        <w:rPr>
+          <w:sz w:val="28"/>
+          <w:szCs w:val="28"/>
+        </w:rPr>
+        <w:t xml:space="preserve"> = "TestResults.txt";</w:t>
+      </w:r>
+    </w:p>
+    <w:p>
+      <w:pPr>
+        <w:spacing w:after="160" w:line="259" w:lineRule="auto"/>
+        <w:rPr>
+          <w:sz w:val="28"/>
+          <w:szCs w:val="28"/>
+        </w:rPr>
+      </w:pPr>
+      <w:r>
+        <w:rPr>
+          <w:sz w:val="28"/>
+          <w:szCs w:val="28"/>
+        </w:rPr>
+        <w:t xml:space="preserve">    </w:t>
+      </w:r>
+      <w:proofErr w:type="spellStart"/>
+      <w:r>
+        <w:rPr>
+          <w:sz w:val="28"/>
+          <w:szCs w:val="28"/>
+        </w:rPr>
+        <w:t>std</w:t>
+      </w:r>
+      <w:proofErr w:type="spellEnd"/>
+      <w:r>
+        <w:rPr>
+          <w:sz w:val="28"/>
+          <w:szCs w:val="28"/>
+        </w:rPr>
+        <w:t>::</w:t>
+      </w:r>
+      <w:proofErr w:type="spellStart"/>
+      <w:r>
+        <w:rPr>
+          <w:sz w:val="28"/>
+          <w:szCs w:val="28"/>
+        </w:rPr>
+        <w:t>ofstream</w:t>
+      </w:r>
+      <w:proofErr w:type="spellEnd"/>
+      <w:r>
+        <w:rPr>
+          <w:sz w:val="28"/>
+          <w:szCs w:val="28"/>
+        </w:rPr>
+        <w:t xml:space="preserve"> </w:t>
+      </w:r>
+      <w:proofErr w:type="spellStart"/>
+      <w:r>
+        <w:rPr>
+          <w:sz w:val="28"/>
+          <w:szCs w:val="28"/>
+        </w:rPr>
+        <w:t>outFile</w:t>
+      </w:r>
+      <w:proofErr w:type="spellEnd"/>
+      <w:r>
+        <w:rPr>
+          <w:sz w:val="28"/>
+          <w:szCs w:val="28"/>
+        </w:rPr>
+        <w:t>(</w:t>
+      </w:r>
+      <w:proofErr w:type="spellStart"/>
+      <w:r>
+        <w:rPr>
+          <w:sz w:val="28"/>
+          <w:szCs w:val="28"/>
+        </w:rPr>
+        <w:t>resultsPath</w:t>
+      </w:r>
+      <w:proofErr w:type="spellEnd"/>
+      <w:r>
+        <w:rPr>
+          <w:sz w:val="28"/>
+          <w:szCs w:val="28"/>
+        </w:rPr>
+        <w:t>);</w:t>
+      </w:r>
+    </w:p>
+    <w:p>
+      <w:pPr>
+        <w:spacing w:after="160" w:line="259" w:lineRule="auto"/>
+        <w:rPr>
+          <w:sz w:val="28"/>
+          <w:szCs w:val="28"/>
+        </w:rPr>
+      </w:pPr>
+      <w:r>
+        <w:rPr>
+          <w:sz w:val="28"/>
+          <w:szCs w:val="28"/>
+        </w:rPr>
+        <w:t xml:space="preserve">    </w:t>
+      </w:r>
+      <w:proofErr w:type="spellStart"/>
+      <w:r>
+        <w:rPr>
+          <w:sz w:val="28"/>
+          <w:szCs w:val="28"/>
+        </w:rPr>
+        <w:t>if</w:t>
+      </w:r>
+      <w:proofErr w:type="spellEnd"/>
+      <w:r>
+        <w:rPr>
+          <w:sz w:val="28"/>
+          <w:szCs w:val="28"/>
+        </w:rPr>
+        <w:t xml:space="preserve"> (!</w:t>
+      </w:r>
+      <w:proofErr w:type="spellStart"/>
+      <w:r>
+        <w:rPr>
+          <w:sz w:val="28"/>
+          <w:szCs w:val="28"/>
+        </w:rPr>
+        <w:t>outFile.is_open</w:t>
+      </w:r>
+      <w:proofErr w:type="spellEnd"/>
+      <w:r>
+        <w:rPr>
+          <w:sz w:val="28"/>
+          <w:szCs w:val="28"/>
+        </w:rPr>
+        <w:t>()) {</w:t>
+      </w:r>
+    </w:p>
+    <w:p>
+      <w:pPr>
+        <w:spacing w:after="160" w:line="259" w:lineRule="auto"/>
+        <w:rPr>
+          <w:sz w:val="28"/>
+          <w:szCs w:val="28"/>
+        </w:rPr>
+      </w:pPr>
+      <w:r>
+        <w:rPr>
+          <w:sz w:val="28"/>
+          <w:szCs w:val="28"/>
+        </w:rPr>
+        <w:t xml:space="preserve">        </w:t>
+      </w:r>
+      <w:proofErr w:type="spellStart"/>
+      <w:r>
+        <w:rPr>
+          <w:sz w:val="28"/>
+          <w:szCs w:val="28"/>
+        </w:rPr>
+        <w:t>std</w:t>
+      </w:r>
+      <w:proofErr w:type="spellEnd"/>
+      <w:r>
+        <w:rPr>
+          <w:sz w:val="28"/>
+          <w:szCs w:val="28"/>
+        </w:rPr>
+        <w:t>::</w:t>
+      </w:r>
+      <w:proofErr w:type="spellStart"/>
+      <w:r>
+        <w:rPr>
+          <w:sz w:val="28"/>
+          <w:szCs w:val="28"/>
+        </w:rPr>
+        <w:t>cout</w:t>
+      </w:r>
+      <w:proofErr w:type="spellEnd"/>
+      <w:r>
+        <w:rPr>
+          <w:sz w:val="28"/>
+          <w:szCs w:val="28"/>
+        </w:rPr>
+        <w:t xml:space="preserve"> &lt;&lt; "ERROR: </w:t>
+      </w:r>
+      <w:proofErr w:type="spellStart"/>
+      <w:r>
+        <w:rPr>
+          <w:sz w:val="28"/>
+          <w:szCs w:val="28"/>
+        </w:rPr>
+        <w:t>Ne</w:t>
+      </w:r>
+      <w:proofErr w:type="spellEnd"/>
+      <w:r>
+        <w:rPr>
+          <w:sz w:val="28"/>
+          <w:szCs w:val="28"/>
+        </w:rPr>
+        <w:t xml:space="preserve"> </w:t>
+      </w:r>
+      <w:proofErr w:type="spellStart"/>
+      <w:r>
+        <w:rPr>
+          <w:sz w:val="28"/>
+          <w:szCs w:val="28"/>
+        </w:rPr>
+        <w:t>vdalosya</w:t>
+      </w:r>
+      <w:proofErr w:type="spellEnd"/>
+      <w:r>
+        <w:rPr>
+          <w:sz w:val="28"/>
+          <w:szCs w:val="28"/>
+        </w:rPr>
+        <w:t xml:space="preserve"> </w:t>
+      </w:r>
+      <w:proofErr w:type="spellStart"/>
+      <w:r>
+        <w:rPr>
+          <w:sz w:val="28"/>
+          <w:szCs w:val="28"/>
+        </w:rPr>
+        <w:t>stvoriti</w:t>
+      </w:r>
+      <w:proofErr w:type="spellEnd"/>
+      <w:r>
+        <w:rPr>
+          <w:sz w:val="28"/>
+          <w:szCs w:val="28"/>
+        </w:rPr>
+        <w:t xml:space="preserve"> </w:t>
+      </w:r>
+      <w:proofErr w:type="spellStart"/>
+      <w:r>
+        <w:rPr>
+          <w:sz w:val="28"/>
+          <w:szCs w:val="28"/>
+        </w:rPr>
+        <w:t>fail</w:t>
+      </w:r>
+      <w:proofErr w:type="spellEnd"/>
+      <w:r>
+        <w:rPr>
+          <w:sz w:val="28"/>
+          <w:szCs w:val="28"/>
+        </w:rPr>
+        <w:t xml:space="preserve"> </w:t>
+      </w:r>
+      <w:proofErr w:type="spellStart"/>
+      <w:r>
+        <w:rPr>
+          <w:sz w:val="28"/>
+          <w:szCs w:val="28"/>
+        </w:rPr>
+        <w:t>rezultativ</w:t>
+      </w:r>
+      <w:proofErr w:type="spellEnd"/>
+      <w:r>
+        <w:rPr>
+          <w:sz w:val="28"/>
+          <w:szCs w:val="28"/>
+        </w:rPr>
+        <w:t xml:space="preserve">!" &lt;&lt; </w:t>
+      </w:r>
+      <w:proofErr w:type="spellStart"/>
+      <w:r>
+        <w:rPr>
+          <w:sz w:val="28"/>
+          <w:szCs w:val="28"/>
+        </w:rPr>
+        <w:t>std</w:t>
+      </w:r>
+      <w:proofErr w:type="spellEnd"/>
+      <w:r>
+        <w:rPr>
+          <w:sz w:val="28"/>
+          <w:szCs w:val="28"/>
+        </w:rPr>
+        <w:t>::</w:t>
+      </w:r>
+      <w:proofErr w:type="spellStart"/>
+      <w:r>
+        <w:rPr>
+          <w:sz w:val="28"/>
+          <w:szCs w:val="28"/>
+        </w:rPr>
+        <w:t>endl</w:t>
+      </w:r>
+      <w:proofErr w:type="spellEnd"/>
+      <w:r>
+        <w:rPr>
+          <w:sz w:val="28"/>
+          <w:szCs w:val="28"/>
+        </w:rPr>
+        <w:t>;</w:t>
+      </w:r>
+    </w:p>
+    <w:p>
+      <w:pPr>
+        <w:spacing w:after="160" w:line="259" w:lineRule="auto"/>
+        <w:rPr>
+          <w:sz w:val="28"/>
+          <w:szCs w:val="28"/>
+        </w:rPr>
+      </w:pPr>
+      <w:r>
+        <w:rPr>
+          <w:sz w:val="28"/>
+          <w:szCs w:val="28"/>
+        </w:rPr>
+        <w:t xml:space="preserve">        </w:t>
+      </w:r>
+      <w:proofErr w:type="spellStart"/>
+      <w:r>
+        <w:rPr>
+          <w:sz w:val="28"/>
+          <w:szCs w:val="28"/>
+        </w:rPr>
+        <w:t>return</w:t>
+      </w:r>
+      <w:proofErr w:type="spellEnd"/>
+      <w:r>
+        <w:rPr>
+          <w:sz w:val="28"/>
+          <w:szCs w:val="28"/>
+        </w:rPr>
+        <w:t xml:space="preserve"> 1;</w:t>
+      </w:r>
+    </w:p>
+    <w:p>
+      <w:pPr>
+        <w:spacing w:after="160" w:line="259" w:lineRule="auto"/>
+        <w:rPr>
+          <w:sz w:val="28"/>
+          <w:szCs w:val="28"/>
+        </w:rPr>
+      </w:pPr>
+      <w:r>
+        <w:rPr>
+          <w:sz w:val="28"/>
+          <w:szCs w:val="28"/>
+        </w:rPr>
+        <w:t xml:space="preserve">    }</w:t>
+      </w:r>
+    </w:p>
+    <w:p>
+      <w:pPr>
+        <w:spacing w:after="160" w:line="259" w:lineRule="auto"/>
+        <w:rPr>
+          <w:sz w:val="28"/>
+          <w:szCs w:val="28"/>
+        </w:rPr>
+      </w:pPr>
+    </w:p>
+    <w:p>
+      <w:pPr>
+        <w:spacing w:after="160" w:line="259" w:lineRule="auto"/>
+        <w:rPr>
+          <w:sz w:val="28"/>
+          <w:szCs w:val="28"/>
+        </w:rPr>
+      </w:pPr>
+      <w:r>
+        <w:rPr>
+          <w:sz w:val="28"/>
+          <w:szCs w:val="28"/>
+        </w:rPr>
+        <w:t xml:space="preserve">    </w:t>
+      </w:r>
+      <w:proofErr w:type="spellStart"/>
+      <w:r>
+        <w:rPr>
+          <w:sz w:val="28"/>
+          <w:szCs w:val="28"/>
+        </w:rPr>
+        <w:t>std</w:t>
+      </w:r>
+      <w:proofErr w:type="spellEnd"/>
+      <w:r>
+        <w:rPr>
+          <w:sz w:val="28"/>
+          <w:szCs w:val="28"/>
+        </w:rPr>
+        <w:t>::</w:t>
+      </w:r>
+      <w:proofErr w:type="spellStart"/>
+      <w:r>
+        <w:rPr>
+          <w:sz w:val="28"/>
+          <w:szCs w:val="28"/>
+        </w:rPr>
+        <w:t>cout</w:t>
+      </w:r>
+      <w:proofErr w:type="spellEnd"/>
+      <w:r>
+        <w:rPr>
+          <w:sz w:val="28"/>
+          <w:szCs w:val="28"/>
+        </w:rPr>
+        <w:t xml:space="preserve"> &lt;&lt; "SUCCESS: </w:t>
+      </w:r>
+      <w:proofErr w:type="spellStart"/>
+      <w:r>
+        <w:rPr>
+          <w:sz w:val="28"/>
+          <w:szCs w:val="28"/>
+        </w:rPr>
+        <w:t>Fail</w:t>
+      </w:r>
+      <w:proofErr w:type="spellEnd"/>
+      <w:r>
+        <w:rPr>
+          <w:sz w:val="28"/>
+          <w:szCs w:val="28"/>
+        </w:rPr>
+        <w:t xml:space="preserve"> </w:t>
+      </w:r>
+      <w:proofErr w:type="spellStart"/>
+      <w:r>
+        <w:rPr>
+          <w:sz w:val="28"/>
+          <w:szCs w:val="28"/>
+        </w:rPr>
+        <w:t>testiv</w:t>
+      </w:r>
+      <w:proofErr w:type="spellEnd"/>
+      <w:r>
+        <w:rPr>
+          <w:sz w:val="28"/>
+          <w:szCs w:val="28"/>
+        </w:rPr>
+        <w:t xml:space="preserve"> </w:t>
+      </w:r>
+      <w:proofErr w:type="spellStart"/>
+      <w:r>
+        <w:rPr>
+          <w:sz w:val="28"/>
+          <w:szCs w:val="28"/>
+        </w:rPr>
+        <w:t>znaydeno</w:t>
+      </w:r>
+      <w:proofErr w:type="spellEnd"/>
+      <w:r>
+        <w:rPr>
+          <w:sz w:val="28"/>
+          <w:szCs w:val="28"/>
+        </w:rPr>
+        <w:t xml:space="preserve">! </w:t>
+      </w:r>
+      <w:proofErr w:type="spellStart"/>
+      <w:r>
+        <w:rPr>
+          <w:sz w:val="28"/>
+          <w:szCs w:val="28"/>
+        </w:rPr>
+        <w:t>Pochinaemo</w:t>
+      </w:r>
+      <w:proofErr w:type="spellEnd"/>
+      <w:r>
+        <w:rPr>
+          <w:sz w:val="28"/>
+          <w:szCs w:val="28"/>
+        </w:rPr>
+        <w:t xml:space="preserve"> </w:t>
+      </w:r>
+      <w:proofErr w:type="spellStart"/>
+      <w:r>
+        <w:rPr>
+          <w:sz w:val="28"/>
+          <w:szCs w:val="28"/>
+        </w:rPr>
+        <w:t>testuvannya</w:t>
+      </w:r>
+      <w:proofErr w:type="spellEnd"/>
+      <w:r>
+        <w:rPr>
+          <w:sz w:val="28"/>
+          <w:szCs w:val="28"/>
+        </w:rPr>
+        <w:t xml:space="preserve">..." &lt;&lt; </w:t>
+      </w:r>
+      <w:proofErr w:type="spellStart"/>
+      <w:r>
+        <w:rPr>
+          <w:sz w:val="28"/>
+          <w:szCs w:val="28"/>
+        </w:rPr>
+        <w:t>std</w:t>
+      </w:r>
+      <w:proofErr w:type="spellEnd"/>
+      <w:r>
+        <w:rPr>
+          <w:sz w:val="28"/>
+          <w:szCs w:val="28"/>
+        </w:rPr>
+        <w:t>::</w:t>
+      </w:r>
+      <w:proofErr w:type="spellStart"/>
+      <w:r>
+        <w:rPr>
+          <w:sz w:val="28"/>
+          <w:szCs w:val="28"/>
+        </w:rPr>
+        <w:t>endl</w:t>
+      </w:r>
+      <w:proofErr w:type="spellEnd"/>
+      <w:r>
+        <w:rPr>
+          <w:sz w:val="28"/>
+          <w:szCs w:val="28"/>
+        </w:rPr>
+        <w:t>;</w:t>
+      </w:r>
+    </w:p>
+    <w:p>
+      <w:pPr>
+        <w:spacing w:after="160" w:line="259" w:lineRule="auto"/>
+        <w:rPr>
+          <w:sz w:val="28"/>
+          <w:szCs w:val="28"/>
+        </w:rPr>
+      </w:pPr>
+    </w:p>
+    <w:p>
+      <w:pPr>
+        <w:spacing w:after="160" w:line="259" w:lineRule="auto"/>
+        <w:rPr>
+          <w:sz w:val="28"/>
+          <w:szCs w:val="28"/>
+        </w:rPr>
+      </w:pPr>
+      <w:r>
+        <w:rPr>
+          <w:sz w:val="28"/>
+          <w:szCs w:val="28"/>
+        </w:rPr>
+        <w:t xml:space="preserve">    </w:t>
+      </w:r>
+      <w:proofErr w:type="spellStart"/>
+      <w:r>
+        <w:rPr>
+          <w:sz w:val="28"/>
+          <w:szCs w:val="28"/>
+        </w:rPr>
+        <w:t>outFile</w:t>
+      </w:r>
+      <w:proofErr w:type="spellEnd"/>
+      <w:r>
+        <w:rPr>
+          <w:sz w:val="28"/>
+          <w:szCs w:val="28"/>
+        </w:rPr>
+        <w:t xml:space="preserve"> &lt;&lt; "=== ПРОТОКОЛ МОДУЛЬНОГО ТЕСТУВАННЯ ===" &lt;&lt; </w:t>
+      </w:r>
+      <w:proofErr w:type="spellStart"/>
+      <w:r>
+        <w:rPr>
+          <w:sz w:val="28"/>
+          <w:szCs w:val="28"/>
+        </w:rPr>
+        <w:t>std</w:t>
+      </w:r>
+      <w:proofErr w:type="spellEnd"/>
+      <w:r>
+        <w:rPr>
+          <w:sz w:val="28"/>
+          <w:szCs w:val="28"/>
+        </w:rPr>
+        <w:t>::</w:t>
+      </w:r>
+      <w:proofErr w:type="spellStart"/>
+      <w:r>
+        <w:rPr>
+          <w:sz w:val="28"/>
+          <w:szCs w:val="28"/>
+        </w:rPr>
+        <w:t>endl</w:t>
+      </w:r>
+      <w:proofErr w:type="spellEnd"/>
+      <w:r>
+        <w:rPr>
+          <w:sz w:val="28"/>
+          <w:szCs w:val="28"/>
+        </w:rPr>
+        <w:t>;</w:t>
+      </w:r>
+    </w:p>
+    <w:p>
+      <w:pPr>
+        <w:spacing w:after="160" w:line="259" w:lineRule="auto"/>
+        <w:rPr>
+          <w:sz w:val="28"/>
+          <w:szCs w:val="28"/>
+        </w:rPr>
+      </w:pPr>
+    </w:p>
+    <w:p>
+      <w:pPr>
+        <w:spacing w:after="160" w:line="259" w:lineRule="auto"/>
+        <w:rPr>
+          <w:sz w:val="28"/>
+          <w:szCs w:val="28"/>
+        </w:rPr>
+      </w:pPr>
+      <w:r>
+        <w:rPr>
+          <w:sz w:val="28"/>
+          <w:szCs w:val="28"/>
+        </w:rPr>
+        <w:t xml:space="preserve">    </w:t>
+      </w:r>
+      <w:proofErr w:type="spellStart"/>
+      <w:r>
+        <w:rPr>
+          <w:sz w:val="28"/>
+          <w:szCs w:val="28"/>
+        </w:rPr>
+        <w:t>std</w:t>
+      </w:r>
+      <w:proofErr w:type="spellEnd"/>
+      <w:r>
+        <w:rPr>
+          <w:sz w:val="28"/>
+          <w:szCs w:val="28"/>
+        </w:rPr>
+        <w:t>::</w:t>
+      </w:r>
+      <w:proofErr w:type="spellStart"/>
+      <w:r>
+        <w:rPr>
+          <w:sz w:val="28"/>
+          <w:szCs w:val="28"/>
+        </w:rPr>
+        <w:t>string</w:t>
+      </w:r>
+      <w:proofErr w:type="spellEnd"/>
+      <w:r>
+        <w:rPr>
+          <w:sz w:val="28"/>
+          <w:szCs w:val="28"/>
+        </w:rPr>
+        <w:t xml:space="preserve"> </w:t>
+      </w:r>
+      <w:proofErr w:type="spellStart"/>
+      <w:r>
+        <w:rPr>
+          <w:sz w:val="28"/>
+          <w:szCs w:val="28"/>
+        </w:rPr>
+        <w:t>line</w:t>
+      </w:r>
+      <w:proofErr w:type="spellEnd"/>
+      <w:r>
+        <w:rPr>
+          <w:sz w:val="28"/>
+          <w:szCs w:val="28"/>
+        </w:rPr>
+        <w:t>;</w:t>
+      </w:r>
+    </w:p>
+    <w:p>
+      <w:pPr>
+        <w:spacing w:after="160" w:line="259" w:lineRule="auto"/>
+        <w:rPr>
+          <w:sz w:val="28"/>
+          <w:szCs w:val="28"/>
+        </w:rPr>
+      </w:pPr>
+      <w:r>
+        <w:rPr>
+          <w:sz w:val="28"/>
+          <w:szCs w:val="28"/>
+        </w:rPr>
+        <w:t xml:space="preserve">    </w:t>
+      </w:r>
+      <w:proofErr w:type="spellStart"/>
+      <w:r>
+        <w:rPr>
+          <w:sz w:val="28"/>
+          <w:szCs w:val="28"/>
+        </w:rPr>
+        <w:t>while</w:t>
+      </w:r>
+      <w:proofErr w:type="spellEnd"/>
+      <w:r>
+        <w:rPr>
+          <w:sz w:val="28"/>
+          <w:szCs w:val="28"/>
+        </w:rPr>
+        <w:t xml:space="preserve"> (</w:t>
+      </w:r>
+      <w:proofErr w:type="spellStart"/>
+      <w:r>
+        <w:rPr>
+          <w:sz w:val="28"/>
+          <w:szCs w:val="28"/>
+        </w:rPr>
+        <w:t>std</w:t>
+      </w:r>
+      <w:proofErr w:type="spellEnd"/>
+      <w:r>
+        <w:rPr>
+          <w:sz w:val="28"/>
+          <w:szCs w:val="28"/>
+        </w:rPr>
+        <w:t>::</w:t>
+      </w:r>
+      <w:proofErr w:type="spellStart"/>
+      <w:r>
+        <w:rPr>
+          <w:sz w:val="28"/>
+          <w:szCs w:val="28"/>
+        </w:rPr>
+        <w:t>getline</w:t>
+      </w:r>
+      <w:proofErr w:type="spellEnd"/>
+      <w:r>
+        <w:rPr>
+          <w:sz w:val="28"/>
+          <w:szCs w:val="28"/>
+        </w:rPr>
+        <w:t>(</w:t>
+      </w:r>
+      <w:proofErr w:type="spellStart"/>
+      <w:r>
+        <w:rPr>
+          <w:sz w:val="28"/>
+          <w:szCs w:val="28"/>
+        </w:rPr>
+        <w:t>inFile</w:t>
+      </w:r>
+      <w:proofErr w:type="spellEnd"/>
+      <w:r>
+        <w:rPr>
+          <w:sz w:val="28"/>
+          <w:szCs w:val="28"/>
+        </w:rPr>
+        <w:t xml:space="preserve">, </w:t>
+      </w:r>
+      <w:proofErr w:type="spellStart"/>
+      <w:r>
+        <w:rPr>
+          <w:sz w:val="28"/>
+          <w:szCs w:val="28"/>
+        </w:rPr>
+        <w:t>line</w:t>
+      </w:r>
+      <w:proofErr w:type="spellEnd"/>
+      <w:r>
+        <w:rPr>
+          <w:sz w:val="28"/>
+          <w:szCs w:val="28"/>
+        </w:rPr>
+        <w:t>)) {</w:t>
+      </w:r>
+    </w:p>
+    <w:p>
+      <w:pPr>
+        <w:spacing w:after="160" w:line="259" w:lineRule="auto"/>
+        <w:rPr>
+          <w:sz w:val="28"/>
+          <w:szCs w:val="28"/>
+        </w:rPr>
+      </w:pPr>
+      <w:r>
+        <w:rPr>
+          <w:sz w:val="28"/>
+          <w:szCs w:val="28"/>
+        </w:rPr>
+        <w:t xml:space="preserve">        </w:t>
+      </w:r>
+      <w:proofErr w:type="spellStart"/>
+      <w:r>
+        <w:rPr>
+          <w:sz w:val="28"/>
+          <w:szCs w:val="28"/>
+        </w:rPr>
+        <w:t>if</w:t>
+      </w:r>
+      <w:proofErr w:type="spellEnd"/>
+      <w:r>
+        <w:rPr>
+          <w:sz w:val="28"/>
+          <w:szCs w:val="28"/>
+        </w:rPr>
+        <w:t xml:space="preserve"> (</w:t>
+      </w:r>
+      <w:proofErr w:type="spellStart"/>
+      <w:r>
+        <w:rPr>
+          <w:sz w:val="28"/>
+          <w:szCs w:val="28"/>
+        </w:rPr>
+        <w:t>line.empty</w:t>
+      </w:r>
+      <w:proofErr w:type="spellEnd"/>
+      <w:r>
+        <w:rPr>
+          <w:sz w:val="28"/>
+          <w:szCs w:val="28"/>
+        </w:rPr>
+        <w:t xml:space="preserve">()) </w:t>
+      </w:r>
+      <w:proofErr w:type="spellStart"/>
+      <w:r>
+        <w:rPr>
+          <w:sz w:val="28"/>
+          <w:szCs w:val="28"/>
+        </w:rPr>
+        <w:t>continue</w:t>
+      </w:r>
+      <w:proofErr w:type="spellEnd"/>
+      <w:r>
+        <w:rPr>
+          <w:sz w:val="28"/>
+          <w:szCs w:val="28"/>
+        </w:rPr>
+        <w:t>;</w:t>
+      </w:r>
+    </w:p>
+    <w:p>
+      <w:pPr>
+        <w:spacing w:after="160" w:line="259" w:lineRule="auto"/>
+        <w:rPr>
+          <w:sz w:val="28"/>
+          <w:szCs w:val="28"/>
+        </w:rPr>
+      </w:pPr>
+    </w:p>
+    <w:p>
+      <w:pPr>
+        <w:spacing w:after="160" w:line="259" w:lineRule="auto"/>
+        <w:rPr>
+          <w:sz w:val="28"/>
+          <w:szCs w:val="28"/>
+        </w:rPr>
+      </w:pPr>
+      <w:r>
+        <w:rPr>
+          <w:sz w:val="28"/>
+          <w:szCs w:val="28"/>
+        </w:rPr>
+        <w:t xml:space="preserve">        </w:t>
+      </w:r>
+      <w:proofErr w:type="spellStart"/>
+      <w:r>
+        <w:rPr>
+          <w:sz w:val="28"/>
+          <w:szCs w:val="28"/>
+        </w:rPr>
+        <w:t>std</w:t>
+      </w:r>
+      <w:proofErr w:type="spellEnd"/>
+      <w:r>
+        <w:rPr>
+          <w:sz w:val="28"/>
+          <w:szCs w:val="28"/>
+        </w:rPr>
+        <w:t>::</w:t>
+      </w:r>
+      <w:proofErr w:type="spellStart"/>
+      <w:r>
+        <w:rPr>
+          <w:sz w:val="28"/>
+          <w:szCs w:val="28"/>
+        </w:rPr>
+        <w:t>stringstream</w:t>
+      </w:r>
+      <w:proofErr w:type="spellEnd"/>
+      <w:r>
+        <w:rPr>
+          <w:sz w:val="28"/>
+          <w:szCs w:val="28"/>
+        </w:rPr>
+        <w:t xml:space="preserve"> </w:t>
+      </w:r>
+      <w:proofErr w:type="spellStart"/>
+      <w:r>
+        <w:rPr>
+          <w:sz w:val="28"/>
+          <w:szCs w:val="28"/>
+        </w:rPr>
+        <w:t>ss</w:t>
+      </w:r>
+      <w:proofErr w:type="spellEnd"/>
+      <w:r>
+        <w:rPr>
+          <w:sz w:val="28"/>
+          <w:szCs w:val="28"/>
+        </w:rPr>
+        <w:t>(</w:t>
+      </w:r>
+      <w:proofErr w:type="spellStart"/>
+      <w:r>
+        <w:rPr>
+          <w:sz w:val="28"/>
+          <w:szCs w:val="28"/>
+        </w:rPr>
+        <w:t>line</w:t>
+      </w:r>
+      <w:proofErr w:type="spellEnd"/>
+      <w:r>
+        <w:rPr>
+          <w:sz w:val="28"/>
+          <w:szCs w:val="28"/>
+        </w:rPr>
+        <w:t>);</w:t>
+      </w:r>
+    </w:p>
+    <w:p>
+      <w:pPr>
+        <w:spacing w:after="160" w:line="259" w:lineRule="auto"/>
+        <w:rPr>
+          <w:sz w:val="28"/>
+          <w:szCs w:val="28"/>
+        </w:rPr>
+      </w:pPr>
+      <w:r>
+        <w:rPr>
+          <w:sz w:val="28"/>
+          <w:szCs w:val="28"/>
+        </w:rPr>
+        <w:t xml:space="preserve">        </w:t>
+      </w:r>
+      <w:proofErr w:type="spellStart"/>
+      <w:r>
+        <w:rPr>
+          <w:sz w:val="28"/>
+          <w:szCs w:val="28"/>
+        </w:rPr>
+        <w:t>std</w:t>
+      </w:r>
+      <w:proofErr w:type="spellEnd"/>
+      <w:r>
+        <w:rPr>
+          <w:sz w:val="28"/>
+          <w:szCs w:val="28"/>
+        </w:rPr>
+        <w:t>::</w:t>
+      </w:r>
+      <w:proofErr w:type="spellStart"/>
+      <w:r>
+        <w:rPr>
+          <w:sz w:val="28"/>
+          <w:szCs w:val="28"/>
+        </w:rPr>
+        <w:t>string</w:t>
+      </w:r>
+      <w:proofErr w:type="spellEnd"/>
+      <w:r>
+        <w:rPr>
+          <w:sz w:val="28"/>
+          <w:szCs w:val="28"/>
+        </w:rPr>
+        <w:t xml:space="preserve"> </w:t>
+      </w:r>
+      <w:proofErr w:type="spellStart"/>
+      <w:r>
+        <w:rPr>
+          <w:sz w:val="28"/>
+          <w:szCs w:val="28"/>
+        </w:rPr>
+        <w:t>tc_id</w:t>
+      </w:r>
+      <w:proofErr w:type="spellEnd"/>
+      <w:r>
+        <w:rPr>
+          <w:sz w:val="28"/>
+          <w:szCs w:val="28"/>
+        </w:rPr>
+        <w:t xml:space="preserve">, </w:t>
+      </w:r>
+      <w:proofErr w:type="spellStart"/>
+      <w:r>
+        <w:rPr>
+          <w:sz w:val="28"/>
+          <w:szCs w:val="28"/>
+        </w:rPr>
+        <w:t>radius_str</w:t>
+      </w:r>
+      <w:proofErr w:type="spellEnd"/>
+      <w:r>
+        <w:rPr>
+          <w:sz w:val="28"/>
+          <w:szCs w:val="28"/>
+        </w:rPr>
+        <w:t xml:space="preserve">, </w:t>
+      </w:r>
+      <w:proofErr w:type="spellStart"/>
+      <w:r>
+        <w:rPr>
+          <w:sz w:val="28"/>
+          <w:szCs w:val="28"/>
+        </w:rPr>
+        <w:t>expected_str</w:t>
+      </w:r>
+      <w:proofErr w:type="spellEnd"/>
+      <w:r>
+        <w:rPr>
+          <w:sz w:val="28"/>
+          <w:szCs w:val="28"/>
+        </w:rPr>
+        <w:t>;</w:t>
+      </w:r>
+    </w:p>
+    <w:p>
+      <w:pPr>
+        <w:spacing w:after="160" w:line="259" w:lineRule="auto"/>
+        <w:rPr>
+          <w:sz w:val="28"/>
+          <w:szCs w:val="28"/>
+        </w:rPr>
+      </w:pPr>
+    </w:p>
+    <w:p>
+      <w:pPr>
+        <w:spacing w:after="160" w:line="259" w:lineRule="auto"/>
+        <w:rPr>
+          <w:sz w:val="28"/>
+          <w:szCs w:val="28"/>
+        </w:rPr>
+      </w:pPr>
+      <w:r>
+        <w:rPr>
+          <w:sz w:val="28"/>
+          <w:szCs w:val="28"/>
+        </w:rPr>
+        <w:t xml:space="preserve">        </w:t>
+      </w:r>
+      <w:proofErr w:type="spellStart"/>
+      <w:r>
+        <w:rPr>
+          <w:sz w:val="28"/>
+          <w:szCs w:val="28"/>
+        </w:rPr>
+        <w:t>std</w:t>
+      </w:r>
+      <w:proofErr w:type="spellEnd"/>
+      <w:r>
+        <w:rPr>
+          <w:sz w:val="28"/>
+          <w:szCs w:val="28"/>
+        </w:rPr>
+        <w:t>::</w:t>
+      </w:r>
+      <w:proofErr w:type="spellStart"/>
+      <w:r>
+        <w:rPr>
+          <w:sz w:val="28"/>
+          <w:szCs w:val="28"/>
+        </w:rPr>
+        <w:t>getline</w:t>
+      </w:r>
+      <w:proofErr w:type="spellEnd"/>
+      <w:r>
+        <w:rPr>
+          <w:sz w:val="28"/>
+          <w:szCs w:val="28"/>
+        </w:rPr>
+        <w:t>(</w:t>
+      </w:r>
+      <w:proofErr w:type="spellStart"/>
+      <w:r>
+        <w:rPr>
+          <w:sz w:val="28"/>
+          <w:szCs w:val="28"/>
+        </w:rPr>
+        <w:t>ss</w:t>
+      </w:r>
+      <w:proofErr w:type="spellEnd"/>
+      <w:r>
+        <w:rPr>
+          <w:sz w:val="28"/>
+          <w:szCs w:val="28"/>
+        </w:rPr>
+        <w:t xml:space="preserve">, </w:t>
+      </w:r>
+      <w:proofErr w:type="spellStart"/>
+      <w:r>
+        <w:rPr>
+          <w:sz w:val="28"/>
+          <w:szCs w:val="28"/>
+        </w:rPr>
+        <w:t>tc_id</w:t>
+      </w:r>
+      <w:proofErr w:type="spellEnd"/>
+      <w:r>
+        <w:rPr>
+          <w:sz w:val="28"/>
+          <w:szCs w:val="28"/>
+        </w:rPr>
+        <w:t>, '|');</w:t>
+      </w:r>
+    </w:p>
+    <w:p>
+      <w:pPr>
+        <w:spacing w:after="160" w:line="259" w:lineRule="auto"/>
+        <w:rPr>
+          <w:sz w:val="28"/>
+          <w:szCs w:val="28"/>
+        </w:rPr>
+      </w:pPr>
+      <w:r>
+        <w:rPr>
+          <w:sz w:val="28"/>
+          <w:szCs w:val="28"/>
+        </w:rPr>
+        <w:t xml:space="preserve">        </w:t>
+      </w:r>
+      <w:proofErr w:type="spellStart"/>
+      <w:r>
+        <w:rPr>
+          <w:sz w:val="28"/>
+          <w:szCs w:val="28"/>
+        </w:rPr>
+        <w:t>std</w:t>
+      </w:r>
+      <w:proofErr w:type="spellEnd"/>
+      <w:r>
+        <w:rPr>
+          <w:sz w:val="28"/>
+          <w:szCs w:val="28"/>
+        </w:rPr>
+        <w:t>::</w:t>
+      </w:r>
+      <w:proofErr w:type="spellStart"/>
+      <w:r>
+        <w:rPr>
+          <w:sz w:val="28"/>
+          <w:szCs w:val="28"/>
+        </w:rPr>
+        <w:t>getline</w:t>
+      </w:r>
+      <w:proofErr w:type="spellEnd"/>
+      <w:r>
+        <w:rPr>
+          <w:sz w:val="28"/>
+          <w:szCs w:val="28"/>
+        </w:rPr>
+        <w:t>(</w:t>
+      </w:r>
+      <w:proofErr w:type="spellStart"/>
+      <w:r>
+        <w:rPr>
+          <w:sz w:val="28"/>
+          <w:szCs w:val="28"/>
+        </w:rPr>
+        <w:t>ss</w:t>
+      </w:r>
+      <w:proofErr w:type="spellEnd"/>
+      <w:r>
+        <w:rPr>
+          <w:sz w:val="28"/>
+          <w:szCs w:val="28"/>
+        </w:rPr>
+        <w:t xml:space="preserve">, </w:t>
+      </w:r>
+      <w:proofErr w:type="spellStart"/>
+      <w:r>
+        <w:rPr>
+          <w:sz w:val="28"/>
+          <w:szCs w:val="28"/>
+        </w:rPr>
+        <w:t>radius_str</w:t>
+      </w:r>
+      <w:proofErr w:type="spellEnd"/>
+      <w:r>
+        <w:rPr>
+          <w:sz w:val="28"/>
+          <w:szCs w:val="28"/>
+        </w:rPr>
+        <w:t>, '|');</w:t>
+      </w:r>
+    </w:p>
+    <w:p>
+      <w:pPr>
+        <w:spacing w:after="160" w:line="259" w:lineRule="auto"/>
+        <w:rPr>
+          <w:sz w:val="28"/>
+          <w:szCs w:val="28"/>
+        </w:rPr>
+      </w:pPr>
+      <w:r>
+        <w:rPr>
+          <w:sz w:val="28"/>
+          <w:szCs w:val="28"/>
+        </w:rPr>
+        <w:t xml:space="preserve">        </w:t>
+      </w:r>
+      <w:proofErr w:type="spellStart"/>
+      <w:r>
+        <w:rPr>
+          <w:sz w:val="28"/>
+          <w:szCs w:val="28"/>
+        </w:rPr>
+        <w:t>std</w:t>
+      </w:r>
+      <w:proofErr w:type="spellEnd"/>
+      <w:r>
+        <w:rPr>
+          <w:sz w:val="28"/>
+          <w:szCs w:val="28"/>
+        </w:rPr>
+        <w:t>::</w:t>
+      </w:r>
+      <w:proofErr w:type="spellStart"/>
+      <w:r>
+        <w:rPr>
+          <w:sz w:val="28"/>
+          <w:szCs w:val="28"/>
+        </w:rPr>
+        <w:t>getline</w:t>
+      </w:r>
+      <w:proofErr w:type="spellEnd"/>
+      <w:r>
+        <w:rPr>
+          <w:sz w:val="28"/>
+          <w:szCs w:val="28"/>
+        </w:rPr>
+        <w:t>(</w:t>
+      </w:r>
+      <w:proofErr w:type="spellStart"/>
+      <w:r>
+        <w:rPr>
+          <w:sz w:val="28"/>
+          <w:szCs w:val="28"/>
+        </w:rPr>
+        <w:t>ss</w:t>
+      </w:r>
+      <w:proofErr w:type="spellEnd"/>
+      <w:r>
+        <w:rPr>
+          <w:sz w:val="28"/>
+          <w:szCs w:val="28"/>
+        </w:rPr>
+        <w:t xml:space="preserve">, </w:t>
+      </w:r>
+      <w:proofErr w:type="spellStart"/>
+      <w:r>
+        <w:rPr>
+          <w:sz w:val="28"/>
+          <w:szCs w:val="28"/>
+        </w:rPr>
+        <w:t>expected_str</w:t>
+      </w:r>
+      <w:proofErr w:type="spellEnd"/>
+      <w:r>
+        <w:rPr>
+          <w:sz w:val="28"/>
+          <w:szCs w:val="28"/>
+        </w:rPr>
+        <w:t>, '|');</w:t>
+      </w:r>
+    </w:p>
+    <w:p>
+      <w:pPr>
+        <w:spacing w:after="160" w:line="259" w:lineRule="auto"/>
+        <w:rPr>
+          <w:sz w:val="28"/>
+          <w:szCs w:val="28"/>
+        </w:rPr>
+      </w:pPr>
+    </w:p>
+    <w:p>
+      <w:pPr>
+        <w:spacing w:after="160" w:line="259" w:lineRule="auto"/>
+        <w:rPr>
+          <w:sz w:val="28"/>
+          <w:szCs w:val="28"/>
+        </w:rPr>
+      </w:pPr>
+      <w:r>
+        <w:rPr>
+          <w:sz w:val="28"/>
+          <w:szCs w:val="28"/>
+        </w:rPr>
+        <w:t xml:space="preserve">        </w:t>
+      </w:r>
+      <w:proofErr w:type="spellStart"/>
+      <w:r>
+        <w:rPr>
+          <w:sz w:val="28"/>
+          <w:szCs w:val="28"/>
+        </w:rPr>
+        <w:t>double</w:t>
+      </w:r>
+      <w:proofErr w:type="spellEnd"/>
+      <w:r>
+        <w:rPr>
+          <w:sz w:val="28"/>
+          <w:szCs w:val="28"/>
+        </w:rPr>
+        <w:t xml:space="preserve"> </w:t>
+      </w:r>
+      <w:proofErr w:type="spellStart"/>
+      <w:r>
+        <w:rPr>
+          <w:sz w:val="28"/>
+          <w:szCs w:val="28"/>
+        </w:rPr>
+        <w:t>radius</w:t>
+      </w:r>
+      <w:proofErr w:type="spellEnd"/>
+      <w:r>
+        <w:rPr>
+          <w:sz w:val="28"/>
+          <w:szCs w:val="28"/>
+        </w:rPr>
+        <w:t xml:space="preserve"> = </w:t>
+      </w:r>
+      <w:proofErr w:type="spellStart"/>
+      <w:r>
+        <w:rPr>
+          <w:sz w:val="28"/>
+          <w:szCs w:val="28"/>
+        </w:rPr>
+        <w:t>std</w:t>
+      </w:r>
+      <w:proofErr w:type="spellEnd"/>
+      <w:r>
+        <w:rPr>
+          <w:sz w:val="28"/>
+          <w:szCs w:val="28"/>
+        </w:rPr>
+        <w:t>::</w:t>
+      </w:r>
+      <w:proofErr w:type="spellStart"/>
+      <w:r>
+        <w:rPr>
+          <w:sz w:val="28"/>
+          <w:szCs w:val="28"/>
+        </w:rPr>
+        <w:t>stod</w:t>
+      </w:r>
+      <w:proofErr w:type="spellEnd"/>
+      <w:r>
+        <w:rPr>
+          <w:sz w:val="28"/>
+          <w:szCs w:val="28"/>
+        </w:rPr>
+        <w:t>(</w:t>
+      </w:r>
+      <w:proofErr w:type="spellStart"/>
+      <w:r>
+        <w:rPr>
+          <w:sz w:val="28"/>
+          <w:szCs w:val="28"/>
+        </w:rPr>
+        <w:t>radius_str</w:t>
+      </w:r>
+      <w:proofErr w:type="spellEnd"/>
+      <w:r>
+        <w:rPr>
+          <w:sz w:val="28"/>
+          <w:szCs w:val="28"/>
+        </w:rPr>
+        <w:t>);</w:t>
+      </w:r>
+    </w:p>
+    <w:p>
+      <w:pPr>
+        <w:spacing w:after="160" w:line="259" w:lineRule="auto"/>
+        <w:rPr>
+          <w:sz w:val="28"/>
+          <w:szCs w:val="28"/>
+        </w:rPr>
+      </w:pPr>
+      <w:r>
+        <w:rPr>
+          <w:sz w:val="28"/>
+          <w:szCs w:val="28"/>
+        </w:rPr>
+        <w:t xml:space="preserve">        </w:t>
+      </w:r>
+      <w:proofErr w:type="spellStart"/>
+      <w:r>
+        <w:rPr>
+          <w:sz w:val="28"/>
+          <w:szCs w:val="28"/>
+        </w:rPr>
+        <w:t>double</w:t>
+      </w:r>
+      <w:proofErr w:type="spellEnd"/>
+      <w:r>
+        <w:rPr>
+          <w:sz w:val="28"/>
+          <w:szCs w:val="28"/>
+        </w:rPr>
+        <w:t xml:space="preserve"> </w:t>
+      </w:r>
+      <w:proofErr w:type="spellStart"/>
+      <w:r>
+        <w:rPr>
+          <w:sz w:val="28"/>
+          <w:szCs w:val="28"/>
+        </w:rPr>
+        <w:t>expected_result</w:t>
+      </w:r>
+      <w:proofErr w:type="spellEnd"/>
+      <w:r>
+        <w:rPr>
+          <w:sz w:val="28"/>
+          <w:szCs w:val="28"/>
+        </w:rPr>
+        <w:t xml:space="preserve"> = </w:t>
+      </w:r>
+      <w:proofErr w:type="spellStart"/>
+      <w:r>
+        <w:rPr>
+          <w:sz w:val="28"/>
+          <w:szCs w:val="28"/>
+        </w:rPr>
+        <w:t>std</w:t>
+      </w:r>
+      <w:proofErr w:type="spellEnd"/>
+      <w:r>
+        <w:rPr>
+          <w:sz w:val="28"/>
+          <w:szCs w:val="28"/>
+        </w:rPr>
+        <w:t>::</w:t>
+      </w:r>
+      <w:proofErr w:type="spellStart"/>
+      <w:r>
+        <w:rPr>
+          <w:sz w:val="28"/>
+          <w:szCs w:val="28"/>
+        </w:rPr>
+        <w:t>stod</w:t>
+      </w:r>
+      <w:proofErr w:type="spellEnd"/>
+      <w:r>
+        <w:rPr>
+          <w:sz w:val="28"/>
+          <w:szCs w:val="28"/>
+        </w:rPr>
+        <w:t>(</w:t>
+      </w:r>
+      <w:proofErr w:type="spellStart"/>
+      <w:r>
+        <w:rPr>
+          <w:sz w:val="28"/>
+          <w:szCs w:val="28"/>
+        </w:rPr>
+        <w:t>expected_str</w:t>
+      </w:r>
+      <w:proofErr w:type="spellEnd"/>
+      <w:r>
+        <w:rPr>
+          <w:sz w:val="28"/>
+          <w:szCs w:val="28"/>
+        </w:rPr>
+        <w:t>);</w:t>
+      </w:r>
+    </w:p>
+    <w:p>
+      <w:pPr>
+        <w:spacing w:after="160" w:line="259" w:lineRule="auto"/>
+        <w:rPr>
+          <w:sz w:val="28"/>
+          <w:szCs w:val="28"/>
+        </w:rPr>
+      </w:pPr>
+    </w:p>
+    <w:p>
+      <w:pPr>
+        <w:spacing w:after="160" w:line="259" w:lineRule="auto"/>
+        <w:rPr>
+          <w:sz w:val="28"/>
+          <w:szCs w:val="28"/>
+        </w:rPr>
+      </w:pPr>
+      <w:r>
+        <w:rPr>
+          <w:sz w:val="28"/>
+          <w:szCs w:val="28"/>
+        </w:rPr>
+        <w:t xml:space="preserve">        </w:t>
+      </w:r>
+      <w:proofErr w:type="spellStart"/>
+      <w:r>
+        <w:rPr>
+          <w:sz w:val="28"/>
+          <w:szCs w:val="28"/>
+        </w:rPr>
+        <w:t>std</w:t>
+      </w:r>
+      <w:proofErr w:type="spellEnd"/>
+      <w:r>
+        <w:rPr>
+          <w:sz w:val="28"/>
+          <w:szCs w:val="28"/>
+        </w:rPr>
+        <w:t>::</w:t>
+      </w:r>
+      <w:proofErr w:type="spellStart"/>
+      <w:r>
+        <w:rPr>
+          <w:sz w:val="28"/>
+          <w:szCs w:val="28"/>
+        </w:rPr>
+        <w:t>string</w:t>
+      </w:r>
+      <w:proofErr w:type="spellEnd"/>
+      <w:r>
+        <w:rPr>
+          <w:sz w:val="28"/>
+          <w:szCs w:val="28"/>
+        </w:rPr>
+        <w:t xml:space="preserve"> </w:t>
+      </w:r>
+      <w:proofErr w:type="spellStart"/>
+      <w:r>
+        <w:rPr>
+          <w:sz w:val="28"/>
+          <w:szCs w:val="28"/>
+        </w:rPr>
+        <w:t>action</w:t>
+      </w:r>
+      <w:proofErr w:type="spellEnd"/>
+      <w:r>
+        <w:rPr>
+          <w:sz w:val="28"/>
+          <w:szCs w:val="28"/>
+        </w:rPr>
+        <w:t xml:space="preserve"> = "</w:t>
+      </w:r>
+      <w:proofErr w:type="spellStart"/>
+      <w:r>
+        <w:rPr>
+          <w:sz w:val="28"/>
+          <w:szCs w:val="28"/>
+        </w:rPr>
+        <w:t>Create</w:t>
+      </w:r>
+      <w:proofErr w:type="spellEnd"/>
+      <w:r>
+        <w:rPr>
+          <w:sz w:val="28"/>
+          <w:szCs w:val="28"/>
+        </w:rPr>
+        <w:t xml:space="preserve"> </w:t>
+      </w:r>
+      <w:proofErr w:type="spellStart"/>
+      <w:r>
+        <w:rPr>
+          <w:sz w:val="28"/>
+          <w:szCs w:val="28"/>
+        </w:rPr>
+        <w:t>Object</w:t>
+      </w:r>
+      <w:proofErr w:type="spellEnd"/>
+      <w:r>
+        <w:rPr>
+          <w:sz w:val="28"/>
+          <w:szCs w:val="28"/>
+        </w:rPr>
+        <w:t xml:space="preserve"> &amp; </w:t>
+      </w:r>
+      <w:proofErr w:type="spellStart"/>
+      <w:r>
+        <w:rPr>
+          <w:sz w:val="28"/>
+          <w:szCs w:val="28"/>
+        </w:rPr>
+        <w:t>setRadius</w:t>
+      </w:r>
+      <w:proofErr w:type="spellEnd"/>
+      <w:r>
+        <w:rPr>
+          <w:sz w:val="28"/>
+          <w:szCs w:val="28"/>
+        </w:rPr>
+        <w:t xml:space="preserve">(" + </w:t>
+      </w:r>
+      <w:proofErr w:type="spellStart"/>
+      <w:r>
+        <w:rPr>
+          <w:sz w:val="28"/>
+          <w:szCs w:val="28"/>
+        </w:rPr>
+        <w:t>radius_str</w:t>
+      </w:r>
+      <w:proofErr w:type="spellEnd"/>
+      <w:r>
+        <w:rPr>
+          <w:sz w:val="28"/>
+          <w:szCs w:val="28"/>
+        </w:rPr>
+        <w:t xml:space="preserve"> + ")";</w:t>
+      </w:r>
+    </w:p>
+    <w:p>
+      <w:pPr>
+        <w:spacing w:after="160" w:line="259" w:lineRule="auto"/>
+        <w:rPr>
+          <w:sz w:val="28"/>
+          <w:szCs w:val="28"/>
+        </w:rPr>
+      </w:pPr>
+      <w:r>
+        <w:rPr>
+          <w:sz w:val="28"/>
+          <w:szCs w:val="28"/>
+        </w:rPr>
+        <w:t xml:space="preserve">        </w:t>
+      </w:r>
+      <w:proofErr w:type="spellStart"/>
+      <w:r>
+        <w:rPr>
+          <w:sz w:val="28"/>
+          <w:szCs w:val="28"/>
+        </w:rPr>
+        <w:t>std</w:t>
+      </w:r>
+      <w:proofErr w:type="spellEnd"/>
+      <w:r>
+        <w:rPr>
+          <w:sz w:val="28"/>
+          <w:szCs w:val="28"/>
+        </w:rPr>
+        <w:t>::</w:t>
+      </w:r>
+      <w:proofErr w:type="spellStart"/>
+      <w:r>
+        <w:rPr>
+          <w:sz w:val="28"/>
+          <w:szCs w:val="28"/>
+        </w:rPr>
+        <w:t>string</w:t>
+      </w:r>
+      <w:proofErr w:type="spellEnd"/>
+      <w:r>
+        <w:rPr>
+          <w:sz w:val="28"/>
+          <w:szCs w:val="28"/>
+        </w:rPr>
+        <w:t xml:space="preserve"> </w:t>
+      </w:r>
+      <w:proofErr w:type="spellStart"/>
+      <w:r>
+        <w:rPr>
+          <w:sz w:val="28"/>
+          <w:szCs w:val="28"/>
+        </w:rPr>
+        <w:t>test_result</w:t>
+      </w:r>
+      <w:proofErr w:type="spellEnd"/>
+      <w:r>
+        <w:rPr>
+          <w:sz w:val="28"/>
+          <w:szCs w:val="28"/>
+        </w:rPr>
+        <w:t xml:space="preserve"> = "FAILED";</w:t>
+      </w:r>
+    </w:p>
+    <w:p>
+      <w:pPr>
+        <w:spacing w:after="160" w:line="259" w:lineRule="auto"/>
+        <w:rPr>
+          <w:sz w:val="28"/>
+          <w:szCs w:val="28"/>
+        </w:rPr>
+      </w:pPr>
+    </w:p>
+    <w:p>
+      <w:pPr>
+        <w:spacing w:after="160" w:line="259" w:lineRule="auto"/>
+        <w:rPr>
+          <w:sz w:val="28"/>
+          <w:szCs w:val="28"/>
+        </w:rPr>
+      </w:pPr>
+      <w:r>
+        <w:rPr>
+          <w:sz w:val="28"/>
+          <w:szCs w:val="28"/>
+        </w:rPr>
+        <w:t xml:space="preserve">        </w:t>
+      </w:r>
+      <w:proofErr w:type="spellStart"/>
+      <w:r>
+        <w:rPr>
+          <w:sz w:val="28"/>
+          <w:szCs w:val="28"/>
+        </w:rPr>
+        <w:t>try</w:t>
+      </w:r>
+      <w:proofErr w:type="spellEnd"/>
+      <w:r>
+        <w:rPr>
+          <w:sz w:val="28"/>
+          <w:szCs w:val="28"/>
+        </w:rPr>
+        <w:t xml:space="preserve"> {</w:t>
+      </w:r>
+    </w:p>
+    <w:p>
+      <w:pPr>
+        <w:spacing w:after="160" w:line="259" w:lineRule="auto"/>
+        <w:rPr>
+          <w:sz w:val="28"/>
+          <w:szCs w:val="28"/>
+        </w:rPr>
+      </w:pPr>
+      <w:r>
+        <w:rPr>
+          <w:sz w:val="28"/>
+          <w:szCs w:val="28"/>
+        </w:rPr>
+        <w:t xml:space="preserve">            ClassLab12_Primak </w:t>
+      </w:r>
+      <w:proofErr w:type="spellStart"/>
+      <w:r>
+        <w:rPr>
+          <w:sz w:val="28"/>
+          <w:szCs w:val="28"/>
+        </w:rPr>
+        <w:t>sphere</w:t>
+      </w:r>
+      <w:proofErr w:type="spellEnd"/>
+      <w:r>
+        <w:rPr>
+          <w:sz w:val="28"/>
+          <w:szCs w:val="28"/>
+        </w:rPr>
+        <w:t>(</w:t>
+      </w:r>
+      <w:proofErr w:type="spellStart"/>
+      <w:r>
+        <w:rPr>
+          <w:sz w:val="28"/>
+          <w:szCs w:val="28"/>
+        </w:rPr>
+        <w:t>radius</w:t>
+      </w:r>
+      <w:proofErr w:type="spellEnd"/>
+      <w:r>
+        <w:rPr>
+          <w:sz w:val="28"/>
+          <w:szCs w:val="28"/>
+        </w:rPr>
+        <w:t>);</w:t>
+      </w:r>
+    </w:p>
+    <w:p>
+      <w:pPr>
+        <w:spacing w:after="160" w:line="259" w:lineRule="auto"/>
+        <w:rPr>
+          <w:sz w:val="28"/>
+          <w:szCs w:val="28"/>
+        </w:rPr>
+      </w:pPr>
+      <w:r>
+        <w:rPr>
+          <w:sz w:val="28"/>
+          <w:szCs w:val="28"/>
+        </w:rPr>
+        <w:t xml:space="preserve">            </w:t>
+      </w:r>
+      <w:proofErr w:type="spellStart"/>
+      <w:r>
+        <w:rPr>
+          <w:sz w:val="28"/>
+          <w:szCs w:val="28"/>
+        </w:rPr>
+        <w:t>double</w:t>
+      </w:r>
+      <w:proofErr w:type="spellEnd"/>
+      <w:r>
+        <w:rPr>
+          <w:sz w:val="28"/>
+          <w:szCs w:val="28"/>
+        </w:rPr>
+        <w:t xml:space="preserve"> </w:t>
+      </w:r>
+      <w:proofErr w:type="spellStart"/>
+      <w:r>
+        <w:rPr>
+          <w:sz w:val="28"/>
+          <w:szCs w:val="28"/>
+        </w:rPr>
+        <w:t>actual_result</w:t>
+      </w:r>
+      <w:proofErr w:type="spellEnd"/>
+      <w:r>
+        <w:rPr>
+          <w:sz w:val="28"/>
+          <w:szCs w:val="28"/>
+        </w:rPr>
+        <w:t xml:space="preserve"> = </w:t>
+      </w:r>
+      <w:proofErr w:type="spellStart"/>
+      <w:r>
+        <w:rPr>
+          <w:sz w:val="28"/>
+          <w:szCs w:val="28"/>
+        </w:rPr>
+        <w:t>sphere.calculateSurfaceArea</w:t>
+      </w:r>
+      <w:proofErr w:type="spellEnd"/>
+      <w:r>
+        <w:rPr>
+          <w:sz w:val="28"/>
+          <w:szCs w:val="28"/>
+        </w:rPr>
+        <w:t>();</w:t>
+      </w:r>
+    </w:p>
+    <w:p>
+      <w:pPr>
+        <w:spacing w:after="160" w:line="259" w:lineRule="auto"/>
+        <w:rPr>
+          <w:sz w:val="28"/>
+          <w:szCs w:val="28"/>
+        </w:rPr>
+      </w:pPr>
+    </w:p>
+    <w:p>
+      <w:pPr>
+        <w:spacing w:after="160" w:line="259" w:lineRule="auto"/>
+        <w:rPr>
+          <w:sz w:val="28"/>
+          <w:szCs w:val="28"/>
+        </w:rPr>
+      </w:pPr>
+      <w:r>
+        <w:rPr>
+          <w:sz w:val="28"/>
+          <w:szCs w:val="28"/>
+        </w:rPr>
+        <w:t xml:space="preserve">            </w:t>
+      </w:r>
+      <w:proofErr w:type="spellStart"/>
+      <w:r>
+        <w:rPr>
+          <w:sz w:val="28"/>
+          <w:szCs w:val="28"/>
+        </w:rPr>
+        <w:t>if</w:t>
+      </w:r>
+      <w:proofErr w:type="spellEnd"/>
+      <w:r>
+        <w:rPr>
+          <w:sz w:val="28"/>
+          <w:szCs w:val="28"/>
+        </w:rPr>
+        <w:t xml:space="preserve"> (</w:t>
+      </w:r>
+      <w:proofErr w:type="spellStart"/>
+      <w:r>
+        <w:rPr>
+          <w:sz w:val="28"/>
+          <w:szCs w:val="28"/>
+        </w:rPr>
+        <w:t>std</w:t>
+      </w:r>
+      <w:proofErr w:type="spellEnd"/>
+      <w:r>
+        <w:rPr>
+          <w:sz w:val="28"/>
+          <w:szCs w:val="28"/>
+        </w:rPr>
+        <w:t>::</w:t>
+      </w:r>
+      <w:proofErr w:type="spellStart"/>
+      <w:r>
+        <w:rPr>
+          <w:sz w:val="28"/>
+          <w:szCs w:val="28"/>
+        </w:rPr>
+        <w:t>abs</w:t>
+      </w:r>
+      <w:proofErr w:type="spellEnd"/>
+      <w:r>
+        <w:rPr>
+          <w:sz w:val="28"/>
+          <w:szCs w:val="28"/>
+        </w:rPr>
+        <w:t>(</w:t>
+      </w:r>
+      <w:proofErr w:type="spellStart"/>
+      <w:r>
+        <w:rPr>
+          <w:sz w:val="28"/>
+          <w:szCs w:val="28"/>
+        </w:rPr>
+        <w:t>actual_result</w:t>
+      </w:r>
+      <w:proofErr w:type="spellEnd"/>
+      <w:r>
+        <w:rPr>
+          <w:sz w:val="28"/>
+          <w:szCs w:val="28"/>
+        </w:rPr>
+        <w:t xml:space="preserve"> - </w:t>
+      </w:r>
+      <w:proofErr w:type="spellStart"/>
+      <w:r>
+        <w:rPr>
+          <w:sz w:val="28"/>
+          <w:szCs w:val="28"/>
+        </w:rPr>
+        <w:t>expected_result</w:t>
+      </w:r>
+      <w:proofErr w:type="spellEnd"/>
+      <w:r>
+        <w:rPr>
+          <w:sz w:val="28"/>
+          <w:szCs w:val="28"/>
+        </w:rPr>
+        <w:t>) &lt; 1e-4) {</w:t>
+      </w:r>
+    </w:p>
+    <w:p>
+      <w:pPr>
+        <w:spacing w:after="160" w:line="259" w:lineRule="auto"/>
+        <w:rPr>
+          <w:sz w:val="28"/>
+          <w:szCs w:val="28"/>
+        </w:rPr>
+      </w:pPr>
+      <w:r>
+        <w:rPr>
+          <w:sz w:val="28"/>
+          <w:szCs w:val="28"/>
+        </w:rPr>
+        <w:t xml:space="preserve">                </w:t>
+      </w:r>
+      <w:proofErr w:type="spellStart"/>
+      <w:r>
+        <w:rPr>
+          <w:sz w:val="28"/>
+          <w:szCs w:val="28"/>
+        </w:rPr>
+        <w:t>test_result</w:t>
+      </w:r>
+      <w:proofErr w:type="spellEnd"/>
+      <w:r>
+        <w:rPr>
+          <w:sz w:val="28"/>
+          <w:szCs w:val="28"/>
+        </w:rPr>
+        <w:t xml:space="preserve"> = "PASSED";</w:t>
+      </w:r>
+    </w:p>
+    <w:p>
+      <w:pPr>
+        <w:spacing w:after="160" w:line="259" w:lineRule="auto"/>
+        <w:rPr>
+          <w:sz w:val="28"/>
+          <w:szCs w:val="28"/>
+        </w:rPr>
+      </w:pPr>
+      <w:r>
+        <w:rPr>
+          <w:sz w:val="28"/>
+          <w:szCs w:val="28"/>
+        </w:rPr>
+        <w:t xml:space="preserve">            }</w:t>
+      </w:r>
+    </w:p>
+    <w:p>
+      <w:pPr>
+        <w:spacing w:after="160" w:line="259" w:lineRule="auto"/>
+        <w:rPr>
+          <w:sz w:val="28"/>
+          <w:szCs w:val="28"/>
+        </w:rPr>
+      </w:pPr>
+      <w:r>
+        <w:rPr>
+          <w:sz w:val="28"/>
+          <w:szCs w:val="28"/>
+        </w:rPr>
+        <w:t xml:space="preserve">        } </w:t>
+      </w:r>
+      <w:proofErr w:type="spellStart"/>
+      <w:r>
+        <w:rPr>
+          <w:sz w:val="28"/>
+          <w:szCs w:val="28"/>
+        </w:rPr>
+        <w:t>catch</w:t>
+      </w:r>
+      <w:proofErr w:type="spellEnd"/>
+      <w:r>
+        <w:rPr>
+          <w:sz w:val="28"/>
+          <w:szCs w:val="28"/>
+        </w:rPr>
+        <w:t xml:space="preserve"> (</w:t>
+      </w:r>
+      <w:proofErr w:type="spellStart"/>
+      <w:r>
+        <w:rPr>
+          <w:sz w:val="28"/>
+          <w:szCs w:val="28"/>
+        </w:rPr>
+        <w:t>const</w:t>
+      </w:r>
+      <w:proofErr w:type="spellEnd"/>
+      <w:r>
+        <w:rPr>
+          <w:sz w:val="28"/>
+          <w:szCs w:val="28"/>
+        </w:rPr>
+        <w:t xml:space="preserve"> </w:t>
+      </w:r>
+      <w:proofErr w:type="spellStart"/>
+      <w:r>
+        <w:rPr>
+          <w:sz w:val="28"/>
+          <w:szCs w:val="28"/>
+        </w:rPr>
+        <w:t>std</w:t>
+      </w:r>
+      <w:proofErr w:type="spellEnd"/>
+      <w:r>
+        <w:rPr>
+          <w:sz w:val="28"/>
+          <w:szCs w:val="28"/>
+        </w:rPr>
+        <w:t>::</w:t>
+      </w:r>
+      <w:proofErr w:type="spellStart"/>
+      <w:r>
+        <w:rPr>
+          <w:sz w:val="28"/>
+          <w:szCs w:val="28"/>
+        </w:rPr>
+        <w:t>exception</w:t>
+      </w:r>
+      <w:proofErr w:type="spellEnd"/>
+      <w:r>
+        <w:rPr>
+          <w:sz w:val="28"/>
+          <w:szCs w:val="28"/>
+        </w:rPr>
+        <w:t>&amp; e) {</w:t>
+      </w:r>
+    </w:p>
+    <w:p>
+      <w:pPr>
+        <w:spacing w:after="160" w:line="259" w:lineRule="auto"/>
+        <w:rPr>
+          <w:sz w:val="28"/>
+          <w:szCs w:val="28"/>
+        </w:rPr>
+      </w:pPr>
+      <w:r>
+        <w:rPr>
+          <w:sz w:val="28"/>
+          <w:szCs w:val="28"/>
+        </w:rPr>
+        <w:t xml:space="preserve">            </w:t>
+      </w:r>
+      <w:proofErr w:type="spellStart"/>
+      <w:r>
+        <w:rPr>
+          <w:sz w:val="28"/>
+          <w:szCs w:val="28"/>
+        </w:rPr>
+        <w:t>test_result</w:t>
+      </w:r>
+      <w:proofErr w:type="spellEnd"/>
+      <w:r>
+        <w:rPr>
+          <w:sz w:val="28"/>
+          <w:szCs w:val="28"/>
+        </w:rPr>
+        <w:t xml:space="preserve"> = "ERROR (" + </w:t>
+      </w:r>
+      <w:proofErr w:type="spellStart"/>
+      <w:r>
+        <w:rPr>
+          <w:sz w:val="28"/>
+          <w:szCs w:val="28"/>
+        </w:rPr>
+        <w:t>std</w:t>
+      </w:r>
+      <w:proofErr w:type="spellEnd"/>
+      <w:r>
+        <w:rPr>
+          <w:sz w:val="28"/>
+          <w:szCs w:val="28"/>
+        </w:rPr>
+        <w:t>::</w:t>
+      </w:r>
+      <w:proofErr w:type="spellStart"/>
+      <w:r>
+        <w:rPr>
+          <w:sz w:val="28"/>
+          <w:szCs w:val="28"/>
+        </w:rPr>
+        <w:t>string</w:t>
+      </w:r>
+      <w:proofErr w:type="spellEnd"/>
+      <w:r>
+        <w:rPr>
+          <w:sz w:val="28"/>
+          <w:szCs w:val="28"/>
+        </w:rPr>
+        <w:t>(</w:t>
+      </w:r>
+      <w:proofErr w:type="spellStart"/>
+      <w:r>
+        <w:rPr>
+          <w:sz w:val="28"/>
+          <w:szCs w:val="28"/>
+        </w:rPr>
+        <w:t>e.what</w:t>
+      </w:r>
+      <w:proofErr w:type="spellEnd"/>
+      <w:r>
+        <w:rPr>
+          <w:sz w:val="28"/>
+          <w:szCs w:val="28"/>
+        </w:rPr>
+        <w:t>()) + ")";</w:t>
+      </w:r>
+    </w:p>
+    <w:p>
+      <w:pPr>
+        <w:spacing w:after="160" w:line="259" w:lineRule="auto"/>
+        <w:rPr>
+          <w:sz w:val="28"/>
+          <w:szCs w:val="28"/>
+        </w:rPr>
+      </w:pPr>
+      <w:r>
+        <w:rPr>
+          <w:sz w:val="28"/>
+          <w:szCs w:val="28"/>
+        </w:rPr>
+        <w:t xml:space="preserve">        }</w:t>
+      </w:r>
+    </w:p>
+    <w:p>
+      <w:pPr>
+        <w:spacing w:after="160" w:line="259" w:lineRule="auto"/>
+        <w:rPr>
+          <w:sz w:val="28"/>
+          <w:szCs w:val="28"/>
+        </w:rPr>
+      </w:pPr>
+    </w:p>
+    <w:p>
+      <w:pPr>
+        <w:spacing w:after="160" w:line="259" w:lineRule="auto"/>
+        <w:rPr>
+          <w:sz w:val="28"/>
+          <w:szCs w:val="28"/>
+        </w:rPr>
+      </w:pPr>
+      <w:r>
+        <w:rPr>
+          <w:sz w:val="28"/>
+          <w:szCs w:val="28"/>
+        </w:rPr>
+        <w:t xml:space="preserve">        </w:t>
+      </w:r>
+      <w:proofErr w:type="spellStart"/>
+      <w:r>
+        <w:rPr>
+          <w:sz w:val="28"/>
+          <w:szCs w:val="28"/>
+        </w:rPr>
+        <w:t>outFile</w:t>
+      </w:r>
+      <w:proofErr w:type="spellEnd"/>
+      <w:r>
+        <w:rPr>
+          <w:sz w:val="28"/>
+          <w:szCs w:val="28"/>
+        </w:rPr>
+        <w:t xml:space="preserve"> &lt;&lt; </w:t>
+      </w:r>
+      <w:proofErr w:type="spellStart"/>
+      <w:r>
+        <w:rPr>
+          <w:sz w:val="28"/>
+          <w:szCs w:val="28"/>
+        </w:rPr>
+        <w:t>tc_id</w:t>
+      </w:r>
+      <w:proofErr w:type="spellEnd"/>
+      <w:r>
+        <w:rPr>
+          <w:sz w:val="28"/>
+          <w:szCs w:val="28"/>
+        </w:rPr>
+        <w:t xml:space="preserve"> &lt;&lt; " -&gt; " &lt;&lt; </w:t>
+      </w:r>
+      <w:proofErr w:type="spellStart"/>
+      <w:r>
+        <w:rPr>
+          <w:sz w:val="28"/>
+          <w:szCs w:val="28"/>
+        </w:rPr>
+        <w:t>action</w:t>
+      </w:r>
+      <w:proofErr w:type="spellEnd"/>
+      <w:r>
+        <w:rPr>
+          <w:sz w:val="28"/>
+          <w:szCs w:val="28"/>
+        </w:rPr>
+        <w:t xml:space="preserve"> &lt;&lt; " -&gt; </w:t>
+      </w:r>
+      <w:proofErr w:type="spellStart"/>
+      <w:r>
+        <w:rPr>
+          <w:sz w:val="28"/>
+          <w:szCs w:val="28"/>
+        </w:rPr>
+        <w:t>Expected</w:t>
+      </w:r>
+      <w:proofErr w:type="spellEnd"/>
+      <w:r>
+        <w:rPr>
+          <w:sz w:val="28"/>
+          <w:szCs w:val="28"/>
+        </w:rPr>
+        <w:t xml:space="preserve">: " &lt;&lt; </w:t>
+      </w:r>
+      <w:proofErr w:type="spellStart"/>
+      <w:r>
+        <w:rPr>
+          <w:sz w:val="28"/>
+          <w:szCs w:val="28"/>
+        </w:rPr>
+        <w:t>expected_str</w:t>
+      </w:r>
+      <w:proofErr w:type="spellEnd"/>
+      <w:r>
+        <w:rPr>
+          <w:sz w:val="28"/>
+          <w:szCs w:val="28"/>
+        </w:rPr>
+        <w:t xml:space="preserve"> &lt;&lt; " -&gt; </w:t>
+      </w:r>
+      <w:proofErr w:type="spellStart"/>
+      <w:r>
+        <w:rPr>
+          <w:sz w:val="28"/>
+          <w:szCs w:val="28"/>
+        </w:rPr>
+        <w:t>Result</w:t>
+      </w:r>
+      <w:proofErr w:type="spellEnd"/>
+      <w:r>
+        <w:rPr>
+          <w:sz w:val="28"/>
+          <w:szCs w:val="28"/>
+        </w:rPr>
+        <w:t xml:space="preserve">: " &lt;&lt; </w:t>
+      </w:r>
+      <w:proofErr w:type="spellStart"/>
+      <w:r>
+        <w:rPr>
+          <w:sz w:val="28"/>
+          <w:szCs w:val="28"/>
+        </w:rPr>
+        <w:t>test_result</w:t>
+      </w:r>
+      <w:proofErr w:type="spellEnd"/>
+      <w:r>
+        <w:rPr>
+          <w:sz w:val="28"/>
+          <w:szCs w:val="28"/>
+        </w:rPr>
+        <w:t xml:space="preserve"> &lt;&lt; </w:t>
+      </w:r>
+      <w:proofErr w:type="spellStart"/>
+      <w:r>
+        <w:rPr>
+          <w:sz w:val="28"/>
+          <w:szCs w:val="28"/>
+        </w:rPr>
+        <w:t>std</w:t>
+      </w:r>
+      <w:proofErr w:type="spellEnd"/>
+      <w:r>
+        <w:rPr>
+          <w:sz w:val="28"/>
+          <w:szCs w:val="28"/>
+        </w:rPr>
+        <w:t>::</w:t>
+      </w:r>
+      <w:proofErr w:type="spellStart"/>
+      <w:r>
+        <w:rPr>
+          <w:sz w:val="28"/>
+          <w:szCs w:val="28"/>
+        </w:rPr>
+        <w:t>endl</w:t>
+      </w:r>
+      <w:proofErr w:type="spellEnd"/>
+      <w:r>
+        <w:rPr>
+          <w:sz w:val="28"/>
+          <w:szCs w:val="28"/>
+        </w:rPr>
+        <w:t>;</w:t>
+      </w:r>
+    </w:p>
+    <w:p>
+      <w:pPr>
+        <w:spacing w:after="160" w:line="259" w:lineRule="auto"/>
+        <w:rPr>
+          <w:sz w:val="28"/>
+          <w:szCs w:val="28"/>
+        </w:rPr>
+      </w:pPr>
+      <w:r>
+        <w:rPr>
+          <w:sz w:val="28"/>
+          <w:szCs w:val="28"/>
+        </w:rPr>
+        <w:t xml:space="preserve">    }</w:t>
+      </w:r>
+    </w:p>
+    <w:p>
+      <w:pPr>
+        <w:spacing w:after="160" w:line="259" w:lineRule="auto"/>
+        <w:rPr>
+          <w:sz w:val="28"/>
+          <w:szCs w:val="28"/>
+        </w:rPr>
+      </w:pPr>
+    </w:p>
+    <w:p>
+      <w:pPr>
+        <w:spacing w:after="160" w:line="259" w:lineRule="auto"/>
+        <w:rPr>
+          <w:sz w:val="28"/>
+          <w:szCs w:val="28"/>
+        </w:rPr>
+      </w:pPr>
+      <w:r>
+        <w:rPr>
+          <w:sz w:val="28"/>
+          <w:szCs w:val="28"/>
+        </w:rPr>
+        <w:lastRenderedPageBreak/>
+        <w:t xml:space="preserve">    </w:t>
+      </w:r>
+      <w:proofErr w:type="spellStart"/>
+      <w:r>
+        <w:rPr>
+          <w:sz w:val="28"/>
+          <w:szCs w:val="28"/>
+        </w:rPr>
+        <w:t>std</w:t>
+      </w:r>
+      <w:proofErr w:type="spellEnd"/>
+      <w:r>
+        <w:rPr>
+          <w:sz w:val="28"/>
+          <w:szCs w:val="28"/>
+        </w:rPr>
+        <w:t>::</w:t>
+      </w:r>
+      <w:proofErr w:type="spellStart"/>
+      <w:r>
+        <w:rPr>
+          <w:sz w:val="28"/>
+          <w:szCs w:val="28"/>
+        </w:rPr>
+        <w:t>cout</w:t>
+      </w:r>
+      <w:proofErr w:type="spellEnd"/>
+      <w:r>
+        <w:rPr>
+          <w:sz w:val="28"/>
+          <w:szCs w:val="28"/>
+        </w:rPr>
+        <w:t xml:space="preserve"> &lt;&lt; "TESTING COMPLETE! </w:t>
+      </w:r>
+      <w:proofErr w:type="spellStart"/>
+      <w:r>
+        <w:rPr>
+          <w:sz w:val="28"/>
+          <w:szCs w:val="28"/>
+        </w:rPr>
+        <w:t>Rezultati</w:t>
+      </w:r>
+      <w:proofErr w:type="spellEnd"/>
+      <w:r>
+        <w:rPr>
+          <w:sz w:val="28"/>
+          <w:szCs w:val="28"/>
+        </w:rPr>
+        <w:t xml:space="preserve"> </w:t>
+      </w:r>
+      <w:proofErr w:type="spellStart"/>
+      <w:r>
+        <w:rPr>
+          <w:sz w:val="28"/>
+          <w:szCs w:val="28"/>
+        </w:rPr>
+        <w:t>zberezheno</w:t>
+      </w:r>
+      <w:proofErr w:type="spellEnd"/>
+      <w:r>
+        <w:rPr>
+          <w:sz w:val="28"/>
+          <w:szCs w:val="28"/>
+        </w:rPr>
+        <w:t xml:space="preserve"> u </w:t>
+      </w:r>
+      <w:proofErr w:type="spellStart"/>
+      <w:r>
+        <w:rPr>
+          <w:sz w:val="28"/>
+          <w:szCs w:val="28"/>
+        </w:rPr>
+        <w:t>fail</w:t>
+      </w:r>
+      <w:proofErr w:type="spellEnd"/>
+      <w:r>
+        <w:rPr>
+          <w:sz w:val="28"/>
+          <w:szCs w:val="28"/>
+        </w:rPr>
+        <w:t xml:space="preserve">." &lt;&lt; </w:t>
+      </w:r>
+      <w:proofErr w:type="spellStart"/>
+      <w:r>
+        <w:rPr>
+          <w:sz w:val="28"/>
+          <w:szCs w:val="28"/>
+        </w:rPr>
+        <w:t>std</w:t>
+      </w:r>
+      <w:proofErr w:type="spellEnd"/>
+      <w:r>
+        <w:rPr>
+          <w:sz w:val="28"/>
+          <w:szCs w:val="28"/>
+        </w:rPr>
+        <w:t>::</w:t>
+      </w:r>
+      <w:proofErr w:type="spellStart"/>
+      <w:r>
+        <w:rPr>
+          <w:sz w:val="28"/>
+          <w:szCs w:val="28"/>
+        </w:rPr>
+        <w:t>endl</w:t>
+      </w:r>
+      <w:proofErr w:type="spellEnd"/>
+      <w:r>
+        <w:rPr>
+          <w:sz w:val="28"/>
+          <w:szCs w:val="28"/>
+        </w:rPr>
+        <w:t>;</w:t>
+      </w:r>
+    </w:p>
+    <w:p>
+      <w:pPr>
+        <w:spacing w:after="160" w:line="259" w:lineRule="auto"/>
+        <w:rPr>
+          <w:sz w:val="28"/>
+          <w:szCs w:val="28"/>
+        </w:rPr>
+      </w:pPr>
+      <w:r>
+        <w:rPr>
+          <w:sz w:val="28"/>
+          <w:szCs w:val="28"/>
+        </w:rPr>
+        <w:t xml:space="preserve">    </w:t>
+      </w:r>
+      <w:proofErr w:type="spellStart"/>
+      <w:r>
+        <w:rPr>
+          <w:sz w:val="28"/>
+          <w:szCs w:val="28"/>
+        </w:rPr>
+        <w:t>std</w:t>
+      </w:r>
+      <w:proofErr w:type="spellEnd"/>
+      <w:r>
+        <w:rPr>
+          <w:sz w:val="28"/>
+          <w:szCs w:val="28"/>
+        </w:rPr>
+        <w:t>::</w:t>
+      </w:r>
+      <w:proofErr w:type="spellStart"/>
+      <w:r>
+        <w:rPr>
+          <w:sz w:val="28"/>
+          <w:szCs w:val="28"/>
+        </w:rPr>
+        <w:t>cout</w:t>
+      </w:r>
+      <w:proofErr w:type="spellEnd"/>
+      <w:r>
+        <w:rPr>
+          <w:sz w:val="28"/>
+          <w:szCs w:val="28"/>
+        </w:rPr>
+        <w:t xml:space="preserve"> &lt;&lt; "</w:t>
+      </w:r>
+      <w:proofErr w:type="spellStart"/>
+      <w:r>
+        <w:rPr>
+          <w:sz w:val="28"/>
+          <w:szCs w:val="28"/>
+        </w:rPr>
+        <w:t>Shlyah</w:t>
+      </w:r>
+      <w:proofErr w:type="spellEnd"/>
+      <w:r>
+        <w:rPr>
+          <w:sz w:val="28"/>
+          <w:szCs w:val="28"/>
+        </w:rPr>
+        <w:t xml:space="preserve"> </w:t>
+      </w:r>
+      <w:proofErr w:type="spellStart"/>
+      <w:r>
+        <w:rPr>
+          <w:sz w:val="28"/>
+          <w:szCs w:val="28"/>
+        </w:rPr>
+        <w:t>do</w:t>
+      </w:r>
+      <w:proofErr w:type="spellEnd"/>
+      <w:r>
+        <w:rPr>
+          <w:sz w:val="28"/>
+          <w:szCs w:val="28"/>
+        </w:rPr>
+        <w:t xml:space="preserve"> </w:t>
+      </w:r>
+      <w:proofErr w:type="spellStart"/>
+      <w:r>
+        <w:rPr>
+          <w:sz w:val="28"/>
+          <w:szCs w:val="28"/>
+        </w:rPr>
+        <w:t>faylu</w:t>
+      </w:r>
+      <w:proofErr w:type="spellEnd"/>
+      <w:r>
+        <w:rPr>
+          <w:sz w:val="28"/>
+          <w:szCs w:val="28"/>
+        </w:rPr>
+        <w:t xml:space="preserve">: " &lt;&lt; </w:t>
+      </w:r>
+      <w:proofErr w:type="spellStart"/>
+      <w:r>
+        <w:rPr>
+          <w:sz w:val="28"/>
+          <w:szCs w:val="28"/>
+        </w:rPr>
+        <w:t>resultsPath</w:t>
+      </w:r>
+      <w:proofErr w:type="spellEnd"/>
+      <w:r>
+        <w:rPr>
+          <w:sz w:val="28"/>
+          <w:szCs w:val="28"/>
+        </w:rPr>
+        <w:t xml:space="preserve"> &lt;&lt; </w:t>
+      </w:r>
+      <w:proofErr w:type="spellStart"/>
+      <w:r>
+        <w:rPr>
+          <w:sz w:val="28"/>
+          <w:szCs w:val="28"/>
+        </w:rPr>
+        <w:t>std</w:t>
+      </w:r>
+      <w:proofErr w:type="spellEnd"/>
+      <w:r>
+        <w:rPr>
+          <w:sz w:val="28"/>
+          <w:szCs w:val="28"/>
+        </w:rPr>
+        <w:t>::</w:t>
+      </w:r>
+      <w:proofErr w:type="spellStart"/>
+      <w:r>
+        <w:rPr>
+          <w:sz w:val="28"/>
+          <w:szCs w:val="28"/>
+        </w:rPr>
+        <w:t>endl</w:t>
+      </w:r>
+      <w:proofErr w:type="spellEnd"/>
+      <w:r>
+        <w:rPr>
+          <w:sz w:val="28"/>
+          <w:szCs w:val="28"/>
+        </w:rPr>
+        <w:t>;</w:t>
+      </w:r>
+    </w:p>
+    <w:p>
+      <w:pPr>
+        <w:spacing w:after="160" w:line="259" w:lineRule="auto"/>
+        <w:rPr>
+          <w:sz w:val="28"/>
+          <w:szCs w:val="28"/>
+        </w:rPr>
+      </w:pPr>
+    </w:p>
+    <w:p>
+      <w:pPr>
+        <w:spacing w:after="160" w:line="259" w:lineRule="auto"/>
+        <w:rPr>
+          <w:sz w:val="28"/>
+          <w:szCs w:val="28"/>
+        </w:rPr>
+      </w:pPr>
+      <w:r>
+        <w:rPr>
+          <w:sz w:val="28"/>
+          <w:szCs w:val="28"/>
+        </w:rPr>
+        <w:t xml:space="preserve">    </w:t>
+      </w:r>
+      <w:proofErr w:type="spellStart"/>
+      <w:r>
+        <w:rPr>
+          <w:sz w:val="28"/>
+          <w:szCs w:val="28"/>
+        </w:rPr>
+        <w:t>inFile.close</w:t>
+      </w:r>
+      <w:proofErr w:type="spellEnd"/>
+      <w:r>
+        <w:rPr>
+          <w:sz w:val="28"/>
+          <w:szCs w:val="28"/>
+        </w:rPr>
+        <w:t>();</w:t>
+      </w:r>
+    </w:p>
+    <w:p>
+      <w:pPr>
+        <w:spacing w:after="160" w:line="259" w:lineRule="auto"/>
+        <w:rPr>
+          <w:sz w:val="28"/>
+          <w:szCs w:val="28"/>
+        </w:rPr>
+      </w:pPr>
+      <w:r>
+        <w:rPr>
+          <w:sz w:val="28"/>
+          <w:szCs w:val="28"/>
+        </w:rPr>
+        <w:t xml:space="preserve">    </w:t>
+      </w:r>
+      <w:proofErr w:type="spellStart"/>
+      <w:r>
+        <w:rPr>
+          <w:sz w:val="28"/>
+          <w:szCs w:val="28"/>
+        </w:rPr>
+        <w:t>outFile.close</w:t>
+      </w:r>
+      <w:proofErr w:type="spellEnd"/>
+      <w:r>
+        <w:rPr>
+          <w:sz w:val="28"/>
+          <w:szCs w:val="28"/>
+        </w:rPr>
+        <w:t>();</w:t>
+      </w:r>
+    </w:p>
+    <w:p>
+      <w:pPr>
+        <w:spacing w:after="160" w:line="259" w:lineRule="auto"/>
+        <w:rPr>
+          <w:sz w:val="28"/>
+          <w:szCs w:val="28"/>
+        </w:rPr>
+      </w:pPr>
+    </w:p>
+    <w:p>
+      <w:pPr>
+        <w:spacing w:after="160" w:line="259" w:lineRule="auto"/>
+        <w:rPr>
+          <w:sz w:val="28"/>
+          <w:szCs w:val="28"/>
+        </w:rPr>
+      </w:pPr>
+      <w:r>
+        <w:rPr>
+          <w:sz w:val="28"/>
+          <w:szCs w:val="28"/>
+        </w:rPr>
+        <w:t xml:space="preserve">    </w:t>
+      </w:r>
+      <w:proofErr w:type="spellStart"/>
+      <w:r>
+        <w:rPr>
+          <w:sz w:val="28"/>
+          <w:szCs w:val="28"/>
+        </w:rPr>
+        <w:t>std</w:t>
+      </w:r>
+      <w:proofErr w:type="spellEnd"/>
+      <w:r>
+        <w:rPr>
+          <w:sz w:val="28"/>
+          <w:szCs w:val="28"/>
+        </w:rPr>
+        <w:t>::</w:t>
+      </w:r>
+      <w:proofErr w:type="spellStart"/>
+      <w:r>
+        <w:rPr>
+          <w:sz w:val="28"/>
+          <w:szCs w:val="28"/>
+        </w:rPr>
+        <w:t>cout</w:t>
+      </w:r>
+      <w:proofErr w:type="spellEnd"/>
+      <w:r>
+        <w:rPr>
+          <w:sz w:val="28"/>
+          <w:szCs w:val="28"/>
+        </w:rPr>
+        <w:t xml:space="preserve"> &lt;&lt; "\</w:t>
+      </w:r>
+      <w:proofErr w:type="spellStart"/>
+      <w:r>
+        <w:rPr>
+          <w:sz w:val="28"/>
+          <w:szCs w:val="28"/>
+        </w:rPr>
+        <w:t>nNatisnit</w:t>
+      </w:r>
+      <w:proofErr w:type="spellEnd"/>
+      <w:r>
+        <w:rPr>
+          <w:sz w:val="28"/>
+          <w:szCs w:val="28"/>
+        </w:rPr>
+        <w:t xml:space="preserve"> ENTER </w:t>
+      </w:r>
+      <w:proofErr w:type="spellStart"/>
+      <w:r>
+        <w:rPr>
+          <w:sz w:val="28"/>
+          <w:szCs w:val="28"/>
+        </w:rPr>
+        <w:t>dlya</w:t>
+      </w:r>
+      <w:proofErr w:type="spellEnd"/>
+      <w:r>
+        <w:rPr>
+          <w:sz w:val="28"/>
+          <w:szCs w:val="28"/>
+        </w:rPr>
+        <w:t xml:space="preserve"> </w:t>
+      </w:r>
+      <w:proofErr w:type="spellStart"/>
+      <w:r>
+        <w:rPr>
+          <w:sz w:val="28"/>
+          <w:szCs w:val="28"/>
+        </w:rPr>
+        <w:t>vihodu</w:t>
+      </w:r>
+      <w:proofErr w:type="spellEnd"/>
+      <w:r>
+        <w:rPr>
+          <w:sz w:val="28"/>
+          <w:szCs w:val="28"/>
+        </w:rPr>
+        <w:t>...";</w:t>
+      </w:r>
+    </w:p>
+    <w:p>
+      <w:pPr>
+        <w:spacing w:after="160" w:line="259" w:lineRule="auto"/>
+        <w:rPr>
+          <w:sz w:val="28"/>
+          <w:szCs w:val="28"/>
+        </w:rPr>
+      </w:pPr>
+      <w:r>
+        <w:rPr>
+          <w:sz w:val="28"/>
+          <w:szCs w:val="28"/>
+        </w:rPr>
+        <w:t xml:space="preserve">    </w:t>
+      </w:r>
+      <w:proofErr w:type="spellStart"/>
+      <w:r>
+        <w:rPr>
+          <w:sz w:val="28"/>
+          <w:szCs w:val="28"/>
+        </w:rPr>
+        <w:t>std</w:t>
+      </w:r>
+      <w:proofErr w:type="spellEnd"/>
+      <w:r>
+        <w:rPr>
+          <w:sz w:val="28"/>
+          <w:szCs w:val="28"/>
+        </w:rPr>
+        <w:t>::</w:t>
+      </w:r>
+      <w:proofErr w:type="spellStart"/>
+      <w:r>
+        <w:rPr>
+          <w:sz w:val="28"/>
+          <w:szCs w:val="28"/>
+        </w:rPr>
+        <w:t>cin.get</w:t>
+      </w:r>
+      <w:proofErr w:type="spellEnd"/>
+      <w:r>
+        <w:rPr>
+          <w:sz w:val="28"/>
+          <w:szCs w:val="28"/>
+        </w:rPr>
+        <w:t>();</w:t>
+      </w:r>
+    </w:p>
+    <w:p>
+      <w:pPr>
+        <w:spacing w:after="160" w:line="259" w:lineRule="auto"/>
+        <w:rPr>
+          <w:sz w:val="28"/>
+          <w:szCs w:val="28"/>
+        </w:rPr>
+      </w:pPr>
+      <w:r>
+        <w:rPr>
+          <w:sz w:val="28"/>
+          <w:szCs w:val="28"/>
+        </w:rPr>
+        <w:t xml:space="preserve">    </w:t>
+      </w:r>
+      <w:proofErr w:type="spellStart"/>
+      <w:r>
+        <w:rPr>
+          <w:sz w:val="28"/>
+          <w:szCs w:val="28"/>
+        </w:rPr>
+        <w:t>return</w:t>
+      </w:r>
+      <w:proofErr w:type="spellEnd"/>
+      <w:r>
+        <w:rPr>
+          <w:sz w:val="28"/>
+          <w:szCs w:val="28"/>
+        </w:rPr>
+        <w:t xml:space="preserve"> 0;</w:t>
+      </w:r>
+    </w:p>
+    <w:p>
+      <w:pPr>
+        <w:spacing w:after="160" w:line="259" w:lineRule="auto"/>
+        <w:rPr>
+          <w:sz w:val="28"/>
+          <w:szCs w:val="28"/>
+        </w:rPr>
+      </w:pPr>
+      <w:r>
+        <w:rPr>
+          <w:sz w:val="28"/>
+          <w:szCs w:val="28"/>
+        </w:rPr>
+        <w:t>}</w:t>
+      </w:r>
+      <w:r>
+        <w:rPr>
+          <w:sz w:val="28"/>
+          <w:szCs w:val="28"/>
+        </w:rPr>
+        <w:br w:type="page"/>
+      </w:r>
+    </w:p>
+    <w:p>
+      <w:pPr>
+        <w:spacing w:line="360" w:lineRule="auto"/>
+        <w:rPr>
+          <w:sz w:val="28"/>
+          <w:szCs w:val="28"/>
+        </w:rPr>
+      </w:pPr>
     </w:p>
     <w:sectPr>
       <w:pgSz w:w="11906" w:h="16838"/>
